--- a/SRS_v1.0.docx
+++ b/SRS_v1.0.docx
@@ -1,6 +1,6 @@
 
 <file path=word/document.xml><?xml version="1.0" encoding="utf-8"?>
-<w:document xmlns:wpc="http://schemas.microsoft.com/office/word/2010/wordprocessingCanvas" xmlns:cx="http://schemas.microsoft.com/office/drawing/2014/chartex" xmlns:cx1="http://schemas.microsoft.com/office/drawing/2015/9/8/chartex" xmlns:cx2="http://schemas.microsoft.com/office/drawing/2015/10/21/chartex" xmlns:cx3="http://schemas.microsoft.com/office/drawing/2016/5/9/chartex" xmlns:cx4="http://schemas.microsoft.com/office/drawing/2016/5/10/chartex" xmlns:cx5="http://schemas.microsoft.com/office/drawing/2016/5/11/chartex" xmlns:cx6="http://schemas.microsoft.com/office/drawing/2016/5/12/chartex" xmlns:cx7="http://schemas.microsoft.com/office/drawing/2016/5/13/chartex" xmlns:cx8="http://schemas.microsoft.com/office/drawing/2016/5/14/chartex" xmlns:mc="http://schemas.openxmlformats.org/markup-compatibility/2006" xmlns:aink="http://schemas.microsoft.com/office/drawing/2016/ink" xmlns:am3d="http://schemas.microsoft.com/office/drawing/2017/model3d" xmlns:o="urn:schemas-microsoft-com:office:office" xmlns:oel="http://schemas.microsoft.com/office/2019/extlst" xmlns:r="http://schemas.openxmlformats.org/officeDocument/2006/relationships" xmlns:m="http://schemas.openxmlformats.org/officeDocument/2006/math" xmlns:v="urn:schemas-microsoft-com:vml" xmlns:wp14="http://schemas.microsoft.com/office/word/2010/wordprocessingDrawing" xmlns:wp="http://schemas.openxmlformats.org/drawingml/2006/wordprocessingDrawing" xmlns:w10="urn:schemas-microsoft-com:office:word" xmlns:w="http://schemas.openxmlformats.org/wordprocessingml/2006/main" xmlns:w14="http://schemas.microsoft.com/office/word/2010/wordml" xmlns:w15="http://schemas.microsoft.com/office/word/2012/wordml" xmlns:w16cex="http://schemas.microsoft.com/office/word/2018/wordml/cex" xmlns:w16cid="http://schemas.microsoft.com/office/word/2016/wordml/cid" xmlns:w16="http://schemas.microsoft.com/office/word/2018/wordml" xmlns:w16du="http://schemas.microsoft.com/office/word/2023/wordml/word16du" xmlns:w16sdtdh="http://schemas.microsoft.com/office/word/2020/wordml/sdtdatahash" xmlns:w16sdtfl="http://schemas.microsoft.com/office/word/2024/wordml/sdtformatlock" xmlns:w16se="http://schemas.microsoft.com/office/word/2015/wordml/symex" xmlns:wpg="http://schemas.microsoft.com/office/word/2010/wordprocessingGroup" xmlns:wpi="http://schemas.microsoft.com/office/word/2010/wordprocessingInk" xmlns:wne="http://schemas.microsoft.com/office/word/2006/wordml" xmlns:wps="http://schemas.microsoft.com/office/word/2010/wordprocessingShape" mc:Ignorable="w14 w15 w16se w16cid w16 w16cex w16sdtdh w16sdtfl w16du wp14">
+<w:document xmlns:wpc="http://schemas.microsoft.com/office/word/2010/wordprocessingCanvas" xmlns:cx="http://schemas.microsoft.com/office/drawing/2014/chartex" xmlns:cx1="http://schemas.microsoft.com/office/drawing/2015/9/8/chartex" xmlns:cx2="http://schemas.microsoft.com/office/drawing/2015/10/21/chartex" xmlns:cx3="http://schemas.microsoft.com/office/drawing/2016/5/9/chartex" xmlns:cx4="http://schemas.microsoft.com/office/drawing/2016/5/10/chartex" xmlns:cx5="http://schemas.microsoft.com/office/drawing/2016/5/11/chartex" xmlns:cx6="http://schemas.microsoft.com/office/drawing/2016/5/12/chartex" xmlns:cx7="http://schemas.microsoft.com/office/drawing/2016/5/13/chartex" xmlns:cx8="http://schemas.microsoft.com/office/drawing/2016/5/14/chartex" xmlns:mc="http://schemas.openxmlformats.org/markup-compatibility/2006" xmlns:aink="http://schemas.microsoft.com/office/drawing/2016/ink" xmlns:am3d="http://schemas.microsoft.com/office/drawing/2017/model3d" xmlns:o="urn:schemas-microsoft-com:office:office" xmlns:oel="http://schemas.microsoft.com/office/2019/extlst" xmlns:r="http://schemas.openxmlformats.org/officeDocument/2006/relationships" xmlns:m="http://schemas.openxmlformats.org/officeDocument/2006/math" xmlns:v="urn:schemas-microsoft-com:vml" xmlns:wp14="http://schemas.microsoft.com/office/word/2010/wordprocessingDrawing" xmlns:wp="http://schemas.openxmlformats.org/drawingml/2006/wordprocessingDrawing" xmlns:w10="urn:schemas-microsoft-com:office:word" xmlns:w="http://schemas.openxmlformats.org/wordprocessingml/2006/main" xmlns:w14="http://schemas.microsoft.com/office/word/2010/wordml" xmlns:w15="http://schemas.microsoft.com/office/word/2012/wordml" xmlns:w16cex="http://schemas.microsoft.com/office/word/2018/wordml/cex" xmlns:w16cid="http://schemas.microsoft.com/office/word/2016/wordml/cid" xmlns:w16="http://schemas.microsoft.com/office/word/2018/wordml" xmlns:w16sdtdh="http://schemas.microsoft.com/office/word/2020/wordml/sdtdatahash" xmlns:w16se="http://schemas.microsoft.com/office/word/2015/wordml/symex" xmlns:wpg="http://schemas.microsoft.com/office/word/2010/wordprocessingGroup" xmlns:wpi="http://schemas.microsoft.com/office/word/2010/wordprocessingInk" xmlns:wne="http://schemas.microsoft.com/office/word/2006/wordml" xmlns:wps="http://schemas.microsoft.com/office/word/2010/wordprocessingShape" mc:Ignorable="w14 w15 w16se w16cid w16 w16cex w16sdtdh wp14">
   <w:body>
     <w:p>
       <w:pPr>
@@ -58,7 +58,7 @@
     </w:p>
     <w:p>
       <w:pPr>
-        <w:spacing w:line="360" w:lineRule="auto"/>
+        <w:spacing w:before="0" w:line="360" w:lineRule="auto"/>
         <w:jc w:val="center"/>
         <w:rPr>
           <w:rFonts w:asciiTheme="majorHAnsi" w:hAnsiTheme="majorHAnsi" w:cstheme="majorHAnsi"/>
@@ -78,7 +78,7 @@
     </w:p>
     <w:p>
       <w:pPr>
-        <w:spacing w:line="360" w:lineRule="auto"/>
+        <w:spacing w:before="0" w:line="360" w:lineRule="auto"/>
         <w:rPr>
           <w:rFonts w:asciiTheme="majorHAnsi" w:hAnsiTheme="majorHAnsi" w:cstheme="majorHAnsi"/>
         </w:rPr>
@@ -86,7 +86,7 @@
     </w:p>
     <w:p>
       <w:pPr>
-        <w:spacing w:line="360" w:lineRule="auto"/>
+        <w:spacing w:before="0" w:line="360" w:lineRule="auto"/>
         <w:rPr>
           <w:rFonts w:asciiTheme="majorHAnsi" w:hAnsiTheme="majorHAnsi" w:cstheme="majorHAnsi"/>
         </w:rPr>
@@ -94,7 +94,7 @@
     </w:p>
     <w:p>
       <w:pPr>
-        <w:spacing w:line="360" w:lineRule="auto"/>
+        <w:spacing w:before="0" w:line="360" w:lineRule="auto"/>
         <w:rPr>
           <w:rFonts w:asciiTheme="majorHAnsi" w:hAnsiTheme="majorHAnsi" w:cstheme="majorHAnsi"/>
         </w:rPr>
@@ -102,7 +102,7 @@
     </w:p>
     <w:p>
       <w:pPr>
-        <w:spacing w:line="360" w:lineRule="auto"/>
+        <w:spacing w:before="0" w:line="360" w:lineRule="auto"/>
         <w:rPr>
           <w:rFonts w:asciiTheme="majorHAnsi" w:hAnsiTheme="majorHAnsi" w:cstheme="majorHAnsi"/>
           <w:sz w:val="32"/>
@@ -132,7 +132,7 @@
     </w:p>
     <w:p>
       <w:pPr>
-        <w:spacing w:line="360" w:lineRule="auto"/>
+        <w:spacing w:before="0" w:line="360" w:lineRule="auto"/>
         <w:jc w:val="center"/>
         <w:rPr>
           <w:rFonts w:asciiTheme="majorHAnsi" w:hAnsiTheme="majorHAnsi" w:cstheme="majorHAnsi"/>
@@ -192,7 +192,7 @@
     </w:p>
     <w:p>
       <w:pPr>
-        <w:spacing w:line="360" w:lineRule="auto"/>
+        <w:spacing w:before="0" w:line="360" w:lineRule="auto"/>
         <w:jc w:val="center"/>
         <w:rPr>
           <w:rFonts w:asciiTheme="majorHAnsi" w:hAnsiTheme="majorHAnsi" w:cstheme="majorHAnsi"/>
@@ -234,7 +234,7 @@
     </w:p>
     <w:p>
       <w:pPr>
-        <w:spacing w:line="360" w:lineRule="auto"/>
+        <w:spacing w:before="0" w:line="360" w:lineRule="auto"/>
         <w:rPr>
           <w:rFonts w:asciiTheme="majorHAnsi" w:hAnsiTheme="majorHAnsi" w:cstheme="majorHAnsi"/>
         </w:rPr>
@@ -242,7 +242,7 @@
     </w:p>
     <w:p>
       <w:pPr>
-        <w:spacing w:line="360" w:lineRule="auto"/>
+        <w:spacing w:before="0" w:line="360" w:lineRule="auto"/>
         <w:rPr>
           <w:rFonts w:asciiTheme="majorHAnsi" w:hAnsiTheme="majorHAnsi" w:cstheme="majorHAnsi"/>
         </w:rPr>
@@ -250,7 +250,7 @@
     </w:p>
     <w:p>
       <w:pPr>
-        <w:spacing w:line="360" w:lineRule="auto"/>
+        <w:spacing w:before="0" w:line="360" w:lineRule="auto"/>
         <w:rPr>
           <w:rFonts w:asciiTheme="majorHAnsi" w:hAnsiTheme="majorHAnsi" w:cstheme="majorHAnsi"/>
         </w:rPr>
@@ -258,7 +258,7 @@
     </w:p>
     <w:p>
       <w:pPr>
-        <w:spacing w:line="360" w:lineRule="auto"/>
+        <w:spacing w:before="0" w:line="360" w:lineRule="auto"/>
         <w:rPr>
           <w:rFonts w:asciiTheme="majorHAnsi" w:hAnsiTheme="majorHAnsi" w:cstheme="majorHAnsi"/>
         </w:rPr>
@@ -266,7 +266,7 @@
     </w:p>
     <w:p>
       <w:pPr>
-        <w:spacing w:line="360" w:lineRule="auto"/>
+        <w:spacing w:before="0" w:line="360" w:lineRule="auto"/>
         <w:rPr>
           <w:rFonts w:asciiTheme="majorHAnsi" w:hAnsiTheme="majorHAnsi" w:cstheme="majorHAnsi"/>
         </w:rPr>
@@ -274,7 +274,7 @@
     </w:p>
     <w:p>
       <w:pPr>
-        <w:spacing w:line="360" w:lineRule="auto"/>
+        <w:spacing w:before="0" w:line="360" w:lineRule="auto"/>
         <w:rPr>
           <w:rFonts w:asciiTheme="majorHAnsi" w:hAnsiTheme="majorHAnsi" w:cstheme="majorHAnsi"/>
         </w:rPr>
@@ -282,7 +282,7 @@
     </w:p>
     <w:p>
       <w:pPr>
-        <w:spacing w:line="360" w:lineRule="auto"/>
+        <w:spacing w:before="0" w:line="360" w:lineRule="auto"/>
         <w:jc w:val="center"/>
         <w:rPr>
           <w:rFonts w:asciiTheme="majorHAnsi" w:hAnsiTheme="majorHAnsi" w:cstheme="majorHAnsi"/>
@@ -341,7 +341,13 @@
     <w:sdt>
       <w:sdtPr>
         <w:rPr>
-          <w:rFonts w:asciiTheme="majorHAnsi" w:hAnsiTheme="majorHAnsi" w:cstheme="majorHAnsi"/>
+          <w:rFonts w:asciiTheme="majorHAnsi" w:eastAsia="SimSun" w:hAnsiTheme="majorHAnsi" w:cstheme="majorHAnsi"/>
+          <w:b w:val="0"/>
+          <w:bCs w:val="0"/>
+          <w:color w:val="auto"/>
+          <w:sz w:val="20"/>
+          <w:szCs w:val="24"/>
+          <w:lang w:val="en-GB" w:eastAsia="en-GB"/>
         </w:rPr>
         <w:id w:val="18906964"/>
         <w:docPartObj>
@@ -351,18 +357,14 @@
       </w:sdtPr>
       <w:sdtEndPr>
         <w:rPr>
-          <w:rFonts w:eastAsia="SimSun"/>
           <w:noProof/>
-          <w:color w:val="auto"/>
-          <w:sz w:val="20"/>
-          <w:szCs w:val="24"/>
-          <w:lang w:val="en-GB" w:eastAsia="en-GB"/>
         </w:rPr>
       </w:sdtEndPr>
       <w:sdtContent>
         <w:p>
           <w:pPr>
             <w:pStyle w:val="TOCHeading"/>
+            <w:spacing w:before="0"/>
             <w:rPr>
               <w:rFonts w:asciiTheme="majorHAnsi" w:hAnsiTheme="majorHAnsi" w:cstheme="majorHAnsi"/>
             </w:rPr>
@@ -382,7 +384,7 @@
               <w:tab w:val="right" w:leader="dot" w:pos="10194"/>
             </w:tabs>
             <w:rPr>
-              <w:rFonts w:asciiTheme="majorHAnsi" w:eastAsiaTheme="minorEastAsia" w:hAnsiTheme="majorHAnsi" w:cstheme="majorHAnsi"/>
+              <w:rFonts w:asciiTheme="minorHAnsi" w:eastAsiaTheme="minorEastAsia" w:hAnsiTheme="minorHAnsi" w:cstheme="minorBidi"/>
               <w:noProof/>
               <w:kern w:val="2"/>
               <w:sz w:val="24"/>
@@ -408,7 +410,7 @@
             </w:rPr>
             <w:fldChar w:fldCharType="separate"/>
           </w:r>
-          <w:hyperlink w:anchor="_Toc230072400" w:history="1">
+          <w:hyperlink w:anchor="_Toc230442654" w:history="1">
             <w:r>
               <w:rPr>
                 <w:rStyle w:val="Hyperlink"/>
@@ -419,7 +421,7 @@
             </w:r>
             <w:r>
               <w:rPr>
-                <w:rFonts w:asciiTheme="majorHAnsi" w:eastAsiaTheme="minorEastAsia" w:hAnsiTheme="majorHAnsi" w:cstheme="majorHAnsi"/>
+                <w:rFonts w:asciiTheme="minorHAnsi" w:eastAsiaTheme="minorEastAsia" w:hAnsiTheme="minorHAnsi" w:cstheme="minorBidi"/>
                 <w:noProof/>
                 <w:kern w:val="2"/>
                 <w:sz w:val="24"/>
@@ -438,7 +440,6 @@
             </w:r>
             <w:r>
               <w:rPr>
-                <w:rFonts w:asciiTheme="majorHAnsi" w:hAnsiTheme="majorHAnsi" w:cstheme="majorHAnsi"/>
                 <w:noProof/>
                 <w:webHidden/>
               </w:rPr>
@@ -446,7 +447,6 @@
             </w:r>
             <w:r>
               <w:rPr>
-                <w:rFonts w:asciiTheme="majorHAnsi" w:hAnsiTheme="majorHAnsi" w:cstheme="majorHAnsi"/>
                 <w:noProof/>
                 <w:webHidden/>
               </w:rPr>
@@ -454,22 +454,19 @@
             </w:r>
             <w:r>
               <w:rPr>
-                <w:rFonts w:asciiTheme="majorHAnsi" w:hAnsiTheme="majorHAnsi" w:cstheme="majorHAnsi"/>
-                <w:noProof/>
-                <w:webHidden/>
-              </w:rPr>
-              <w:instrText xml:space="preserve"> PAGEREF _Toc230072400 \h </w:instrText>
-            </w:r>
-            <w:r>
-              <w:rPr>
-                <w:rFonts w:asciiTheme="majorHAnsi" w:hAnsiTheme="majorHAnsi" w:cstheme="majorHAnsi"/>
-                <w:noProof/>
-                <w:webHidden/>
-              </w:rPr>
-            </w:r>
-            <w:r>
-              <w:rPr>
-                <w:rFonts w:asciiTheme="majorHAnsi" w:hAnsiTheme="majorHAnsi" w:cstheme="majorHAnsi"/>
+                <w:noProof/>
+                <w:webHidden/>
+              </w:rPr>
+              <w:instrText xml:space="preserve"> PAGEREF _Toc230442654 \h </w:instrText>
+            </w:r>
+            <w:r>
+              <w:rPr>
+                <w:noProof/>
+                <w:webHidden/>
+              </w:rPr>
+            </w:r>
+            <w:r>
+              <w:rPr>
                 <w:noProof/>
                 <w:webHidden/>
               </w:rPr>
@@ -477,7 +474,6 @@
             </w:r>
             <w:r>
               <w:rPr>
-                <w:rFonts w:asciiTheme="majorHAnsi" w:hAnsiTheme="majorHAnsi" w:cstheme="majorHAnsi"/>
                 <w:noProof/>
                 <w:webHidden/>
               </w:rPr>
@@ -485,7 +481,6 @@
             </w:r>
             <w:r>
               <w:rPr>
-                <w:rFonts w:asciiTheme="majorHAnsi" w:hAnsiTheme="majorHAnsi" w:cstheme="majorHAnsi"/>
                 <w:noProof/>
                 <w:webHidden/>
               </w:rPr>
@@ -501,7 +496,7 @@
               <w:tab w:val="right" w:leader="dot" w:pos="10194"/>
             </w:tabs>
             <w:rPr>
-              <w:rFonts w:asciiTheme="majorHAnsi" w:eastAsiaTheme="minorEastAsia" w:hAnsiTheme="majorHAnsi" w:cstheme="majorHAnsi"/>
+              <w:rFonts w:asciiTheme="minorHAnsi" w:eastAsiaTheme="minorEastAsia" w:hAnsiTheme="minorHAnsi" w:cstheme="minorBidi"/>
               <w:noProof/>
               <w:kern w:val="2"/>
               <w:sz w:val="24"/>
@@ -509,7 +504,7 @@
               <w14:ligatures w14:val="standardContextual"/>
             </w:rPr>
           </w:pPr>
-          <w:hyperlink w:anchor="_Toc230072401" w:history="1">
+          <w:hyperlink w:anchor="_Toc230442655" w:history="1">
             <w:r>
               <w:rPr>
                 <w:rStyle w:val="Hyperlink"/>
@@ -520,7 +515,7 @@
             </w:r>
             <w:r>
               <w:rPr>
-                <w:rFonts w:asciiTheme="majorHAnsi" w:eastAsiaTheme="minorEastAsia" w:hAnsiTheme="majorHAnsi" w:cstheme="majorHAnsi"/>
+                <w:rFonts w:asciiTheme="minorHAnsi" w:eastAsiaTheme="minorEastAsia" w:hAnsiTheme="minorHAnsi" w:cstheme="minorBidi"/>
                 <w:noProof/>
                 <w:kern w:val="2"/>
                 <w:sz w:val="24"/>
@@ -539,7 +534,6 @@
             </w:r>
             <w:r>
               <w:rPr>
-                <w:rFonts w:asciiTheme="majorHAnsi" w:hAnsiTheme="majorHAnsi" w:cstheme="majorHAnsi"/>
                 <w:noProof/>
                 <w:webHidden/>
               </w:rPr>
@@ -547,7 +541,6 @@
             </w:r>
             <w:r>
               <w:rPr>
-                <w:rFonts w:asciiTheme="majorHAnsi" w:hAnsiTheme="majorHAnsi" w:cstheme="majorHAnsi"/>
                 <w:noProof/>
                 <w:webHidden/>
               </w:rPr>
@@ -555,22 +548,19 @@
             </w:r>
             <w:r>
               <w:rPr>
-                <w:rFonts w:asciiTheme="majorHAnsi" w:hAnsiTheme="majorHAnsi" w:cstheme="majorHAnsi"/>
-                <w:noProof/>
-                <w:webHidden/>
-              </w:rPr>
-              <w:instrText xml:space="preserve"> PAGEREF _Toc230072401 \h </w:instrText>
-            </w:r>
-            <w:r>
-              <w:rPr>
-                <w:rFonts w:asciiTheme="majorHAnsi" w:hAnsiTheme="majorHAnsi" w:cstheme="majorHAnsi"/>
-                <w:noProof/>
-                <w:webHidden/>
-              </w:rPr>
-            </w:r>
-            <w:r>
-              <w:rPr>
-                <w:rFonts w:asciiTheme="majorHAnsi" w:hAnsiTheme="majorHAnsi" w:cstheme="majorHAnsi"/>
+                <w:noProof/>
+                <w:webHidden/>
+              </w:rPr>
+              <w:instrText xml:space="preserve"> PAGEREF _Toc230442655 \h </w:instrText>
+            </w:r>
+            <w:r>
+              <w:rPr>
+                <w:noProof/>
+                <w:webHidden/>
+              </w:rPr>
+            </w:r>
+            <w:r>
+              <w:rPr>
                 <w:noProof/>
                 <w:webHidden/>
               </w:rPr>
@@ -578,7 +568,6 @@
             </w:r>
             <w:r>
               <w:rPr>
-                <w:rFonts w:asciiTheme="majorHAnsi" w:hAnsiTheme="majorHAnsi" w:cstheme="majorHAnsi"/>
                 <w:noProof/>
                 <w:webHidden/>
               </w:rPr>
@@ -586,7 +575,6 @@
             </w:r>
             <w:r>
               <w:rPr>
-                <w:rFonts w:asciiTheme="majorHAnsi" w:hAnsiTheme="majorHAnsi" w:cstheme="majorHAnsi"/>
                 <w:noProof/>
                 <w:webHidden/>
               </w:rPr>
@@ -602,7 +590,7 @@
               <w:tab w:val="right" w:leader="dot" w:pos="10194"/>
             </w:tabs>
             <w:rPr>
-              <w:rFonts w:asciiTheme="majorHAnsi" w:eastAsiaTheme="minorEastAsia" w:hAnsiTheme="majorHAnsi" w:cstheme="majorHAnsi"/>
+              <w:rFonts w:asciiTheme="minorHAnsi" w:eastAsiaTheme="minorEastAsia" w:hAnsiTheme="minorHAnsi" w:cstheme="minorBidi"/>
               <w:noProof/>
               <w:kern w:val="2"/>
               <w:sz w:val="24"/>
@@ -610,7 +598,7 @@
               <w14:ligatures w14:val="standardContextual"/>
             </w:rPr>
           </w:pPr>
-          <w:hyperlink w:anchor="_Toc230072402" w:history="1">
+          <w:hyperlink w:anchor="_Toc230442656" w:history="1">
             <w:r>
               <w:rPr>
                 <w:rStyle w:val="Hyperlink"/>
@@ -622,7 +610,7 @@
             </w:r>
             <w:r>
               <w:rPr>
-                <w:rFonts w:asciiTheme="majorHAnsi" w:eastAsiaTheme="minorEastAsia" w:hAnsiTheme="majorHAnsi" w:cstheme="majorHAnsi"/>
+                <w:rFonts w:asciiTheme="minorHAnsi" w:eastAsiaTheme="minorEastAsia" w:hAnsiTheme="minorHAnsi" w:cstheme="minorBidi"/>
                 <w:noProof/>
                 <w:kern w:val="2"/>
                 <w:sz w:val="24"/>
@@ -641,7 +629,6 @@
             </w:r>
             <w:r>
               <w:rPr>
-                <w:rFonts w:asciiTheme="majorHAnsi" w:hAnsiTheme="majorHAnsi" w:cstheme="majorHAnsi"/>
                 <w:noProof/>
                 <w:webHidden/>
               </w:rPr>
@@ -649,7 +636,6 @@
             </w:r>
             <w:r>
               <w:rPr>
-                <w:rFonts w:asciiTheme="majorHAnsi" w:hAnsiTheme="majorHAnsi" w:cstheme="majorHAnsi"/>
                 <w:noProof/>
                 <w:webHidden/>
               </w:rPr>
@@ -657,22 +643,19 @@
             </w:r>
             <w:r>
               <w:rPr>
-                <w:rFonts w:asciiTheme="majorHAnsi" w:hAnsiTheme="majorHAnsi" w:cstheme="majorHAnsi"/>
-                <w:noProof/>
-                <w:webHidden/>
-              </w:rPr>
-              <w:instrText xml:space="preserve"> PAGEREF _Toc230072402 \h </w:instrText>
-            </w:r>
-            <w:r>
-              <w:rPr>
-                <w:rFonts w:asciiTheme="majorHAnsi" w:hAnsiTheme="majorHAnsi" w:cstheme="majorHAnsi"/>
-                <w:noProof/>
-                <w:webHidden/>
-              </w:rPr>
-            </w:r>
-            <w:r>
-              <w:rPr>
-                <w:rFonts w:asciiTheme="majorHAnsi" w:hAnsiTheme="majorHAnsi" w:cstheme="majorHAnsi"/>
+                <w:noProof/>
+                <w:webHidden/>
+              </w:rPr>
+              <w:instrText xml:space="preserve"> PAGEREF _Toc230442656 \h </w:instrText>
+            </w:r>
+            <w:r>
+              <w:rPr>
+                <w:noProof/>
+                <w:webHidden/>
+              </w:rPr>
+            </w:r>
+            <w:r>
+              <w:rPr>
                 <w:noProof/>
                 <w:webHidden/>
               </w:rPr>
@@ -680,7 +663,6 @@
             </w:r>
             <w:r>
               <w:rPr>
-                <w:rFonts w:asciiTheme="majorHAnsi" w:hAnsiTheme="majorHAnsi" w:cstheme="majorHAnsi"/>
                 <w:noProof/>
                 <w:webHidden/>
               </w:rPr>
@@ -688,7 +670,6 @@
             </w:r>
             <w:r>
               <w:rPr>
-                <w:rFonts w:asciiTheme="majorHAnsi" w:hAnsiTheme="majorHAnsi" w:cstheme="majorHAnsi"/>
                 <w:noProof/>
                 <w:webHidden/>
               </w:rPr>
@@ -704,7 +685,7 @@
               <w:tab w:val="right" w:leader="dot" w:pos="10194"/>
             </w:tabs>
             <w:rPr>
-              <w:rFonts w:asciiTheme="majorHAnsi" w:eastAsiaTheme="minorEastAsia" w:hAnsiTheme="majorHAnsi" w:cstheme="majorHAnsi"/>
+              <w:rFonts w:asciiTheme="minorHAnsi" w:eastAsiaTheme="minorEastAsia" w:hAnsiTheme="minorHAnsi" w:cstheme="minorBidi"/>
               <w:noProof/>
               <w:kern w:val="2"/>
               <w:sz w:val="24"/>
@@ -712,7 +693,7 @@
               <w14:ligatures w14:val="standardContextual"/>
             </w:rPr>
           </w:pPr>
-          <w:hyperlink w:anchor="_Toc230072403" w:history="1">
+          <w:hyperlink w:anchor="_Toc230442657" w:history="1">
             <w:r>
               <w:rPr>
                 <w:rStyle w:val="Hyperlink"/>
@@ -723,7 +704,7 @@
             </w:r>
             <w:r>
               <w:rPr>
-                <w:rFonts w:asciiTheme="majorHAnsi" w:eastAsiaTheme="minorEastAsia" w:hAnsiTheme="majorHAnsi" w:cstheme="majorHAnsi"/>
+                <w:rFonts w:asciiTheme="minorHAnsi" w:eastAsiaTheme="minorEastAsia" w:hAnsiTheme="minorHAnsi" w:cstheme="minorBidi"/>
                 <w:noProof/>
                 <w:kern w:val="2"/>
                 <w:sz w:val="24"/>
@@ -742,7 +723,6 @@
             </w:r>
             <w:r>
               <w:rPr>
-                <w:rFonts w:asciiTheme="majorHAnsi" w:hAnsiTheme="majorHAnsi" w:cstheme="majorHAnsi"/>
                 <w:noProof/>
                 <w:webHidden/>
               </w:rPr>
@@ -750,7 +730,6 @@
             </w:r>
             <w:r>
               <w:rPr>
-                <w:rFonts w:asciiTheme="majorHAnsi" w:hAnsiTheme="majorHAnsi" w:cstheme="majorHAnsi"/>
                 <w:noProof/>
                 <w:webHidden/>
               </w:rPr>
@@ -758,22 +737,19 @@
             </w:r>
             <w:r>
               <w:rPr>
-                <w:rFonts w:asciiTheme="majorHAnsi" w:hAnsiTheme="majorHAnsi" w:cstheme="majorHAnsi"/>
-                <w:noProof/>
-                <w:webHidden/>
-              </w:rPr>
-              <w:instrText xml:space="preserve"> PAGEREF _Toc230072403 \h </w:instrText>
-            </w:r>
-            <w:r>
-              <w:rPr>
-                <w:rFonts w:asciiTheme="majorHAnsi" w:hAnsiTheme="majorHAnsi" w:cstheme="majorHAnsi"/>
-                <w:noProof/>
-                <w:webHidden/>
-              </w:rPr>
-            </w:r>
-            <w:r>
-              <w:rPr>
-                <w:rFonts w:asciiTheme="majorHAnsi" w:hAnsiTheme="majorHAnsi" w:cstheme="majorHAnsi"/>
+                <w:noProof/>
+                <w:webHidden/>
+              </w:rPr>
+              <w:instrText xml:space="preserve"> PAGEREF _Toc230442657 \h </w:instrText>
+            </w:r>
+            <w:r>
+              <w:rPr>
+                <w:noProof/>
+                <w:webHidden/>
+              </w:rPr>
+            </w:r>
+            <w:r>
+              <w:rPr>
                 <w:noProof/>
                 <w:webHidden/>
               </w:rPr>
@@ -781,7 +757,6 @@
             </w:r>
             <w:r>
               <w:rPr>
-                <w:rFonts w:asciiTheme="majorHAnsi" w:hAnsiTheme="majorHAnsi" w:cstheme="majorHAnsi"/>
                 <w:noProof/>
                 <w:webHidden/>
               </w:rPr>
@@ -789,7 +764,6 @@
             </w:r>
             <w:r>
               <w:rPr>
-                <w:rFonts w:asciiTheme="majorHAnsi" w:hAnsiTheme="majorHAnsi" w:cstheme="majorHAnsi"/>
                 <w:noProof/>
                 <w:webHidden/>
               </w:rPr>
@@ -805,7 +779,7 @@
               <w:tab w:val="right" w:leader="dot" w:pos="10194"/>
             </w:tabs>
             <w:rPr>
-              <w:rFonts w:asciiTheme="majorHAnsi" w:eastAsiaTheme="minorEastAsia" w:hAnsiTheme="majorHAnsi" w:cstheme="majorHAnsi"/>
+              <w:rFonts w:asciiTheme="minorHAnsi" w:eastAsiaTheme="minorEastAsia" w:hAnsiTheme="minorHAnsi" w:cstheme="minorBidi"/>
               <w:noProof/>
               <w:kern w:val="2"/>
               <w:sz w:val="24"/>
@@ -813,7 +787,7 @@
               <w14:ligatures w14:val="standardContextual"/>
             </w:rPr>
           </w:pPr>
-          <w:hyperlink w:anchor="_Toc230072404" w:history="1">
+          <w:hyperlink w:anchor="_Toc230442658" w:history="1">
             <w:r>
               <w:rPr>
                 <w:rStyle w:val="Hyperlink"/>
@@ -824,7 +798,7 @@
             </w:r>
             <w:r>
               <w:rPr>
-                <w:rFonts w:asciiTheme="majorHAnsi" w:eastAsiaTheme="minorEastAsia" w:hAnsiTheme="majorHAnsi" w:cstheme="majorHAnsi"/>
+                <w:rFonts w:asciiTheme="minorHAnsi" w:eastAsiaTheme="minorEastAsia" w:hAnsiTheme="minorHAnsi" w:cstheme="minorBidi"/>
                 <w:noProof/>
                 <w:kern w:val="2"/>
                 <w:sz w:val="24"/>
@@ -843,7 +817,6 @@
             </w:r>
             <w:r>
               <w:rPr>
-                <w:rFonts w:asciiTheme="majorHAnsi" w:hAnsiTheme="majorHAnsi" w:cstheme="majorHAnsi"/>
                 <w:noProof/>
                 <w:webHidden/>
               </w:rPr>
@@ -851,7 +824,6 @@
             </w:r>
             <w:r>
               <w:rPr>
-                <w:rFonts w:asciiTheme="majorHAnsi" w:hAnsiTheme="majorHAnsi" w:cstheme="majorHAnsi"/>
                 <w:noProof/>
                 <w:webHidden/>
               </w:rPr>
@@ -859,22 +831,19 @@
             </w:r>
             <w:r>
               <w:rPr>
-                <w:rFonts w:asciiTheme="majorHAnsi" w:hAnsiTheme="majorHAnsi" w:cstheme="majorHAnsi"/>
-                <w:noProof/>
-                <w:webHidden/>
-              </w:rPr>
-              <w:instrText xml:space="preserve"> PAGEREF _Toc230072404 \h </w:instrText>
-            </w:r>
-            <w:r>
-              <w:rPr>
-                <w:rFonts w:asciiTheme="majorHAnsi" w:hAnsiTheme="majorHAnsi" w:cstheme="majorHAnsi"/>
-                <w:noProof/>
-                <w:webHidden/>
-              </w:rPr>
-            </w:r>
-            <w:r>
-              <w:rPr>
-                <w:rFonts w:asciiTheme="majorHAnsi" w:hAnsiTheme="majorHAnsi" w:cstheme="majorHAnsi"/>
+                <w:noProof/>
+                <w:webHidden/>
+              </w:rPr>
+              <w:instrText xml:space="preserve"> PAGEREF _Toc230442658 \h </w:instrText>
+            </w:r>
+            <w:r>
+              <w:rPr>
+                <w:noProof/>
+                <w:webHidden/>
+              </w:rPr>
+            </w:r>
+            <w:r>
+              <w:rPr>
                 <w:noProof/>
                 <w:webHidden/>
               </w:rPr>
@@ -882,7 +851,6 @@
             </w:r>
             <w:r>
               <w:rPr>
-                <w:rFonts w:asciiTheme="majorHAnsi" w:hAnsiTheme="majorHAnsi" w:cstheme="majorHAnsi"/>
                 <w:noProof/>
                 <w:webHidden/>
               </w:rPr>
@@ -890,7 +858,6 @@
             </w:r>
             <w:r>
               <w:rPr>
-                <w:rFonts w:asciiTheme="majorHAnsi" w:hAnsiTheme="majorHAnsi" w:cstheme="majorHAnsi"/>
                 <w:noProof/>
                 <w:webHidden/>
               </w:rPr>
@@ -906,7 +873,7 @@
               <w:tab w:val="right" w:leader="dot" w:pos="10194"/>
             </w:tabs>
             <w:rPr>
-              <w:rFonts w:asciiTheme="majorHAnsi" w:eastAsiaTheme="minorEastAsia" w:hAnsiTheme="majorHAnsi" w:cstheme="majorHAnsi"/>
+              <w:rFonts w:asciiTheme="minorHAnsi" w:eastAsiaTheme="minorEastAsia" w:hAnsiTheme="minorHAnsi" w:cstheme="minorBidi"/>
               <w:noProof/>
               <w:kern w:val="2"/>
               <w:sz w:val="24"/>
@@ -914,7 +881,7 @@
               <w14:ligatures w14:val="standardContextual"/>
             </w:rPr>
           </w:pPr>
-          <w:hyperlink w:anchor="_Toc230072405" w:history="1">
+          <w:hyperlink w:anchor="_Toc230442659" w:history="1">
             <w:r>
               <w:rPr>
                 <w:rStyle w:val="Hyperlink"/>
@@ -925,7 +892,7 @@
             </w:r>
             <w:r>
               <w:rPr>
-                <w:rFonts w:asciiTheme="majorHAnsi" w:eastAsiaTheme="minorEastAsia" w:hAnsiTheme="majorHAnsi" w:cstheme="majorHAnsi"/>
+                <w:rFonts w:asciiTheme="minorHAnsi" w:eastAsiaTheme="minorEastAsia" w:hAnsiTheme="minorHAnsi" w:cstheme="minorBidi"/>
                 <w:noProof/>
                 <w:kern w:val="2"/>
                 <w:sz w:val="24"/>
@@ -944,7 +911,6 @@
             </w:r>
             <w:r>
               <w:rPr>
-                <w:rFonts w:asciiTheme="majorHAnsi" w:hAnsiTheme="majorHAnsi" w:cstheme="majorHAnsi"/>
                 <w:noProof/>
                 <w:webHidden/>
               </w:rPr>
@@ -952,7 +918,6 @@
             </w:r>
             <w:r>
               <w:rPr>
-                <w:rFonts w:asciiTheme="majorHAnsi" w:hAnsiTheme="majorHAnsi" w:cstheme="majorHAnsi"/>
                 <w:noProof/>
                 <w:webHidden/>
               </w:rPr>
@@ -960,22 +925,19 @@
             </w:r>
             <w:r>
               <w:rPr>
-                <w:rFonts w:asciiTheme="majorHAnsi" w:hAnsiTheme="majorHAnsi" w:cstheme="majorHAnsi"/>
-                <w:noProof/>
-                <w:webHidden/>
-              </w:rPr>
-              <w:instrText xml:space="preserve"> PAGEREF _Toc230072405 \h </w:instrText>
-            </w:r>
-            <w:r>
-              <w:rPr>
-                <w:rFonts w:asciiTheme="majorHAnsi" w:hAnsiTheme="majorHAnsi" w:cstheme="majorHAnsi"/>
-                <w:noProof/>
-                <w:webHidden/>
-              </w:rPr>
-            </w:r>
-            <w:r>
-              <w:rPr>
-                <w:rFonts w:asciiTheme="majorHAnsi" w:hAnsiTheme="majorHAnsi" w:cstheme="majorHAnsi"/>
+                <w:noProof/>
+                <w:webHidden/>
+              </w:rPr>
+              <w:instrText xml:space="preserve"> PAGEREF _Toc230442659 \h </w:instrText>
+            </w:r>
+            <w:r>
+              <w:rPr>
+                <w:noProof/>
+                <w:webHidden/>
+              </w:rPr>
+            </w:r>
+            <w:r>
+              <w:rPr>
                 <w:noProof/>
                 <w:webHidden/>
               </w:rPr>
@@ -983,15 +945,13 @@
             </w:r>
             <w:r>
               <w:rPr>
-                <w:rFonts w:asciiTheme="majorHAnsi" w:hAnsiTheme="majorHAnsi" w:cstheme="majorHAnsi"/>
-                <w:noProof/>
-                <w:webHidden/>
-              </w:rPr>
-              <w:t>3</w:t>
-            </w:r>
-            <w:r>
-              <w:rPr>
-                <w:rFonts w:asciiTheme="majorHAnsi" w:hAnsiTheme="majorHAnsi" w:cstheme="majorHAnsi"/>
+                <w:noProof/>
+                <w:webHidden/>
+              </w:rPr>
+              <w:t>4</w:t>
+            </w:r>
+            <w:r>
+              <w:rPr>
                 <w:noProof/>
                 <w:webHidden/>
               </w:rPr>
@@ -1007,7 +967,7 @@
               <w:tab w:val="right" w:leader="dot" w:pos="10194"/>
             </w:tabs>
             <w:rPr>
-              <w:rFonts w:asciiTheme="majorHAnsi" w:eastAsiaTheme="minorEastAsia" w:hAnsiTheme="majorHAnsi" w:cstheme="majorHAnsi"/>
+              <w:rFonts w:asciiTheme="minorHAnsi" w:eastAsiaTheme="minorEastAsia" w:hAnsiTheme="minorHAnsi" w:cstheme="minorBidi"/>
               <w:noProof/>
               <w:kern w:val="2"/>
               <w:sz w:val="24"/>
@@ -1015,7 +975,7 @@
               <w14:ligatures w14:val="standardContextual"/>
             </w:rPr>
           </w:pPr>
-          <w:hyperlink w:anchor="_Toc230072406" w:history="1">
+          <w:hyperlink w:anchor="_Toc230442660" w:history="1">
             <w:r>
               <w:rPr>
                 <w:rStyle w:val="Hyperlink"/>
@@ -1026,7 +986,7 @@
             </w:r>
             <w:r>
               <w:rPr>
-                <w:rFonts w:asciiTheme="majorHAnsi" w:eastAsiaTheme="minorEastAsia" w:hAnsiTheme="majorHAnsi" w:cstheme="majorHAnsi"/>
+                <w:rFonts w:asciiTheme="minorHAnsi" w:eastAsiaTheme="minorEastAsia" w:hAnsiTheme="minorHAnsi" w:cstheme="minorBidi"/>
                 <w:noProof/>
                 <w:kern w:val="2"/>
                 <w:sz w:val="24"/>
@@ -1045,7 +1005,6 @@
             </w:r>
             <w:r>
               <w:rPr>
-                <w:rFonts w:asciiTheme="majorHAnsi" w:hAnsiTheme="majorHAnsi" w:cstheme="majorHAnsi"/>
                 <w:noProof/>
                 <w:webHidden/>
               </w:rPr>
@@ -1053,7 +1012,6 @@
             </w:r>
             <w:r>
               <w:rPr>
-                <w:rFonts w:asciiTheme="majorHAnsi" w:hAnsiTheme="majorHAnsi" w:cstheme="majorHAnsi"/>
                 <w:noProof/>
                 <w:webHidden/>
               </w:rPr>
@@ -1061,22 +1019,19 @@
             </w:r>
             <w:r>
               <w:rPr>
-                <w:rFonts w:asciiTheme="majorHAnsi" w:hAnsiTheme="majorHAnsi" w:cstheme="majorHAnsi"/>
-                <w:noProof/>
-                <w:webHidden/>
-              </w:rPr>
-              <w:instrText xml:space="preserve"> PAGEREF _Toc230072406 \h </w:instrText>
-            </w:r>
-            <w:r>
-              <w:rPr>
-                <w:rFonts w:asciiTheme="majorHAnsi" w:hAnsiTheme="majorHAnsi" w:cstheme="majorHAnsi"/>
-                <w:noProof/>
-                <w:webHidden/>
-              </w:rPr>
-            </w:r>
-            <w:r>
-              <w:rPr>
-                <w:rFonts w:asciiTheme="majorHAnsi" w:hAnsiTheme="majorHAnsi" w:cstheme="majorHAnsi"/>
+                <w:noProof/>
+                <w:webHidden/>
+              </w:rPr>
+              <w:instrText xml:space="preserve"> PAGEREF _Toc230442660 \h </w:instrText>
+            </w:r>
+            <w:r>
+              <w:rPr>
+                <w:noProof/>
+                <w:webHidden/>
+              </w:rPr>
+            </w:r>
+            <w:r>
+              <w:rPr>
                 <w:noProof/>
                 <w:webHidden/>
               </w:rPr>
@@ -1084,15 +1039,13 @@
             </w:r>
             <w:r>
               <w:rPr>
-                <w:rFonts w:asciiTheme="majorHAnsi" w:hAnsiTheme="majorHAnsi" w:cstheme="majorHAnsi"/>
-                <w:noProof/>
-                <w:webHidden/>
-              </w:rPr>
-              <w:t>3</w:t>
-            </w:r>
-            <w:r>
-              <w:rPr>
-                <w:rFonts w:asciiTheme="majorHAnsi" w:hAnsiTheme="majorHAnsi" w:cstheme="majorHAnsi"/>
+                <w:noProof/>
+                <w:webHidden/>
+              </w:rPr>
+              <w:t>6</w:t>
+            </w:r>
+            <w:r>
+              <w:rPr>
                 <w:noProof/>
                 <w:webHidden/>
               </w:rPr>
@@ -1108,7 +1061,7 @@
               <w:tab w:val="right" w:leader="dot" w:pos="10194"/>
             </w:tabs>
             <w:rPr>
-              <w:rFonts w:asciiTheme="majorHAnsi" w:eastAsiaTheme="minorEastAsia" w:hAnsiTheme="majorHAnsi" w:cstheme="majorHAnsi"/>
+              <w:rFonts w:asciiTheme="minorHAnsi" w:eastAsiaTheme="minorEastAsia" w:hAnsiTheme="minorHAnsi" w:cstheme="minorBidi"/>
               <w:noProof/>
               <w:kern w:val="2"/>
               <w:sz w:val="24"/>
@@ -1116,7 +1069,7 @@
               <w14:ligatures w14:val="standardContextual"/>
             </w:rPr>
           </w:pPr>
-          <w:hyperlink w:anchor="_Toc230072407" w:history="1">
+          <w:hyperlink w:anchor="_Toc230442661" w:history="1">
             <w:r>
               <w:rPr>
                 <w:rStyle w:val="Hyperlink"/>
@@ -1127,7 +1080,7 @@
             </w:r>
             <w:r>
               <w:rPr>
-                <w:rFonts w:asciiTheme="majorHAnsi" w:eastAsiaTheme="minorEastAsia" w:hAnsiTheme="majorHAnsi" w:cstheme="majorHAnsi"/>
+                <w:rFonts w:asciiTheme="minorHAnsi" w:eastAsiaTheme="minorEastAsia" w:hAnsiTheme="minorHAnsi" w:cstheme="minorBidi"/>
                 <w:noProof/>
                 <w:kern w:val="2"/>
                 <w:sz w:val="24"/>
@@ -1146,7 +1099,6 @@
             </w:r>
             <w:r>
               <w:rPr>
-                <w:rFonts w:asciiTheme="majorHAnsi" w:hAnsiTheme="majorHAnsi" w:cstheme="majorHAnsi"/>
                 <w:noProof/>
                 <w:webHidden/>
               </w:rPr>
@@ -1154,7 +1106,6 @@
             </w:r>
             <w:r>
               <w:rPr>
-                <w:rFonts w:asciiTheme="majorHAnsi" w:hAnsiTheme="majorHAnsi" w:cstheme="majorHAnsi"/>
                 <w:noProof/>
                 <w:webHidden/>
               </w:rPr>
@@ -1162,22 +1113,19 @@
             </w:r>
             <w:r>
               <w:rPr>
-                <w:rFonts w:asciiTheme="majorHAnsi" w:hAnsiTheme="majorHAnsi" w:cstheme="majorHAnsi"/>
-                <w:noProof/>
-                <w:webHidden/>
-              </w:rPr>
-              <w:instrText xml:space="preserve"> PAGEREF _Toc230072407 \h </w:instrText>
-            </w:r>
-            <w:r>
-              <w:rPr>
-                <w:rFonts w:asciiTheme="majorHAnsi" w:hAnsiTheme="majorHAnsi" w:cstheme="majorHAnsi"/>
-                <w:noProof/>
-                <w:webHidden/>
-              </w:rPr>
-            </w:r>
-            <w:r>
-              <w:rPr>
-                <w:rFonts w:asciiTheme="majorHAnsi" w:hAnsiTheme="majorHAnsi" w:cstheme="majorHAnsi"/>
+                <w:noProof/>
+                <w:webHidden/>
+              </w:rPr>
+              <w:instrText xml:space="preserve"> PAGEREF _Toc230442661 \h </w:instrText>
+            </w:r>
+            <w:r>
+              <w:rPr>
+                <w:noProof/>
+                <w:webHidden/>
+              </w:rPr>
+            </w:r>
+            <w:r>
+              <w:rPr>
                 <w:noProof/>
                 <w:webHidden/>
               </w:rPr>
@@ -1185,15 +1133,13 @@
             </w:r>
             <w:r>
               <w:rPr>
-                <w:rFonts w:asciiTheme="majorHAnsi" w:hAnsiTheme="majorHAnsi" w:cstheme="majorHAnsi"/>
-                <w:noProof/>
-                <w:webHidden/>
-              </w:rPr>
-              <w:t>3</w:t>
-            </w:r>
-            <w:r>
-              <w:rPr>
-                <w:rFonts w:asciiTheme="majorHAnsi" w:hAnsiTheme="majorHAnsi" w:cstheme="majorHAnsi"/>
+                <w:noProof/>
+                <w:webHidden/>
+              </w:rPr>
+              <w:t>6</w:t>
+            </w:r>
+            <w:r>
+              <w:rPr>
                 <w:noProof/>
                 <w:webHidden/>
               </w:rPr>
@@ -1209,7 +1155,7 @@
               <w:tab w:val="right" w:leader="dot" w:pos="10194"/>
             </w:tabs>
             <w:rPr>
-              <w:rFonts w:asciiTheme="majorHAnsi" w:eastAsiaTheme="minorEastAsia" w:hAnsiTheme="majorHAnsi" w:cstheme="majorHAnsi"/>
+              <w:rFonts w:asciiTheme="minorHAnsi" w:eastAsiaTheme="minorEastAsia" w:hAnsiTheme="minorHAnsi" w:cstheme="minorBidi"/>
               <w:noProof/>
               <w:kern w:val="2"/>
               <w:sz w:val="24"/>
@@ -1217,7 +1163,7 @@
               <w14:ligatures w14:val="standardContextual"/>
             </w:rPr>
           </w:pPr>
-          <w:hyperlink w:anchor="_Toc230072408" w:history="1">
+          <w:hyperlink w:anchor="_Toc230442662" w:history="1">
             <w:r>
               <w:rPr>
                 <w:rStyle w:val="Hyperlink"/>
@@ -1228,7 +1174,7 @@
             </w:r>
             <w:r>
               <w:rPr>
-                <w:rFonts w:asciiTheme="majorHAnsi" w:eastAsiaTheme="minorEastAsia" w:hAnsiTheme="majorHAnsi" w:cstheme="majorHAnsi"/>
+                <w:rFonts w:asciiTheme="minorHAnsi" w:eastAsiaTheme="minorEastAsia" w:hAnsiTheme="minorHAnsi" w:cstheme="minorBidi"/>
                 <w:noProof/>
                 <w:kern w:val="2"/>
                 <w:sz w:val="24"/>
@@ -1247,7 +1193,6 @@
             </w:r>
             <w:r>
               <w:rPr>
-                <w:rFonts w:asciiTheme="majorHAnsi" w:hAnsiTheme="majorHAnsi" w:cstheme="majorHAnsi"/>
                 <w:noProof/>
                 <w:webHidden/>
               </w:rPr>
@@ -1255,7 +1200,6 @@
             </w:r>
             <w:r>
               <w:rPr>
-                <w:rFonts w:asciiTheme="majorHAnsi" w:hAnsiTheme="majorHAnsi" w:cstheme="majorHAnsi"/>
                 <w:noProof/>
                 <w:webHidden/>
               </w:rPr>
@@ -1263,22 +1207,19 @@
             </w:r>
             <w:r>
               <w:rPr>
-                <w:rFonts w:asciiTheme="majorHAnsi" w:hAnsiTheme="majorHAnsi" w:cstheme="majorHAnsi"/>
-                <w:noProof/>
-                <w:webHidden/>
-              </w:rPr>
-              <w:instrText xml:space="preserve"> PAGEREF _Toc230072408 \h </w:instrText>
-            </w:r>
-            <w:r>
-              <w:rPr>
-                <w:rFonts w:asciiTheme="majorHAnsi" w:hAnsiTheme="majorHAnsi" w:cstheme="majorHAnsi"/>
-                <w:noProof/>
-                <w:webHidden/>
-              </w:rPr>
-            </w:r>
-            <w:r>
-              <w:rPr>
-                <w:rFonts w:asciiTheme="majorHAnsi" w:hAnsiTheme="majorHAnsi" w:cstheme="majorHAnsi"/>
+                <w:noProof/>
+                <w:webHidden/>
+              </w:rPr>
+              <w:instrText xml:space="preserve"> PAGEREF _Toc230442662 \h </w:instrText>
+            </w:r>
+            <w:r>
+              <w:rPr>
+                <w:noProof/>
+                <w:webHidden/>
+              </w:rPr>
+            </w:r>
+            <w:r>
+              <w:rPr>
                 <w:noProof/>
                 <w:webHidden/>
               </w:rPr>
@@ -1286,15 +1227,13 @@
             </w:r>
             <w:r>
               <w:rPr>
-                <w:rFonts w:asciiTheme="majorHAnsi" w:hAnsiTheme="majorHAnsi" w:cstheme="majorHAnsi"/>
-                <w:noProof/>
-                <w:webHidden/>
-              </w:rPr>
-              <w:t>3</w:t>
-            </w:r>
-            <w:r>
-              <w:rPr>
-                <w:rFonts w:asciiTheme="majorHAnsi" w:hAnsiTheme="majorHAnsi" w:cstheme="majorHAnsi"/>
+                <w:noProof/>
+                <w:webHidden/>
+              </w:rPr>
+              <w:t>7</w:t>
+            </w:r>
+            <w:r>
+              <w:rPr>
                 <w:noProof/>
                 <w:webHidden/>
               </w:rPr>
@@ -1310,7 +1249,7 @@
               <w:tab w:val="right" w:leader="dot" w:pos="10194"/>
             </w:tabs>
             <w:rPr>
-              <w:rFonts w:asciiTheme="majorHAnsi" w:eastAsiaTheme="minorEastAsia" w:hAnsiTheme="majorHAnsi" w:cstheme="majorHAnsi"/>
+              <w:rFonts w:asciiTheme="minorHAnsi" w:eastAsiaTheme="minorEastAsia" w:hAnsiTheme="minorHAnsi" w:cstheme="minorBidi"/>
               <w:noProof/>
               <w:kern w:val="2"/>
               <w:sz w:val="24"/>
@@ -1318,7 +1257,7 @@
               <w14:ligatures w14:val="standardContextual"/>
             </w:rPr>
           </w:pPr>
-          <w:hyperlink w:anchor="_Toc230072409" w:history="1">
+          <w:hyperlink w:anchor="_Toc230442663" w:history="1">
             <w:r>
               <w:rPr>
                 <w:rStyle w:val="Hyperlink"/>
@@ -1329,7 +1268,7 @@
             </w:r>
             <w:r>
               <w:rPr>
-                <w:rFonts w:asciiTheme="majorHAnsi" w:eastAsiaTheme="minorEastAsia" w:hAnsiTheme="majorHAnsi" w:cstheme="majorHAnsi"/>
+                <w:rFonts w:asciiTheme="minorHAnsi" w:eastAsiaTheme="minorEastAsia" w:hAnsiTheme="minorHAnsi" w:cstheme="minorBidi"/>
                 <w:noProof/>
                 <w:kern w:val="2"/>
                 <w:sz w:val="24"/>
@@ -1348,7 +1287,6 @@
             </w:r>
             <w:r>
               <w:rPr>
-                <w:rFonts w:asciiTheme="majorHAnsi" w:hAnsiTheme="majorHAnsi" w:cstheme="majorHAnsi"/>
                 <w:noProof/>
                 <w:webHidden/>
               </w:rPr>
@@ -1356,7 +1294,6 @@
             </w:r>
             <w:r>
               <w:rPr>
-                <w:rFonts w:asciiTheme="majorHAnsi" w:hAnsiTheme="majorHAnsi" w:cstheme="majorHAnsi"/>
                 <w:noProof/>
                 <w:webHidden/>
               </w:rPr>
@@ -1364,22 +1301,19 @@
             </w:r>
             <w:r>
               <w:rPr>
-                <w:rFonts w:asciiTheme="majorHAnsi" w:hAnsiTheme="majorHAnsi" w:cstheme="majorHAnsi"/>
-                <w:noProof/>
-                <w:webHidden/>
-              </w:rPr>
-              <w:instrText xml:space="preserve"> PAGEREF _Toc230072409 \h </w:instrText>
-            </w:r>
-            <w:r>
-              <w:rPr>
-                <w:rFonts w:asciiTheme="majorHAnsi" w:hAnsiTheme="majorHAnsi" w:cstheme="majorHAnsi"/>
-                <w:noProof/>
-                <w:webHidden/>
-              </w:rPr>
-            </w:r>
-            <w:r>
-              <w:rPr>
-                <w:rFonts w:asciiTheme="majorHAnsi" w:hAnsiTheme="majorHAnsi" w:cstheme="majorHAnsi"/>
+                <w:noProof/>
+                <w:webHidden/>
+              </w:rPr>
+              <w:instrText xml:space="preserve"> PAGEREF _Toc230442663 \h </w:instrText>
+            </w:r>
+            <w:r>
+              <w:rPr>
+                <w:noProof/>
+                <w:webHidden/>
+              </w:rPr>
+            </w:r>
+            <w:r>
+              <w:rPr>
                 <w:noProof/>
                 <w:webHidden/>
               </w:rPr>
@@ -1387,15 +1321,13 @@
             </w:r>
             <w:r>
               <w:rPr>
-                <w:rFonts w:asciiTheme="majorHAnsi" w:hAnsiTheme="majorHAnsi" w:cstheme="majorHAnsi"/>
-                <w:noProof/>
-                <w:webHidden/>
-              </w:rPr>
-              <w:t>4</w:t>
-            </w:r>
-            <w:r>
-              <w:rPr>
-                <w:rFonts w:asciiTheme="majorHAnsi" w:hAnsiTheme="majorHAnsi" w:cstheme="majorHAnsi"/>
+                <w:noProof/>
+                <w:webHidden/>
+              </w:rPr>
+              <w:t>10</w:t>
+            </w:r>
+            <w:r>
+              <w:rPr>
                 <w:noProof/>
                 <w:webHidden/>
               </w:rPr>
@@ -1411,7 +1343,7 @@
               <w:tab w:val="right" w:leader="dot" w:pos="10194"/>
             </w:tabs>
             <w:rPr>
-              <w:rFonts w:asciiTheme="majorHAnsi" w:eastAsiaTheme="minorEastAsia" w:hAnsiTheme="majorHAnsi" w:cstheme="majorHAnsi"/>
+              <w:rFonts w:asciiTheme="minorHAnsi" w:eastAsiaTheme="minorEastAsia" w:hAnsiTheme="minorHAnsi" w:cstheme="minorBidi"/>
               <w:noProof/>
               <w:kern w:val="2"/>
               <w:sz w:val="24"/>
@@ -1419,7 +1351,7 @@
               <w14:ligatures w14:val="standardContextual"/>
             </w:rPr>
           </w:pPr>
-          <w:hyperlink w:anchor="_Toc230072410" w:history="1">
+          <w:hyperlink w:anchor="_Toc230442664" w:history="1">
             <w:r>
               <w:rPr>
                 <w:rStyle w:val="Hyperlink"/>
@@ -1430,7 +1362,7 @@
             </w:r>
             <w:r>
               <w:rPr>
-                <w:rFonts w:asciiTheme="majorHAnsi" w:eastAsiaTheme="minorEastAsia" w:hAnsiTheme="majorHAnsi" w:cstheme="majorHAnsi"/>
+                <w:rFonts w:asciiTheme="minorHAnsi" w:eastAsiaTheme="minorEastAsia" w:hAnsiTheme="minorHAnsi" w:cstheme="minorBidi"/>
                 <w:noProof/>
                 <w:kern w:val="2"/>
                 <w:sz w:val="24"/>
@@ -1449,7 +1381,6 @@
             </w:r>
             <w:r>
               <w:rPr>
-                <w:rFonts w:asciiTheme="majorHAnsi" w:hAnsiTheme="majorHAnsi" w:cstheme="majorHAnsi"/>
                 <w:noProof/>
                 <w:webHidden/>
               </w:rPr>
@@ -1457,7 +1388,6 @@
             </w:r>
             <w:r>
               <w:rPr>
-                <w:rFonts w:asciiTheme="majorHAnsi" w:hAnsiTheme="majorHAnsi" w:cstheme="majorHAnsi"/>
                 <w:noProof/>
                 <w:webHidden/>
               </w:rPr>
@@ -1465,22 +1395,19 @@
             </w:r>
             <w:r>
               <w:rPr>
-                <w:rFonts w:asciiTheme="majorHAnsi" w:hAnsiTheme="majorHAnsi" w:cstheme="majorHAnsi"/>
-                <w:noProof/>
-                <w:webHidden/>
-              </w:rPr>
-              <w:instrText xml:space="preserve"> PAGEREF _Toc230072410 \h </w:instrText>
-            </w:r>
-            <w:r>
-              <w:rPr>
-                <w:rFonts w:asciiTheme="majorHAnsi" w:hAnsiTheme="majorHAnsi" w:cstheme="majorHAnsi"/>
-                <w:noProof/>
-                <w:webHidden/>
-              </w:rPr>
-            </w:r>
-            <w:r>
-              <w:rPr>
-                <w:rFonts w:asciiTheme="majorHAnsi" w:hAnsiTheme="majorHAnsi" w:cstheme="majorHAnsi"/>
+                <w:noProof/>
+                <w:webHidden/>
+              </w:rPr>
+              <w:instrText xml:space="preserve"> PAGEREF _Toc230442664 \h </w:instrText>
+            </w:r>
+            <w:r>
+              <w:rPr>
+                <w:noProof/>
+                <w:webHidden/>
+              </w:rPr>
+            </w:r>
+            <w:r>
+              <w:rPr>
                 <w:noProof/>
                 <w:webHidden/>
               </w:rPr>
@@ -1488,15 +1415,13 @@
             </w:r>
             <w:r>
               <w:rPr>
-                <w:rFonts w:asciiTheme="majorHAnsi" w:hAnsiTheme="majorHAnsi" w:cstheme="majorHAnsi"/>
-                <w:noProof/>
-                <w:webHidden/>
-              </w:rPr>
-              <w:t>4</w:t>
-            </w:r>
-            <w:r>
-              <w:rPr>
-                <w:rFonts w:asciiTheme="majorHAnsi" w:hAnsiTheme="majorHAnsi" w:cstheme="majorHAnsi"/>
+                <w:noProof/>
+                <w:webHidden/>
+              </w:rPr>
+              <w:t>10</w:t>
+            </w:r>
+            <w:r>
+              <w:rPr>
                 <w:noProof/>
                 <w:webHidden/>
               </w:rPr>
@@ -1512,7 +1437,7 @@
               <w:tab w:val="right" w:leader="dot" w:pos="10194"/>
             </w:tabs>
             <w:rPr>
-              <w:rFonts w:asciiTheme="majorHAnsi" w:eastAsiaTheme="minorEastAsia" w:hAnsiTheme="majorHAnsi" w:cstheme="majorHAnsi"/>
+              <w:rFonts w:asciiTheme="minorHAnsi" w:eastAsiaTheme="minorEastAsia" w:hAnsiTheme="minorHAnsi" w:cstheme="minorBidi"/>
               <w:noProof/>
               <w:kern w:val="2"/>
               <w:sz w:val="24"/>
@@ -1520,7 +1445,7 @@
               <w14:ligatures w14:val="standardContextual"/>
             </w:rPr>
           </w:pPr>
-          <w:hyperlink w:anchor="_Toc230072411" w:history="1">
+          <w:hyperlink w:anchor="_Toc230442665" w:history="1">
             <w:r>
               <w:rPr>
                 <w:rStyle w:val="Hyperlink"/>
@@ -1531,7 +1456,7 @@
             </w:r>
             <w:r>
               <w:rPr>
-                <w:rFonts w:asciiTheme="majorHAnsi" w:eastAsiaTheme="minorEastAsia" w:hAnsiTheme="majorHAnsi" w:cstheme="majorHAnsi"/>
+                <w:rFonts w:asciiTheme="minorHAnsi" w:eastAsiaTheme="minorEastAsia" w:hAnsiTheme="minorHAnsi" w:cstheme="minorBidi"/>
                 <w:noProof/>
                 <w:kern w:val="2"/>
                 <w:sz w:val="24"/>
@@ -1550,7 +1475,6 @@
             </w:r>
             <w:r>
               <w:rPr>
-                <w:rFonts w:asciiTheme="majorHAnsi" w:hAnsiTheme="majorHAnsi" w:cstheme="majorHAnsi"/>
                 <w:noProof/>
                 <w:webHidden/>
               </w:rPr>
@@ -1558,7 +1482,6 @@
             </w:r>
             <w:r>
               <w:rPr>
-                <w:rFonts w:asciiTheme="majorHAnsi" w:hAnsiTheme="majorHAnsi" w:cstheme="majorHAnsi"/>
                 <w:noProof/>
                 <w:webHidden/>
               </w:rPr>
@@ -1566,22 +1489,19 @@
             </w:r>
             <w:r>
               <w:rPr>
-                <w:rFonts w:asciiTheme="majorHAnsi" w:hAnsiTheme="majorHAnsi" w:cstheme="majorHAnsi"/>
-                <w:noProof/>
-                <w:webHidden/>
-              </w:rPr>
-              <w:instrText xml:space="preserve"> PAGEREF _Toc230072411 \h </w:instrText>
-            </w:r>
-            <w:r>
-              <w:rPr>
-                <w:rFonts w:asciiTheme="majorHAnsi" w:hAnsiTheme="majorHAnsi" w:cstheme="majorHAnsi"/>
-                <w:noProof/>
-                <w:webHidden/>
-              </w:rPr>
-            </w:r>
-            <w:r>
-              <w:rPr>
-                <w:rFonts w:asciiTheme="majorHAnsi" w:hAnsiTheme="majorHAnsi" w:cstheme="majorHAnsi"/>
+                <w:noProof/>
+                <w:webHidden/>
+              </w:rPr>
+              <w:instrText xml:space="preserve"> PAGEREF _Toc230442665 \h </w:instrText>
+            </w:r>
+            <w:r>
+              <w:rPr>
+                <w:noProof/>
+                <w:webHidden/>
+              </w:rPr>
+            </w:r>
+            <w:r>
+              <w:rPr>
                 <w:noProof/>
                 <w:webHidden/>
               </w:rPr>
@@ -1589,15 +1509,13 @@
             </w:r>
             <w:r>
               <w:rPr>
-                <w:rFonts w:asciiTheme="majorHAnsi" w:hAnsiTheme="majorHAnsi" w:cstheme="majorHAnsi"/>
-                <w:noProof/>
-                <w:webHidden/>
-              </w:rPr>
-              <w:t>4</w:t>
-            </w:r>
-            <w:r>
-              <w:rPr>
-                <w:rFonts w:asciiTheme="majorHAnsi" w:hAnsiTheme="majorHAnsi" w:cstheme="majorHAnsi"/>
+                <w:noProof/>
+                <w:webHidden/>
+              </w:rPr>
+              <w:t>11</w:t>
+            </w:r>
+            <w:r>
+              <w:rPr>
                 <w:noProof/>
                 <w:webHidden/>
               </w:rPr>
@@ -1613,7 +1531,7 @@
               <w:tab w:val="right" w:leader="dot" w:pos="10194"/>
             </w:tabs>
             <w:rPr>
-              <w:rFonts w:asciiTheme="majorHAnsi" w:eastAsiaTheme="minorEastAsia" w:hAnsiTheme="majorHAnsi" w:cstheme="majorHAnsi"/>
+              <w:rFonts w:asciiTheme="minorHAnsi" w:eastAsiaTheme="minorEastAsia" w:hAnsiTheme="minorHAnsi" w:cstheme="minorBidi"/>
               <w:noProof/>
               <w:kern w:val="2"/>
               <w:sz w:val="24"/>
@@ -1621,7 +1539,7 @@
               <w14:ligatures w14:val="standardContextual"/>
             </w:rPr>
           </w:pPr>
-          <w:hyperlink w:anchor="_Toc230072412" w:history="1">
+          <w:hyperlink w:anchor="_Toc230442666" w:history="1">
             <w:r>
               <w:rPr>
                 <w:rStyle w:val="Hyperlink"/>
@@ -1632,7 +1550,7 @@
             </w:r>
             <w:r>
               <w:rPr>
-                <w:rFonts w:asciiTheme="majorHAnsi" w:eastAsiaTheme="minorEastAsia" w:hAnsiTheme="majorHAnsi" w:cstheme="majorHAnsi"/>
+                <w:rFonts w:asciiTheme="minorHAnsi" w:eastAsiaTheme="minorEastAsia" w:hAnsiTheme="minorHAnsi" w:cstheme="minorBidi"/>
                 <w:noProof/>
                 <w:kern w:val="2"/>
                 <w:sz w:val="24"/>
@@ -1651,7 +1569,6 @@
             </w:r>
             <w:r>
               <w:rPr>
-                <w:rFonts w:asciiTheme="majorHAnsi" w:hAnsiTheme="majorHAnsi" w:cstheme="majorHAnsi"/>
                 <w:noProof/>
                 <w:webHidden/>
               </w:rPr>
@@ -1659,7 +1576,6 @@
             </w:r>
             <w:r>
               <w:rPr>
-                <w:rFonts w:asciiTheme="majorHAnsi" w:hAnsiTheme="majorHAnsi" w:cstheme="majorHAnsi"/>
                 <w:noProof/>
                 <w:webHidden/>
               </w:rPr>
@@ -1667,22 +1583,19 @@
             </w:r>
             <w:r>
               <w:rPr>
-                <w:rFonts w:asciiTheme="majorHAnsi" w:hAnsiTheme="majorHAnsi" w:cstheme="majorHAnsi"/>
-                <w:noProof/>
-                <w:webHidden/>
-              </w:rPr>
-              <w:instrText xml:space="preserve"> PAGEREF _Toc230072412 \h </w:instrText>
-            </w:r>
-            <w:r>
-              <w:rPr>
-                <w:rFonts w:asciiTheme="majorHAnsi" w:hAnsiTheme="majorHAnsi" w:cstheme="majorHAnsi"/>
-                <w:noProof/>
-                <w:webHidden/>
-              </w:rPr>
-            </w:r>
-            <w:r>
-              <w:rPr>
-                <w:rFonts w:asciiTheme="majorHAnsi" w:hAnsiTheme="majorHAnsi" w:cstheme="majorHAnsi"/>
+                <w:noProof/>
+                <w:webHidden/>
+              </w:rPr>
+              <w:instrText xml:space="preserve"> PAGEREF _Toc230442666 \h </w:instrText>
+            </w:r>
+            <w:r>
+              <w:rPr>
+                <w:noProof/>
+                <w:webHidden/>
+              </w:rPr>
+            </w:r>
+            <w:r>
+              <w:rPr>
                 <w:noProof/>
                 <w:webHidden/>
               </w:rPr>
@@ -1690,15 +1603,13 @@
             </w:r>
             <w:r>
               <w:rPr>
-                <w:rFonts w:asciiTheme="majorHAnsi" w:hAnsiTheme="majorHAnsi" w:cstheme="majorHAnsi"/>
-                <w:noProof/>
-                <w:webHidden/>
-              </w:rPr>
-              <w:t>4</w:t>
-            </w:r>
-            <w:r>
-              <w:rPr>
-                <w:rFonts w:asciiTheme="majorHAnsi" w:hAnsiTheme="majorHAnsi" w:cstheme="majorHAnsi"/>
+                <w:noProof/>
+                <w:webHidden/>
+              </w:rPr>
+              <w:t>11</w:t>
+            </w:r>
+            <w:r>
+              <w:rPr>
                 <w:noProof/>
                 <w:webHidden/>
               </w:rPr>
@@ -1714,7 +1625,7 @@
               <w:tab w:val="right" w:leader="dot" w:pos="10194"/>
             </w:tabs>
             <w:rPr>
-              <w:rFonts w:asciiTheme="majorHAnsi" w:eastAsiaTheme="minorEastAsia" w:hAnsiTheme="majorHAnsi" w:cstheme="majorHAnsi"/>
+              <w:rFonts w:asciiTheme="minorHAnsi" w:eastAsiaTheme="minorEastAsia" w:hAnsiTheme="minorHAnsi" w:cstheme="minorBidi"/>
               <w:noProof/>
               <w:kern w:val="2"/>
               <w:sz w:val="24"/>
@@ -1722,7 +1633,7 @@
               <w14:ligatures w14:val="standardContextual"/>
             </w:rPr>
           </w:pPr>
-          <w:hyperlink w:anchor="_Toc230072413" w:history="1">
+          <w:hyperlink w:anchor="_Toc230442667" w:history="1">
             <w:r>
               <w:rPr>
                 <w:rStyle w:val="Hyperlink"/>
@@ -1733,7 +1644,7 @@
             </w:r>
             <w:r>
               <w:rPr>
-                <w:rFonts w:asciiTheme="majorHAnsi" w:eastAsiaTheme="minorEastAsia" w:hAnsiTheme="majorHAnsi" w:cstheme="majorHAnsi"/>
+                <w:rFonts w:asciiTheme="minorHAnsi" w:eastAsiaTheme="minorEastAsia" w:hAnsiTheme="minorHAnsi" w:cstheme="minorBidi"/>
                 <w:noProof/>
                 <w:kern w:val="2"/>
                 <w:sz w:val="24"/>
@@ -1752,7 +1663,6 @@
             </w:r>
             <w:r>
               <w:rPr>
-                <w:rFonts w:asciiTheme="majorHAnsi" w:hAnsiTheme="majorHAnsi" w:cstheme="majorHAnsi"/>
                 <w:noProof/>
                 <w:webHidden/>
               </w:rPr>
@@ -1760,7 +1670,6 @@
             </w:r>
             <w:r>
               <w:rPr>
-                <w:rFonts w:asciiTheme="majorHAnsi" w:hAnsiTheme="majorHAnsi" w:cstheme="majorHAnsi"/>
                 <w:noProof/>
                 <w:webHidden/>
               </w:rPr>
@@ -1768,22 +1677,19 @@
             </w:r>
             <w:r>
               <w:rPr>
-                <w:rFonts w:asciiTheme="majorHAnsi" w:hAnsiTheme="majorHAnsi" w:cstheme="majorHAnsi"/>
-                <w:noProof/>
-                <w:webHidden/>
-              </w:rPr>
-              <w:instrText xml:space="preserve"> PAGEREF _Toc230072413 \h </w:instrText>
-            </w:r>
-            <w:r>
-              <w:rPr>
-                <w:rFonts w:asciiTheme="majorHAnsi" w:hAnsiTheme="majorHAnsi" w:cstheme="majorHAnsi"/>
-                <w:noProof/>
-                <w:webHidden/>
-              </w:rPr>
-            </w:r>
-            <w:r>
-              <w:rPr>
-                <w:rFonts w:asciiTheme="majorHAnsi" w:hAnsiTheme="majorHAnsi" w:cstheme="majorHAnsi"/>
+                <w:noProof/>
+                <w:webHidden/>
+              </w:rPr>
+              <w:instrText xml:space="preserve"> PAGEREF _Toc230442667 \h </w:instrText>
+            </w:r>
+            <w:r>
+              <w:rPr>
+                <w:noProof/>
+                <w:webHidden/>
+              </w:rPr>
+            </w:r>
+            <w:r>
+              <w:rPr>
                 <w:noProof/>
                 <w:webHidden/>
               </w:rPr>
@@ -1791,15 +1697,13 @@
             </w:r>
             <w:r>
               <w:rPr>
-                <w:rFonts w:asciiTheme="majorHAnsi" w:hAnsiTheme="majorHAnsi" w:cstheme="majorHAnsi"/>
-                <w:noProof/>
-                <w:webHidden/>
-              </w:rPr>
-              <w:t>5</w:t>
-            </w:r>
-            <w:r>
-              <w:rPr>
-                <w:rFonts w:asciiTheme="majorHAnsi" w:hAnsiTheme="majorHAnsi" w:cstheme="majorHAnsi"/>
+                <w:noProof/>
+                <w:webHidden/>
+              </w:rPr>
+              <w:t>11</w:t>
+            </w:r>
+            <w:r>
+              <w:rPr>
                 <w:noProof/>
                 <w:webHidden/>
               </w:rPr>
@@ -1815,7 +1719,7 @@
               <w:tab w:val="right" w:leader="dot" w:pos="10194"/>
             </w:tabs>
             <w:rPr>
-              <w:rFonts w:asciiTheme="majorHAnsi" w:eastAsiaTheme="minorEastAsia" w:hAnsiTheme="majorHAnsi" w:cstheme="majorHAnsi"/>
+              <w:rFonts w:asciiTheme="minorHAnsi" w:eastAsiaTheme="minorEastAsia" w:hAnsiTheme="minorHAnsi" w:cstheme="minorBidi"/>
               <w:noProof/>
               <w:kern w:val="2"/>
               <w:sz w:val="24"/>
@@ -1823,7 +1727,7 @@
               <w14:ligatures w14:val="standardContextual"/>
             </w:rPr>
           </w:pPr>
-          <w:hyperlink w:anchor="_Toc230072414" w:history="1">
+          <w:hyperlink w:anchor="_Toc230442668" w:history="1">
             <w:r>
               <w:rPr>
                 <w:rStyle w:val="Hyperlink"/>
@@ -1834,7 +1738,7 @@
             </w:r>
             <w:r>
               <w:rPr>
-                <w:rFonts w:asciiTheme="majorHAnsi" w:eastAsiaTheme="minorEastAsia" w:hAnsiTheme="majorHAnsi" w:cstheme="majorHAnsi"/>
+                <w:rFonts w:asciiTheme="minorHAnsi" w:eastAsiaTheme="minorEastAsia" w:hAnsiTheme="minorHAnsi" w:cstheme="minorBidi"/>
                 <w:noProof/>
                 <w:kern w:val="2"/>
                 <w:sz w:val="24"/>
@@ -1853,7 +1757,6 @@
             </w:r>
             <w:r>
               <w:rPr>
-                <w:rFonts w:asciiTheme="majorHAnsi" w:hAnsiTheme="majorHAnsi" w:cstheme="majorHAnsi"/>
                 <w:noProof/>
                 <w:webHidden/>
               </w:rPr>
@@ -1861,7 +1764,6 @@
             </w:r>
             <w:r>
               <w:rPr>
-                <w:rFonts w:asciiTheme="majorHAnsi" w:hAnsiTheme="majorHAnsi" w:cstheme="majorHAnsi"/>
                 <w:noProof/>
                 <w:webHidden/>
               </w:rPr>
@@ -1869,22 +1771,19 @@
             </w:r>
             <w:r>
               <w:rPr>
-                <w:rFonts w:asciiTheme="majorHAnsi" w:hAnsiTheme="majorHAnsi" w:cstheme="majorHAnsi"/>
-                <w:noProof/>
-                <w:webHidden/>
-              </w:rPr>
-              <w:instrText xml:space="preserve"> PAGEREF _Toc230072414 \h </w:instrText>
-            </w:r>
-            <w:r>
-              <w:rPr>
-                <w:rFonts w:asciiTheme="majorHAnsi" w:hAnsiTheme="majorHAnsi" w:cstheme="majorHAnsi"/>
-                <w:noProof/>
-                <w:webHidden/>
-              </w:rPr>
-            </w:r>
-            <w:r>
-              <w:rPr>
-                <w:rFonts w:asciiTheme="majorHAnsi" w:hAnsiTheme="majorHAnsi" w:cstheme="majorHAnsi"/>
+                <w:noProof/>
+                <w:webHidden/>
+              </w:rPr>
+              <w:instrText xml:space="preserve"> PAGEREF _Toc230442668 \h </w:instrText>
+            </w:r>
+            <w:r>
+              <w:rPr>
+                <w:noProof/>
+                <w:webHidden/>
+              </w:rPr>
+            </w:r>
+            <w:r>
+              <w:rPr>
                 <w:noProof/>
                 <w:webHidden/>
               </w:rPr>
@@ -1892,15 +1791,13 @@
             </w:r>
             <w:r>
               <w:rPr>
-                <w:rFonts w:asciiTheme="majorHAnsi" w:hAnsiTheme="majorHAnsi" w:cstheme="majorHAnsi"/>
-                <w:noProof/>
-                <w:webHidden/>
-              </w:rPr>
-              <w:t>6</w:t>
-            </w:r>
-            <w:r>
-              <w:rPr>
-                <w:rFonts w:asciiTheme="majorHAnsi" w:hAnsiTheme="majorHAnsi" w:cstheme="majorHAnsi"/>
+                <w:noProof/>
+                <w:webHidden/>
+              </w:rPr>
+              <w:t>11</w:t>
+            </w:r>
+            <w:r>
+              <w:rPr>
                 <w:noProof/>
                 <w:webHidden/>
               </w:rPr>
@@ -1915,7 +1812,7 @@
               <w:tab w:val="right" w:leader="dot" w:pos="10194"/>
             </w:tabs>
             <w:rPr>
-              <w:rFonts w:asciiTheme="majorHAnsi" w:eastAsiaTheme="minorEastAsia" w:hAnsiTheme="majorHAnsi" w:cstheme="majorHAnsi"/>
+              <w:rFonts w:asciiTheme="minorHAnsi" w:eastAsiaTheme="minorEastAsia" w:hAnsiTheme="minorHAnsi" w:cstheme="minorBidi"/>
               <w:noProof/>
               <w:kern w:val="2"/>
               <w:sz w:val="24"/>
@@ -1923,7 +1820,7 @@
               <w14:ligatures w14:val="standardContextual"/>
             </w:rPr>
           </w:pPr>
-          <w:hyperlink w:anchor="_Toc230072415" w:history="1">
+          <w:hyperlink w:anchor="_Toc230442669" w:history="1">
             <w:r>
               <w:rPr>
                 <w:rStyle w:val="Hyperlink"/>
@@ -1934,7 +1831,6 @@
             </w:r>
             <w:r>
               <w:rPr>
-                <w:rFonts w:asciiTheme="majorHAnsi" w:hAnsiTheme="majorHAnsi" w:cstheme="majorHAnsi"/>
                 <w:noProof/>
                 <w:webHidden/>
               </w:rPr>
@@ -1942,7 +1838,6 @@
             </w:r>
             <w:r>
               <w:rPr>
-                <w:rFonts w:asciiTheme="majorHAnsi" w:hAnsiTheme="majorHAnsi" w:cstheme="majorHAnsi"/>
                 <w:noProof/>
                 <w:webHidden/>
               </w:rPr>
@@ -1950,22 +1845,19 @@
             </w:r>
             <w:r>
               <w:rPr>
-                <w:rFonts w:asciiTheme="majorHAnsi" w:hAnsiTheme="majorHAnsi" w:cstheme="majorHAnsi"/>
-                <w:noProof/>
-                <w:webHidden/>
-              </w:rPr>
-              <w:instrText xml:space="preserve"> PAGEREF _Toc230072415 \h </w:instrText>
-            </w:r>
-            <w:r>
-              <w:rPr>
-                <w:rFonts w:asciiTheme="majorHAnsi" w:hAnsiTheme="majorHAnsi" w:cstheme="majorHAnsi"/>
-                <w:noProof/>
-                <w:webHidden/>
-              </w:rPr>
-            </w:r>
-            <w:r>
-              <w:rPr>
-                <w:rFonts w:asciiTheme="majorHAnsi" w:hAnsiTheme="majorHAnsi" w:cstheme="majorHAnsi"/>
+                <w:noProof/>
+                <w:webHidden/>
+              </w:rPr>
+              <w:instrText xml:space="preserve"> PAGEREF _Toc230442669 \h </w:instrText>
+            </w:r>
+            <w:r>
+              <w:rPr>
+                <w:noProof/>
+                <w:webHidden/>
+              </w:rPr>
+            </w:r>
+            <w:r>
+              <w:rPr>
                 <w:noProof/>
                 <w:webHidden/>
               </w:rPr>
@@ -1973,15 +1865,13 @@
             </w:r>
             <w:r>
               <w:rPr>
-                <w:rFonts w:asciiTheme="majorHAnsi" w:hAnsiTheme="majorHAnsi" w:cstheme="majorHAnsi"/>
-                <w:noProof/>
-                <w:webHidden/>
-              </w:rPr>
-              <w:t>6</w:t>
-            </w:r>
-            <w:r>
-              <w:rPr>
-                <w:rFonts w:asciiTheme="majorHAnsi" w:hAnsiTheme="majorHAnsi" w:cstheme="majorHAnsi"/>
+                <w:noProof/>
+                <w:webHidden/>
+              </w:rPr>
+              <w:t>11</w:t>
+            </w:r>
+            <w:r>
+              <w:rPr>
                 <w:noProof/>
                 <w:webHidden/>
               </w:rPr>
@@ -1996,7 +1886,7 @@
               <w:tab w:val="right" w:leader="dot" w:pos="10194"/>
             </w:tabs>
             <w:rPr>
-              <w:rFonts w:asciiTheme="majorHAnsi" w:eastAsiaTheme="minorEastAsia" w:hAnsiTheme="majorHAnsi" w:cstheme="majorHAnsi"/>
+              <w:rFonts w:asciiTheme="minorHAnsi" w:eastAsiaTheme="minorEastAsia" w:hAnsiTheme="minorHAnsi" w:cstheme="minorBidi"/>
               <w:noProof/>
               <w:kern w:val="2"/>
               <w:sz w:val="24"/>
@@ -2004,7 +1894,7 @@
               <w14:ligatures w14:val="standardContextual"/>
             </w:rPr>
           </w:pPr>
-          <w:hyperlink w:anchor="_Toc230072416" w:history="1">
+          <w:hyperlink w:anchor="_Toc230442670" w:history="1">
             <w:r>
               <w:rPr>
                 <w:rStyle w:val="Hyperlink"/>
@@ -2015,7 +1905,6 @@
             </w:r>
             <w:r>
               <w:rPr>
-                <w:rFonts w:asciiTheme="majorHAnsi" w:hAnsiTheme="majorHAnsi" w:cstheme="majorHAnsi"/>
                 <w:noProof/>
                 <w:webHidden/>
               </w:rPr>
@@ -2023,7 +1912,6 @@
             </w:r>
             <w:r>
               <w:rPr>
-                <w:rFonts w:asciiTheme="majorHAnsi" w:hAnsiTheme="majorHAnsi" w:cstheme="majorHAnsi"/>
                 <w:noProof/>
                 <w:webHidden/>
               </w:rPr>
@@ -2031,22 +1919,19 @@
             </w:r>
             <w:r>
               <w:rPr>
-                <w:rFonts w:asciiTheme="majorHAnsi" w:hAnsiTheme="majorHAnsi" w:cstheme="majorHAnsi"/>
-                <w:noProof/>
-                <w:webHidden/>
-              </w:rPr>
-              <w:instrText xml:space="preserve"> PAGEREF _Toc230072416 \h </w:instrText>
-            </w:r>
-            <w:r>
-              <w:rPr>
-                <w:rFonts w:asciiTheme="majorHAnsi" w:hAnsiTheme="majorHAnsi" w:cstheme="majorHAnsi"/>
-                <w:noProof/>
-                <w:webHidden/>
-              </w:rPr>
-            </w:r>
-            <w:r>
-              <w:rPr>
-                <w:rFonts w:asciiTheme="majorHAnsi" w:hAnsiTheme="majorHAnsi" w:cstheme="majorHAnsi"/>
+                <w:noProof/>
+                <w:webHidden/>
+              </w:rPr>
+              <w:instrText xml:space="preserve"> PAGEREF _Toc230442670 \h </w:instrText>
+            </w:r>
+            <w:r>
+              <w:rPr>
+                <w:noProof/>
+                <w:webHidden/>
+              </w:rPr>
+            </w:r>
+            <w:r>
+              <w:rPr>
                 <w:noProof/>
                 <w:webHidden/>
               </w:rPr>
@@ -2054,15 +1939,13 @@
             </w:r>
             <w:r>
               <w:rPr>
-                <w:rFonts w:asciiTheme="majorHAnsi" w:hAnsiTheme="majorHAnsi" w:cstheme="majorHAnsi"/>
-                <w:noProof/>
-                <w:webHidden/>
-              </w:rPr>
-              <w:t>6</w:t>
-            </w:r>
-            <w:r>
-              <w:rPr>
-                <w:rFonts w:asciiTheme="majorHAnsi" w:hAnsiTheme="majorHAnsi" w:cstheme="majorHAnsi"/>
+                <w:noProof/>
+                <w:webHidden/>
+              </w:rPr>
+              <w:t>11</w:t>
+            </w:r>
+            <w:r>
+              <w:rPr>
                 <w:noProof/>
                 <w:webHidden/>
               </w:rPr>
@@ -2077,7 +1960,7 @@
               <w:tab w:val="right" w:leader="dot" w:pos="10194"/>
             </w:tabs>
             <w:rPr>
-              <w:rFonts w:asciiTheme="majorHAnsi" w:eastAsiaTheme="minorEastAsia" w:hAnsiTheme="majorHAnsi" w:cstheme="majorHAnsi"/>
+              <w:rFonts w:asciiTheme="minorHAnsi" w:eastAsiaTheme="minorEastAsia" w:hAnsiTheme="minorHAnsi" w:cstheme="minorBidi"/>
               <w:noProof/>
               <w:kern w:val="2"/>
               <w:sz w:val="24"/>
@@ -2085,7 +1968,7 @@
               <w14:ligatures w14:val="standardContextual"/>
             </w:rPr>
           </w:pPr>
-          <w:hyperlink w:anchor="_Toc230072417" w:history="1">
+          <w:hyperlink w:anchor="_Toc230442671" w:history="1">
             <w:r>
               <w:rPr>
                 <w:rStyle w:val="Hyperlink"/>
@@ -2096,7 +1979,6 @@
             </w:r>
             <w:r>
               <w:rPr>
-                <w:rFonts w:asciiTheme="majorHAnsi" w:hAnsiTheme="majorHAnsi" w:cstheme="majorHAnsi"/>
                 <w:noProof/>
                 <w:webHidden/>
               </w:rPr>
@@ -2104,7 +1986,6 @@
             </w:r>
             <w:r>
               <w:rPr>
-                <w:rFonts w:asciiTheme="majorHAnsi" w:hAnsiTheme="majorHAnsi" w:cstheme="majorHAnsi"/>
                 <w:noProof/>
                 <w:webHidden/>
               </w:rPr>
@@ -2112,22 +1993,19 @@
             </w:r>
             <w:r>
               <w:rPr>
-                <w:rFonts w:asciiTheme="majorHAnsi" w:hAnsiTheme="majorHAnsi" w:cstheme="majorHAnsi"/>
-                <w:noProof/>
-                <w:webHidden/>
-              </w:rPr>
-              <w:instrText xml:space="preserve"> PAGEREF _Toc230072417 \h </w:instrText>
-            </w:r>
-            <w:r>
-              <w:rPr>
-                <w:rFonts w:asciiTheme="majorHAnsi" w:hAnsiTheme="majorHAnsi" w:cstheme="majorHAnsi"/>
-                <w:noProof/>
-                <w:webHidden/>
-              </w:rPr>
-            </w:r>
-            <w:r>
-              <w:rPr>
-                <w:rFonts w:asciiTheme="majorHAnsi" w:hAnsiTheme="majorHAnsi" w:cstheme="majorHAnsi"/>
+                <w:noProof/>
+                <w:webHidden/>
+              </w:rPr>
+              <w:instrText xml:space="preserve"> PAGEREF _Toc230442671 \h </w:instrText>
+            </w:r>
+            <w:r>
+              <w:rPr>
+                <w:noProof/>
+                <w:webHidden/>
+              </w:rPr>
+            </w:r>
+            <w:r>
+              <w:rPr>
                 <w:noProof/>
                 <w:webHidden/>
               </w:rPr>
@@ -2135,15 +2013,13 @@
             </w:r>
             <w:r>
               <w:rPr>
-                <w:rFonts w:asciiTheme="majorHAnsi" w:hAnsiTheme="majorHAnsi" w:cstheme="majorHAnsi"/>
-                <w:noProof/>
-                <w:webHidden/>
-              </w:rPr>
-              <w:t>6</w:t>
-            </w:r>
-            <w:r>
-              <w:rPr>
-                <w:rFonts w:asciiTheme="majorHAnsi" w:hAnsiTheme="majorHAnsi" w:cstheme="majorHAnsi"/>
+                <w:noProof/>
+                <w:webHidden/>
+              </w:rPr>
+              <w:t>12</w:t>
+            </w:r>
+            <w:r>
+              <w:rPr>
                 <w:noProof/>
                 <w:webHidden/>
               </w:rPr>
@@ -2158,7 +2034,7 @@
               <w:tab w:val="right" w:leader="dot" w:pos="10194"/>
             </w:tabs>
             <w:rPr>
-              <w:rFonts w:asciiTheme="majorHAnsi" w:eastAsiaTheme="minorEastAsia" w:hAnsiTheme="majorHAnsi" w:cstheme="majorHAnsi"/>
+              <w:rFonts w:asciiTheme="minorHAnsi" w:eastAsiaTheme="minorEastAsia" w:hAnsiTheme="minorHAnsi" w:cstheme="minorBidi"/>
               <w:noProof/>
               <w:kern w:val="2"/>
               <w:sz w:val="24"/>
@@ -2166,7 +2042,7 @@
               <w14:ligatures w14:val="standardContextual"/>
             </w:rPr>
           </w:pPr>
-          <w:hyperlink w:anchor="_Toc230072418" w:history="1">
+          <w:hyperlink w:anchor="_Toc230442672" w:history="1">
             <w:r>
               <w:rPr>
                 <w:rStyle w:val="Hyperlink"/>
@@ -2177,7 +2053,6 @@
             </w:r>
             <w:r>
               <w:rPr>
-                <w:rFonts w:asciiTheme="majorHAnsi" w:hAnsiTheme="majorHAnsi" w:cstheme="majorHAnsi"/>
                 <w:noProof/>
                 <w:webHidden/>
               </w:rPr>
@@ -2185,7 +2060,6 @@
             </w:r>
             <w:r>
               <w:rPr>
-                <w:rFonts w:asciiTheme="majorHAnsi" w:hAnsiTheme="majorHAnsi" w:cstheme="majorHAnsi"/>
                 <w:noProof/>
                 <w:webHidden/>
               </w:rPr>
@@ -2193,22 +2067,19 @@
             </w:r>
             <w:r>
               <w:rPr>
-                <w:rFonts w:asciiTheme="majorHAnsi" w:hAnsiTheme="majorHAnsi" w:cstheme="majorHAnsi"/>
-                <w:noProof/>
-                <w:webHidden/>
-              </w:rPr>
-              <w:instrText xml:space="preserve"> PAGEREF _Toc230072418 \h </w:instrText>
-            </w:r>
-            <w:r>
-              <w:rPr>
-                <w:rFonts w:asciiTheme="majorHAnsi" w:hAnsiTheme="majorHAnsi" w:cstheme="majorHAnsi"/>
-                <w:noProof/>
-                <w:webHidden/>
-              </w:rPr>
-            </w:r>
-            <w:r>
-              <w:rPr>
-                <w:rFonts w:asciiTheme="majorHAnsi" w:hAnsiTheme="majorHAnsi" w:cstheme="majorHAnsi"/>
+                <w:noProof/>
+                <w:webHidden/>
+              </w:rPr>
+              <w:instrText xml:space="preserve"> PAGEREF _Toc230442672 \h </w:instrText>
+            </w:r>
+            <w:r>
+              <w:rPr>
+                <w:noProof/>
+                <w:webHidden/>
+              </w:rPr>
+            </w:r>
+            <w:r>
+              <w:rPr>
                 <w:noProof/>
                 <w:webHidden/>
               </w:rPr>
@@ -2216,15 +2087,13 @@
             </w:r>
             <w:r>
               <w:rPr>
-                <w:rFonts w:asciiTheme="majorHAnsi" w:hAnsiTheme="majorHAnsi" w:cstheme="majorHAnsi"/>
-                <w:noProof/>
-                <w:webHidden/>
-              </w:rPr>
-              <w:t>6</w:t>
-            </w:r>
-            <w:r>
-              <w:rPr>
-                <w:rFonts w:asciiTheme="majorHAnsi" w:hAnsiTheme="majorHAnsi" w:cstheme="majorHAnsi"/>
+                <w:noProof/>
+                <w:webHidden/>
+              </w:rPr>
+              <w:t>12</w:t>
+            </w:r>
+            <w:r>
+              <w:rPr>
                 <w:noProof/>
                 <w:webHidden/>
               </w:rPr>
@@ -2239,7 +2108,7 @@
               <w:tab w:val="right" w:leader="dot" w:pos="10194"/>
             </w:tabs>
             <w:rPr>
-              <w:rFonts w:asciiTheme="majorHAnsi" w:eastAsiaTheme="minorEastAsia" w:hAnsiTheme="majorHAnsi" w:cstheme="majorHAnsi"/>
+              <w:rFonts w:asciiTheme="minorHAnsi" w:eastAsiaTheme="minorEastAsia" w:hAnsiTheme="minorHAnsi" w:cstheme="minorBidi"/>
               <w:noProof/>
               <w:kern w:val="2"/>
               <w:sz w:val="24"/>
@@ -2247,7 +2116,7 @@
               <w14:ligatures w14:val="standardContextual"/>
             </w:rPr>
           </w:pPr>
-          <w:hyperlink w:anchor="_Toc230072419" w:history="1">
+          <w:hyperlink w:anchor="_Toc230442673" w:history="1">
             <w:r>
               <w:rPr>
                 <w:rStyle w:val="Hyperlink"/>
@@ -2258,7 +2127,6 @@
             </w:r>
             <w:r>
               <w:rPr>
-                <w:rFonts w:asciiTheme="majorHAnsi" w:hAnsiTheme="majorHAnsi" w:cstheme="majorHAnsi"/>
                 <w:noProof/>
                 <w:webHidden/>
               </w:rPr>
@@ -2266,7 +2134,6 @@
             </w:r>
             <w:r>
               <w:rPr>
-                <w:rFonts w:asciiTheme="majorHAnsi" w:hAnsiTheme="majorHAnsi" w:cstheme="majorHAnsi"/>
                 <w:noProof/>
                 <w:webHidden/>
               </w:rPr>
@@ -2274,22 +2141,19 @@
             </w:r>
             <w:r>
               <w:rPr>
-                <w:rFonts w:asciiTheme="majorHAnsi" w:hAnsiTheme="majorHAnsi" w:cstheme="majorHAnsi"/>
-                <w:noProof/>
-                <w:webHidden/>
-              </w:rPr>
-              <w:instrText xml:space="preserve"> PAGEREF _Toc230072419 \h </w:instrText>
-            </w:r>
-            <w:r>
-              <w:rPr>
-                <w:rFonts w:asciiTheme="majorHAnsi" w:hAnsiTheme="majorHAnsi" w:cstheme="majorHAnsi"/>
-                <w:noProof/>
-                <w:webHidden/>
-              </w:rPr>
-            </w:r>
-            <w:r>
-              <w:rPr>
-                <w:rFonts w:asciiTheme="majorHAnsi" w:hAnsiTheme="majorHAnsi" w:cstheme="majorHAnsi"/>
+                <w:noProof/>
+                <w:webHidden/>
+              </w:rPr>
+              <w:instrText xml:space="preserve"> PAGEREF _Toc230442673 \h </w:instrText>
+            </w:r>
+            <w:r>
+              <w:rPr>
+                <w:noProof/>
+                <w:webHidden/>
+              </w:rPr>
+            </w:r>
+            <w:r>
+              <w:rPr>
                 <w:noProof/>
                 <w:webHidden/>
               </w:rPr>
@@ -2297,15 +2161,13 @@
             </w:r>
             <w:r>
               <w:rPr>
-                <w:rFonts w:asciiTheme="majorHAnsi" w:hAnsiTheme="majorHAnsi" w:cstheme="majorHAnsi"/>
-                <w:noProof/>
-                <w:webHidden/>
-              </w:rPr>
-              <w:t>6</w:t>
-            </w:r>
-            <w:r>
-              <w:rPr>
-                <w:rFonts w:asciiTheme="majorHAnsi" w:hAnsiTheme="majorHAnsi" w:cstheme="majorHAnsi"/>
+                <w:noProof/>
+                <w:webHidden/>
+              </w:rPr>
+              <w:t>12</w:t>
+            </w:r>
+            <w:r>
+              <w:rPr>
                 <w:noProof/>
                 <w:webHidden/>
               </w:rPr>
@@ -2320,7 +2182,7 @@
               <w:tab w:val="right" w:leader="dot" w:pos="10194"/>
             </w:tabs>
             <w:rPr>
-              <w:rFonts w:asciiTheme="majorHAnsi" w:eastAsiaTheme="minorEastAsia" w:hAnsiTheme="majorHAnsi" w:cstheme="majorHAnsi"/>
+              <w:rFonts w:asciiTheme="minorHAnsi" w:eastAsiaTheme="minorEastAsia" w:hAnsiTheme="minorHAnsi" w:cstheme="minorBidi"/>
               <w:noProof/>
               <w:kern w:val="2"/>
               <w:sz w:val="24"/>
@@ -2328,7 +2190,7 @@
               <w14:ligatures w14:val="standardContextual"/>
             </w:rPr>
           </w:pPr>
-          <w:hyperlink w:anchor="_Toc230072420" w:history="1">
+          <w:hyperlink w:anchor="_Toc230442674" w:history="1">
             <w:r>
               <w:rPr>
                 <w:rStyle w:val="Hyperlink"/>
@@ -2339,7 +2201,6 @@
             </w:r>
             <w:r>
               <w:rPr>
-                <w:rFonts w:asciiTheme="majorHAnsi" w:hAnsiTheme="majorHAnsi" w:cstheme="majorHAnsi"/>
                 <w:noProof/>
                 <w:webHidden/>
               </w:rPr>
@@ -2347,7 +2208,6 @@
             </w:r>
             <w:r>
               <w:rPr>
-                <w:rFonts w:asciiTheme="majorHAnsi" w:hAnsiTheme="majorHAnsi" w:cstheme="majorHAnsi"/>
                 <w:noProof/>
                 <w:webHidden/>
               </w:rPr>
@@ -2355,22 +2215,19 @@
             </w:r>
             <w:r>
               <w:rPr>
-                <w:rFonts w:asciiTheme="majorHAnsi" w:hAnsiTheme="majorHAnsi" w:cstheme="majorHAnsi"/>
-                <w:noProof/>
-                <w:webHidden/>
-              </w:rPr>
-              <w:instrText xml:space="preserve"> PAGEREF _Toc230072420 \h </w:instrText>
-            </w:r>
-            <w:r>
-              <w:rPr>
-                <w:rFonts w:asciiTheme="majorHAnsi" w:hAnsiTheme="majorHAnsi" w:cstheme="majorHAnsi"/>
-                <w:noProof/>
-                <w:webHidden/>
-              </w:rPr>
-            </w:r>
-            <w:r>
-              <w:rPr>
-                <w:rFonts w:asciiTheme="majorHAnsi" w:hAnsiTheme="majorHAnsi" w:cstheme="majorHAnsi"/>
+                <w:noProof/>
+                <w:webHidden/>
+              </w:rPr>
+              <w:instrText xml:space="preserve"> PAGEREF _Toc230442674 \h </w:instrText>
+            </w:r>
+            <w:r>
+              <w:rPr>
+                <w:noProof/>
+                <w:webHidden/>
+              </w:rPr>
+            </w:r>
+            <w:r>
+              <w:rPr>
                 <w:noProof/>
                 <w:webHidden/>
               </w:rPr>
@@ -2378,15 +2235,13 @@
             </w:r>
             <w:r>
               <w:rPr>
-                <w:rFonts w:asciiTheme="majorHAnsi" w:hAnsiTheme="majorHAnsi" w:cstheme="majorHAnsi"/>
-                <w:noProof/>
-                <w:webHidden/>
-              </w:rPr>
-              <w:t>6</w:t>
-            </w:r>
-            <w:r>
-              <w:rPr>
-                <w:rFonts w:asciiTheme="majorHAnsi" w:hAnsiTheme="majorHAnsi" w:cstheme="majorHAnsi"/>
+                <w:noProof/>
+                <w:webHidden/>
+              </w:rPr>
+              <w:t>12</w:t>
+            </w:r>
+            <w:r>
+              <w:rPr>
                 <w:noProof/>
                 <w:webHidden/>
               </w:rPr>
@@ -2401,7 +2256,7 @@
               <w:tab w:val="right" w:leader="dot" w:pos="10194"/>
             </w:tabs>
             <w:rPr>
-              <w:rFonts w:asciiTheme="majorHAnsi" w:eastAsiaTheme="minorEastAsia" w:hAnsiTheme="majorHAnsi" w:cstheme="majorHAnsi"/>
+              <w:rFonts w:asciiTheme="minorHAnsi" w:eastAsiaTheme="minorEastAsia" w:hAnsiTheme="minorHAnsi" w:cstheme="minorBidi"/>
               <w:noProof/>
               <w:kern w:val="2"/>
               <w:sz w:val="24"/>
@@ -2409,7 +2264,7 @@
               <w14:ligatures w14:val="standardContextual"/>
             </w:rPr>
           </w:pPr>
-          <w:hyperlink w:anchor="_Toc230072421" w:history="1">
+          <w:hyperlink w:anchor="_Toc230442675" w:history="1">
             <w:r>
               <w:rPr>
                 <w:rStyle w:val="Hyperlink"/>
@@ -2420,7 +2275,6 @@
             </w:r>
             <w:r>
               <w:rPr>
-                <w:rFonts w:asciiTheme="majorHAnsi" w:hAnsiTheme="majorHAnsi" w:cstheme="majorHAnsi"/>
                 <w:noProof/>
                 <w:webHidden/>
               </w:rPr>
@@ -2428,7 +2282,6 @@
             </w:r>
             <w:r>
               <w:rPr>
-                <w:rFonts w:asciiTheme="majorHAnsi" w:hAnsiTheme="majorHAnsi" w:cstheme="majorHAnsi"/>
                 <w:noProof/>
                 <w:webHidden/>
               </w:rPr>
@@ -2436,22 +2289,19 @@
             </w:r>
             <w:r>
               <w:rPr>
-                <w:rFonts w:asciiTheme="majorHAnsi" w:hAnsiTheme="majorHAnsi" w:cstheme="majorHAnsi"/>
-                <w:noProof/>
-                <w:webHidden/>
-              </w:rPr>
-              <w:instrText xml:space="preserve"> PAGEREF _Toc230072421 \h </w:instrText>
-            </w:r>
-            <w:r>
-              <w:rPr>
-                <w:rFonts w:asciiTheme="majorHAnsi" w:hAnsiTheme="majorHAnsi" w:cstheme="majorHAnsi"/>
-                <w:noProof/>
-                <w:webHidden/>
-              </w:rPr>
-            </w:r>
-            <w:r>
-              <w:rPr>
-                <w:rFonts w:asciiTheme="majorHAnsi" w:hAnsiTheme="majorHAnsi" w:cstheme="majorHAnsi"/>
+                <w:noProof/>
+                <w:webHidden/>
+              </w:rPr>
+              <w:instrText xml:space="preserve"> PAGEREF _Toc230442675 \h </w:instrText>
+            </w:r>
+            <w:r>
+              <w:rPr>
+                <w:noProof/>
+                <w:webHidden/>
+              </w:rPr>
+            </w:r>
+            <w:r>
+              <w:rPr>
                 <w:noProof/>
                 <w:webHidden/>
               </w:rPr>
@@ -2459,15 +2309,13 @@
             </w:r>
             <w:r>
               <w:rPr>
-                <w:rFonts w:asciiTheme="majorHAnsi" w:hAnsiTheme="majorHAnsi" w:cstheme="majorHAnsi"/>
-                <w:noProof/>
-                <w:webHidden/>
-              </w:rPr>
-              <w:t>7</w:t>
-            </w:r>
-            <w:r>
-              <w:rPr>
-                <w:rFonts w:asciiTheme="majorHAnsi" w:hAnsiTheme="majorHAnsi" w:cstheme="majorHAnsi"/>
+                <w:noProof/>
+                <w:webHidden/>
+              </w:rPr>
+              <w:t>12</w:t>
+            </w:r>
+            <w:r>
+              <w:rPr>
                 <w:noProof/>
                 <w:webHidden/>
               </w:rPr>
@@ -2482,7 +2330,7 @@
               <w:tab w:val="right" w:leader="dot" w:pos="10194"/>
             </w:tabs>
             <w:rPr>
-              <w:rFonts w:asciiTheme="majorHAnsi" w:eastAsiaTheme="minorEastAsia" w:hAnsiTheme="majorHAnsi" w:cstheme="majorHAnsi"/>
+              <w:rFonts w:asciiTheme="minorHAnsi" w:eastAsiaTheme="minorEastAsia" w:hAnsiTheme="minorHAnsi" w:cstheme="minorBidi"/>
               <w:noProof/>
               <w:kern w:val="2"/>
               <w:sz w:val="24"/>
@@ -2490,7 +2338,7 @@
               <w14:ligatures w14:val="standardContextual"/>
             </w:rPr>
           </w:pPr>
-          <w:hyperlink w:anchor="_Toc230072422" w:history="1">
+          <w:hyperlink w:anchor="_Toc230442676" w:history="1">
             <w:r>
               <w:rPr>
                 <w:rStyle w:val="Hyperlink"/>
@@ -2501,7 +2349,6 @@
             </w:r>
             <w:r>
               <w:rPr>
-                <w:rFonts w:asciiTheme="majorHAnsi" w:hAnsiTheme="majorHAnsi" w:cstheme="majorHAnsi"/>
                 <w:noProof/>
                 <w:webHidden/>
               </w:rPr>
@@ -2509,7 +2356,6 @@
             </w:r>
             <w:r>
               <w:rPr>
-                <w:rFonts w:asciiTheme="majorHAnsi" w:hAnsiTheme="majorHAnsi" w:cstheme="majorHAnsi"/>
                 <w:noProof/>
                 <w:webHidden/>
               </w:rPr>
@@ -2517,22 +2363,19 @@
             </w:r>
             <w:r>
               <w:rPr>
-                <w:rFonts w:asciiTheme="majorHAnsi" w:hAnsiTheme="majorHAnsi" w:cstheme="majorHAnsi"/>
-                <w:noProof/>
-                <w:webHidden/>
-              </w:rPr>
-              <w:instrText xml:space="preserve"> PAGEREF _Toc230072422 \h </w:instrText>
-            </w:r>
-            <w:r>
-              <w:rPr>
-                <w:rFonts w:asciiTheme="majorHAnsi" w:hAnsiTheme="majorHAnsi" w:cstheme="majorHAnsi"/>
-                <w:noProof/>
-                <w:webHidden/>
-              </w:rPr>
-            </w:r>
-            <w:r>
-              <w:rPr>
-                <w:rFonts w:asciiTheme="majorHAnsi" w:hAnsiTheme="majorHAnsi" w:cstheme="majorHAnsi"/>
+                <w:noProof/>
+                <w:webHidden/>
+              </w:rPr>
+              <w:instrText xml:space="preserve"> PAGEREF _Toc230442676 \h </w:instrText>
+            </w:r>
+            <w:r>
+              <w:rPr>
+                <w:noProof/>
+                <w:webHidden/>
+              </w:rPr>
+            </w:r>
+            <w:r>
+              <w:rPr>
                 <w:noProof/>
                 <w:webHidden/>
               </w:rPr>
@@ -2540,15 +2383,13 @@
             </w:r>
             <w:r>
               <w:rPr>
-                <w:rFonts w:asciiTheme="majorHAnsi" w:hAnsiTheme="majorHAnsi" w:cstheme="majorHAnsi"/>
-                <w:noProof/>
-                <w:webHidden/>
-              </w:rPr>
-              <w:t>7</w:t>
-            </w:r>
-            <w:r>
-              <w:rPr>
-                <w:rFonts w:asciiTheme="majorHAnsi" w:hAnsiTheme="majorHAnsi" w:cstheme="majorHAnsi"/>
+                <w:noProof/>
+                <w:webHidden/>
+              </w:rPr>
+              <w:t>12</w:t>
+            </w:r>
+            <w:r>
+              <w:rPr>
                 <w:noProof/>
                 <w:webHidden/>
               </w:rPr>
@@ -2563,7 +2404,7 @@
               <w:tab w:val="right" w:leader="dot" w:pos="10194"/>
             </w:tabs>
             <w:rPr>
-              <w:rFonts w:asciiTheme="majorHAnsi" w:eastAsiaTheme="minorEastAsia" w:hAnsiTheme="majorHAnsi" w:cstheme="majorHAnsi"/>
+              <w:rFonts w:asciiTheme="minorHAnsi" w:eastAsiaTheme="minorEastAsia" w:hAnsiTheme="minorHAnsi" w:cstheme="minorBidi"/>
               <w:noProof/>
               <w:kern w:val="2"/>
               <w:sz w:val="24"/>
@@ -2571,7 +2412,7 @@
               <w14:ligatures w14:val="standardContextual"/>
             </w:rPr>
           </w:pPr>
-          <w:hyperlink w:anchor="_Toc230072423" w:history="1">
+          <w:hyperlink w:anchor="_Toc230442677" w:history="1">
             <w:r>
               <w:rPr>
                 <w:rStyle w:val="Hyperlink"/>
@@ -2582,7 +2423,6 @@
             </w:r>
             <w:r>
               <w:rPr>
-                <w:rFonts w:asciiTheme="majorHAnsi" w:hAnsiTheme="majorHAnsi" w:cstheme="majorHAnsi"/>
                 <w:noProof/>
                 <w:webHidden/>
               </w:rPr>
@@ -2590,7 +2430,6 @@
             </w:r>
             <w:r>
               <w:rPr>
-                <w:rFonts w:asciiTheme="majorHAnsi" w:hAnsiTheme="majorHAnsi" w:cstheme="majorHAnsi"/>
                 <w:noProof/>
                 <w:webHidden/>
               </w:rPr>
@@ -2598,22 +2437,19 @@
             </w:r>
             <w:r>
               <w:rPr>
-                <w:rFonts w:asciiTheme="majorHAnsi" w:hAnsiTheme="majorHAnsi" w:cstheme="majorHAnsi"/>
-                <w:noProof/>
-                <w:webHidden/>
-              </w:rPr>
-              <w:instrText xml:space="preserve"> PAGEREF _Toc230072423 \h </w:instrText>
-            </w:r>
-            <w:r>
-              <w:rPr>
-                <w:rFonts w:asciiTheme="majorHAnsi" w:hAnsiTheme="majorHAnsi" w:cstheme="majorHAnsi"/>
-                <w:noProof/>
-                <w:webHidden/>
-              </w:rPr>
-            </w:r>
-            <w:r>
-              <w:rPr>
-                <w:rFonts w:asciiTheme="majorHAnsi" w:hAnsiTheme="majorHAnsi" w:cstheme="majorHAnsi"/>
+                <w:noProof/>
+                <w:webHidden/>
+              </w:rPr>
+              <w:instrText xml:space="preserve"> PAGEREF _Toc230442677 \h </w:instrText>
+            </w:r>
+            <w:r>
+              <w:rPr>
+                <w:noProof/>
+                <w:webHidden/>
+              </w:rPr>
+            </w:r>
+            <w:r>
+              <w:rPr>
                 <w:noProof/>
                 <w:webHidden/>
               </w:rPr>
@@ -2621,15 +2457,13 @@
             </w:r>
             <w:r>
               <w:rPr>
-                <w:rFonts w:asciiTheme="majorHAnsi" w:hAnsiTheme="majorHAnsi" w:cstheme="majorHAnsi"/>
-                <w:noProof/>
-                <w:webHidden/>
-              </w:rPr>
-              <w:t>7</w:t>
-            </w:r>
-            <w:r>
-              <w:rPr>
-                <w:rFonts w:asciiTheme="majorHAnsi" w:hAnsiTheme="majorHAnsi" w:cstheme="majorHAnsi"/>
+                <w:noProof/>
+                <w:webHidden/>
+              </w:rPr>
+              <w:t>12</w:t>
+            </w:r>
+            <w:r>
+              <w:rPr>
                 <w:noProof/>
                 <w:webHidden/>
               </w:rPr>
@@ -2639,6 +2473,7 @@
         </w:p>
         <w:p>
           <w:pPr>
+            <w:spacing w:before="0"/>
             <w:rPr>
               <w:rFonts w:asciiTheme="majorHAnsi" w:hAnsiTheme="majorHAnsi" w:cstheme="majorHAnsi"/>
             </w:rPr>
@@ -2679,7 +2514,7 @@
     </w:p>
     <w:p>
       <w:pPr>
-        <w:spacing w:line="360" w:lineRule="auto"/>
+        <w:spacing w:before="0" w:line="360" w:lineRule="auto"/>
         <w:rPr>
           <w:rFonts w:asciiTheme="majorHAnsi" w:hAnsiTheme="majorHAnsi" w:cstheme="majorHAnsi"/>
         </w:rPr>
@@ -2703,7 +2538,7 @@
         </w:rPr>
       </w:pPr>
       <w:bookmarkStart w:id="0" w:name="_Toc265158882"/>
-      <w:bookmarkStart w:id="1" w:name="_Toc230072400"/>
+      <w:bookmarkStart w:id="1" w:name="_Toc230442654"/>
       <w:r>
         <w:rPr>
           <w:rFonts w:asciiTheme="majorHAnsi" w:hAnsiTheme="majorHAnsi" w:cstheme="majorHAnsi"/>
@@ -2728,9 +2563,9 @@
         <w:tblLook w:val="01E0" w:firstRow="1" w:lastRow="1" w:firstColumn="1" w:lastColumn="1" w:noHBand="0" w:noVBand="0"/>
       </w:tblPr>
       <w:tblGrid>
-        <w:gridCol w:w="1128"/>
-        <w:gridCol w:w="6791"/>
-        <w:gridCol w:w="1097"/>
+        <w:gridCol w:w="1174"/>
+        <w:gridCol w:w="7302"/>
+        <w:gridCol w:w="1116"/>
       </w:tblGrid>
       <w:tr>
         <w:tc>
@@ -2742,14 +2577,14 @@
             <w:pPr>
               <w:spacing w:before="0" w:after="0" w:line="360" w:lineRule="auto"/>
               <w:rPr>
-                <w:rFonts w:ascii="Times New Roman" w:hAnsi="Times New Roman"/>
+                <w:rFonts w:asciiTheme="majorHAnsi" w:hAnsiTheme="majorHAnsi" w:cstheme="majorHAnsi"/>
                 <w:b/>
                 <w:color w:val="000080"/>
               </w:rPr>
             </w:pPr>
             <w:r>
               <w:rPr>
-                <w:rFonts w:ascii="Times New Roman" w:hAnsi="Times New Roman"/>
+                <w:rFonts w:asciiTheme="majorHAnsi" w:hAnsiTheme="majorHAnsi" w:cstheme="majorHAnsi"/>
                 <w:b/>
                 <w:color w:val="000080"/>
               </w:rPr>
@@ -2766,14 +2601,14 @@
             <w:pPr>
               <w:spacing w:before="0" w:after="0" w:line="360" w:lineRule="auto"/>
               <w:rPr>
-                <w:rFonts w:ascii="Times New Roman" w:hAnsi="Times New Roman"/>
+                <w:rFonts w:asciiTheme="majorHAnsi" w:hAnsiTheme="majorHAnsi" w:cstheme="majorHAnsi"/>
                 <w:b/>
                 <w:color w:val="000080"/>
               </w:rPr>
             </w:pPr>
             <w:r>
               <w:rPr>
-                <w:rFonts w:ascii="Times New Roman" w:hAnsi="Times New Roman"/>
+                <w:rFonts w:asciiTheme="majorHAnsi" w:hAnsiTheme="majorHAnsi" w:cstheme="majorHAnsi"/>
                 <w:b/>
                 <w:color w:val="000080"/>
               </w:rPr>
@@ -2791,14 +2626,14 @@
               <w:spacing w:before="0" w:after="0" w:line="360" w:lineRule="auto"/>
               <w:jc w:val="center"/>
               <w:rPr>
-                <w:rFonts w:ascii="Times New Roman" w:hAnsi="Times New Roman"/>
+                <w:rFonts w:asciiTheme="majorHAnsi" w:hAnsiTheme="majorHAnsi" w:cstheme="majorHAnsi"/>
                 <w:b/>
                 <w:color w:val="000080"/>
               </w:rPr>
             </w:pPr>
             <w:r>
               <w:rPr>
-                <w:rFonts w:ascii="Times New Roman" w:hAnsi="Times New Roman"/>
+                <w:rFonts w:asciiTheme="majorHAnsi" w:hAnsiTheme="majorHAnsi" w:cstheme="majorHAnsi"/>
                 <w:b/>
                 <w:color w:val="000080"/>
               </w:rPr>
@@ -2811,12 +2646,13 @@
         <w:tc>
           <w:tcPr>
             <w:tcW w:w="1211" w:type="dxa"/>
-          </w:tcPr>
-          <w:p>
-            <w:pPr>
-              <w:spacing w:before="0" w:after="0" w:line="360" w:lineRule="auto"/>
-              <w:rPr>
-                <w:rFonts w:ascii="Times New Roman" w:hAnsi="Times New Roman"/>
+            <w:vAlign w:val="center"/>
+          </w:tcPr>
+          <w:p>
+            <w:pPr>
+              <w:spacing w:before="0" w:after="0" w:line="360" w:lineRule="auto"/>
+              <w:rPr>
+                <w:rFonts w:asciiTheme="majorHAnsi" w:hAnsiTheme="majorHAnsi" w:cstheme="majorHAnsi"/>
                 <w:lang w:val="vi-VN"/>
               </w:rPr>
             </w:pPr>
@@ -2825,12 +2661,13 @@
         <w:tc>
           <w:tcPr>
             <w:tcW w:w="7717" w:type="dxa"/>
-          </w:tcPr>
-          <w:p>
-            <w:pPr>
-              <w:spacing w:before="0" w:after="0" w:line="360" w:lineRule="auto"/>
-              <w:rPr>
-                <w:rFonts w:ascii="Times New Roman" w:hAnsi="Times New Roman"/>
+            <w:vAlign w:val="center"/>
+          </w:tcPr>
+          <w:p>
+            <w:pPr>
+              <w:spacing w:before="0" w:after="0" w:line="360" w:lineRule="auto"/>
+              <w:rPr>
+                <w:rFonts w:asciiTheme="majorHAnsi" w:hAnsiTheme="majorHAnsi" w:cstheme="majorHAnsi"/>
                 <w:lang w:val="en-US"/>
               </w:rPr>
             </w:pPr>
@@ -2839,13 +2676,13 @@
         <w:tc>
           <w:tcPr>
             <w:tcW w:w="1131" w:type="dxa"/>
-          </w:tcPr>
-          <w:p>
-            <w:pPr>
-              <w:spacing w:before="0" w:after="0" w:line="360" w:lineRule="auto"/>
-              <w:jc w:val="center"/>
-              <w:rPr>
-                <w:rFonts w:ascii="Times New Roman" w:hAnsi="Times New Roman"/>
+            <w:vAlign w:val="center"/>
+          </w:tcPr>
+          <w:p>
+            <w:pPr>
+              <w:spacing w:before="0" w:after="0" w:line="360" w:lineRule="auto"/>
+              <w:rPr>
+                <w:rFonts w:asciiTheme="majorHAnsi" w:hAnsiTheme="majorHAnsi" w:cstheme="majorHAnsi"/>
                 <w:lang w:val="vi-VN"/>
               </w:rPr>
             </w:pPr>
@@ -2856,12 +2693,13 @@
         <w:tc>
           <w:tcPr>
             <w:tcW w:w="1211" w:type="dxa"/>
-          </w:tcPr>
-          <w:p>
-            <w:pPr>
-              <w:spacing w:before="0" w:after="0" w:line="360" w:lineRule="auto"/>
-              <w:rPr>
-                <w:rFonts w:ascii="Times New Roman" w:hAnsi="Times New Roman"/>
+            <w:vAlign w:val="center"/>
+          </w:tcPr>
+          <w:p>
+            <w:pPr>
+              <w:spacing w:before="0" w:after="0" w:line="360" w:lineRule="auto"/>
+              <w:rPr>
+                <w:rFonts w:asciiTheme="majorHAnsi" w:hAnsiTheme="majorHAnsi" w:cstheme="majorHAnsi"/>
                 <w:lang w:val="en-US"/>
               </w:rPr>
             </w:pPr>
@@ -2870,12 +2708,13 @@
         <w:tc>
           <w:tcPr>
             <w:tcW w:w="7717" w:type="dxa"/>
-          </w:tcPr>
-          <w:p>
-            <w:pPr>
-              <w:spacing w:before="0" w:after="0" w:line="360" w:lineRule="auto"/>
-              <w:rPr>
-                <w:rFonts w:ascii="Times New Roman" w:hAnsi="Times New Roman"/>
+            <w:vAlign w:val="center"/>
+          </w:tcPr>
+          <w:p>
+            <w:pPr>
+              <w:spacing w:before="0" w:after="0" w:line="360" w:lineRule="auto"/>
+              <w:rPr>
+                <w:rFonts w:asciiTheme="majorHAnsi" w:hAnsiTheme="majorHAnsi" w:cstheme="majorHAnsi"/>
                 <w:lang w:val="en-US"/>
               </w:rPr>
             </w:pPr>
@@ -2884,13 +2723,13 @@
         <w:tc>
           <w:tcPr>
             <w:tcW w:w="1131" w:type="dxa"/>
-          </w:tcPr>
-          <w:p>
-            <w:pPr>
-              <w:spacing w:before="0" w:after="0" w:line="360" w:lineRule="auto"/>
-              <w:jc w:val="center"/>
-              <w:rPr>
-                <w:rFonts w:ascii="Times New Roman" w:hAnsi="Times New Roman"/>
+            <w:vAlign w:val="center"/>
+          </w:tcPr>
+          <w:p>
+            <w:pPr>
+              <w:spacing w:before="0" w:after="0" w:line="360" w:lineRule="auto"/>
+              <w:rPr>
+                <w:rFonts w:asciiTheme="majorHAnsi" w:hAnsiTheme="majorHAnsi" w:cstheme="majorHAnsi"/>
                 <w:lang w:val="vi-VN"/>
               </w:rPr>
             </w:pPr>
@@ -2901,12 +2740,13 @@
         <w:tc>
           <w:tcPr>
             <w:tcW w:w="1211" w:type="dxa"/>
-          </w:tcPr>
-          <w:p>
-            <w:pPr>
-              <w:spacing w:before="0" w:after="0" w:line="360" w:lineRule="auto"/>
-              <w:rPr>
-                <w:rFonts w:ascii="Times New Roman" w:hAnsi="Times New Roman"/>
+            <w:vAlign w:val="center"/>
+          </w:tcPr>
+          <w:p>
+            <w:pPr>
+              <w:spacing w:before="0" w:after="0" w:line="360" w:lineRule="auto"/>
+              <w:rPr>
+                <w:rFonts w:asciiTheme="majorHAnsi" w:hAnsiTheme="majorHAnsi" w:cstheme="majorHAnsi"/>
                 <w:lang w:val="en-US"/>
               </w:rPr>
             </w:pPr>
@@ -2915,12 +2755,13 @@
         <w:tc>
           <w:tcPr>
             <w:tcW w:w="7717" w:type="dxa"/>
-          </w:tcPr>
-          <w:p>
-            <w:pPr>
-              <w:spacing w:before="0" w:after="0" w:line="360" w:lineRule="auto"/>
-              <w:rPr>
-                <w:rFonts w:ascii="Times New Roman" w:hAnsi="Times New Roman"/>
+            <w:vAlign w:val="center"/>
+          </w:tcPr>
+          <w:p>
+            <w:pPr>
+              <w:spacing w:before="0" w:after="0" w:line="360" w:lineRule="auto"/>
+              <w:rPr>
+                <w:rFonts w:asciiTheme="majorHAnsi" w:hAnsiTheme="majorHAnsi" w:cstheme="majorHAnsi"/>
                 <w:lang w:val="en-US"/>
               </w:rPr>
             </w:pPr>
@@ -2929,13 +2770,13 @@
         <w:tc>
           <w:tcPr>
             <w:tcW w:w="1131" w:type="dxa"/>
-          </w:tcPr>
-          <w:p>
-            <w:pPr>
-              <w:spacing w:before="0" w:after="0" w:line="360" w:lineRule="auto"/>
-              <w:jc w:val="center"/>
-              <w:rPr>
-                <w:rFonts w:ascii="Times New Roman" w:hAnsi="Times New Roman"/>
+            <w:vAlign w:val="center"/>
+          </w:tcPr>
+          <w:p>
+            <w:pPr>
+              <w:spacing w:before="0" w:after="0" w:line="360" w:lineRule="auto"/>
+              <w:rPr>
+                <w:rFonts w:asciiTheme="majorHAnsi" w:hAnsiTheme="majorHAnsi" w:cstheme="majorHAnsi"/>
                 <w:lang w:val="vi-VN"/>
               </w:rPr>
             </w:pPr>
@@ -2952,7 +2793,7 @@
         </w:rPr>
       </w:pPr>
       <w:bookmarkStart w:id="2" w:name="_Toc265158883"/>
-      <w:bookmarkStart w:id="3" w:name="_Toc230072401"/>
+      <w:bookmarkStart w:id="3" w:name="_Toc230442655"/>
       <w:r>
         <w:rPr>
           <w:rFonts w:asciiTheme="majorHAnsi" w:hAnsiTheme="majorHAnsi" w:cstheme="majorHAnsi"/>
@@ -2976,8 +2817,8 @@
         <w:tblLook w:val="01E0" w:firstRow="1" w:lastRow="1" w:firstColumn="1" w:lastColumn="1" w:noHBand="0" w:noVBand="0"/>
       </w:tblPr>
       <w:tblGrid>
-        <w:gridCol w:w="4104"/>
-        <w:gridCol w:w="4912"/>
+        <w:gridCol w:w="4362"/>
+        <w:gridCol w:w="5230"/>
       </w:tblGrid>
       <w:tr>
         <w:tc>
@@ -2989,14 +2830,14 @@
             <w:pPr>
               <w:spacing w:before="0" w:after="0" w:line="360" w:lineRule="auto"/>
               <w:rPr>
-                <w:rFonts w:ascii="Times New Roman" w:hAnsi="Times New Roman"/>
+                <w:rFonts w:asciiTheme="majorHAnsi" w:hAnsiTheme="majorHAnsi" w:cstheme="majorHAnsi"/>
                 <w:b/>
                 <w:color w:val="000080"/>
               </w:rPr>
             </w:pPr>
             <w:r>
               <w:rPr>
-                <w:rFonts w:ascii="Times New Roman" w:hAnsi="Times New Roman"/>
+                <w:rFonts w:asciiTheme="majorHAnsi" w:hAnsiTheme="majorHAnsi" w:cstheme="majorHAnsi"/>
                 <w:b/>
                 <w:color w:val="000080"/>
               </w:rPr>
@@ -3004,7 +2845,7 @@
             </w:r>
             <w:r>
               <w:rPr>
-                <w:rFonts w:ascii="Times New Roman" w:hAnsi="Times New Roman"/>
+                <w:rFonts w:asciiTheme="majorHAnsi" w:hAnsiTheme="majorHAnsi" w:cstheme="majorHAnsi"/>
                 <w:b/>
                 <w:color w:val="000080"/>
               </w:rPr>
@@ -3021,14 +2862,14 @@
             <w:pPr>
               <w:spacing w:before="0" w:after="0" w:line="360" w:lineRule="auto"/>
               <w:rPr>
-                <w:rFonts w:ascii="Times New Roman" w:hAnsi="Times New Roman"/>
+                <w:rFonts w:asciiTheme="majorHAnsi" w:hAnsiTheme="majorHAnsi" w:cstheme="majorHAnsi"/>
                 <w:b/>
                 <w:color w:val="000080"/>
               </w:rPr>
             </w:pPr>
             <w:r>
               <w:rPr>
-                <w:rFonts w:ascii="Times New Roman" w:hAnsi="Times New Roman"/>
+                <w:rFonts w:asciiTheme="majorHAnsi" w:hAnsiTheme="majorHAnsi" w:cstheme="majorHAnsi"/>
                 <w:b/>
                 <w:color w:val="000080"/>
               </w:rPr>
@@ -3046,7 +2887,7 @@
             <w:pPr>
               <w:spacing w:before="0" w:after="0" w:line="360" w:lineRule="auto"/>
               <w:rPr>
-                <w:rFonts w:ascii="Times New Roman" w:hAnsi="Times New Roman"/>
+                <w:rFonts w:asciiTheme="majorHAnsi" w:hAnsiTheme="majorHAnsi" w:cstheme="majorHAnsi"/>
                 <w:lang w:val="vi-VN"/>
               </w:rPr>
             </w:pPr>
@@ -3060,7 +2901,7 @@
             <w:pPr>
               <w:spacing w:before="0" w:after="0" w:line="360" w:lineRule="auto"/>
               <w:rPr>
-                <w:rFonts w:ascii="Times New Roman" w:hAnsi="Times New Roman"/>
+                <w:rFonts w:asciiTheme="majorHAnsi" w:hAnsiTheme="majorHAnsi" w:cstheme="majorHAnsi"/>
                 <w:szCs w:val="20"/>
                 <w:lang w:val="en-US"/>
               </w:rPr>
@@ -3077,7 +2918,7 @@
             <w:pPr>
               <w:spacing w:before="0" w:after="0" w:line="360" w:lineRule="auto"/>
               <w:rPr>
-                <w:rFonts w:ascii="Times New Roman" w:hAnsi="Times New Roman"/>
+                <w:rFonts w:asciiTheme="majorHAnsi" w:hAnsiTheme="majorHAnsi" w:cstheme="majorHAnsi"/>
               </w:rPr>
             </w:pPr>
           </w:p>
@@ -3090,7 +2931,7 @@
             <w:pPr>
               <w:spacing w:before="0" w:after="0" w:line="360" w:lineRule="auto"/>
               <w:rPr>
-                <w:rFonts w:ascii="Times New Roman" w:hAnsi="Times New Roman"/>
+                <w:rFonts w:asciiTheme="majorHAnsi" w:hAnsiTheme="majorHAnsi" w:cstheme="majorHAnsi"/>
                 <w:szCs w:val="20"/>
                 <w:lang w:val="vi-VN"/>
               </w:rPr>
@@ -3107,7 +2948,7 @@
             <w:pPr>
               <w:spacing w:before="0" w:after="0" w:line="360" w:lineRule="auto"/>
               <w:rPr>
-                <w:rFonts w:ascii="Times New Roman" w:hAnsi="Times New Roman"/>
+                <w:rFonts w:asciiTheme="majorHAnsi" w:hAnsiTheme="majorHAnsi" w:cstheme="majorHAnsi"/>
               </w:rPr>
             </w:pPr>
           </w:p>
@@ -3120,7 +2961,7 @@
             <w:pPr>
               <w:spacing w:before="0" w:after="0" w:line="360" w:lineRule="auto"/>
               <w:rPr>
-                <w:rFonts w:ascii="Times New Roman" w:hAnsi="Times New Roman"/>
+                <w:rFonts w:asciiTheme="majorHAnsi" w:hAnsiTheme="majorHAnsi" w:cstheme="majorHAnsi"/>
                 <w:szCs w:val="20"/>
               </w:rPr>
             </w:pPr>
@@ -3136,7 +2977,7 @@
             <w:pPr>
               <w:spacing w:before="0" w:after="0" w:line="360" w:lineRule="auto"/>
               <w:rPr>
-                <w:rFonts w:ascii="Times New Roman" w:hAnsi="Times New Roman"/>
+                <w:rFonts w:asciiTheme="majorHAnsi" w:hAnsiTheme="majorHAnsi" w:cstheme="majorHAnsi"/>
               </w:rPr>
             </w:pPr>
           </w:p>
@@ -3149,7 +2990,7 @@
             <w:pPr>
               <w:spacing w:before="0" w:after="0" w:line="360" w:lineRule="auto"/>
               <w:rPr>
-                <w:rFonts w:ascii="Times New Roman" w:hAnsi="Times New Roman"/>
+                <w:rFonts w:asciiTheme="majorHAnsi" w:hAnsiTheme="majorHAnsi" w:cstheme="majorHAnsi"/>
                 <w:szCs w:val="20"/>
               </w:rPr>
             </w:pPr>
@@ -3165,7 +3006,7 @@
             <w:pPr>
               <w:spacing w:before="0" w:after="0" w:line="360" w:lineRule="auto"/>
               <w:rPr>
-                <w:rFonts w:ascii="Times New Roman" w:hAnsi="Times New Roman"/>
+                <w:rFonts w:asciiTheme="majorHAnsi" w:hAnsiTheme="majorHAnsi" w:cstheme="majorHAnsi"/>
               </w:rPr>
             </w:pPr>
           </w:p>
@@ -3178,7 +3019,7 @@
             <w:pPr>
               <w:spacing w:before="0" w:after="0" w:line="360" w:lineRule="auto"/>
               <w:rPr>
-                <w:rFonts w:ascii="Times New Roman" w:hAnsi="Times New Roman"/>
+                <w:rFonts w:asciiTheme="majorHAnsi" w:hAnsiTheme="majorHAnsi" w:cstheme="majorHAnsi"/>
                 <w:szCs w:val="20"/>
               </w:rPr>
             </w:pPr>
@@ -3194,7 +3035,7 @@
             <w:pPr>
               <w:spacing w:before="0" w:after="0" w:line="360" w:lineRule="auto"/>
               <w:rPr>
-                <w:rFonts w:ascii="Times New Roman" w:hAnsi="Times New Roman"/>
+                <w:rFonts w:asciiTheme="majorHAnsi" w:hAnsiTheme="majorHAnsi" w:cstheme="majorHAnsi"/>
               </w:rPr>
             </w:pPr>
           </w:p>
@@ -3207,7 +3048,7 @@
             <w:pPr>
               <w:spacing w:before="0" w:after="0" w:line="360" w:lineRule="auto"/>
               <w:rPr>
-                <w:rFonts w:ascii="Times New Roman" w:hAnsi="Times New Roman"/>
+                <w:rFonts w:asciiTheme="majorHAnsi" w:hAnsiTheme="majorHAnsi" w:cstheme="majorHAnsi"/>
                 <w:szCs w:val="20"/>
               </w:rPr>
             </w:pPr>
@@ -3223,7 +3064,7 @@
             <w:pPr>
               <w:spacing w:before="0" w:after="0" w:line="360" w:lineRule="auto"/>
               <w:rPr>
-                <w:rFonts w:ascii="Times New Roman" w:hAnsi="Times New Roman"/>
+                <w:rFonts w:asciiTheme="majorHAnsi" w:hAnsiTheme="majorHAnsi" w:cstheme="majorHAnsi"/>
               </w:rPr>
             </w:pPr>
           </w:p>
@@ -3236,7 +3077,7 @@
             <w:pPr>
               <w:spacing w:before="0" w:after="0" w:line="360" w:lineRule="auto"/>
               <w:rPr>
-                <w:rFonts w:ascii="Times New Roman" w:hAnsi="Times New Roman"/>
+                <w:rFonts w:asciiTheme="majorHAnsi" w:hAnsiTheme="majorHAnsi" w:cstheme="majorHAnsi"/>
                 <w:szCs w:val="20"/>
               </w:rPr>
             </w:pPr>
@@ -3254,7 +3095,7 @@
         </w:rPr>
       </w:pPr>
       <w:bookmarkStart w:id="4" w:name="_Toc265158886"/>
-      <w:bookmarkStart w:id="5" w:name="_Toc230072402"/>
+      <w:bookmarkStart w:id="5" w:name="_Toc230442656"/>
       <w:r>
         <w:rPr>
           <w:rFonts w:asciiTheme="majorHAnsi" w:hAnsiTheme="majorHAnsi" w:cstheme="majorHAnsi"/>
@@ -3278,7 +3119,7 @@
     </w:p>
     <w:p>
       <w:pPr>
-        <w:spacing w:line="360" w:lineRule="auto"/>
+        <w:spacing w:before="0" w:line="360" w:lineRule="auto"/>
         <w:rPr>
           <w:rFonts w:asciiTheme="majorHAnsi" w:hAnsiTheme="majorHAnsi" w:cstheme="majorHAnsi"/>
           <w:lang w:val="vi-VN"/>
@@ -3294,7 +3135,7 @@
     <w:p>
       <w:pPr>
         <w:pStyle w:val="Heading2"/>
-        <w:spacing w:line="360" w:lineRule="auto"/>
+        <w:spacing w:before="0" w:line="360" w:lineRule="auto"/>
         <w:rPr>
           <w:rFonts w:asciiTheme="majorHAnsi" w:hAnsiTheme="majorHAnsi" w:cstheme="majorHAnsi"/>
         </w:rPr>
@@ -3302,7 +3143,7 @@
       <w:bookmarkStart w:id="9" w:name="_Toc238641265"/>
       <w:bookmarkStart w:id="10" w:name="_Toc238641347"/>
       <w:bookmarkStart w:id="11" w:name="_Toc265158887"/>
-      <w:bookmarkStart w:id="12" w:name="_Toc230072403"/>
+      <w:bookmarkStart w:id="12" w:name="_Toc230442657"/>
       <w:bookmarkEnd w:id="9"/>
       <w:bookmarkEnd w:id="10"/>
       <w:r>
@@ -3316,24 +3157,59 @@
     </w:p>
     <w:p>
       <w:pPr>
-        <w:spacing w:line="360" w:lineRule="auto"/>
-        <w:ind w:left="567"/>
+        <w:spacing w:before="0"/>
         <w:jc w:val="both"/>
         <w:rPr>
           <w:rFonts w:asciiTheme="majorHAnsi" w:hAnsiTheme="majorHAnsi" w:cstheme="majorHAnsi"/>
         </w:rPr>
       </w:pPr>
+      <w:r>
+        <w:rPr>
+          <w:rFonts w:asciiTheme="majorHAnsi" w:hAnsiTheme="majorHAnsi" w:cstheme="majorHAnsi"/>
+        </w:rPr>
+        <w:t>The purpose of this Software Requirements Specification (SRS) document is to define the functional and non-functional requirements of the Canteen Stall Management System with Integrated AI Food Optimization, also known as StallBox.</w:t>
+      </w:r>
     </w:p>
     <w:p>
       <w:pPr>
+        <w:spacing w:before="0"/>
+        <w:jc w:val="both"/>
+        <w:rPr>
+          <w:rFonts w:asciiTheme="majorHAnsi" w:hAnsiTheme="majorHAnsi" w:cstheme="majorHAnsi"/>
+        </w:rPr>
+      </w:pPr>
+      <w:r>
+        <w:rPr>
+          <w:rFonts w:asciiTheme="majorHAnsi" w:hAnsiTheme="majorHAnsi" w:cstheme="majorHAnsi"/>
+        </w:rPr>
+        <w:t>This document describes the system scope, main actors, functional modules, use cases, screen flow, data structure, and quality requirements. It serves as a reference for stakeholders, developers, testers, and project members during the analysis, design, implementation, and testing phases.</w:t>
+      </w:r>
+    </w:p>
+    <w:p>
+      <w:pPr>
+        <w:spacing w:before="0"/>
+        <w:jc w:val="both"/>
+        <w:rPr>
+          <w:rFonts w:asciiTheme="majorHAnsi" w:hAnsiTheme="majorHAnsi" w:cstheme="majorHAnsi"/>
+        </w:rPr>
+      </w:pPr>
+      <w:r>
+        <w:rPr>
+          <w:rFonts w:asciiTheme="majorHAnsi" w:hAnsiTheme="majorHAnsi" w:cstheme="majorHAnsi"/>
+        </w:rPr>
+        <w:t>StallBox is designed to support daily canteen stall operations, including order processing, payment handling, menu management, revenue monitoring, and AI-based food demand forecasting. The system aims to help the stall reduce food waste, improve preparation planning, and support better operational decision-making.</w:t>
+      </w:r>
+    </w:p>
+    <w:p>
+      <w:pPr>
         <w:pStyle w:val="Heading2"/>
-        <w:spacing w:line="360" w:lineRule="auto"/>
+        <w:spacing w:before="0" w:line="360" w:lineRule="auto"/>
         <w:rPr>
           <w:rFonts w:asciiTheme="majorHAnsi" w:hAnsiTheme="majorHAnsi" w:cstheme="majorHAnsi"/>
         </w:rPr>
       </w:pPr>
       <w:bookmarkStart w:id="13" w:name="_Toc265158888"/>
-      <w:bookmarkStart w:id="14" w:name="_Toc230072404"/>
+      <w:bookmarkStart w:id="14" w:name="_Toc230442658"/>
       <w:r>
         <w:rPr>
           <w:rFonts w:asciiTheme="majorHAnsi" w:hAnsiTheme="majorHAnsi" w:cstheme="majorHAnsi"/>
@@ -3345,16 +3221,202 @@
     </w:p>
     <w:p>
       <w:pPr>
-        <w:spacing w:line="360" w:lineRule="auto"/>
-        <w:ind w:left="567"/>
+        <w:spacing w:before="0"/>
         <w:jc w:val="both"/>
         <w:rPr>
           <w:rFonts w:asciiTheme="majorHAnsi" w:hAnsiTheme="majorHAnsi" w:cstheme="majorHAnsi"/>
         </w:rPr>
       </w:pPr>
+      <w:r>
+        <w:rPr>
+          <w:rFonts w:asciiTheme="majorHAnsi" w:hAnsiTheme="majorHAnsi" w:cstheme="majorHAnsi"/>
+        </w:rPr>
+        <w:t>The scope of this system focuses on managing the daily operation of a single canteen stall. The system supports three main user roles: Staff, Manager, and Admin.</w:t>
+      </w:r>
     </w:p>
     <w:p>
       <w:pPr>
+        <w:spacing w:before="0"/>
+        <w:jc w:val="both"/>
+        <w:rPr>
+          <w:rFonts w:asciiTheme="majorHAnsi" w:hAnsiTheme="majorHAnsi" w:cstheme="majorHAnsi"/>
+        </w:rPr>
+      </w:pPr>
+      <w:r>
+        <w:rPr>
+          <w:rFonts w:asciiTheme="majorHAnsi" w:hAnsiTheme="majorHAnsi" w:cstheme="majorHAnsi"/>
+        </w:rPr>
+        <w:t>The system includes the following major functions:</w:t>
+      </w:r>
+    </w:p>
+    <w:p>
+      <w:pPr>
+        <w:spacing w:before="0"/>
+        <w:jc w:val="both"/>
+        <w:rPr>
+          <w:rFonts w:asciiTheme="majorHAnsi" w:hAnsiTheme="majorHAnsi" w:cstheme="majorHAnsi"/>
+        </w:rPr>
+      </w:pPr>
+      <w:r>
+        <w:rPr>
+          <w:rFonts w:asciiTheme="majorHAnsi" w:hAnsiTheme="majorHAnsi" w:cstheme="majorHAnsi"/>
+        </w:rPr>
+        <w:t>- User authentication and profile management, including login, logout, forgot password, change password, and update personal profile.</w:t>
+      </w:r>
+    </w:p>
+    <w:p>
+      <w:pPr>
+        <w:spacing w:before="0"/>
+        <w:jc w:val="both"/>
+        <w:rPr>
+          <w:rFonts w:asciiTheme="majorHAnsi" w:hAnsiTheme="majorHAnsi" w:cstheme="majorHAnsi"/>
+        </w:rPr>
+      </w:pPr>
+      <w:r>
+        <w:rPr>
+          <w:rFonts w:asciiTheme="majorHAnsi" w:hAnsiTheme="majorHAnsi" w:cstheme="majorHAnsi"/>
+        </w:rPr>
+        <w:t>- Sales and order management, including creating orders, processing payments, printing receipts, cancelling orders, and viewing order history.</w:t>
+      </w:r>
+    </w:p>
+    <w:p>
+      <w:pPr>
+        <w:spacing w:before="0"/>
+        <w:jc w:val="both"/>
+        <w:rPr>
+          <w:rFonts w:asciiTheme="majorHAnsi" w:hAnsiTheme="majorHAnsi" w:cstheme="majorHAnsi"/>
+        </w:rPr>
+      </w:pPr>
+      <w:r>
+        <w:rPr>
+          <w:rFonts w:asciiTheme="majorHAnsi" w:hAnsiTheme="majorHAnsi" w:cstheme="majorHAnsi"/>
+        </w:rPr>
+        <w:t>- Payment processing through an external Payment Gateway.</w:t>
+      </w:r>
+    </w:p>
+    <w:p>
+      <w:pPr>
+        <w:spacing w:before="0"/>
+        <w:jc w:val="both"/>
+        <w:rPr>
+          <w:rFonts w:asciiTheme="majorHAnsi" w:hAnsiTheme="majorHAnsi" w:cstheme="majorHAnsi"/>
+        </w:rPr>
+      </w:pPr>
+      <w:r>
+        <w:rPr>
+          <w:rFonts w:asciiTheme="majorHAnsi" w:hAnsiTheme="majorHAnsi" w:cstheme="majorHAnsi"/>
+        </w:rPr>
+        <w:lastRenderedPageBreak/>
+        <w:t>- Food item and category management for maintaining the master menu.</w:t>
+      </w:r>
+    </w:p>
+    <w:p>
+      <w:pPr>
+        <w:spacing w:before="0"/>
+        <w:jc w:val="both"/>
+        <w:rPr>
+          <w:rFonts w:asciiTheme="majorHAnsi" w:hAnsiTheme="majorHAnsi" w:cstheme="majorHAnsi"/>
+        </w:rPr>
+      </w:pPr>
+      <w:r>
+        <w:rPr>
+          <w:rFonts w:asciiTheme="majorHAnsi" w:hAnsiTheme="majorHAnsi" w:cstheme="majorHAnsi"/>
+        </w:rPr>
+        <w:t>- Scheduled menu management for assigning menus by date or weekday.</w:t>
+      </w:r>
+    </w:p>
+    <w:p>
+      <w:pPr>
+        <w:spacing w:before="0"/>
+        <w:jc w:val="both"/>
+        <w:rPr>
+          <w:rFonts w:asciiTheme="majorHAnsi" w:hAnsiTheme="majorHAnsi" w:cstheme="majorHAnsi"/>
+        </w:rPr>
+      </w:pPr>
+      <w:r>
+        <w:rPr>
+          <w:rFonts w:asciiTheme="majorHAnsi" w:hAnsiTheme="majorHAnsi" w:cstheme="majorHAnsi"/>
+        </w:rPr>
+        <w:t>- Daily menu management for updating available food items, prepared quantity, remaining quantity, and item availability.</w:t>
+      </w:r>
+    </w:p>
+    <w:p>
+      <w:pPr>
+        <w:spacing w:before="0"/>
+        <w:jc w:val="both"/>
+        <w:rPr>
+          <w:rFonts w:asciiTheme="majorHAnsi" w:hAnsiTheme="majorHAnsi" w:cstheme="majorHAnsi"/>
+        </w:rPr>
+      </w:pPr>
+      <w:r>
+        <w:rPr>
+          <w:rFonts w:asciiTheme="majorHAnsi" w:hAnsiTheme="majorHAnsi" w:cstheme="majorHAnsi"/>
+        </w:rPr>
+        <w:t xml:space="preserve">- </w:t>
+      </w:r>
+      <w:r>
+        <w:rPr>
+          <w:rFonts w:asciiTheme="majorHAnsi" w:hAnsiTheme="majorHAnsi" w:cstheme="majorHAnsi"/>
+        </w:rPr>
+        <w:t>Revenue and sales statistics functions for monitoring daily revenue, sales performance, order list, payment list, and key operational indicators.</w:t>
+      </w:r>
+    </w:p>
+    <w:p>
+      <w:pPr>
+        <w:spacing w:before="0"/>
+        <w:jc w:val="both"/>
+        <w:rPr>
+          <w:rFonts w:asciiTheme="majorHAnsi" w:hAnsiTheme="majorHAnsi" w:cstheme="majorHAnsi"/>
+        </w:rPr>
+      </w:pPr>
+      <w:r>
+        <w:rPr>
+          <w:rFonts w:asciiTheme="majorHAnsi" w:hAnsiTheme="majorHAnsi" w:cstheme="majorHAnsi"/>
+        </w:rPr>
+        <w:t>- AI Food Optimization functions, including food demand forecasting, food preparation recommendation, and dynamic pricing recommendation.</w:t>
+      </w:r>
+    </w:p>
+    <w:p>
+      <w:pPr>
+        <w:spacing w:before="0" w:after="0"/>
+        <w:jc w:val="both"/>
+        <w:rPr>
+          <w:rFonts w:asciiTheme="majorHAnsi" w:hAnsiTheme="majorHAnsi" w:cstheme="majorHAnsi"/>
+        </w:rPr>
+      </w:pPr>
+      <w:r>
+        <w:rPr>
+          <w:rFonts w:asciiTheme="majorHAnsi" w:hAnsiTheme="majorHAnsi" w:cstheme="majorHAnsi"/>
+        </w:rPr>
+        <w:t>- User account management for Admin, including creating, updating, disabling user accounts, and resetting passwords.</w:t>
+      </w:r>
+    </w:p>
+    <w:p>
+      <w:pPr>
+        <w:spacing w:before="0" w:after="0"/>
+        <w:jc w:val="both"/>
+        <w:rPr>
+          <w:rFonts w:asciiTheme="majorHAnsi" w:hAnsiTheme="majorHAnsi" w:cstheme="majorHAnsi"/>
+        </w:rPr>
+      </w:pPr>
+    </w:p>
+    <w:p>
+      <w:pPr>
+        <w:spacing w:before="0"/>
+        <w:jc w:val="both"/>
+        <w:rPr>
+          <w:rFonts w:asciiTheme="majorHAnsi" w:hAnsiTheme="majorHAnsi" w:cstheme="majorHAnsi"/>
+        </w:rPr>
+      </w:pPr>
+      <w:r>
+        <w:rPr>
+          <w:rFonts w:asciiTheme="majorHAnsi" w:hAnsiTheme="majorHAnsi" w:cstheme="majorHAnsi"/>
+        </w:rPr>
+        <w:t>The system does not include customer self-ordering, delivery service, multi-branch management, supplier management, or advanced accounting features in the current version. These features may be considered as future enhancements.</w:t>
+      </w:r>
+    </w:p>
+    <w:p>
+      <w:pPr>
         <w:pStyle w:val="Heading1"/>
         <w:spacing w:line="360" w:lineRule="auto"/>
         <w:rPr>
@@ -3362,7 +3424,7 @@
         </w:rPr>
       </w:pPr>
       <w:bookmarkStart w:id="15" w:name="_Toc196577923"/>
-      <w:bookmarkStart w:id="16" w:name="_Toc230072405"/>
+      <w:bookmarkStart w:id="16" w:name="_Toc230442659"/>
       <w:bookmarkEnd w:id="15"/>
       <w:r>
         <w:rPr>
@@ -3374,7 +3436,7 @@
     </w:p>
     <w:p>
       <w:pPr>
-        <w:spacing w:line="360" w:lineRule="auto"/>
+        <w:spacing w:before="0" w:line="360" w:lineRule="auto"/>
         <w:rPr>
           <w:rFonts w:asciiTheme="majorHAnsi" w:hAnsiTheme="majorHAnsi" w:cstheme="majorHAnsi"/>
           <w:b/>
@@ -3413,11 +3475,2575 @@
     </w:p>
     <w:p>
       <w:pPr>
-        <w:spacing w:line="360" w:lineRule="auto"/>
+        <w:jc w:val="both"/>
+      </w:pPr>
+      <w:r>
+        <w:t>The purpose of the Requirement section is to describe the main system requirements that must be implemented in the StallBox system. These requirements are derived from the business needs of a canteen stall, including sales operation, menu management, revenue monitoring, and AI-based food optimization.</w:t>
+      </w:r>
+    </w:p>
+    <w:p>
+      <w:pPr>
+        <w:jc w:val="both"/>
+      </w:pPr>
+      <w:r>
+        <w:t>The requirements define what the system must provide for each user role. Staff mainly performs sales and payment activities. Manager monitors daily operations, manages daily menus, and uses AI recommendations. Admin manages system configuration, user accounts, food items, categories, and scheduled menus.</w:t>
+      </w:r>
+    </w:p>
+    <w:p>
+      <w:pPr>
+        <w:jc w:val="both"/>
+      </w:pPr>
+      <w:r>
+        <w:t>This section provides the basis for system design, implementation, and testing.</w:t>
+      </w:r>
+    </w:p>
+    <w:p>
+      <w:pPr>
+        <w:spacing w:before="0" w:line="360" w:lineRule="auto"/>
         <w:rPr>
           <w:rFonts w:asciiTheme="majorHAnsi" w:hAnsiTheme="majorHAnsi" w:cstheme="majorHAnsi"/>
-        </w:rPr>
-      </w:pPr>
+          <w:b/>
+          <w:i/>
+          <w:sz w:val="28"/>
+        </w:rPr>
+      </w:pPr>
+      <w:r>
+        <w:rPr>
+          <w:rFonts w:asciiTheme="majorHAnsi" w:hAnsiTheme="majorHAnsi" w:cstheme="majorHAnsi"/>
+          <w:b/>
+          <w:i/>
+          <w:sz w:val="28"/>
+        </w:rPr>
+        <w:t>4.2</w:t>
+      </w:r>
+      <w:r>
+        <w:rPr>
+          <w:rFonts w:asciiTheme="majorHAnsi" w:hAnsiTheme="majorHAnsi" w:cstheme="majorHAnsi"/>
+          <w:b/>
+          <w:i/>
+          <w:sz w:val="28"/>
+        </w:rPr>
+        <w:tab/>
+        <w:t>Requirement specification</w:t>
+      </w:r>
+    </w:p>
+    <w:tbl>
+      <w:tblPr>
+        <w:tblStyle w:val="TableGrid"/>
+        <w:tblW w:w="0" w:type="auto"/>
+        <w:tblLook w:val="04A0" w:firstRow="1" w:lastRow="0" w:firstColumn="1" w:lastColumn="0" w:noHBand="0" w:noVBand="1"/>
+      </w:tblPr>
+      <w:tblGrid>
+        <w:gridCol w:w="803"/>
+        <w:gridCol w:w="1627"/>
+        <w:gridCol w:w="4590"/>
+        <w:gridCol w:w="2181"/>
+      </w:tblGrid>
+      <w:tr>
+        <w:tc>
+          <w:tcPr>
+            <w:tcW w:w="803" w:type="dxa"/>
+            <w:vAlign w:val="center"/>
+          </w:tcPr>
+          <w:p>
+            <w:pPr>
+              <w:spacing w:before="0" w:after="0" w:line="360" w:lineRule="auto"/>
+              <w:rPr>
+                <w:rFonts w:asciiTheme="majorHAnsi" w:hAnsiTheme="majorHAnsi" w:cstheme="majorHAnsi"/>
+              </w:rPr>
+            </w:pPr>
+            <w:r>
+              <w:rPr>
+                <w:rFonts w:asciiTheme="majorHAnsi" w:hAnsiTheme="majorHAnsi" w:cstheme="majorHAnsi"/>
+                <w:b/>
+                <w:bCs/>
+              </w:rPr>
+              <w:t>ID</w:t>
+            </w:r>
+          </w:p>
+        </w:tc>
+        <w:tc>
+          <w:tcPr>
+            <w:tcW w:w="1627" w:type="dxa"/>
+            <w:vAlign w:val="center"/>
+          </w:tcPr>
+          <w:p>
+            <w:pPr>
+              <w:spacing w:before="0" w:after="0" w:line="360" w:lineRule="auto"/>
+              <w:rPr>
+                <w:rFonts w:asciiTheme="majorHAnsi" w:hAnsiTheme="majorHAnsi" w:cstheme="majorHAnsi"/>
+              </w:rPr>
+            </w:pPr>
+            <w:r>
+              <w:rPr>
+                <w:rFonts w:asciiTheme="majorHAnsi" w:hAnsiTheme="majorHAnsi" w:cstheme="majorHAnsi"/>
+                <w:b/>
+                <w:bCs/>
+              </w:rPr>
+              <w:t>Requirement Name</w:t>
+            </w:r>
+          </w:p>
+        </w:tc>
+        <w:tc>
+          <w:tcPr>
+            <w:tcW w:w="4590" w:type="dxa"/>
+            <w:vAlign w:val="center"/>
+          </w:tcPr>
+          <w:p>
+            <w:pPr>
+              <w:spacing w:before="0" w:after="0" w:line="360" w:lineRule="auto"/>
+              <w:rPr>
+                <w:rFonts w:asciiTheme="majorHAnsi" w:hAnsiTheme="majorHAnsi" w:cstheme="majorHAnsi"/>
+              </w:rPr>
+            </w:pPr>
+            <w:r>
+              <w:rPr>
+                <w:rFonts w:asciiTheme="majorHAnsi" w:hAnsiTheme="majorHAnsi" w:cstheme="majorHAnsi"/>
+                <w:b/>
+                <w:bCs/>
+              </w:rPr>
+              <w:t>Description</w:t>
+            </w:r>
+          </w:p>
+        </w:tc>
+        <w:tc>
+          <w:tcPr>
+            <w:tcW w:w="2181" w:type="dxa"/>
+            <w:vAlign w:val="center"/>
+          </w:tcPr>
+          <w:p>
+            <w:pPr>
+              <w:spacing w:before="0" w:after="0" w:line="360" w:lineRule="auto"/>
+              <w:rPr>
+                <w:rFonts w:asciiTheme="majorHAnsi" w:hAnsiTheme="majorHAnsi" w:cstheme="majorHAnsi"/>
+              </w:rPr>
+            </w:pPr>
+            <w:r>
+              <w:rPr>
+                <w:rFonts w:asciiTheme="majorHAnsi" w:hAnsiTheme="majorHAnsi" w:cstheme="majorHAnsi"/>
+                <w:b/>
+                <w:bCs/>
+              </w:rPr>
+              <w:t>Actors</w:t>
+            </w:r>
+          </w:p>
+        </w:tc>
+      </w:tr>
+      <w:tr>
+        <w:tc>
+          <w:tcPr>
+            <w:tcW w:w="803" w:type="dxa"/>
+            <w:vAlign w:val="center"/>
+          </w:tcPr>
+          <w:p>
+            <w:pPr>
+              <w:spacing w:before="0" w:after="0" w:line="360" w:lineRule="auto"/>
+              <w:rPr>
+                <w:rFonts w:asciiTheme="majorHAnsi" w:hAnsiTheme="majorHAnsi" w:cstheme="majorHAnsi"/>
+              </w:rPr>
+            </w:pPr>
+            <w:r>
+              <w:rPr>
+                <w:rFonts w:asciiTheme="majorHAnsi" w:hAnsiTheme="majorHAnsi" w:cstheme="majorHAnsi"/>
+              </w:rPr>
+              <w:t>FR-01</w:t>
+            </w:r>
+          </w:p>
+        </w:tc>
+        <w:tc>
+          <w:tcPr>
+            <w:tcW w:w="1627" w:type="dxa"/>
+            <w:vAlign w:val="center"/>
+          </w:tcPr>
+          <w:p>
+            <w:pPr>
+              <w:spacing w:before="0" w:after="0" w:line="360" w:lineRule="auto"/>
+              <w:rPr>
+                <w:rFonts w:asciiTheme="majorHAnsi" w:hAnsiTheme="majorHAnsi" w:cstheme="majorHAnsi"/>
+              </w:rPr>
+            </w:pPr>
+            <w:r>
+              <w:rPr>
+                <w:rFonts w:asciiTheme="majorHAnsi" w:hAnsiTheme="majorHAnsi" w:cstheme="majorHAnsi"/>
+              </w:rPr>
+              <w:t>Login</w:t>
+            </w:r>
+          </w:p>
+        </w:tc>
+        <w:tc>
+          <w:tcPr>
+            <w:tcW w:w="4590" w:type="dxa"/>
+            <w:vAlign w:val="center"/>
+          </w:tcPr>
+          <w:p>
+            <w:pPr>
+              <w:spacing w:before="0" w:after="0" w:line="360" w:lineRule="auto"/>
+              <w:rPr>
+                <w:rFonts w:asciiTheme="majorHAnsi" w:hAnsiTheme="majorHAnsi" w:cstheme="majorHAnsi"/>
+              </w:rPr>
+            </w:pPr>
+            <w:r>
+              <w:rPr>
+                <w:rFonts w:asciiTheme="majorHAnsi" w:hAnsiTheme="majorHAnsi" w:cstheme="majorHAnsi"/>
+              </w:rPr>
+              <w:t>The system shall allow Staff, Manager, and Admin to log in using valid credentials.</w:t>
+            </w:r>
+          </w:p>
+        </w:tc>
+        <w:tc>
+          <w:tcPr>
+            <w:tcW w:w="2181" w:type="dxa"/>
+            <w:vAlign w:val="center"/>
+          </w:tcPr>
+          <w:p>
+            <w:pPr>
+              <w:spacing w:before="0" w:after="0" w:line="360" w:lineRule="auto"/>
+              <w:rPr>
+                <w:rFonts w:asciiTheme="majorHAnsi" w:hAnsiTheme="majorHAnsi" w:cstheme="majorHAnsi"/>
+              </w:rPr>
+            </w:pPr>
+            <w:r>
+              <w:rPr>
+                <w:rFonts w:asciiTheme="majorHAnsi" w:hAnsiTheme="majorHAnsi" w:cstheme="majorHAnsi"/>
+              </w:rPr>
+              <w:t>Staff, Manager, Admin</w:t>
+            </w:r>
+          </w:p>
+        </w:tc>
+      </w:tr>
+      <w:tr>
+        <w:tc>
+          <w:tcPr>
+            <w:tcW w:w="803" w:type="dxa"/>
+            <w:vAlign w:val="center"/>
+          </w:tcPr>
+          <w:p>
+            <w:pPr>
+              <w:spacing w:before="0" w:after="0" w:line="360" w:lineRule="auto"/>
+              <w:rPr>
+                <w:rFonts w:asciiTheme="majorHAnsi" w:hAnsiTheme="majorHAnsi" w:cstheme="majorHAnsi"/>
+              </w:rPr>
+            </w:pPr>
+            <w:r>
+              <w:rPr>
+                <w:rFonts w:asciiTheme="majorHAnsi" w:hAnsiTheme="majorHAnsi" w:cstheme="majorHAnsi"/>
+              </w:rPr>
+              <w:t>FR-02</w:t>
+            </w:r>
+          </w:p>
+        </w:tc>
+        <w:tc>
+          <w:tcPr>
+            <w:tcW w:w="1627" w:type="dxa"/>
+            <w:vAlign w:val="center"/>
+          </w:tcPr>
+          <w:p>
+            <w:pPr>
+              <w:spacing w:before="0" w:after="0" w:line="360" w:lineRule="auto"/>
+              <w:rPr>
+                <w:rFonts w:asciiTheme="majorHAnsi" w:hAnsiTheme="majorHAnsi" w:cstheme="majorHAnsi"/>
+              </w:rPr>
+            </w:pPr>
+            <w:r>
+              <w:rPr>
+                <w:rFonts w:asciiTheme="majorHAnsi" w:hAnsiTheme="majorHAnsi" w:cstheme="majorHAnsi"/>
+              </w:rPr>
+              <w:t>Logout</w:t>
+            </w:r>
+          </w:p>
+        </w:tc>
+        <w:tc>
+          <w:tcPr>
+            <w:tcW w:w="4590" w:type="dxa"/>
+            <w:vAlign w:val="center"/>
+          </w:tcPr>
+          <w:p>
+            <w:pPr>
+              <w:spacing w:before="0" w:after="0" w:line="360" w:lineRule="auto"/>
+              <w:rPr>
+                <w:rFonts w:asciiTheme="majorHAnsi" w:hAnsiTheme="majorHAnsi" w:cstheme="majorHAnsi"/>
+              </w:rPr>
+            </w:pPr>
+            <w:r>
+              <w:rPr>
+                <w:rFonts w:asciiTheme="majorHAnsi" w:hAnsiTheme="majorHAnsi" w:cstheme="majorHAnsi"/>
+              </w:rPr>
+              <w:t>The system shall allow authenticated users to log out from the system.</w:t>
+            </w:r>
+          </w:p>
+        </w:tc>
+        <w:tc>
+          <w:tcPr>
+            <w:tcW w:w="2181" w:type="dxa"/>
+            <w:vAlign w:val="center"/>
+          </w:tcPr>
+          <w:p>
+            <w:pPr>
+              <w:spacing w:before="0" w:after="0" w:line="360" w:lineRule="auto"/>
+              <w:rPr>
+                <w:rFonts w:asciiTheme="majorHAnsi" w:hAnsiTheme="majorHAnsi" w:cstheme="majorHAnsi"/>
+              </w:rPr>
+            </w:pPr>
+            <w:r>
+              <w:rPr>
+                <w:rFonts w:asciiTheme="majorHAnsi" w:hAnsiTheme="majorHAnsi" w:cstheme="majorHAnsi"/>
+              </w:rPr>
+              <w:t>Staff, Manager, Admin</w:t>
+            </w:r>
+          </w:p>
+        </w:tc>
+      </w:tr>
+      <w:tr>
+        <w:tc>
+          <w:tcPr>
+            <w:tcW w:w="803" w:type="dxa"/>
+            <w:vAlign w:val="center"/>
+          </w:tcPr>
+          <w:p>
+            <w:pPr>
+              <w:spacing w:before="0" w:after="0" w:line="360" w:lineRule="auto"/>
+              <w:rPr>
+                <w:rFonts w:asciiTheme="majorHAnsi" w:hAnsiTheme="majorHAnsi" w:cstheme="majorHAnsi"/>
+              </w:rPr>
+            </w:pPr>
+            <w:r>
+              <w:rPr>
+                <w:rFonts w:asciiTheme="majorHAnsi" w:hAnsiTheme="majorHAnsi" w:cstheme="majorHAnsi"/>
+              </w:rPr>
+              <w:t>FR-03</w:t>
+            </w:r>
+          </w:p>
+        </w:tc>
+        <w:tc>
+          <w:tcPr>
+            <w:tcW w:w="1627" w:type="dxa"/>
+            <w:vAlign w:val="center"/>
+          </w:tcPr>
+          <w:p>
+            <w:pPr>
+              <w:spacing w:before="0" w:after="0" w:line="360" w:lineRule="auto"/>
+              <w:rPr>
+                <w:rFonts w:asciiTheme="majorHAnsi" w:hAnsiTheme="majorHAnsi" w:cstheme="majorHAnsi"/>
+              </w:rPr>
+            </w:pPr>
+            <w:r>
+              <w:rPr>
+                <w:rFonts w:asciiTheme="majorHAnsi" w:hAnsiTheme="majorHAnsi" w:cstheme="majorHAnsi"/>
+              </w:rPr>
+              <w:t>Forgot Password</w:t>
+            </w:r>
+          </w:p>
+        </w:tc>
+        <w:tc>
+          <w:tcPr>
+            <w:tcW w:w="4590" w:type="dxa"/>
+            <w:vAlign w:val="center"/>
+          </w:tcPr>
+          <w:p>
+            <w:pPr>
+              <w:spacing w:before="0" w:after="0" w:line="360" w:lineRule="auto"/>
+              <w:rPr>
+                <w:rFonts w:asciiTheme="majorHAnsi" w:hAnsiTheme="majorHAnsi" w:cstheme="majorHAnsi"/>
+              </w:rPr>
+            </w:pPr>
+            <w:r>
+              <w:rPr>
+                <w:rFonts w:asciiTheme="majorHAnsi" w:hAnsiTheme="majorHAnsi" w:cstheme="majorHAnsi"/>
+              </w:rPr>
+              <w:t>The system shall allow users to request password recovery when they forget their password.</w:t>
+            </w:r>
+          </w:p>
+        </w:tc>
+        <w:tc>
+          <w:tcPr>
+            <w:tcW w:w="2181" w:type="dxa"/>
+            <w:vAlign w:val="center"/>
+          </w:tcPr>
+          <w:p>
+            <w:pPr>
+              <w:spacing w:before="0" w:after="0" w:line="360" w:lineRule="auto"/>
+              <w:rPr>
+                <w:rFonts w:asciiTheme="majorHAnsi" w:hAnsiTheme="majorHAnsi" w:cstheme="majorHAnsi"/>
+              </w:rPr>
+            </w:pPr>
+            <w:r>
+              <w:rPr>
+                <w:rFonts w:asciiTheme="majorHAnsi" w:hAnsiTheme="majorHAnsi" w:cstheme="majorHAnsi"/>
+              </w:rPr>
+              <w:t>Staff, Manager, Admin</w:t>
+            </w:r>
+          </w:p>
+        </w:tc>
+      </w:tr>
+      <w:tr>
+        <w:tc>
+          <w:tcPr>
+            <w:tcW w:w="803" w:type="dxa"/>
+            <w:vAlign w:val="center"/>
+          </w:tcPr>
+          <w:p>
+            <w:pPr>
+              <w:spacing w:before="0" w:after="0" w:line="360" w:lineRule="auto"/>
+              <w:rPr>
+                <w:rFonts w:asciiTheme="majorHAnsi" w:hAnsiTheme="majorHAnsi" w:cstheme="majorHAnsi"/>
+              </w:rPr>
+            </w:pPr>
+            <w:r>
+              <w:rPr>
+                <w:rFonts w:asciiTheme="majorHAnsi" w:hAnsiTheme="majorHAnsi" w:cstheme="majorHAnsi"/>
+              </w:rPr>
+              <w:t>FR-04</w:t>
+            </w:r>
+          </w:p>
+        </w:tc>
+        <w:tc>
+          <w:tcPr>
+            <w:tcW w:w="1627" w:type="dxa"/>
+            <w:vAlign w:val="center"/>
+          </w:tcPr>
+          <w:p>
+            <w:pPr>
+              <w:spacing w:before="0" w:after="0" w:line="360" w:lineRule="auto"/>
+              <w:rPr>
+                <w:rFonts w:asciiTheme="majorHAnsi" w:hAnsiTheme="majorHAnsi" w:cstheme="majorHAnsi"/>
+              </w:rPr>
+            </w:pPr>
+            <w:r>
+              <w:rPr>
+                <w:rFonts w:asciiTheme="majorHAnsi" w:hAnsiTheme="majorHAnsi" w:cstheme="majorHAnsi"/>
+              </w:rPr>
+              <w:t>View Personal Profile</w:t>
+            </w:r>
+          </w:p>
+        </w:tc>
+        <w:tc>
+          <w:tcPr>
+            <w:tcW w:w="4590" w:type="dxa"/>
+            <w:vAlign w:val="center"/>
+          </w:tcPr>
+          <w:p>
+            <w:pPr>
+              <w:spacing w:before="0" w:after="0" w:line="360" w:lineRule="auto"/>
+              <w:rPr>
+                <w:rFonts w:asciiTheme="majorHAnsi" w:hAnsiTheme="majorHAnsi" w:cstheme="majorHAnsi"/>
+              </w:rPr>
+            </w:pPr>
+            <w:r>
+              <w:rPr>
+                <w:rFonts w:asciiTheme="majorHAnsi" w:hAnsiTheme="majorHAnsi" w:cstheme="majorHAnsi"/>
+              </w:rPr>
+              <w:t>The system shall allow users to view their personal profile information.</w:t>
+            </w:r>
+          </w:p>
+        </w:tc>
+        <w:tc>
+          <w:tcPr>
+            <w:tcW w:w="2181" w:type="dxa"/>
+            <w:vAlign w:val="center"/>
+          </w:tcPr>
+          <w:p>
+            <w:pPr>
+              <w:spacing w:before="0" w:after="0" w:line="360" w:lineRule="auto"/>
+              <w:rPr>
+                <w:rFonts w:asciiTheme="majorHAnsi" w:hAnsiTheme="majorHAnsi" w:cstheme="majorHAnsi"/>
+              </w:rPr>
+            </w:pPr>
+            <w:r>
+              <w:rPr>
+                <w:rFonts w:asciiTheme="majorHAnsi" w:hAnsiTheme="majorHAnsi" w:cstheme="majorHAnsi"/>
+              </w:rPr>
+              <w:t>Staff, Manager, Admin</w:t>
+            </w:r>
+          </w:p>
+        </w:tc>
+      </w:tr>
+      <w:tr>
+        <w:tc>
+          <w:tcPr>
+            <w:tcW w:w="803" w:type="dxa"/>
+            <w:vAlign w:val="center"/>
+          </w:tcPr>
+          <w:p>
+            <w:pPr>
+              <w:spacing w:before="0" w:after="0" w:line="360" w:lineRule="auto"/>
+              <w:rPr>
+                <w:rFonts w:asciiTheme="majorHAnsi" w:hAnsiTheme="majorHAnsi" w:cstheme="majorHAnsi"/>
+              </w:rPr>
+            </w:pPr>
+            <w:r>
+              <w:rPr>
+                <w:rFonts w:asciiTheme="majorHAnsi" w:hAnsiTheme="majorHAnsi" w:cstheme="majorHAnsi"/>
+              </w:rPr>
+              <w:t>FR-05</w:t>
+            </w:r>
+          </w:p>
+        </w:tc>
+        <w:tc>
+          <w:tcPr>
+            <w:tcW w:w="1627" w:type="dxa"/>
+            <w:vAlign w:val="center"/>
+          </w:tcPr>
+          <w:p>
+            <w:pPr>
+              <w:spacing w:before="0" w:after="0" w:line="360" w:lineRule="auto"/>
+              <w:rPr>
+                <w:rFonts w:asciiTheme="majorHAnsi" w:hAnsiTheme="majorHAnsi" w:cstheme="majorHAnsi"/>
+              </w:rPr>
+            </w:pPr>
+            <w:r>
+              <w:rPr>
+                <w:rFonts w:asciiTheme="majorHAnsi" w:hAnsiTheme="majorHAnsi" w:cstheme="majorHAnsi"/>
+              </w:rPr>
+              <w:t>Update Personal Profile</w:t>
+            </w:r>
+          </w:p>
+        </w:tc>
+        <w:tc>
+          <w:tcPr>
+            <w:tcW w:w="4590" w:type="dxa"/>
+            <w:vAlign w:val="center"/>
+          </w:tcPr>
+          <w:p>
+            <w:pPr>
+              <w:spacing w:before="0" w:after="0" w:line="360" w:lineRule="auto"/>
+              <w:rPr>
+                <w:rFonts w:asciiTheme="majorHAnsi" w:hAnsiTheme="majorHAnsi" w:cstheme="majorHAnsi"/>
+              </w:rPr>
+            </w:pPr>
+            <w:r>
+              <w:rPr>
+                <w:rFonts w:asciiTheme="majorHAnsi" w:hAnsiTheme="majorHAnsi" w:cstheme="majorHAnsi"/>
+              </w:rPr>
+              <w:t>The system shall allow users to update their personal profile information.</w:t>
+            </w:r>
+          </w:p>
+        </w:tc>
+        <w:tc>
+          <w:tcPr>
+            <w:tcW w:w="2181" w:type="dxa"/>
+            <w:vAlign w:val="center"/>
+          </w:tcPr>
+          <w:p>
+            <w:pPr>
+              <w:spacing w:before="0" w:after="0" w:line="360" w:lineRule="auto"/>
+              <w:rPr>
+                <w:rFonts w:asciiTheme="majorHAnsi" w:hAnsiTheme="majorHAnsi" w:cstheme="majorHAnsi"/>
+              </w:rPr>
+            </w:pPr>
+            <w:r>
+              <w:rPr>
+                <w:rFonts w:asciiTheme="majorHAnsi" w:hAnsiTheme="majorHAnsi" w:cstheme="majorHAnsi"/>
+              </w:rPr>
+              <w:t>Staff, Manager, Admin</w:t>
+            </w:r>
+          </w:p>
+        </w:tc>
+      </w:tr>
+      <w:tr>
+        <w:tc>
+          <w:tcPr>
+            <w:tcW w:w="803" w:type="dxa"/>
+            <w:vAlign w:val="center"/>
+          </w:tcPr>
+          <w:p>
+            <w:pPr>
+              <w:spacing w:before="0" w:after="0" w:line="360" w:lineRule="auto"/>
+              <w:rPr>
+                <w:rFonts w:asciiTheme="majorHAnsi" w:hAnsiTheme="majorHAnsi" w:cstheme="majorHAnsi"/>
+              </w:rPr>
+            </w:pPr>
+            <w:r>
+              <w:rPr>
+                <w:rFonts w:asciiTheme="majorHAnsi" w:hAnsiTheme="majorHAnsi" w:cstheme="majorHAnsi"/>
+              </w:rPr>
+              <w:t>FR-06</w:t>
+            </w:r>
+          </w:p>
+        </w:tc>
+        <w:tc>
+          <w:tcPr>
+            <w:tcW w:w="1627" w:type="dxa"/>
+            <w:vAlign w:val="center"/>
+          </w:tcPr>
+          <w:p>
+            <w:pPr>
+              <w:spacing w:before="0" w:after="0" w:line="360" w:lineRule="auto"/>
+              <w:rPr>
+                <w:rFonts w:asciiTheme="majorHAnsi" w:hAnsiTheme="majorHAnsi" w:cstheme="majorHAnsi"/>
+              </w:rPr>
+            </w:pPr>
+            <w:r>
+              <w:rPr>
+                <w:rFonts w:asciiTheme="majorHAnsi" w:hAnsiTheme="majorHAnsi" w:cstheme="majorHAnsi"/>
+              </w:rPr>
+              <w:t>Change Password</w:t>
+            </w:r>
+          </w:p>
+        </w:tc>
+        <w:tc>
+          <w:tcPr>
+            <w:tcW w:w="4590" w:type="dxa"/>
+            <w:vAlign w:val="center"/>
+          </w:tcPr>
+          <w:p>
+            <w:pPr>
+              <w:spacing w:before="0" w:after="0" w:line="360" w:lineRule="auto"/>
+              <w:rPr>
+                <w:rFonts w:asciiTheme="majorHAnsi" w:hAnsiTheme="majorHAnsi" w:cstheme="majorHAnsi"/>
+              </w:rPr>
+            </w:pPr>
+            <w:r>
+              <w:rPr>
+                <w:rFonts w:asciiTheme="majorHAnsi" w:hAnsiTheme="majorHAnsi" w:cstheme="majorHAnsi"/>
+              </w:rPr>
+              <w:t>The system shall allow users to change their password after authentication.</w:t>
+            </w:r>
+          </w:p>
+        </w:tc>
+        <w:tc>
+          <w:tcPr>
+            <w:tcW w:w="2181" w:type="dxa"/>
+            <w:vAlign w:val="center"/>
+          </w:tcPr>
+          <w:p>
+            <w:pPr>
+              <w:spacing w:before="0" w:after="0" w:line="360" w:lineRule="auto"/>
+              <w:rPr>
+                <w:rFonts w:asciiTheme="majorHAnsi" w:hAnsiTheme="majorHAnsi" w:cstheme="majorHAnsi"/>
+              </w:rPr>
+            </w:pPr>
+            <w:r>
+              <w:rPr>
+                <w:rFonts w:asciiTheme="majorHAnsi" w:hAnsiTheme="majorHAnsi" w:cstheme="majorHAnsi"/>
+              </w:rPr>
+              <w:t>Staff, Manager, Admin</w:t>
+            </w:r>
+          </w:p>
+        </w:tc>
+      </w:tr>
+      <w:tr>
+        <w:tc>
+          <w:tcPr>
+            <w:tcW w:w="803" w:type="dxa"/>
+            <w:vAlign w:val="center"/>
+          </w:tcPr>
+          <w:p>
+            <w:pPr>
+              <w:spacing w:before="0" w:after="0" w:line="360" w:lineRule="auto"/>
+              <w:rPr>
+                <w:rFonts w:asciiTheme="majorHAnsi" w:hAnsiTheme="majorHAnsi" w:cstheme="majorHAnsi"/>
+              </w:rPr>
+            </w:pPr>
+            <w:r>
+              <w:rPr>
+                <w:rFonts w:asciiTheme="majorHAnsi" w:hAnsiTheme="majorHAnsi" w:cstheme="majorHAnsi"/>
+              </w:rPr>
+              <w:t>FR-07</w:t>
+            </w:r>
+          </w:p>
+        </w:tc>
+        <w:tc>
+          <w:tcPr>
+            <w:tcW w:w="1627" w:type="dxa"/>
+            <w:vAlign w:val="center"/>
+          </w:tcPr>
+          <w:p>
+            <w:pPr>
+              <w:spacing w:before="0" w:after="0" w:line="360" w:lineRule="auto"/>
+              <w:rPr>
+                <w:rFonts w:asciiTheme="majorHAnsi" w:hAnsiTheme="majorHAnsi" w:cstheme="majorHAnsi"/>
+              </w:rPr>
+            </w:pPr>
+            <w:r>
+              <w:rPr>
+                <w:rFonts w:asciiTheme="majorHAnsi" w:hAnsiTheme="majorHAnsi" w:cstheme="majorHAnsi"/>
+              </w:rPr>
+              <w:t>Create Order</w:t>
+            </w:r>
+          </w:p>
+        </w:tc>
+        <w:tc>
+          <w:tcPr>
+            <w:tcW w:w="4590" w:type="dxa"/>
+            <w:vAlign w:val="center"/>
+          </w:tcPr>
+          <w:p>
+            <w:pPr>
+              <w:spacing w:before="0" w:after="0" w:line="360" w:lineRule="auto"/>
+              <w:rPr>
+                <w:rFonts w:asciiTheme="majorHAnsi" w:hAnsiTheme="majorHAnsi" w:cstheme="majorHAnsi"/>
+              </w:rPr>
+            </w:pPr>
+            <w:r>
+              <w:rPr>
+                <w:rFonts w:asciiTheme="majorHAnsi" w:hAnsiTheme="majorHAnsi" w:cstheme="majorHAnsi"/>
+              </w:rPr>
+              <w:t>The system shall allow Staff and Manager to create a new customer order by selecting food items from the available menu.</w:t>
+            </w:r>
+          </w:p>
+        </w:tc>
+        <w:tc>
+          <w:tcPr>
+            <w:tcW w:w="2181" w:type="dxa"/>
+            <w:vAlign w:val="center"/>
+          </w:tcPr>
+          <w:p>
+            <w:pPr>
+              <w:spacing w:before="0" w:after="0" w:line="360" w:lineRule="auto"/>
+              <w:rPr>
+                <w:rFonts w:asciiTheme="majorHAnsi" w:hAnsiTheme="majorHAnsi" w:cstheme="majorHAnsi"/>
+              </w:rPr>
+            </w:pPr>
+            <w:r>
+              <w:rPr>
+                <w:rFonts w:asciiTheme="majorHAnsi" w:hAnsiTheme="majorHAnsi" w:cstheme="majorHAnsi"/>
+              </w:rPr>
+              <w:t>Staff, Manager</w:t>
+            </w:r>
+          </w:p>
+        </w:tc>
+      </w:tr>
+      <w:tr>
+        <w:tc>
+          <w:tcPr>
+            <w:tcW w:w="803" w:type="dxa"/>
+            <w:vAlign w:val="center"/>
+          </w:tcPr>
+          <w:p>
+            <w:pPr>
+              <w:spacing w:before="0" w:after="0" w:line="360" w:lineRule="auto"/>
+              <w:rPr>
+                <w:rFonts w:asciiTheme="majorHAnsi" w:hAnsiTheme="majorHAnsi" w:cstheme="majorHAnsi"/>
+              </w:rPr>
+            </w:pPr>
+            <w:r>
+              <w:rPr>
+                <w:rFonts w:asciiTheme="majorHAnsi" w:hAnsiTheme="majorHAnsi" w:cstheme="majorHAnsi"/>
+              </w:rPr>
+              <w:lastRenderedPageBreak/>
+              <w:t>FR-08</w:t>
+            </w:r>
+          </w:p>
+        </w:tc>
+        <w:tc>
+          <w:tcPr>
+            <w:tcW w:w="1627" w:type="dxa"/>
+            <w:vAlign w:val="center"/>
+          </w:tcPr>
+          <w:p>
+            <w:pPr>
+              <w:spacing w:before="0" w:after="0" w:line="360" w:lineRule="auto"/>
+              <w:rPr>
+                <w:rFonts w:asciiTheme="majorHAnsi" w:hAnsiTheme="majorHAnsi" w:cstheme="majorHAnsi"/>
+              </w:rPr>
+            </w:pPr>
+            <w:r>
+              <w:rPr>
+                <w:rFonts w:asciiTheme="majorHAnsi" w:hAnsiTheme="majorHAnsi" w:cstheme="majorHAnsi"/>
+              </w:rPr>
+              <w:t>Process Payment</w:t>
+            </w:r>
+          </w:p>
+        </w:tc>
+        <w:tc>
+          <w:tcPr>
+            <w:tcW w:w="4590" w:type="dxa"/>
+            <w:vAlign w:val="center"/>
+          </w:tcPr>
+          <w:p>
+            <w:pPr>
+              <w:spacing w:before="0" w:after="0" w:line="360" w:lineRule="auto"/>
+              <w:rPr>
+                <w:rFonts w:asciiTheme="majorHAnsi" w:hAnsiTheme="majorHAnsi" w:cstheme="majorHAnsi"/>
+              </w:rPr>
+            </w:pPr>
+            <w:r>
+              <w:rPr>
+                <w:rFonts w:asciiTheme="majorHAnsi" w:hAnsiTheme="majorHAnsi" w:cstheme="majorHAnsi"/>
+              </w:rPr>
+              <w:t>The system shall allow Staff and Manager to process payment for an order through the Payment Gateway.</w:t>
+            </w:r>
+          </w:p>
+        </w:tc>
+        <w:tc>
+          <w:tcPr>
+            <w:tcW w:w="2181" w:type="dxa"/>
+            <w:vAlign w:val="center"/>
+          </w:tcPr>
+          <w:p>
+            <w:pPr>
+              <w:spacing w:before="0" w:after="0" w:line="360" w:lineRule="auto"/>
+              <w:rPr>
+                <w:rFonts w:asciiTheme="majorHAnsi" w:hAnsiTheme="majorHAnsi" w:cstheme="majorHAnsi"/>
+              </w:rPr>
+            </w:pPr>
+            <w:r>
+              <w:rPr>
+                <w:rFonts w:asciiTheme="majorHAnsi" w:hAnsiTheme="majorHAnsi" w:cstheme="majorHAnsi"/>
+              </w:rPr>
+              <w:t>Staff, Manager, Payment Gateway</w:t>
+            </w:r>
+          </w:p>
+        </w:tc>
+      </w:tr>
+      <w:tr>
+        <w:tc>
+          <w:tcPr>
+            <w:tcW w:w="803" w:type="dxa"/>
+            <w:vAlign w:val="center"/>
+          </w:tcPr>
+          <w:p>
+            <w:pPr>
+              <w:spacing w:before="0" w:after="0" w:line="360" w:lineRule="auto"/>
+              <w:rPr>
+                <w:rFonts w:asciiTheme="majorHAnsi" w:hAnsiTheme="majorHAnsi" w:cstheme="majorHAnsi"/>
+              </w:rPr>
+            </w:pPr>
+            <w:r>
+              <w:rPr>
+                <w:rFonts w:asciiTheme="majorHAnsi" w:hAnsiTheme="majorHAnsi" w:cstheme="majorHAnsi"/>
+              </w:rPr>
+              <w:t>FR-09</w:t>
+            </w:r>
+          </w:p>
+        </w:tc>
+        <w:tc>
+          <w:tcPr>
+            <w:tcW w:w="1627" w:type="dxa"/>
+            <w:vAlign w:val="center"/>
+          </w:tcPr>
+          <w:p>
+            <w:pPr>
+              <w:spacing w:before="0" w:after="0" w:line="360" w:lineRule="auto"/>
+              <w:rPr>
+                <w:rFonts w:asciiTheme="majorHAnsi" w:hAnsiTheme="majorHAnsi" w:cstheme="majorHAnsi"/>
+              </w:rPr>
+            </w:pPr>
+            <w:r>
+              <w:rPr>
+                <w:rFonts w:asciiTheme="majorHAnsi" w:hAnsiTheme="majorHAnsi" w:cstheme="majorHAnsi"/>
+              </w:rPr>
+              <w:t>Print Receipt</w:t>
+            </w:r>
+          </w:p>
+        </w:tc>
+        <w:tc>
+          <w:tcPr>
+            <w:tcW w:w="4590" w:type="dxa"/>
+            <w:vAlign w:val="center"/>
+          </w:tcPr>
+          <w:p>
+            <w:pPr>
+              <w:spacing w:before="0" w:after="0" w:line="360" w:lineRule="auto"/>
+              <w:rPr>
+                <w:rFonts w:asciiTheme="majorHAnsi" w:hAnsiTheme="majorHAnsi" w:cstheme="majorHAnsi"/>
+              </w:rPr>
+            </w:pPr>
+            <w:r>
+              <w:rPr>
+                <w:rFonts w:asciiTheme="majorHAnsi" w:hAnsiTheme="majorHAnsi" w:cstheme="majorHAnsi"/>
+              </w:rPr>
+              <w:t>The system shall allow Staff and Manager to print a receipt after a successful payment.</w:t>
+            </w:r>
+          </w:p>
+        </w:tc>
+        <w:tc>
+          <w:tcPr>
+            <w:tcW w:w="2181" w:type="dxa"/>
+            <w:vAlign w:val="center"/>
+          </w:tcPr>
+          <w:p>
+            <w:pPr>
+              <w:spacing w:before="0" w:after="0" w:line="360" w:lineRule="auto"/>
+              <w:rPr>
+                <w:rFonts w:asciiTheme="majorHAnsi" w:hAnsiTheme="majorHAnsi" w:cstheme="majorHAnsi"/>
+              </w:rPr>
+            </w:pPr>
+            <w:r>
+              <w:rPr>
+                <w:rFonts w:asciiTheme="majorHAnsi" w:hAnsiTheme="majorHAnsi" w:cstheme="majorHAnsi"/>
+              </w:rPr>
+              <w:t>Staff, Manager</w:t>
+            </w:r>
+          </w:p>
+        </w:tc>
+      </w:tr>
+      <w:tr>
+        <w:tc>
+          <w:tcPr>
+            <w:tcW w:w="803" w:type="dxa"/>
+            <w:vAlign w:val="center"/>
+          </w:tcPr>
+          <w:p>
+            <w:pPr>
+              <w:spacing w:before="0" w:after="0" w:line="360" w:lineRule="auto"/>
+              <w:rPr>
+                <w:rFonts w:asciiTheme="majorHAnsi" w:hAnsiTheme="majorHAnsi" w:cstheme="majorHAnsi"/>
+              </w:rPr>
+            </w:pPr>
+            <w:r>
+              <w:rPr>
+                <w:rFonts w:asciiTheme="majorHAnsi" w:hAnsiTheme="majorHAnsi" w:cstheme="majorHAnsi"/>
+              </w:rPr>
+              <w:t>FR-10</w:t>
+            </w:r>
+          </w:p>
+        </w:tc>
+        <w:tc>
+          <w:tcPr>
+            <w:tcW w:w="1627" w:type="dxa"/>
+            <w:vAlign w:val="center"/>
+          </w:tcPr>
+          <w:p>
+            <w:pPr>
+              <w:spacing w:before="0" w:after="0" w:line="360" w:lineRule="auto"/>
+              <w:rPr>
+                <w:rFonts w:asciiTheme="majorHAnsi" w:hAnsiTheme="majorHAnsi" w:cstheme="majorHAnsi"/>
+              </w:rPr>
+            </w:pPr>
+            <w:r>
+              <w:rPr>
+                <w:rFonts w:asciiTheme="majorHAnsi" w:hAnsiTheme="majorHAnsi" w:cstheme="majorHAnsi"/>
+              </w:rPr>
+              <w:t>Cancel Order</w:t>
+            </w:r>
+          </w:p>
+        </w:tc>
+        <w:tc>
+          <w:tcPr>
+            <w:tcW w:w="4590" w:type="dxa"/>
+            <w:vAlign w:val="center"/>
+          </w:tcPr>
+          <w:p>
+            <w:pPr>
+              <w:spacing w:before="0" w:after="0" w:line="360" w:lineRule="auto"/>
+              <w:rPr>
+                <w:rFonts w:asciiTheme="majorHAnsi" w:hAnsiTheme="majorHAnsi" w:cstheme="majorHAnsi"/>
+              </w:rPr>
+            </w:pPr>
+            <w:r>
+              <w:rPr>
+                <w:rFonts w:asciiTheme="majorHAnsi" w:hAnsiTheme="majorHAnsi" w:cstheme="majorHAnsi"/>
+              </w:rPr>
+              <w:t>The system shall allow authorized users to cancel an order when necessary.</w:t>
+            </w:r>
+          </w:p>
+        </w:tc>
+        <w:tc>
+          <w:tcPr>
+            <w:tcW w:w="2181" w:type="dxa"/>
+            <w:vAlign w:val="center"/>
+          </w:tcPr>
+          <w:p>
+            <w:pPr>
+              <w:spacing w:before="0" w:after="0" w:line="360" w:lineRule="auto"/>
+              <w:rPr>
+                <w:rFonts w:asciiTheme="majorHAnsi" w:hAnsiTheme="majorHAnsi" w:cstheme="majorHAnsi"/>
+              </w:rPr>
+            </w:pPr>
+            <w:r>
+              <w:rPr>
+                <w:rFonts w:asciiTheme="majorHAnsi" w:hAnsiTheme="majorHAnsi" w:cstheme="majorHAnsi"/>
+              </w:rPr>
+              <w:t>Staff, Manager, Admin</w:t>
+            </w:r>
+          </w:p>
+        </w:tc>
+      </w:tr>
+      <w:tr>
+        <w:tc>
+          <w:tcPr>
+            <w:tcW w:w="803" w:type="dxa"/>
+            <w:vAlign w:val="center"/>
+          </w:tcPr>
+          <w:p>
+            <w:pPr>
+              <w:spacing w:before="0" w:after="0" w:line="360" w:lineRule="auto"/>
+              <w:rPr>
+                <w:rFonts w:asciiTheme="majorHAnsi" w:hAnsiTheme="majorHAnsi" w:cstheme="majorHAnsi"/>
+              </w:rPr>
+            </w:pPr>
+            <w:r>
+              <w:rPr>
+                <w:rFonts w:asciiTheme="majorHAnsi" w:hAnsiTheme="majorHAnsi" w:cstheme="majorHAnsi"/>
+              </w:rPr>
+              <w:t>FR-11</w:t>
+            </w:r>
+          </w:p>
+        </w:tc>
+        <w:tc>
+          <w:tcPr>
+            <w:tcW w:w="1627" w:type="dxa"/>
+            <w:vAlign w:val="center"/>
+          </w:tcPr>
+          <w:p>
+            <w:pPr>
+              <w:spacing w:before="0" w:after="0" w:line="360" w:lineRule="auto"/>
+              <w:rPr>
+                <w:rFonts w:asciiTheme="majorHAnsi" w:hAnsiTheme="majorHAnsi" w:cstheme="majorHAnsi"/>
+              </w:rPr>
+            </w:pPr>
+            <w:r>
+              <w:rPr>
+                <w:rFonts w:asciiTheme="majorHAnsi" w:hAnsiTheme="majorHAnsi" w:cstheme="majorHAnsi"/>
+              </w:rPr>
+              <w:t>View Own Order History</w:t>
+            </w:r>
+          </w:p>
+        </w:tc>
+        <w:tc>
+          <w:tcPr>
+            <w:tcW w:w="4590" w:type="dxa"/>
+            <w:vAlign w:val="center"/>
+          </w:tcPr>
+          <w:p>
+            <w:pPr>
+              <w:spacing w:before="0" w:after="0" w:line="360" w:lineRule="auto"/>
+              <w:rPr>
+                <w:rFonts w:asciiTheme="majorHAnsi" w:hAnsiTheme="majorHAnsi" w:cstheme="majorHAnsi"/>
+              </w:rPr>
+            </w:pPr>
+            <w:r>
+              <w:rPr>
+                <w:rFonts w:asciiTheme="majorHAnsi" w:hAnsiTheme="majorHAnsi" w:cstheme="majorHAnsi"/>
+              </w:rPr>
+              <w:t>The system shall allow Staff and Manager to view their own order history.</w:t>
+            </w:r>
+          </w:p>
+        </w:tc>
+        <w:tc>
+          <w:tcPr>
+            <w:tcW w:w="2181" w:type="dxa"/>
+            <w:vAlign w:val="center"/>
+          </w:tcPr>
+          <w:p>
+            <w:pPr>
+              <w:spacing w:before="0" w:after="0" w:line="360" w:lineRule="auto"/>
+              <w:rPr>
+                <w:rFonts w:asciiTheme="majorHAnsi" w:hAnsiTheme="majorHAnsi" w:cstheme="majorHAnsi"/>
+              </w:rPr>
+            </w:pPr>
+            <w:r>
+              <w:rPr>
+                <w:rFonts w:asciiTheme="majorHAnsi" w:hAnsiTheme="majorHAnsi" w:cstheme="majorHAnsi"/>
+              </w:rPr>
+              <w:t>Staff, Manager</w:t>
+            </w:r>
+          </w:p>
+        </w:tc>
+      </w:tr>
+      <w:tr>
+        <w:tc>
+          <w:tcPr>
+            <w:tcW w:w="803" w:type="dxa"/>
+            <w:vAlign w:val="center"/>
+          </w:tcPr>
+          <w:p>
+            <w:pPr>
+              <w:spacing w:before="0" w:after="0" w:line="360" w:lineRule="auto"/>
+              <w:rPr>
+                <w:rFonts w:asciiTheme="majorHAnsi" w:hAnsiTheme="majorHAnsi" w:cstheme="majorHAnsi"/>
+              </w:rPr>
+            </w:pPr>
+            <w:r>
+              <w:rPr>
+                <w:rFonts w:asciiTheme="majorHAnsi" w:hAnsiTheme="majorHAnsi" w:cstheme="majorHAnsi"/>
+              </w:rPr>
+              <w:t>FR-12</w:t>
+            </w:r>
+          </w:p>
+        </w:tc>
+        <w:tc>
+          <w:tcPr>
+            <w:tcW w:w="1627" w:type="dxa"/>
+            <w:vAlign w:val="center"/>
+          </w:tcPr>
+          <w:p>
+            <w:pPr>
+              <w:spacing w:before="0" w:after="0" w:line="360" w:lineRule="auto"/>
+              <w:rPr>
+                <w:rFonts w:asciiTheme="majorHAnsi" w:hAnsiTheme="majorHAnsi" w:cstheme="majorHAnsi"/>
+              </w:rPr>
+            </w:pPr>
+            <w:r>
+              <w:rPr>
+                <w:rFonts w:asciiTheme="majorHAnsi" w:hAnsiTheme="majorHAnsi" w:cstheme="majorHAnsi"/>
+              </w:rPr>
+              <w:t>View Order List</w:t>
+            </w:r>
+          </w:p>
+        </w:tc>
+        <w:tc>
+          <w:tcPr>
+            <w:tcW w:w="4590" w:type="dxa"/>
+            <w:vAlign w:val="center"/>
+          </w:tcPr>
+          <w:p>
+            <w:pPr>
+              <w:spacing w:before="0" w:after="0" w:line="360" w:lineRule="auto"/>
+              <w:rPr>
+                <w:rFonts w:asciiTheme="majorHAnsi" w:hAnsiTheme="majorHAnsi" w:cstheme="majorHAnsi"/>
+              </w:rPr>
+            </w:pPr>
+            <w:r>
+              <w:rPr>
+                <w:rFonts w:asciiTheme="majorHAnsi" w:hAnsiTheme="majorHAnsi" w:cstheme="majorHAnsi"/>
+              </w:rPr>
+              <w:t>The system shall allow Manager and Admin to view the list of all orders.</w:t>
+            </w:r>
+          </w:p>
+        </w:tc>
+        <w:tc>
+          <w:tcPr>
+            <w:tcW w:w="2181" w:type="dxa"/>
+            <w:vAlign w:val="center"/>
+          </w:tcPr>
+          <w:p>
+            <w:pPr>
+              <w:spacing w:before="0" w:after="0" w:line="360" w:lineRule="auto"/>
+              <w:rPr>
+                <w:rFonts w:asciiTheme="majorHAnsi" w:hAnsiTheme="majorHAnsi" w:cstheme="majorHAnsi"/>
+              </w:rPr>
+            </w:pPr>
+            <w:r>
+              <w:rPr>
+                <w:rFonts w:asciiTheme="majorHAnsi" w:hAnsiTheme="majorHAnsi" w:cstheme="majorHAnsi"/>
+              </w:rPr>
+              <w:t>Manager, Admin</w:t>
+            </w:r>
+          </w:p>
+        </w:tc>
+      </w:tr>
+      <w:tr>
+        <w:tc>
+          <w:tcPr>
+            <w:tcW w:w="803" w:type="dxa"/>
+            <w:vAlign w:val="center"/>
+          </w:tcPr>
+          <w:p>
+            <w:pPr>
+              <w:spacing w:before="0" w:after="0" w:line="360" w:lineRule="auto"/>
+              <w:rPr>
+                <w:rFonts w:asciiTheme="majorHAnsi" w:hAnsiTheme="majorHAnsi" w:cstheme="majorHAnsi"/>
+              </w:rPr>
+            </w:pPr>
+            <w:r>
+              <w:rPr>
+                <w:rFonts w:asciiTheme="majorHAnsi" w:hAnsiTheme="majorHAnsi" w:cstheme="majorHAnsi"/>
+              </w:rPr>
+              <w:t>FR-1</w:t>
+            </w:r>
+            <w:r>
+              <w:rPr>
+                <w:rFonts w:asciiTheme="majorHAnsi" w:hAnsiTheme="majorHAnsi" w:cstheme="majorHAnsi"/>
+              </w:rPr>
+              <w:t>3</w:t>
+            </w:r>
+          </w:p>
+        </w:tc>
+        <w:tc>
+          <w:tcPr>
+            <w:tcW w:w="1627" w:type="dxa"/>
+            <w:vAlign w:val="center"/>
+          </w:tcPr>
+          <w:p>
+            <w:pPr>
+              <w:spacing w:before="0" w:after="0" w:line="360" w:lineRule="auto"/>
+              <w:rPr>
+                <w:rFonts w:asciiTheme="majorHAnsi" w:hAnsiTheme="majorHAnsi" w:cstheme="majorHAnsi"/>
+              </w:rPr>
+            </w:pPr>
+            <w:r>
+              <w:rPr>
+                <w:rFonts w:asciiTheme="majorHAnsi" w:hAnsiTheme="majorHAnsi" w:cstheme="majorHAnsi"/>
+              </w:rPr>
+              <w:t>View Daily Revenue</w:t>
+            </w:r>
+          </w:p>
+        </w:tc>
+        <w:tc>
+          <w:tcPr>
+            <w:tcW w:w="4590" w:type="dxa"/>
+            <w:vAlign w:val="center"/>
+          </w:tcPr>
+          <w:p>
+            <w:pPr>
+              <w:spacing w:before="0" w:after="0" w:line="360" w:lineRule="auto"/>
+              <w:rPr>
+                <w:rFonts w:asciiTheme="majorHAnsi" w:hAnsiTheme="majorHAnsi" w:cstheme="majorHAnsi"/>
+              </w:rPr>
+            </w:pPr>
+            <w:r>
+              <w:rPr>
+                <w:rFonts w:asciiTheme="majorHAnsi" w:hAnsiTheme="majorHAnsi" w:cstheme="majorHAnsi"/>
+              </w:rPr>
+              <w:t>The system shall allow Manager and Admin to view daily revenue information.</w:t>
+            </w:r>
+          </w:p>
+        </w:tc>
+        <w:tc>
+          <w:tcPr>
+            <w:tcW w:w="2181" w:type="dxa"/>
+            <w:vAlign w:val="center"/>
+          </w:tcPr>
+          <w:p>
+            <w:pPr>
+              <w:spacing w:before="0" w:after="0" w:line="360" w:lineRule="auto"/>
+              <w:rPr>
+                <w:rFonts w:asciiTheme="majorHAnsi" w:hAnsiTheme="majorHAnsi" w:cstheme="majorHAnsi"/>
+              </w:rPr>
+            </w:pPr>
+            <w:r>
+              <w:rPr>
+                <w:rFonts w:asciiTheme="majorHAnsi" w:hAnsiTheme="majorHAnsi" w:cstheme="majorHAnsi"/>
+              </w:rPr>
+              <w:t>Manager, Admin</w:t>
+            </w:r>
+          </w:p>
+        </w:tc>
+      </w:tr>
+      <w:tr>
+        <w:tc>
+          <w:tcPr>
+            <w:tcW w:w="803" w:type="dxa"/>
+            <w:vAlign w:val="center"/>
+          </w:tcPr>
+          <w:p>
+            <w:pPr>
+              <w:spacing w:before="0" w:after="0" w:line="360" w:lineRule="auto"/>
+              <w:rPr>
+                <w:rFonts w:asciiTheme="majorHAnsi" w:hAnsiTheme="majorHAnsi" w:cstheme="majorHAnsi"/>
+              </w:rPr>
+            </w:pPr>
+            <w:r>
+              <w:rPr>
+                <w:rFonts w:asciiTheme="majorHAnsi" w:hAnsiTheme="majorHAnsi" w:cstheme="majorHAnsi"/>
+              </w:rPr>
+              <w:t>FR-1</w:t>
+            </w:r>
+            <w:r>
+              <w:rPr>
+                <w:rFonts w:asciiTheme="majorHAnsi" w:hAnsiTheme="majorHAnsi" w:cstheme="majorHAnsi"/>
+              </w:rPr>
+              <w:t>4</w:t>
+            </w:r>
+          </w:p>
+        </w:tc>
+        <w:tc>
+          <w:tcPr>
+            <w:tcW w:w="1627" w:type="dxa"/>
+            <w:vAlign w:val="center"/>
+          </w:tcPr>
+          <w:p>
+            <w:pPr>
+              <w:spacing w:before="0" w:after="0" w:line="360" w:lineRule="auto"/>
+              <w:rPr>
+                <w:rFonts w:asciiTheme="majorHAnsi" w:hAnsiTheme="majorHAnsi" w:cstheme="majorHAnsi"/>
+              </w:rPr>
+            </w:pPr>
+            <w:r>
+              <w:rPr>
+                <w:rFonts w:asciiTheme="majorHAnsi" w:hAnsiTheme="majorHAnsi" w:cstheme="majorHAnsi"/>
+              </w:rPr>
+              <w:t>View Revenue &amp; Sales Statistics</w:t>
+            </w:r>
+          </w:p>
+        </w:tc>
+        <w:tc>
+          <w:tcPr>
+            <w:tcW w:w="4590" w:type="dxa"/>
+            <w:vAlign w:val="center"/>
+          </w:tcPr>
+          <w:p>
+            <w:pPr>
+              <w:spacing w:before="0" w:after="0" w:line="360" w:lineRule="auto"/>
+              <w:rPr>
+                <w:rFonts w:asciiTheme="majorHAnsi" w:hAnsiTheme="majorHAnsi" w:cstheme="majorHAnsi"/>
+              </w:rPr>
+            </w:pPr>
+            <w:r>
+              <w:rPr>
+                <w:rFonts w:asciiTheme="majorHAnsi" w:hAnsiTheme="majorHAnsi" w:cstheme="majorHAnsi"/>
+              </w:rPr>
+              <w:t>The system shall allow Manager and Admin to view revenue and sales statistics, including daily revenue, sales performance, order summary, payment summary, and best-selling food items.</w:t>
+            </w:r>
+          </w:p>
+        </w:tc>
+        <w:tc>
+          <w:tcPr>
+            <w:tcW w:w="2181" w:type="dxa"/>
+            <w:vAlign w:val="center"/>
+          </w:tcPr>
+          <w:p>
+            <w:pPr>
+              <w:spacing w:before="0" w:after="0" w:line="360" w:lineRule="auto"/>
+              <w:rPr>
+                <w:rFonts w:asciiTheme="majorHAnsi" w:hAnsiTheme="majorHAnsi" w:cstheme="majorHAnsi"/>
+              </w:rPr>
+            </w:pPr>
+            <w:r>
+              <w:rPr>
+                <w:rFonts w:asciiTheme="majorHAnsi" w:hAnsiTheme="majorHAnsi" w:cstheme="majorHAnsi"/>
+              </w:rPr>
+              <w:t>Manager, Admin</w:t>
+            </w:r>
+          </w:p>
+        </w:tc>
+      </w:tr>
+      <w:tr>
+        <w:tc>
+          <w:tcPr>
+            <w:tcW w:w="803" w:type="dxa"/>
+            <w:vAlign w:val="center"/>
+          </w:tcPr>
+          <w:p>
+            <w:pPr>
+              <w:spacing w:before="0" w:after="0" w:line="360" w:lineRule="auto"/>
+              <w:rPr>
+                <w:rFonts w:asciiTheme="majorHAnsi" w:hAnsiTheme="majorHAnsi" w:cstheme="majorHAnsi"/>
+              </w:rPr>
+            </w:pPr>
+            <w:r>
+              <w:rPr>
+                <w:rFonts w:asciiTheme="majorHAnsi" w:hAnsiTheme="majorHAnsi" w:cstheme="majorHAnsi"/>
+              </w:rPr>
+              <w:t>FR-1</w:t>
+            </w:r>
+            <w:r>
+              <w:rPr>
+                <w:rFonts w:asciiTheme="majorHAnsi" w:hAnsiTheme="majorHAnsi" w:cstheme="majorHAnsi"/>
+              </w:rPr>
+              <w:t>5</w:t>
+            </w:r>
+          </w:p>
+        </w:tc>
+        <w:tc>
+          <w:tcPr>
+            <w:tcW w:w="1627" w:type="dxa"/>
+            <w:vAlign w:val="center"/>
+          </w:tcPr>
+          <w:p>
+            <w:pPr>
+              <w:spacing w:before="0" w:after="0" w:line="360" w:lineRule="auto"/>
+              <w:rPr>
+                <w:rFonts w:asciiTheme="majorHAnsi" w:hAnsiTheme="majorHAnsi" w:cstheme="majorHAnsi"/>
+              </w:rPr>
+            </w:pPr>
+            <w:r>
+              <w:rPr>
+                <w:rFonts w:asciiTheme="majorHAnsi" w:hAnsiTheme="majorHAnsi" w:cstheme="majorHAnsi"/>
+              </w:rPr>
+              <w:t>View Payment List</w:t>
+            </w:r>
+          </w:p>
+        </w:tc>
+        <w:tc>
+          <w:tcPr>
+            <w:tcW w:w="4590" w:type="dxa"/>
+            <w:vAlign w:val="center"/>
+          </w:tcPr>
+          <w:p>
+            <w:pPr>
+              <w:spacing w:before="0" w:after="0" w:line="360" w:lineRule="auto"/>
+              <w:rPr>
+                <w:rFonts w:asciiTheme="majorHAnsi" w:hAnsiTheme="majorHAnsi" w:cstheme="majorHAnsi"/>
+              </w:rPr>
+            </w:pPr>
+            <w:r>
+              <w:rPr>
+                <w:rFonts w:asciiTheme="majorHAnsi" w:hAnsiTheme="majorHAnsi" w:cstheme="majorHAnsi"/>
+              </w:rPr>
+              <w:t>The system shall allow Manager and Admin to view the list of payment transactions.</w:t>
+            </w:r>
+          </w:p>
+        </w:tc>
+        <w:tc>
+          <w:tcPr>
+            <w:tcW w:w="2181" w:type="dxa"/>
+            <w:vAlign w:val="center"/>
+          </w:tcPr>
+          <w:p>
+            <w:pPr>
+              <w:spacing w:before="0" w:after="0" w:line="360" w:lineRule="auto"/>
+              <w:rPr>
+                <w:rFonts w:asciiTheme="majorHAnsi" w:hAnsiTheme="majorHAnsi" w:cstheme="majorHAnsi"/>
+              </w:rPr>
+            </w:pPr>
+            <w:r>
+              <w:rPr>
+                <w:rFonts w:asciiTheme="majorHAnsi" w:hAnsiTheme="majorHAnsi" w:cstheme="majorHAnsi"/>
+              </w:rPr>
+              <w:t>Manager, Admin</w:t>
+            </w:r>
+          </w:p>
+        </w:tc>
+      </w:tr>
+      <w:tr>
+        <w:tc>
+          <w:tcPr>
+            <w:tcW w:w="803" w:type="dxa"/>
+            <w:vAlign w:val="center"/>
+          </w:tcPr>
+          <w:p>
+            <w:pPr>
+              <w:spacing w:before="0" w:after="0" w:line="360" w:lineRule="auto"/>
+              <w:rPr>
+                <w:rFonts w:asciiTheme="majorHAnsi" w:hAnsiTheme="majorHAnsi" w:cstheme="majorHAnsi"/>
+              </w:rPr>
+            </w:pPr>
+            <w:r>
+              <w:rPr>
+                <w:rFonts w:asciiTheme="majorHAnsi" w:hAnsiTheme="majorHAnsi" w:cstheme="majorHAnsi"/>
+              </w:rPr>
+              <w:t>FR-1</w:t>
+            </w:r>
+            <w:r>
+              <w:rPr>
+                <w:rFonts w:asciiTheme="majorHAnsi" w:hAnsiTheme="majorHAnsi" w:cstheme="majorHAnsi"/>
+              </w:rPr>
+              <w:t>6</w:t>
+            </w:r>
+          </w:p>
+        </w:tc>
+        <w:tc>
+          <w:tcPr>
+            <w:tcW w:w="1627" w:type="dxa"/>
+            <w:vAlign w:val="center"/>
+          </w:tcPr>
+          <w:p>
+            <w:pPr>
+              <w:spacing w:before="0" w:after="0" w:line="360" w:lineRule="auto"/>
+              <w:rPr>
+                <w:rFonts w:asciiTheme="majorHAnsi" w:hAnsiTheme="majorHAnsi" w:cstheme="majorHAnsi"/>
+              </w:rPr>
+            </w:pPr>
+            <w:r>
+              <w:rPr>
+                <w:rFonts w:asciiTheme="majorHAnsi" w:hAnsiTheme="majorHAnsi" w:cstheme="majorHAnsi"/>
+              </w:rPr>
+              <w:t>Manage Food Item</w:t>
+            </w:r>
+          </w:p>
+        </w:tc>
+        <w:tc>
+          <w:tcPr>
+            <w:tcW w:w="4590" w:type="dxa"/>
+            <w:vAlign w:val="center"/>
+          </w:tcPr>
+          <w:p>
+            <w:pPr>
+              <w:spacing w:before="0" w:after="0" w:line="360" w:lineRule="auto"/>
+              <w:rPr>
+                <w:rFonts w:asciiTheme="majorHAnsi" w:hAnsiTheme="majorHAnsi" w:cstheme="majorHAnsi"/>
+              </w:rPr>
+            </w:pPr>
+            <w:r>
+              <w:rPr>
+                <w:rFonts w:asciiTheme="majorHAnsi" w:hAnsiTheme="majorHAnsi" w:cstheme="majorHAnsi"/>
+              </w:rPr>
+              <w:t>The system shall allow Admin to create, update, and remove food items in the master menu.</w:t>
+            </w:r>
+          </w:p>
+        </w:tc>
+        <w:tc>
+          <w:tcPr>
+            <w:tcW w:w="2181" w:type="dxa"/>
+            <w:vAlign w:val="center"/>
+          </w:tcPr>
+          <w:p>
+            <w:pPr>
+              <w:spacing w:before="0" w:after="0" w:line="360" w:lineRule="auto"/>
+              <w:rPr>
+                <w:rFonts w:asciiTheme="majorHAnsi" w:hAnsiTheme="majorHAnsi" w:cstheme="majorHAnsi"/>
+              </w:rPr>
+            </w:pPr>
+            <w:r>
+              <w:rPr>
+                <w:rFonts w:asciiTheme="majorHAnsi" w:hAnsiTheme="majorHAnsi" w:cstheme="majorHAnsi"/>
+              </w:rPr>
+              <w:t>Admin</w:t>
+            </w:r>
+          </w:p>
+        </w:tc>
+      </w:tr>
+      <w:tr>
+        <w:tc>
+          <w:tcPr>
+            <w:tcW w:w="803" w:type="dxa"/>
+            <w:vAlign w:val="center"/>
+          </w:tcPr>
+          <w:p>
+            <w:pPr>
+              <w:spacing w:before="0" w:after="0" w:line="360" w:lineRule="auto"/>
+              <w:rPr>
+                <w:rFonts w:asciiTheme="majorHAnsi" w:hAnsiTheme="majorHAnsi" w:cstheme="majorHAnsi"/>
+              </w:rPr>
+            </w:pPr>
+            <w:r>
+              <w:rPr>
+                <w:rFonts w:asciiTheme="majorHAnsi" w:hAnsiTheme="majorHAnsi" w:cstheme="majorHAnsi"/>
+              </w:rPr>
+              <w:t>FR-1</w:t>
+            </w:r>
+            <w:r>
+              <w:rPr>
+                <w:rFonts w:asciiTheme="majorHAnsi" w:hAnsiTheme="majorHAnsi" w:cstheme="majorHAnsi"/>
+              </w:rPr>
+              <w:t>7</w:t>
+            </w:r>
+          </w:p>
+        </w:tc>
+        <w:tc>
+          <w:tcPr>
+            <w:tcW w:w="1627" w:type="dxa"/>
+            <w:vAlign w:val="center"/>
+          </w:tcPr>
+          <w:p>
+            <w:pPr>
+              <w:spacing w:before="0" w:after="0" w:line="360" w:lineRule="auto"/>
+              <w:rPr>
+                <w:rFonts w:asciiTheme="majorHAnsi" w:hAnsiTheme="majorHAnsi" w:cstheme="majorHAnsi"/>
+              </w:rPr>
+            </w:pPr>
+            <w:r>
+              <w:rPr>
+                <w:rFonts w:asciiTheme="majorHAnsi" w:hAnsiTheme="majorHAnsi" w:cstheme="majorHAnsi"/>
+              </w:rPr>
+              <w:t>Configure Food Category</w:t>
+            </w:r>
+          </w:p>
+        </w:tc>
+        <w:tc>
+          <w:tcPr>
+            <w:tcW w:w="4590" w:type="dxa"/>
+            <w:vAlign w:val="center"/>
+          </w:tcPr>
+          <w:p>
+            <w:pPr>
+              <w:spacing w:before="0" w:after="0" w:line="360" w:lineRule="auto"/>
+              <w:rPr>
+                <w:rFonts w:asciiTheme="majorHAnsi" w:hAnsiTheme="majorHAnsi" w:cstheme="majorHAnsi"/>
+              </w:rPr>
+            </w:pPr>
+            <w:r>
+              <w:rPr>
+                <w:rFonts w:asciiTheme="majorHAnsi" w:hAnsiTheme="majorHAnsi" w:cstheme="majorHAnsi"/>
+              </w:rPr>
+              <w:t>The system shall allow Admin to configure food categories.</w:t>
+            </w:r>
+          </w:p>
+        </w:tc>
+        <w:tc>
+          <w:tcPr>
+            <w:tcW w:w="2181" w:type="dxa"/>
+            <w:vAlign w:val="center"/>
+          </w:tcPr>
+          <w:p>
+            <w:pPr>
+              <w:spacing w:before="0" w:after="0" w:line="360" w:lineRule="auto"/>
+              <w:rPr>
+                <w:rFonts w:asciiTheme="majorHAnsi" w:hAnsiTheme="majorHAnsi" w:cstheme="majorHAnsi"/>
+              </w:rPr>
+            </w:pPr>
+            <w:r>
+              <w:rPr>
+                <w:rFonts w:asciiTheme="majorHAnsi" w:hAnsiTheme="majorHAnsi" w:cstheme="majorHAnsi"/>
+              </w:rPr>
+              <w:t>Admin</w:t>
+            </w:r>
+          </w:p>
+        </w:tc>
+      </w:tr>
+      <w:tr>
+        <w:tc>
+          <w:tcPr>
+            <w:tcW w:w="803" w:type="dxa"/>
+            <w:vAlign w:val="center"/>
+          </w:tcPr>
+          <w:p>
+            <w:pPr>
+              <w:spacing w:before="0" w:after="0" w:line="360" w:lineRule="auto"/>
+              <w:rPr>
+                <w:rFonts w:asciiTheme="majorHAnsi" w:hAnsiTheme="majorHAnsi" w:cstheme="majorHAnsi"/>
+              </w:rPr>
+            </w:pPr>
+            <w:r>
+              <w:rPr>
+                <w:rFonts w:asciiTheme="majorHAnsi" w:hAnsiTheme="majorHAnsi" w:cstheme="majorHAnsi"/>
+              </w:rPr>
+              <w:t>FR-</w:t>
+            </w:r>
+            <w:r>
+              <w:rPr>
+                <w:rFonts w:asciiTheme="majorHAnsi" w:hAnsiTheme="majorHAnsi" w:cstheme="majorHAnsi"/>
+              </w:rPr>
+              <w:t>18</w:t>
+            </w:r>
+          </w:p>
+        </w:tc>
+        <w:tc>
+          <w:tcPr>
+            <w:tcW w:w="1627" w:type="dxa"/>
+            <w:vAlign w:val="center"/>
+          </w:tcPr>
+          <w:p>
+            <w:pPr>
+              <w:spacing w:before="0" w:after="0" w:line="360" w:lineRule="auto"/>
+              <w:rPr>
+                <w:rFonts w:asciiTheme="majorHAnsi" w:hAnsiTheme="majorHAnsi" w:cstheme="majorHAnsi"/>
+              </w:rPr>
+            </w:pPr>
+            <w:r>
+              <w:rPr>
+                <w:rFonts w:asciiTheme="majorHAnsi" w:hAnsiTheme="majorHAnsi" w:cstheme="majorHAnsi"/>
+              </w:rPr>
+              <w:t>Configure Scheduled Menu</w:t>
+            </w:r>
+          </w:p>
+        </w:tc>
+        <w:tc>
+          <w:tcPr>
+            <w:tcW w:w="4590" w:type="dxa"/>
+            <w:vAlign w:val="center"/>
+          </w:tcPr>
+          <w:p>
+            <w:pPr>
+              <w:spacing w:before="0" w:after="0" w:line="360" w:lineRule="auto"/>
+              <w:rPr>
+                <w:rFonts w:asciiTheme="majorHAnsi" w:hAnsiTheme="majorHAnsi" w:cstheme="majorHAnsi"/>
+              </w:rPr>
+            </w:pPr>
+            <w:r>
+              <w:rPr>
+                <w:rFonts w:asciiTheme="majorHAnsi" w:hAnsiTheme="majorHAnsi" w:cstheme="majorHAnsi"/>
+              </w:rPr>
+              <w:t>The system shall allow Admin to configure scheduled menus by date or weekday.</w:t>
+            </w:r>
+          </w:p>
+        </w:tc>
+        <w:tc>
+          <w:tcPr>
+            <w:tcW w:w="2181" w:type="dxa"/>
+            <w:vAlign w:val="center"/>
+          </w:tcPr>
+          <w:p>
+            <w:pPr>
+              <w:spacing w:before="0" w:after="0" w:line="360" w:lineRule="auto"/>
+              <w:rPr>
+                <w:rFonts w:asciiTheme="majorHAnsi" w:hAnsiTheme="majorHAnsi" w:cstheme="majorHAnsi"/>
+              </w:rPr>
+            </w:pPr>
+            <w:r>
+              <w:rPr>
+                <w:rFonts w:asciiTheme="majorHAnsi" w:hAnsiTheme="majorHAnsi" w:cstheme="majorHAnsi"/>
+              </w:rPr>
+              <w:t>Admin</w:t>
+            </w:r>
+          </w:p>
+        </w:tc>
+      </w:tr>
+      <w:tr>
+        <w:tc>
+          <w:tcPr>
+            <w:tcW w:w="803" w:type="dxa"/>
+            <w:vAlign w:val="center"/>
+          </w:tcPr>
+          <w:p>
+            <w:pPr>
+              <w:spacing w:before="0" w:after="0" w:line="360" w:lineRule="auto"/>
+              <w:rPr>
+                <w:rFonts w:asciiTheme="majorHAnsi" w:hAnsiTheme="majorHAnsi" w:cstheme="majorHAnsi"/>
+              </w:rPr>
+            </w:pPr>
+            <w:r>
+              <w:rPr>
+                <w:rFonts w:asciiTheme="majorHAnsi" w:hAnsiTheme="majorHAnsi" w:cstheme="majorHAnsi"/>
+              </w:rPr>
+              <w:t>FR-</w:t>
+            </w:r>
+            <w:r>
+              <w:rPr>
+                <w:rFonts w:asciiTheme="majorHAnsi" w:hAnsiTheme="majorHAnsi" w:cstheme="majorHAnsi"/>
+              </w:rPr>
+              <w:t>19</w:t>
+            </w:r>
+          </w:p>
+        </w:tc>
+        <w:tc>
+          <w:tcPr>
+            <w:tcW w:w="1627" w:type="dxa"/>
+            <w:vAlign w:val="center"/>
+          </w:tcPr>
+          <w:p>
+            <w:pPr>
+              <w:spacing w:before="0" w:after="0" w:line="360" w:lineRule="auto"/>
+              <w:rPr>
+                <w:rFonts w:asciiTheme="majorHAnsi" w:hAnsiTheme="majorHAnsi" w:cstheme="majorHAnsi"/>
+              </w:rPr>
+            </w:pPr>
+            <w:r>
+              <w:rPr>
+                <w:rFonts w:asciiTheme="majorHAnsi" w:hAnsiTheme="majorHAnsi" w:cstheme="majorHAnsi"/>
+              </w:rPr>
+              <w:t>View Scheduled Menu</w:t>
+            </w:r>
+          </w:p>
+        </w:tc>
+        <w:tc>
+          <w:tcPr>
+            <w:tcW w:w="4590" w:type="dxa"/>
+            <w:vAlign w:val="center"/>
+          </w:tcPr>
+          <w:p>
+            <w:pPr>
+              <w:spacing w:before="0" w:after="0" w:line="360" w:lineRule="auto"/>
+              <w:rPr>
+                <w:rFonts w:asciiTheme="majorHAnsi" w:hAnsiTheme="majorHAnsi" w:cstheme="majorHAnsi"/>
+              </w:rPr>
+            </w:pPr>
+            <w:r>
+              <w:rPr>
+                <w:rFonts w:asciiTheme="majorHAnsi" w:hAnsiTheme="majorHAnsi" w:cstheme="majorHAnsi"/>
+              </w:rPr>
+              <w:t>The system shall allow Manager and Admin to view scheduled menus.</w:t>
+            </w:r>
+          </w:p>
+        </w:tc>
+        <w:tc>
+          <w:tcPr>
+            <w:tcW w:w="2181" w:type="dxa"/>
+            <w:vAlign w:val="center"/>
+          </w:tcPr>
+          <w:p>
+            <w:pPr>
+              <w:spacing w:before="0" w:after="0" w:line="360" w:lineRule="auto"/>
+              <w:rPr>
+                <w:rFonts w:asciiTheme="majorHAnsi" w:hAnsiTheme="majorHAnsi" w:cstheme="majorHAnsi"/>
+              </w:rPr>
+            </w:pPr>
+            <w:r>
+              <w:rPr>
+                <w:rFonts w:asciiTheme="majorHAnsi" w:hAnsiTheme="majorHAnsi" w:cstheme="majorHAnsi"/>
+              </w:rPr>
+              <w:t>Manager, Admin</w:t>
+            </w:r>
+          </w:p>
+        </w:tc>
+      </w:tr>
+      <w:tr>
+        <w:tc>
+          <w:tcPr>
+            <w:tcW w:w="803" w:type="dxa"/>
+            <w:vAlign w:val="center"/>
+          </w:tcPr>
+          <w:p>
+            <w:pPr>
+              <w:spacing w:before="0" w:after="0" w:line="360" w:lineRule="auto"/>
+              <w:rPr>
+                <w:rFonts w:asciiTheme="majorHAnsi" w:hAnsiTheme="majorHAnsi" w:cstheme="majorHAnsi"/>
+              </w:rPr>
+            </w:pPr>
+            <w:r>
+              <w:rPr>
+                <w:rFonts w:asciiTheme="majorHAnsi" w:hAnsiTheme="majorHAnsi" w:cstheme="majorHAnsi"/>
+              </w:rPr>
+              <w:t>FR-2</w:t>
+            </w:r>
+            <w:r>
+              <w:rPr>
+                <w:rFonts w:asciiTheme="majorHAnsi" w:hAnsiTheme="majorHAnsi" w:cstheme="majorHAnsi"/>
+              </w:rPr>
+              <w:t>0</w:t>
+            </w:r>
+          </w:p>
+        </w:tc>
+        <w:tc>
+          <w:tcPr>
+            <w:tcW w:w="1627" w:type="dxa"/>
+            <w:vAlign w:val="center"/>
+          </w:tcPr>
+          <w:p>
+            <w:pPr>
+              <w:spacing w:before="0" w:after="0" w:line="360" w:lineRule="auto"/>
+              <w:rPr>
+                <w:rFonts w:asciiTheme="majorHAnsi" w:hAnsiTheme="majorHAnsi" w:cstheme="majorHAnsi"/>
+              </w:rPr>
+            </w:pPr>
+            <w:r>
+              <w:rPr>
+                <w:rFonts w:asciiTheme="majorHAnsi" w:hAnsiTheme="majorHAnsi" w:cstheme="majorHAnsi"/>
+              </w:rPr>
+              <w:t>Update Daily Menu Item</w:t>
+            </w:r>
+          </w:p>
+        </w:tc>
+        <w:tc>
+          <w:tcPr>
+            <w:tcW w:w="4590" w:type="dxa"/>
+            <w:vAlign w:val="center"/>
+          </w:tcPr>
+          <w:p>
+            <w:pPr>
+              <w:spacing w:before="0" w:after="0" w:line="360" w:lineRule="auto"/>
+              <w:rPr>
+                <w:rFonts w:asciiTheme="majorHAnsi" w:hAnsiTheme="majorHAnsi" w:cstheme="majorHAnsi"/>
+              </w:rPr>
+            </w:pPr>
+            <w:r>
+              <w:rPr>
+                <w:rFonts w:asciiTheme="majorHAnsi" w:hAnsiTheme="majorHAnsi" w:cstheme="majorHAnsi"/>
+              </w:rPr>
+              <w:t>The system shall allow Manager and Admin to update daily menu items, including quantity and availability.</w:t>
+            </w:r>
+          </w:p>
+        </w:tc>
+        <w:tc>
+          <w:tcPr>
+            <w:tcW w:w="2181" w:type="dxa"/>
+            <w:vAlign w:val="center"/>
+          </w:tcPr>
+          <w:p>
+            <w:pPr>
+              <w:spacing w:before="0" w:after="0" w:line="360" w:lineRule="auto"/>
+              <w:rPr>
+                <w:rFonts w:asciiTheme="majorHAnsi" w:hAnsiTheme="majorHAnsi" w:cstheme="majorHAnsi"/>
+              </w:rPr>
+            </w:pPr>
+            <w:r>
+              <w:rPr>
+                <w:rFonts w:asciiTheme="majorHAnsi" w:hAnsiTheme="majorHAnsi" w:cstheme="majorHAnsi"/>
+              </w:rPr>
+              <w:t>Manager, Admin</w:t>
+            </w:r>
+          </w:p>
+        </w:tc>
+      </w:tr>
+      <w:tr>
+        <w:tc>
+          <w:tcPr>
+            <w:tcW w:w="803" w:type="dxa"/>
+            <w:vAlign w:val="center"/>
+          </w:tcPr>
+          <w:p>
+            <w:pPr>
+              <w:spacing w:before="0" w:after="0" w:line="360" w:lineRule="auto"/>
+              <w:rPr>
+                <w:rFonts w:asciiTheme="majorHAnsi" w:hAnsiTheme="majorHAnsi" w:cstheme="majorHAnsi"/>
+              </w:rPr>
+            </w:pPr>
+            <w:r>
+              <w:rPr>
+                <w:rFonts w:asciiTheme="majorHAnsi" w:hAnsiTheme="majorHAnsi" w:cstheme="majorHAnsi"/>
+              </w:rPr>
+              <w:t>FR-2</w:t>
+            </w:r>
+            <w:r>
+              <w:rPr>
+                <w:rFonts w:asciiTheme="majorHAnsi" w:hAnsiTheme="majorHAnsi" w:cstheme="majorHAnsi"/>
+              </w:rPr>
+              <w:t>1</w:t>
+            </w:r>
+          </w:p>
+        </w:tc>
+        <w:tc>
+          <w:tcPr>
+            <w:tcW w:w="1627" w:type="dxa"/>
+            <w:vAlign w:val="center"/>
+          </w:tcPr>
+          <w:p>
+            <w:pPr>
+              <w:spacing w:before="0" w:after="0" w:line="360" w:lineRule="auto"/>
+              <w:rPr>
+                <w:rFonts w:asciiTheme="majorHAnsi" w:hAnsiTheme="majorHAnsi" w:cstheme="majorHAnsi"/>
+              </w:rPr>
+            </w:pPr>
+            <w:r>
+              <w:rPr>
+                <w:rFonts w:asciiTheme="majorHAnsi" w:hAnsiTheme="majorHAnsi" w:cstheme="majorHAnsi"/>
+              </w:rPr>
+              <w:t>View Food Demand Forecast</w:t>
+            </w:r>
+          </w:p>
+        </w:tc>
+        <w:tc>
+          <w:tcPr>
+            <w:tcW w:w="4590" w:type="dxa"/>
+            <w:vAlign w:val="center"/>
+          </w:tcPr>
+          <w:p>
+            <w:pPr>
+              <w:spacing w:before="0" w:after="0" w:line="360" w:lineRule="auto"/>
+              <w:rPr>
+                <w:rFonts w:asciiTheme="majorHAnsi" w:hAnsiTheme="majorHAnsi" w:cstheme="majorHAnsi"/>
+              </w:rPr>
+            </w:pPr>
+            <w:r>
+              <w:rPr>
+                <w:rFonts w:asciiTheme="majorHAnsi" w:hAnsiTheme="majorHAnsi" w:cstheme="majorHAnsi"/>
+              </w:rPr>
+              <w:t>The system shall allow Manager and Admin to view AI-generated food demand forecasts.</w:t>
+            </w:r>
+          </w:p>
+        </w:tc>
+        <w:tc>
+          <w:tcPr>
+            <w:tcW w:w="2181" w:type="dxa"/>
+            <w:vAlign w:val="center"/>
+          </w:tcPr>
+          <w:p>
+            <w:pPr>
+              <w:spacing w:before="0" w:after="0" w:line="360" w:lineRule="auto"/>
+              <w:rPr>
+                <w:rFonts w:asciiTheme="majorHAnsi" w:hAnsiTheme="majorHAnsi" w:cstheme="majorHAnsi"/>
+              </w:rPr>
+            </w:pPr>
+            <w:r>
+              <w:rPr>
+                <w:rFonts w:asciiTheme="majorHAnsi" w:hAnsiTheme="majorHAnsi" w:cstheme="majorHAnsi"/>
+              </w:rPr>
+              <w:t>Manager, Admin, AI Prediction Service</w:t>
+            </w:r>
+          </w:p>
+        </w:tc>
+      </w:tr>
+      <w:tr>
+        <w:tc>
+          <w:tcPr>
+            <w:tcW w:w="803" w:type="dxa"/>
+            <w:vAlign w:val="center"/>
+          </w:tcPr>
+          <w:p>
+            <w:pPr>
+              <w:spacing w:before="0" w:after="0" w:line="360" w:lineRule="auto"/>
+              <w:rPr>
+                <w:rFonts w:asciiTheme="majorHAnsi" w:hAnsiTheme="majorHAnsi" w:cstheme="majorHAnsi"/>
+              </w:rPr>
+            </w:pPr>
+            <w:r>
+              <w:rPr>
+                <w:rFonts w:asciiTheme="majorHAnsi" w:hAnsiTheme="majorHAnsi" w:cstheme="majorHAnsi"/>
+              </w:rPr>
+              <w:t>FR-2</w:t>
+            </w:r>
+            <w:r>
+              <w:rPr>
+                <w:rFonts w:asciiTheme="majorHAnsi" w:hAnsiTheme="majorHAnsi" w:cstheme="majorHAnsi"/>
+              </w:rPr>
+              <w:t>2</w:t>
+            </w:r>
+          </w:p>
+        </w:tc>
+        <w:tc>
+          <w:tcPr>
+            <w:tcW w:w="1627" w:type="dxa"/>
+            <w:vAlign w:val="center"/>
+          </w:tcPr>
+          <w:p>
+            <w:pPr>
+              <w:spacing w:before="0" w:after="0" w:line="360" w:lineRule="auto"/>
+              <w:rPr>
+                <w:rFonts w:asciiTheme="majorHAnsi" w:hAnsiTheme="majorHAnsi" w:cstheme="majorHAnsi"/>
+              </w:rPr>
+            </w:pPr>
+            <w:r>
+              <w:rPr>
+                <w:rFonts w:asciiTheme="majorHAnsi" w:hAnsiTheme="majorHAnsi" w:cstheme="majorHAnsi"/>
+              </w:rPr>
+              <w:t>View Food Preparation Recommendation</w:t>
+            </w:r>
+          </w:p>
+        </w:tc>
+        <w:tc>
+          <w:tcPr>
+            <w:tcW w:w="4590" w:type="dxa"/>
+            <w:vAlign w:val="center"/>
+          </w:tcPr>
+          <w:p>
+            <w:pPr>
+              <w:spacing w:before="0" w:after="0" w:line="360" w:lineRule="auto"/>
+              <w:rPr>
+                <w:rFonts w:asciiTheme="majorHAnsi" w:hAnsiTheme="majorHAnsi" w:cstheme="majorHAnsi"/>
+              </w:rPr>
+            </w:pPr>
+            <w:r>
+              <w:rPr>
+                <w:rFonts w:asciiTheme="majorHAnsi" w:hAnsiTheme="majorHAnsi" w:cstheme="majorHAnsi"/>
+              </w:rPr>
+              <w:t>The system shall allow Manager and Admin to view AI-generated food preparation recommendations based on demand forecasts.</w:t>
+            </w:r>
+          </w:p>
+        </w:tc>
+        <w:tc>
+          <w:tcPr>
+            <w:tcW w:w="2181" w:type="dxa"/>
+            <w:vAlign w:val="center"/>
+          </w:tcPr>
+          <w:p>
+            <w:pPr>
+              <w:spacing w:before="0" w:after="0" w:line="360" w:lineRule="auto"/>
+              <w:rPr>
+                <w:rFonts w:asciiTheme="majorHAnsi" w:hAnsiTheme="majorHAnsi" w:cstheme="majorHAnsi"/>
+              </w:rPr>
+            </w:pPr>
+            <w:r>
+              <w:rPr>
+                <w:rFonts w:asciiTheme="majorHAnsi" w:hAnsiTheme="majorHAnsi" w:cstheme="majorHAnsi"/>
+              </w:rPr>
+              <w:t>Manager, Admin, AI Prediction Service</w:t>
+            </w:r>
+          </w:p>
+        </w:tc>
+      </w:tr>
+      <w:tr>
+        <w:tc>
+          <w:tcPr>
+            <w:tcW w:w="803" w:type="dxa"/>
+            <w:vAlign w:val="center"/>
+          </w:tcPr>
+          <w:p>
+            <w:pPr>
+              <w:spacing w:before="0" w:after="0" w:line="360" w:lineRule="auto"/>
+              <w:rPr>
+                <w:rFonts w:asciiTheme="majorHAnsi" w:hAnsiTheme="majorHAnsi" w:cstheme="majorHAnsi"/>
+              </w:rPr>
+            </w:pPr>
+            <w:r>
+              <w:rPr>
+                <w:rFonts w:asciiTheme="majorHAnsi" w:hAnsiTheme="majorHAnsi" w:cstheme="majorHAnsi"/>
+              </w:rPr>
+              <w:t>FR-2</w:t>
+            </w:r>
+            <w:r>
+              <w:rPr>
+                <w:rFonts w:asciiTheme="majorHAnsi" w:hAnsiTheme="majorHAnsi" w:cstheme="majorHAnsi"/>
+              </w:rPr>
+              <w:t>3</w:t>
+            </w:r>
+          </w:p>
+        </w:tc>
+        <w:tc>
+          <w:tcPr>
+            <w:tcW w:w="1627" w:type="dxa"/>
+            <w:vAlign w:val="center"/>
+          </w:tcPr>
+          <w:p>
+            <w:pPr>
+              <w:spacing w:before="0" w:after="0" w:line="360" w:lineRule="auto"/>
+              <w:rPr>
+                <w:rFonts w:asciiTheme="majorHAnsi" w:hAnsiTheme="majorHAnsi" w:cstheme="majorHAnsi"/>
+              </w:rPr>
+            </w:pPr>
+            <w:r>
+              <w:rPr>
+                <w:rFonts w:asciiTheme="majorHAnsi" w:hAnsiTheme="majorHAnsi" w:cstheme="majorHAnsi"/>
+              </w:rPr>
+              <w:t>Apply Recommended Daily Quantity</w:t>
+            </w:r>
+          </w:p>
+        </w:tc>
+        <w:tc>
+          <w:tcPr>
+            <w:tcW w:w="4590" w:type="dxa"/>
+            <w:vAlign w:val="center"/>
+          </w:tcPr>
+          <w:p>
+            <w:pPr>
+              <w:spacing w:before="0" w:after="0" w:line="360" w:lineRule="auto"/>
+              <w:rPr>
+                <w:rFonts w:asciiTheme="majorHAnsi" w:hAnsiTheme="majorHAnsi" w:cstheme="majorHAnsi"/>
+              </w:rPr>
+            </w:pPr>
+            <w:r>
+              <w:rPr>
+                <w:rFonts w:asciiTheme="majorHAnsi" w:hAnsiTheme="majorHAnsi" w:cstheme="majorHAnsi"/>
+              </w:rPr>
+              <w:t>The system shall allow Manager and Admin to apply the recommended preparation quantity to the daily menu.</w:t>
+            </w:r>
+          </w:p>
+        </w:tc>
+        <w:tc>
+          <w:tcPr>
+            <w:tcW w:w="2181" w:type="dxa"/>
+            <w:vAlign w:val="center"/>
+          </w:tcPr>
+          <w:p>
+            <w:pPr>
+              <w:spacing w:before="0" w:after="0" w:line="360" w:lineRule="auto"/>
+              <w:rPr>
+                <w:rFonts w:asciiTheme="majorHAnsi" w:hAnsiTheme="majorHAnsi" w:cstheme="majorHAnsi"/>
+              </w:rPr>
+            </w:pPr>
+            <w:r>
+              <w:rPr>
+                <w:rFonts w:asciiTheme="majorHAnsi" w:hAnsiTheme="majorHAnsi" w:cstheme="majorHAnsi"/>
+              </w:rPr>
+              <w:t>Manager, Admin</w:t>
+            </w:r>
+          </w:p>
+        </w:tc>
+      </w:tr>
+      <w:tr>
+        <w:tc>
+          <w:tcPr>
+            <w:tcW w:w="803" w:type="dxa"/>
+            <w:vAlign w:val="center"/>
+          </w:tcPr>
+          <w:p>
+            <w:pPr>
+              <w:spacing w:before="0" w:after="0" w:line="360" w:lineRule="auto"/>
+              <w:rPr>
+                <w:rFonts w:asciiTheme="majorHAnsi" w:hAnsiTheme="majorHAnsi" w:cstheme="majorHAnsi"/>
+              </w:rPr>
+            </w:pPr>
+            <w:r>
+              <w:rPr>
+                <w:rFonts w:asciiTheme="majorHAnsi" w:hAnsiTheme="majorHAnsi" w:cstheme="majorHAnsi"/>
+              </w:rPr>
+              <w:t>FR-2</w:t>
+            </w:r>
+            <w:r>
+              <w:rPr>
+                <w:rFonts w:asciiTheme="majorHAnsi" w:hAnsiTheme="majorHAnsi" w:cstheme="majorHAnsi"/>
+              </w:rPr>
+              <w:t>4</w:t>
+            </w:r>
+          </w:p>
+        </w:tc>
+        <w:tc>
+          <w:tcPr>
+            <w:tcW w:w="1627" w:type="dxa"/>
+            <w:vAlign w:val="center"/>
+          </w:tcPr>
+          <w:p>
+            <w:pPr>
+              <w:spacing w:before="0" w:after="0" w:line="360" w:lineRule="auto"/>
+              <w:rPr>
+                <w:rFonts w:asciiTheme="majorHAnsi" w:hAnsiTheme="majorHAnsi" w:cstheme="majorHAnsi"/>
+              </w:rPr>
+            </w:pPr>
+            <w:r>
+              <w:rPr>
+                <w:rFonts w:asciiTheme="majorHAnsi" w:hAnsiTheme="majorHAnsi" w:cstheme="majorHAnsi"/>
+              </w:rPr>
+              <w:t>View Dynamic Pricing Recommendation</w:t>
+            </w:r>
+          </w:p>
+        </w:tc>
+        <w:tc>
+          <w:tcPr>
+            <w:tcW w:w="4590" w:type="dxa"/>
+            <w:vAlign w:val="center"/>
+          </w:tcPr>
+          <w:p>
+            <w:pPr>
+              <w:spacing w:before="0" w:after="0" w:line="360" w:lineRule="auto"/>
+              <w:rPr>
+                <w:rFonts w:asciiTheme="majorHAnsi" w:hAnsiTheme="majorHAnsi" w:cstheme="majorHAnsi"/>
+              </w:rPr>
+            </w:pPr>
+            <w:r>
+              <w:rPr>
+                <w:rFonts w:asciiTheme="majorHAnsi" w:hAnsiTheme="majorHAnsi" w:cstheme="majorHAnsi"/>
+              </w:rPr>
+              <w:t>The system shall allow Manager and Admin to view AI-generated dynamic pricing recommendations.</w:t>
+            </w:r>
+          </w:p>
+        </w:tc>
+        <w:tc>
+          <w:tcPr>
+            <w:tcW w:w="2181" w:type="dxa"/>
+            <w:vAlign w:val="center"/>
+          </w:tcPr>
+          <w:p>
+            <w:pPr>
+              <w:spacing w:before="0" w:after="0" w:line="360" w:lineRule="auto"/>
+              <w:rPr>
+                <w:rFonts w:asciiTheme="majorHAnsi" w:hAnsiTheme="majorHAnsi" w:cstheme="majorHAnsi"/>
+              </w:rPr>
+            </w:pPr>
+            <w:r>
+              <w:rPr>
+                <w:rFonts w:asciiTheme="majorHAnsi" w:hAnsiTheme="majorHAnsi" w:cstheme="majorHAnsi"/>
+              </w:rPr>
+              <w:t>Manager, Admin, AI Prediction Service</w:t>
+            </w:r>
+          </w:p>
+        </w:tc>
+      </w:tr>
+      <w:tr>
+        <w:tc>
+          <w:tcPr>
+            <w:tcW w:w="803" w:type="dxa"/>
+            <w:vAlign w:val="center"/>
+          </w:tcPr>
+          <w:p>
+            <w:pPr>
+              <w:spacing w:before="0" w:after="0" w:line="360" w:lineRule="auto"/>
+              <w:rPr>
+                <w:rFonts w:asciiTheme="majorHAnsi" w:hAnsiTheme="majorHAnsi" w:cstheme="majorHAnsi"/>
+              </w:rPr>
+            </w:pPr>
+            <w:r>
+              <w:rPr>
+                <w:rFonts w:asciiTheme="majorHAnsi" w:hAnsiTheme="majorHAnsi" w:cstheme="majorHAnsi"/>
+              </w:rPr>
+              <w:t>FR-2</w:t>
+            </w:r>
+            <w:r>
+              <w:rPr>
+                <w:rFonts w:asciiTheme="majorHAnsi" w:hAnsiTheme="majorHAnsi" w:cstheme="majorHAnsi"/>
+              </w:rPr>
+              <w:t>5</w:t>
+            </w:r>
+          </w:p>
+        </w:tc>
+        <w:tc>
+          <w:tcPr>
+            <w:tcW w:w="1627" w:type="dxa"/>
+            <w:vAlign w:val="center"/>
+          </w:tcPr>
+          <w:p>
+            <w:pPr>
+              <w:spacing w:before="0" w:after="0" w:line="360" w:lineRule="auto"/>
+              <w:rPr>
+                <w:rFonts w:asciiTheme="majorHAnsi" w:hAnsiTheme="majorHAnsi" w:cstheme="majorHAnsi"/>
+              </w:rPr>
+            </w:pPr>
+            <w:r>
+              <w:rPr>
+                <w:rFonts w:asciiTheme="majorHAnsi" w:hAnsiTheme="majorHAnsi" w:cstheme="majorHAnsi"/>
+              </w:rPr>
+              <w:t>Apply Recommended Price Adjustment</w:t>
+            </w:r>
+          </w:p>
+        </w:tc>
+        <w:tc>
+          <w:tcPr>
+            <w:tcW w:w="4590" w:type="dxa"/>
+            <w:vAlign w:val="center"/>
+          </w:tcPr>
+          <w:p>
+            <w:pPr>
+              <w:spacing w:before="0" w:after="0" w:line="360" w:lineRule="auto"/>
+              <w:rPr>
+                <w:rFonts w:asciiTheme="majorHAnsi" w:hAnsiTheme="majorHAnsi" w:cstheme="majorHAnsi"/>
+              </w:rPr>
+            </w:pPr>
+            <w:r>
+              <w:rPr>
+                <w:rFonts w:asciiTheme="majorHAnsi" w:hAnsiTheme="majorHAnsi" w:cstheme="majorHAnsi"/>
+              </w:rPr>
+              <w:t>The system shall allow Manager and Admin to apply recommended price adjustments to daily menu items.</w:t>
+            </w:r>
+          </w:p>
+        </w:tc>
+        <w:tc>
+          <w:tcPr>
+            <w:tcW w:w="2181" w:type="dxa"/>
+            <w:vAlign w:val="center"/>
+          </w:tcPr>
+          <w:p>
+            <w:pPr>
+              <w:spacing w:before="0" w:after="0" w:line="360" w:lineRule="auto"/>
+              <w:rPr>
+                <w:rFonts w:asciiTheme="majorHAnsi" w:hAnsiTheme="majorHAnsi" w:cstheme="majorHAnsi"/>
+              </w:rPr>
+            </w:pPr>
+            <w:r>
+              <w:rPr>
+                <w:rFonts w:asciiTheme="majorHAnsi" w:hAnsiTheme="majorHAnsi" w:cstheme="majorHAnsi"/>
+              </w:rPr>
+              <w:t>Manager, Admin</w:t>
+            </w:r>
+          </w:p>
+        </w:tc>
+      </w:tr>
+      <w:tr>
+        <w:tc>
+          <w:tcPr>
+            <w:tcW w:w="803" w:type="dxa"/>
+            <w:vAlign w:val="center"/>
+          </w:tcPr>
+          <w:p>
+            <w:pPr>
+              <w:spacing w:before="0" w:after="0" w:line="360" w:lineRule="auto"/>
+              <w:rPr>
+                <w:rFonts w:asciiTheme="majorHAnsi" w:hAnsiTheme="majorHAnsi" w:cstheme="majorHAnsi"/>
+              </w:rPr>
+            </w:pPr>
+            <w:r>
+              <w:rPr>
+                <w:rFonts w:asciiTheme="majorHAnsi" w:hAnsiTheme="majorHAnsi" w:cstheme="majorHAnsi"/>
+              </w:rPr>
+              <w:lastRenderedPageBreak/>
+              <w:t>FR-2</w:t>
+            </w:r>
+            <w:r>
+              <w:rPr>
+                <w:rFonts w:asciiTheme="majorHAnsi" w:hAnsiTheme="majorHAnsi" w:cstheme="majorHAnsi"/>
+              </w:rPr>
+              <w:t>6</w:t>
+            </w:r>
+          </w:p>
+        </w:tc>
+        <w:tc>
+          <w:tcPr>
+            <w:tcW w:w="1627" w:type="dxa"/>
+            <w:vAlign w:val="center"/>
+          </w:tcPr>
+          <w:p>
+            <w:pPr>
+              <w:spacing w:before="0" w:after="0" w:line="360" w:lineRule="auto"/>
+              <w:rPr>
+                <w:rFonts w:asciiTheme="majorHAnsi" w:hAnsiTheme="majorHAnsi" w:cstheme="majorHAnsi"/>
+              </w:rPr>
+            </w:pPr>
+            <w:r>
+              <w:rPr>
+                <w:rFonts w:asciiTheme="majorHAnsi" w:hAnsiTheme="majorHAnsi" w:cstheme="majorHAnsi"/>
+              </w:rPr>
+              <w:t>Manage User Account</w:t>
+            </w:r>
+          </w:p>
+        </w:tc>
+        <w:tc>
+          <w:tcPr>
+            <w:tcW w:w="4590" w:type="dxa"/>
+            <w:vAlign w:val="center"/>
+          </w:tcPr>
+          <w:p>
+            <w:pPr>
+              <w:spacing w:before="0" w:after="0" w:line="360" w:lineRule="auto"/>
+              <w:rPr>
+                <w:rFonts w:asciiTheme="majorHAnsi" w:hAnsiTheme="majorHAnsi" w:cstheme="majorHAnsi"/>
+              </w:rPr>
+            </w:pPr>
+            <w:r>
+              <w:rPr>
+                <w:rFonts w:asciiTheme="majorHAnsi" w:hAnsiTheme="majorHAnsi" w:cstheme="majorHAnsi"/>
+              </w:rPr>
+              <w:t>The system shall allow Admin to create, update, disable user accounts, and reset user passwords.</w:t>
+            </w:r>
+          </w:p>
+        </w:tc>
+        <w:tc>
+          <w:tcPr>
+            <w:tcW w:w="2181" w:type="dxa"/>
+            <w:vAlign w:val="center"/>
+          </w:tcPr>
+          <w:p>
+            <w:pPr>
+              <w:spacing w:before="0" w:after="0" w:line="360" w:lineRule="auto"/>
+              <w:rPr>
+                <w:rFonts w:asciiTheme="majorHAnsi" w:hAnsiTheme="majorHAnsi" w:cstheme="majorHAnsi"/>
+              </w:rPr>
+            </w:pPr>
+            <w:r>
+              <w:rPr>
+                <w:rFonts w:asciiTheme="majorHAnsi" w:hAnsiTheme="majorHAnsi" w:cstheme="majorHAnsi"/>
+              </w:rPr>
+              <w:t>Admin</w:t>
+            </w:r>
+          </w:p>
+        </w:tc>
+      </w:tr>
+      <w:tr>
+        <w:tc>
+          <w:tcPr>
+            <w:tcW w:w="803" w:type="dxa"/>
+            <w:vAlign w:val="center"/>
+          </w:tcPr>
+          <w:p>
+            <w:pPr>
+              <w:spacing w:before="0" w:after="0" w:line="360" w:lineRule="auto"/>
+              <w:rPr>
+                <w:rFonts w:asciiTheme="majorHAnsi" w:hAnsiTheme="majorHAnsi" w:cstheme="majorHAnsi"/>
+              </w:rPr>
+            </w:pPr>
+            <w:r>
+              <w:rPr>
+                <w:rFonts w:asciiTheme="majorHAnsi" w:hAnsiTheme="majorHAnsi" w:cstheme="majorHAnsi"/>
+              </w:rPr>
+              <w:t>FR-2</w:t>
+            </w:r>
+            <w:r>
+              <w:rPr>
+                <w:rFonts w:asciiTheme="majorHAnsi" w:hAnsiTheme="majorHAnsi" w:cstheme="majorHAnsi"/>
+              </w:rPr>
+              <w:t>7</w:t>
+            </w:r>
+          </w:p>
+        </w:tc>
+        <w:tc>
+          <w:tcPr>
+            <w:tcW w:w="1627" w:type="dxa"/>
+            <w:vAlign w:val="center"/>
+          </w:tcPr>
+          <w:p>
+            <w:pPr>
+              <w:spacing w:before="0" w:after="0" w:line="360" w:lineRule="auto"/>
+              <w:rPr>
+                <w:rFonts w:asciiTheme="majorHAnsi" w:hAnsiTheme="majorHAnsi" w:cstheme="majorHAnsi"/>
+              </w:rPr>
+            </w:pPr>
+            <w:r>
+              <w:rPr>
+                <w:rFonts w:asciiTheme="majorHAnsi" w:hAnsiTheme="majorHAnsi" w:cstheme="majorHAnsi"/>
+              </w:rPr>
+              <w:t>Confirm Payment Status</w:t>
+            </w:r>
+          </w:p>
+        </w:tc>
+        <w:tc>
+          <w:tcPr>
+            <w:tcW w:w="4590" w:type="dxa"/>
+            <w:vAlign w:val="center"/>
+          </w:tcPr>
+          <w:p>
+            <w:pPr>
+              <w:spacing w:before="0" w:after="0" w:line="360" w:lineRule="auto"/>
+              <w:rPr>
+                <w:rFonts w:asciiTheme="majorHAnsi" w:hAnsiTheme="majorHAnsi" w:cstheme="majorHAnsi"/>
+              </w:rPr>
+            </w:pPr>
+            <w:r>
+              <w:rPr>
+                <w:rFonts w:asciiTheme="majorHAnsi" w:hAnsiTheme="majorHAnsi" w:cstheme="majorHAnsi"/>
+              </w:rPr>
+              <w:t>The system shall receive payment confirmation status from the Payment Gateway after a payment transaction.</w:t>
+            </w:r>
+          </w:p>
+        </w:tc>
+        <w:tc>
+          <w:tcPr>
+            <w:tcW w:w="2181" w:type="dxa"/>
+            <w:vAlign w:val="center"/>
+          </w:tcPr>
+          <w:p>
+            <w:pPr>
+              <w:spacing w:before="0" w:after="0" w:line="360" w:lineRule="auto"/>
+              <w:rPr>
+                <w:rFonts w:asciiTheme="majorHAnsi" w:hAnsiTheme="majorHAnsi" w:cstheme="majorHAnsi"/>
+              </w:rPr>
+            </w:pPr>
+            <w:r>
+              <w:rPr>
+                <w:rFonts w:asciiTheme="majorHAnsi" w:hAnsiTheme="majorHAnsi" w:cstheme="majorHAnsi"/>
+              </w:rPr>
+              <w:t>Payment Gateway</w:t>
+            </w:r>
+          </w:p>
+        </w:tc>
+      </w:tr>
+      <w:tr>
+        <w:tc>
+          <w:tcPr>
+            <w:tcW w:w="803" w:type="dxa"/>
+            <w:vAlign w:val="center"/>
+          </w:tcPr>
+          <w:p>
+            <w:pPr>
+              <w:spacing w:before="0" w:after="0" w:line="360" w:lineRule="auto"/>
+              <w:rPr>
+                <w:rFonts w:asciiTheme="majorHAnsi" w:hAnsiTheme="majorHAnsi" w:cstheme="majorHAnsi"/>
+              </w:rPr>
+            </w:pPr>
+            <w:r>
+              <w:rPr>
+                <w:rFonts w:asciiTheme="majorHAnsi" w:hAnsiTheme="majorHAnsi" w:cstheme="majorHAnsi"/>
+              </w:rPr>
+              <w:t>FR-</w:t>
+            </w:r>
+            <w:r>
+              <w:rPr>
+                <w:rFonts w:asciiTheme="majorHAnsi" w:hAnsiTheme="majorHAnsi" w:cstheme="majorHAnsi"/>
+              </w:rPr>
+              <w:t>28</w:t>
+            </w:r>
+          </w:p>
+        </w:tc>
+        <w:tc>
+          <w:tcPr>
+            <w:tcW w:w="1627" w:type="dxa"/>
+            <w:vAlign w:val="center"/>
+          </w:tcPr>
+          <w:p>
+            <w:pPr>
+              <w:spacing w:before="0" w:after="0" w:line="360" w:lineRule="auto"/>
+              <w:rPr>
+                <w:rFonts w:asciiTheme="majorHAnsi" w:hAnsiTheme="majorHAnsi" w:cstheme="majorHAnsi"/>
+              </w:rPr>
+            </w:pPr>
+            <w:r>
+              <w:rPr>
+                <w:rFonts w:asciiTheme="majorHAnsi" w:hAnsiTheme="majorHAnsi" w:cstheme="majorHAnsi"/>
+              </w:rPr>
+              <w:t>Handle Payment Failure</w:t>
+            </w:r>
+          </w:p>
+        </w:tc>
+        <w:tc>
+          <w:tcPr>
+            <w:tcW w:w="4590" w:type="dxa"/>
+            <w:vAlign w:val="center"/>
+          </w:tcPr>
+          <w:p>
+            <w:pPr>
+              <w:spacing w:before="0" w:after="0" w:line="360" w:lineRule="auto"/>
+              <w:rPr>
+                <w:rFonts w:asciiTheme="majorHAnsi" w:hAnsiTheme="majorHAnsi" w:cstheme="majorHAnsi"/>
+              </w:rPr>
+            </w:pPr>
+            <w:r>
+              <w:rPr>
+                <w:rFonts w:asciiTheme="majorHAnsi" w:hAnsiTheme="majorHAnsi" w:cstheme="majorHAnsi"/>
+              </w:rPr>
+              <w:t>The system shall handle failed payment transactions and display an appropriate error message to the user.</w:t>
+            </w:r>
+          </w:p>
+        </w:tc>
+        <w:tc>
+          <w:tcPr>
+            <w:tcW w:w="2181" w:type="dxa"/>
+            <w:vAlign w:val="center"/>
+          </w:tcPr>
+          <w:p>
+            <w:pPr>
+              <w:spacing w:before="0" w:after="0" w:line="360" w:lineRule="auto"/>
+              <w:rPr>
+                <w:rFonts w:asciiTheme="majorHAnsi" w:hAnsiTheme="majorHAnsi" w:cstheme="majorHAnsi"/>
+              </w:rPr>
+            </w:pPr>
+            <w:r>
+              <w:rPr>
+                <w:rFonts w:asciiTheme="majorHAnsi" w:hAnsiTheme="majorHAnsi" w:cstheme="majorHAnsi"/>
+              </w:rPr>
+              <w:t>Staff, Manager, Payment Gateway</w:t>
+            </w:r>
+          </w:p>
+        </w:tc>
+      </w:tr>
+    </w:tbl>
+    <w:p>
+      <w:pPr>
+        <w:spacing w:before="0" w:line="360" w:lineRule="auto"/>
+        <w:rPr>
+          <w:rFonts w:asciiTheme="majorHAnsi" w:hAnsiTheme="majorHAnsi" w:cstheme="majorHAnsi"/>
+          <w:szCs w:val="20"/>
+        </w:rPr>
+      </w:pPr>
+      <w:r>
+        <w:rPr>
+          <w:rFonts w:asciiTheme="majorHAnsi" w:hAnsiTheme="majorHAnsi" w:cstheme="majorHAnsi"/>
+        </w:rPr>
+        <w:tab/>
+      </w:r>
+      <w:r>
+        <w:rPr>
+          <w:rFonts w:asciiTheme="majorHAnsi" w:hAnsiTheme="majorHAnsi" w:cstheme="majorHAnsi"/>
+        </w:rPr>
+        <w:tab/>
+      </w:r>
       <w:r>
         <w:rPr>
           <w:rFonts w:asciiTheme="majorHAnsi" w:hAnsiTheme="majorHAnsi" w:cstheme="majorHAnsi"/>
@@ -3427,77 +6053,6 @@
     </w:p>
     <w:p>
       <w:pPr>
-        <w:spacing w:line="360" w:lineRule="auto"/>
-        <w:rPr>
-          <w:rFonts w:asciiTheme="majorHAnsi" w:hAnsiTheme="majorHAnsi" w:cstheme="majorHAnsi"/>
-        </w:rPr>
-      </w:pPr>
-    </w:p>
-    <w:p>
-      <w:pPr>
-        <w:spacing w:line="360" w:lineRule="auto"/>
-        <w:rPr>
-          <w:rFonts w:asciiTheme="majorHAnsi" w:hAnsiTheme="majorHAnsi" w:cstheme="majorHAnsi"/>
-          <w:b/>
-          <w:i/>
-          <w:sz w:val="28"/>
-        </w:rPr>
-      </w:pPr>
-      <w:r>
-        <w:rPr>
-          <w:rFonts w:asciiTheme="majorHAnsi" w:hAnsiTheme="majorHAnsi" w:cstheme="majorHAnsi"/>
-          <w:b/>
-          <w:i/>
-          <w:sz w:val="28"/>
-        </w:rPr>
-        <w:t>4.2</w:t>
-      </w:r>
-      <w:r>
-        <w:rPr>
-          <w:rFonts w:asciiTheme="majorHAnsi" w:hAnsiTheme="majorHAnsi" w:cstheme="majorHAnsi"/>
-          <w:b/>
-          <w:i/>
-          <w:sz w:val="28"/>
-        </w:rPr>
-        <w:tab/>
-        <w:t>Requirement specification</w:t>
-      </w:r>
-    </w:p>
-    <w:p>
-      <w:pPr>
-        <w:spacing w:line="360" w:lineRule="auto"/>
-        <w:rPr>
-          <w:rFonts w:asciiTheme="majorHAnsi" w:hAnsiTheme="majorHAnsi" w:cstheme="majorHAnsi"/>
-          <w:szCs w:val="20"/>
-        </w:rPr>
-      </w:pPr>
-      <w:r>
-        <w:rPr>
-          <w:rFonts w:asciiTheme="majorHAnsi" w:hAnsiTheme="majorHAnsi" w:cstheme="majorHAnsi"/>
-        </w:rPr>
-        <w:tab/>
-      </w:r>
-      <w:r>
-        <w:rPr>
-          <w:rFonts w:asciiTheme="majorHAnsi" w:hAnsiTheme="majorHAnsi" w:cstheme="majorHAnsi"/>
-        </w:rPr>
-        <w:tab/>
-      </w:r>
-      <w:r>
-        <w:rPr>
-          <w:rFonts w:asciiTheme="majorHAnsi" w:hAnsiTheme="majorHAnsi" w:cstheme="majorHAnsi"/>
-        </w:rPr>
-        <w:tab/>
-      </w:r>
-      <w:r>
-        <w:rPr>
-          <w:rFonts w:asciiTheme="majorHAnsi" w:hAnsiTheme="majorHAnsi" w:cstheme="majorHAnsi"/>
-        </w:rPr>
-        <w:tab/>
-      </w:r>
-    </w:p>
-    <w:p>
-      <w:pPr>
         <w:pStyle w:val="Heading1"/>
         <w:spacing w:line="360" w:lineRule="auto"/>
         <w:rPr>
@@ -3505,7 +6060,7 @@
         </w:rPr>
       </w:pPr>
       <w:bookmarkStart w:id="17" w:name="_Toc265158890"/>
-      <w:bookmarkStart w:id="18" w:name="_Toc230072406"/>
+      <w:bookmarkStart w:id="18" w:name="_Toc230442660"/>
       <w:r>
         <w:rPr>
           <w:rFonts w:asciiTheme="majorHAnsi" w:hAnsiTheme="majorHAnsi" w:cstheme="majorHAnsi"/>
@@ -3518,13 +6073,13 @@
     <w:p>
       <w:pPr>
         <w:pStyle w:val="Heading2"/>
-        <w:spacing w:line="360" w:lineRule="auto"/>
+        <w:spacing w:before="0" w:line="360" w:lineRule="auto"/>
         <w:rPr>
           <w:rFonts w:asciiTheme="majorHAnsi" w:hAnsiTheme="majorHAnsi" w:cstheme="majorHAnsi"/>
         </w:rPr>
       </w:pPr>
       <w:bookmarkStart w:id="19" w:name="_Toc265158891"/>
-      <w:bookmarkStart w:id="20" w:name="_Toc230072407"/>
+      <w:bookmarkStart w:id="20" w:name="_Toc230442661"/>
       <w:r>
         <w:rPr>
           <w:rFonts w:asciiTheme="majorHAnsi" w:hAnsiTheme="majorHAnsi" w:cstheme="majorHAnsi"/>
@@ -3534,9 +6089,535 @@
       <w:bookmarkEnd w:id="19"/>
       <w:bookmarkEnd w:id="20"/>
     </w:p>
+    <w:tbl>
+      <w:tblPr>
+        <w:tblStyle w:val="PlainTable1"/>
+        <w:tblW w:w="9355" w:type="dxa"/>
+        <w:tblLook w:val="04A0" w:firstRow="1" w:lastRow="0" w:firstColumn="1" w:lastColumn="0" w:noHBand="0" w:noVBand="1"/>
+      </w:tblPr>
+      <w:tblGrid>
+        <w:gridCol w:w="1309"/>
+        <w:gridCol w:w="1566"/>
+        <w:gridCol w:w="2790"/>
+        <w:gridCol w:w="3690"/>
+      </w:tblGrid>
+      <w:tr>
+        <w:trPr>
+          <w:cnfStyle w:val="100000000000" w:firstRow="1" w:lastRow="0" w:firstColumn="0" w:lastColumn="0" w:oddVBand="0" w:evenVBand="0" w:oddHBand="0" w:evenHBand="0" w:firstRowFirstColumn="0" w:firstRowLastColumn="0" w:lastRowFirstColumn="0" w:lastRowLastColumn="0"/>
+          <w:trHeight w:val="503"/>
+        </w:trPr>
+        <w:tc>
+          <w:tcPr>
+            <w:cnfStyle w:val="001000000000" w:firstRow="0" w:lastRow="0" w:firstColumn="1" w:lastColumn="0" w:oddVBand="0" w:evenVBand="0" w:oddHBand="0" w:evenHBand="0" w:firstRowFirstColumn="0" w:firstRowLastColumn="0" w:lastRowFirstColumn="0" w:lastRowLastColumn="0"/>
+            <w:tcW w:w="1309" w:type="dxa"/>
+            <w:vAlign w:val="center"/>
+          </w:tcPr>
+          <w:p>
+            <w:pPr>
+              <w:spacing w:before="0" w:after="0" w:line="360" w:lineRule="auto"/>
+              <w:jc w:val="center"/>
+              <w:rPr>
+                <w:rFonts w:asciiTheme="majorHAnsi" w:hAnsiTheme="majorHAnsi" w:cstheme="majorHAnsi"/>
+              </w:rPr>
+            </w:pPr>
+            <w:r>
+              <w:rPr>
+                <w:rFonts w:asciiTheme="majorHAnsi" w:hAnsiTheme="majorHAnsi" w:cstheme="majorHAnsi"/>
+              </w:rPr>
+              <w:t>Actor</w:t>
+            </w:r>
+          </w:p>
+        </w:tc>
+        <w:tc>
+          <w:tcPr>
+            <w:tcW w:w="1566" w:type="dxa"/>
+            <w:vAlign w:val="center"/>
+          </w:tcPr>
+          <w:p>
+            <w:pPr>
+              <w:spacing w:before="0" w:after="0" w:line="360" w:lineRule="auto"/>
+              <w:jc w:val="center"/>
+              <w:cnfStyle w:val="100000000000" w:firstRow="1" w:lastRow="0" w:firstColumn="0" w:lastColumn="0" w:oddVBand="0" w:evenVBand="0" w:oddHBand="0" w:evenHBand="0" w:firstRowFirstColumn="0" w:firstRowLastColumn="0" w:lastRowFirstColumn="0" w:lastRowLastColumn="0"/>
+              <w:rPr>
+                <w:rFonts w:asciiTheme="majorHAnsi" w:hAnsiTheme="majorHAnsi" w:cstheme="majorHAnsi"/>
+              </w:rPr>
+            </w:pPr>
+            <w:r>
+              <w:rPr>
+                <w:rFonts w:asciiTheme="majorHAnsi" w:hAnsiTheme="majorHAnsi" w:cstheme="majorHAnsi"/>
+              </w:rPr>
+              <w:t>Type</w:t>
+            </w:r>
+          </w:p>
+        </w:tc>
+        <w:tc>
+          <w:tcPr>
+            <w:tcW w:w="2790" w:type="dxa"/>
+            <w:vAlign w:val="center"/>
+          </w:tcPr>
+          <w:p>
+            <w:pPr>
+              <w:spacing w:before="0" w:after="0" w:line="360" w:lineRule="auto"/>
+              <w:jc w:val="center"/>
+              <w:cnfStyle w:val="100000000000" w:firstRow="1" w:lastRow="0" w:firstColumn="0" w:lastColumn="0" w:oddVBand="0" w:evenVBand="0" w:oddHBand="0" w:evenHBand="0" w:firstRowFirstColumn="0" w:firstRowLastColumn="0" w:lastRowFirstColumn="0" w:lastRowLastColumn="0"/>
+              <w:rPr>
+                <w:rFonts w:asciiTheme="majorHAnsi" w:hAnsiTheme="majorHAnsi" w:cstheme="majorHAnsi"/>
+              </w:rPr>
+            </w:pPr>
+            <w:r>
+              <w:rPr>
+                <w:rFonts w:asciiTheme="majorHAnsi" w:hAnsiTheme="majorHAnsi" w:cstheme="majorHAnsi"/>
+              </w:rPr>
+              <w:t>Description</w:t>
+            </w:r>
+          </w:p>
+        </w:tc>
+        <w:tc>
+          <w:tcPr>
+            <w:tcW w:w="3690" w:type="dxa"/>
+            <w:vAlign w:val="center"/>
+          </w:tcPr>
+          <w:p>
+            <w:pPr>
+              <w:spacing w:before="0" w:after="0" w:line="360" w:lineRule="auto"/>
+              <w:jc w:val="center"/>
+              <w:cnfStyle w:val="100000000000" w:firstRow="1" w:lastRow="0" w:firstColumn="0" w:lastColumn="0" w:oddVBand="0" w:evenVBand="0" w:oddHBand="0" w:evenHBand="0" w:firstRowFirstColumn="0" w:firstRowLastColumn="0" w:lastRowFirstColumn="0" w:lastRowLastColumn="0"/>
+              <w:rPr>
+                <w:rFonts w:asciiTheme="majorHAnsi" w:hAnsiTheme="majorHAnsi" w:cstheme="majorHAnsi"/>
+              </w:rPr>
+            </w:pPr>
+            <w:r>
+              <w:rPr>
+                <w:rFonts w:asciiTheme="majorHAnsi" w:hAnsiTheme="majorHAnsi" w:cstheme="majorHAnsi"/>
+              </w:rPr>
+              <w:t>Main Responsibilities</w:t>
+            </w:r>
+          </w:p>
+        </w:tc>
+      </w:tr>
+      <w:tr>
+        <w:trPr>
+          <w:cnfStyle w:val="000000100000" w:firstRow="0" w:lastRow="0" w:firstColumn="0" w:lastColumn="0" w:oddVBand="0" w:evenVBand="0" w:oddHBand="1" w:evenHBand="0" w:firstRowFirstColumn="0" w:firstRowLastColumn="0" w:lastRowFirstColumn="0" w:lastRowLastColumn="0"/>
+        </w:trPr>
+        <w:tc>
+          <w:tcPr>
+            <w:cnfStyle w:val="001000000000" w:firstRow="0" w:lastRow="0" w:firstColumn="1" w:lastColumn="0" w:oddVBand="0" w:evenVBand="0" w:oddHBand="0" w:evenHBand="0" w:firstRowFirstColumn="0" w:firstRowLastColumn="0" w:lastRowFirstColumn="0" w:lastRowLastColumn="0"/>
+            <w:tcW w:w="1309" w:type="dxa"/>
+          </w:tcPr>
+          <w:p>
+            <w:pPr>
+              <w:spacing w:before="0" w:line="360" w:lineRule="auto"/>
+              <w:rPr>
+                <w:rFonts w:asciiTheme="majorHAnsi" w:hAnsiTheme="majorHAnsi" w:cstheme="majorHAnsi"/>
+              </w:rPr>
+            </w:pPr>
+            <w:r>
+              <w:rPr>
+                <w:rFonts w:asciiTheme="majorHAnsi" w:hAnsiTheme="majorHAnsi" w:cstheme="majorHAnsi"/>
+              </w:rPr>
+              <w:t>Staff</w:t>
+            </w:r>
+          </w:p>
+        </w:tc>
+        <w:tc>
+          <w:tcPr>
+            <w:tcW w:w="1566" w:type="dxa"/>
+          </w:tcPr>
+          <w:p>
+            <w:pPr>
+              <w:spacing w:before="0" w:line="360" w:lineRule="auto"/>
+              <w:cnfStyle w:val="000000100000" w:firstRow="0" w:lastRow="0" w:firstColumn="0" w:lastColumn="0" w:oddVBand="0" w:evenVBand="0" w:oddHBand="1" w:evenHBand="0" w:firstRowFirstColumn="0" w:firstRowLastColumn="0" w:lastRowFirstColumn="0" w:lastRowLastColumn="0"/>
+              <w:rPr>
+                <w:rFonts w:asciiTheme="majorHAnsi" w:hAnsiTheme="majorHAnsi" w:cstheme="majorHAnsi"/>
+              </w:rPr>
+            </w:pPr>
+            <w:r>
+              <w:rPr>
+                <w:rFonts w:asciiTheme="majorHAnsi" w:hAnsiTheme="majorHAnsi" w:cstheme="majorHAnsi"/>
+              </w:rPr>
+              <w:t>Primary Actor</w:t>
+            </w:r>
+          </w:p>
+        </w:tc>
+        <w:tc>
+          <w:tcPr>
+            <w:tcW w:w="2790" w:type="dxa"/>
+          </w:tcPr>
+          <w:p>
+            <w:pPr>
+              <w:spacing w:before="0" w:line="360" w:lineRule="auto"/>
+              <w:cnfStyle w:val="000000100000" w:firstRow="0" w:lastRow="0" w:firstColumn="0" w:lastColumn="0" w:oddVBand="0" w:evenVBand="0" w:oddHBand="1" w:evenHBand="0" w:firstRowFirstColumn="0" w:firstRowLastColumn="0" w:lastRowFirstColumn="0" w:lastRowLastColumn="0"/>
+              <w:rPr>
+                <w:rFonts w:asciiTheme="majorHAnsi" w:hAnsiTheme="majorHAnsi" w:cstheme="majorHAnsi"/>
+              </w:rPr>
+            </w:pPr>
+            <w:r>
+              <w:rPr>
+                <w:rFonts w:asciiTheme="majorHAnsi" w:hAnsiTheme="majorHAnsi" w:cstheme="majorHAnsi"/>
+              </w:rPr>
+              <w:t>Staff is the sales employee who directly operates the stall during daily business activities.</w:t>
+            </w:r>
+          </w:p>
+        </w:tc>
+        <w:tc>
+          <w:tcPr>
+            <w:tcW w:w="3690" w:type="dxa"/>
+          </w:tcPr>
+          <w:p>
+            <w:pPr>
+              <w:spacing w:before="0" w:line="360" w:lineRule="auto"/>
+              <w:cnfStyle w:val="000000100000" w:firstRow="0" w:lastRow="0" w:firstColumn="0" w:lastColumn="0" w:oddVBand="0" w:evenVBand="0" w:oddHBand="1" w:evenHBand="0" w:firstRowFirstColumn="0" w:firstRowLastColumn="0" w:lastRowFirstColumn="0" w:lastRowLastColumn="0"/>
+              <w:rPr>
+                <w:rFonts w:asciiTheme="majorHAnsi" w:hAnsiTheme="majorHAnsi" w:cstheme="majorHAnsi"/>
+              </w:rPr>
+            </w:pPr>
+            <w:r>
+              <w:rPr>
+                <w:rFonts w:asciiTheme="majorHAnsi" w:hAnsiTheme="majorHAnsi" w:cstheme="majorHAnsi"/>
+              </w:rPr>
+              <w:t>Create orders, process payments, print receipts, cancel orders, and view own order history.</w:t>
+            </w:r>
+          </w:p>
+        </w:tc>
+      </w:tr>
+      <w:tr>
+        <w:tc>
+          <w:tcPr>
+            <w:cnfStyle w:val="001000000000" w:firstRow="0" w:lastRow="0" w:firstColumn="1" w:lastColumn="0" w:oddVBand="0" w:evenVBand="0" w:oddHBand="0" w:evenHBand="0" w:firstRowFirstColumn="0" w:firstRowLastColumn="0" w:lastRowFirstColumn="0" w:lastRowLastColumn="0"/>
+            <w:tcW w:w="1309" w:type="dxa"/>
+          </w:tcPr>
+          <w:p>
+            <w:pPr>
+              <w:spacing w:before="0" w:line="360" w:lineRule="auto"/>
+              <w:rPr>
+                <w:rFonts w:asciiTheme="majorHAnsi" w:hAnsiTheme="majorHAnsi" w:cstheme="majorHAnsi"/>
+              </w:rPr>
+            </w:pPr>
+            <w:r>
+              <w:rPr>
+                <w:rFonts w:asciiTheme="majorHAnsi" w:hAnsiTheme="majorHAnsi" w:cstheme="majorHAnsi"/>
+              </w:rPr>
+              <w:t>Manager</w:t>
+            </w:r>
+          </w:p>
+        </w:tc>
+        <w:tc>
+          <w:tcPr>
+            <w:tcW w:w="1566" w:type="dxa"/>
+          </w:tcPr>
+          <w:p>
+            <w:pPr>
+              <w:spacing w:before="0" w:line="360" w:lineRule="auto"/>
+              <w:cnfStyle w:val="000000000000" w:firstRow="0" w:lastRow="0" w:firstColumn="0" w:lastColumn="0" w:oddVBand="0" w:evenVBand="0" w:oddHBand="0" w:evenHBand="0" w:firstRowFirstColumn="0" w:firstRowLastColumn="0" w:lastRowFirstColumn="0" w:lastRowLastColumn="0"/>
+              <w:rPr>
+                <w:rFonts w:asciiTheme="majorHAnsi" w:hAnsiTheme="majorHAnsi" w:cstheme="majorHAnsi"/>
+              </w:rPr>
+            </w:pPr>
+            <w:r>
+              <w:rPr>
+                <w:rFonts w:asciiTheme="majorHAnsi" w:hAnsiTheme="majorHAnsi" w:cstheme="majorHAnsi"/>
+              </w:rPr>
+              <w:t>Primary Actor</w:t>
+            </w:r>
+          </w:p>
+        </w:tc>
+        <w:tc>
+          <w:tcPr>
+            <w:tcW w:w="2790" w:type="dxa"/>
+          </w:tcPr>
+          <w:p>
+            <w:pPr>
+              <w:spacing w:before="0" w:line="360" w:lineRule="auto"/>
+              <w:cnfStyle w:val="000000000000" w:firstRow="0" w:lastRow="0" w:firstColumn="0" w:lastColumn="0" w:oddVBand="0" w:evenVBand="0" w:oddHBand="0" w:evenHBand="0" w:firstRowFirstColumn="0" w:firstRowLastColumn="0" w:lastRowFirstColumn="0" w:lastRowLastColumn="0"/>
+              <w:rPr>
+                <w:rFonts w:asciiTheme="majorHAnsi" w:hAnsiTheme="majorHAnsi" w:cstheme="majorHAnsi"/>
+              </w:rPr>
+            </w:pPr>
+            <w:r>
+              <w:rPr>
+                <w:rFonts w:asciiTheme="majorHAnsi" w:hAnsiTheme="majorHAnsi" w:cstheme="majorHAnsi"/>
+              </w:rPr>
+              <w:t>Manager is responsible for monitoring daily operations and making operational decisions.</w:t>
+            </w:r>
+          </w:p>
+        </w:tc>
+        <w:tc>
+          <w:tcPr>
+            <w:tcW w:w="3690" w:type="dxa"/>
+          </w:tcPr>
+          <w:p>
+            <w:pPr>
+              <w:spacing w:before="0" w:line="360" w:lineRule="auto"/>
+              <w:cnfStyle w:val="000000000000" w:firstRow="0" w:lastRow="0" w:firstColumn="0" w:lastColumn="0" w:oddVBand="0" w:evenVBand="0" w:oddHBand="0" w:evenHBand="0" w:firstRowFirstColumn="0" w:firstRowLastColumn="0" w:lastRowFirstColumn="0" w:lastRowLastColumn="0"/>
+              <w:rPr>
+                <w:rFonts w:asciiTheme="majorHAnsi" w:hAnsiTheme="majorHAnsi" w:cstheme="majorHAnsi"/>
+              </w:rPr>
+            </w:pPr>
+            <w:r>
+              <w:rPr>
+                <w:rFonts w:asciiTheme="majorHAnsi" w:hAnsiTheme="majorHAnsi" w:cstheme="majorHAnsi"/>
+              </w:rPr>
+              <w:t>Manage daily menu, view sales dashboard, monitor revenue, view order/payment lists, and use AI recommendations.</w:t>
+            </w:r>
+          </w:p>
+        </w:tc>
+      </w:tr>
+      <w:tr>
+        <w:trPr>
+          <w:cnfStyle w:val="000000100000" w:firstRow="0" w:lastRow="0" w:firstColumn="0" w:lastColumn="0" w:oddVBand="0" w:evenVBand="0" w:oddHBand="1" w:evenHBand="0" w:firstRowFirstColumn="0" w:firstRowLastColumn="0" w:lastRowFirstColumn="0" w:lastRowLastColumn="0"/>
+        </w:trPr>
+        <w:tc>
+          <w:tcPr>
+            <w:cnfStyle w:val="001000000000" w:firstRow="0" w:lastRow="0" w:firstColumn="1" w:lastColumn="0" w:oddVBand="0" w:evenVBand="0" w:oddHBand="0" w:evenHBand="0" w:firstRowFirstColumn="0" w:firstRowLastColumn="0" w:lastRowFirstColumn="0" w:lastRowLastColumn="0"/>
+            <w:tcW w:w="1309" w:type="dxa"/>
+          </w:tcPr>
+          <w:p>
+            <w:pPr>
+              <w:spacing w:before="0" w:line="360" w:lineRule="auto"/>
+              <w:rPr>
+                <w:rFonts w:asciiTheme="majorHAnsi" w:hAnsiTheme="majorHAnsi" w:cstheme="majorHAnsi"/>
+              </w:rPr>
+            </w:pPr>
+            <w:r>
+              <w:rPr>
+                <w:rFonts w:asciiTheme="majorHAnsi" w:hAnsiTheme="majorHAnsi" w:cstheme="majorHAnsi"/>
+              </w:rPr>
+              <w:t>Admin</w:t>
+            </w:r>
+          </w:p>
+        </w:tc>
+        <w:tc>
+          <w:tcPr>
+            <w:tcW w:w="1566" w:type="dxa"/>
+          </w:tcPr>
+          <w:p>
+            <w:pPr>
+              <w:spacing w:before="0" w:line="360" w:lineRule="auto"/>
+              <w:cnfStyle w:val="000000100000" w:firstRow="0" w:lastRow="0" w:firstColumn="0" w:lastColumn="0" w:oddVBand="0" w:evenVBand="0" w:oddHBand="1" w:evenHBand="0" w:firstRowFirstColumn="0" w:firstRowLastColumn="0" w:lastRowFirstColumn="0" w:lastRowLastColumn="0"/>
+              <w:rPr>
+                <w:rFonts w:asciiTheme="majorHAnsi" w:hAnsiTheme="majorHAnsi" w:cstheme="majorHAnsi"/>
+              </w:rPr>
+            </w:pPr>
+            <w:r>
+              <w:rPr>
+                <w:rFonts w:asciiTheme="majorHAnsi" w:hAnsiTheme="majorHAnsi" w:cstheme="majorHAnsi"/>
+              </w:rPr>
+              <w:t>Primary Actor</w:t>
+            </w:r>
+          </w:p>
+        </w:tc>
+        <w:tc>
+          <w:tcPr>
+            <w:tcW w:w="2790" w:type="dxa"/>
+          </w:tcPr>
+          <w:p>
+            <w:pPr>
+              <w:spacing w:before="0" w:line="360" w:lineRule="auto"/>
+              <w:cnfStyle w:val="000000100000" w:firstRow="0" w:lastRow="0" w:firstColumn="0" w:lastColumn="0" w:oddVBand="0" w:evenVBand="0" w:oddHBand="1" w:evenHBand="0" w:firstRowFirstColumn="0" w:firstRowLastColumn="0" w:lastRowFirstColumn="0" w:lastRowLastColumn="0"/>
+              <w:rPr>
+                <w:rFonts w:asciiTheme="majorHAnsi" w:hAnsiTheme="majorHAnsi" w:cstheme="majorHAnsi"/>
+              </w:rPr>
+            </w:pPr>
+            <w:r>
+              <w:rPr>
+                <w:rFonts w:asciiTheme="majorHAnsi" w:hAnsiTheme="majorHAnsi" w:cstheme="majorHAnsi"/>
+              </w:rPr>
+              <w:t>Admin is the stall owner or system administrator who has full control over the system.</w:t>
+            </w:r>
+          </w:p>
+        </w:tc>
+        <w:tc>
+          <w:tcPr>
+            <w:tcW w:w="3690" w:type="dxa"/>
+          </w:tcPr>
+          <w:p>
+            <w:pPr>
+              <w:spacing w:before="0" w:line="360" w:lineRule="auto"/>
+              <w:cnfStyle w:val="000000100000" w:firstRow="0" w:lastRow="0" w:firstColumn="0" w:lastColumn="0" w:oddVBand="0" w:evenVBand="0" w:oddHBand="1" w:evenHBand="0" w:firstRowFirstColumn="0" w:firstRowLastColumn="0" w:lastRowFirstColumn="0" w:lastRowLastColumn="0"/>
+              <w:rPr>
+                <w:rFonts w:asciiTheme="majorHAnsi" w:hAnsiTheme="majorHAnsi" w:cstheme="majorHAnsi"/>
+              </w:rPr>
+            </w:pPr>
+            <w:r>
+              <w:rPr>
+                <w:rFonts w:asciiTheme="majorHAnsi" w:hAnsiTheme="majorHAnsi" w:cstheme="majorHAnsi"/>
+              </w:rPr>
+              <w:t>Manage users, manage food items, configure food categories, configure scheduled menu, monitor system activities, and access all management functions.</w:t>
+            </w:r>
+          </w:p>
+        </w:tc>
+      </w:tr>
+      <w:tr>
+        <w:tc>
+          <w:tcPr>
+            <w:cnfStyle w:val="001000000000" w:firstRow="0" w:lastRow="0" w:firstColumn="1" w:lastColumn="0" w:oddVBand="0" w:evenVBand="0" w:oddHBand="0" w:evenHBand="0" w:firstRowFirstColumn="0" w:firstRowLastColumn="0" w:lastRowFirstColumn="0" w:lastRowLastColumn="0"/>
+            <w:tcW w:w="1309" w:type="dxa"/>
+          </w:tcPr>
+          <w:p>
+            <w:pPr>
+              <w:spacing w:before="0" w:line="360" w:lineRule="auto"/>
+              <w:rPr>
+                <w:rFonts w:asciiTheme="majorHAnsi" w:hAnsiTheme="majorHAnsi" w:cstheme="majorHAnsi"/>
+              </w:rPr>
+            </w:pPr>
+            <w:r>
+              <w:rPr>
+                <w:rFonts w:asciiTheme="majorHAnsi" w:hAnsiTheme="majorHAnsi" w:cstheme="majorHAnsi"/>
+              </w:rPr>
+              <w:t>Payment Gateway</w:t>
+            </w:r>
+          </w:p>
+        </w:tc>
+        <w:tc>
+          <w:tcPr>
+            <w:tcW w:w="1566" w:type="dxa"/>
+          </w:tcPr>
+          <w:p>
+            <w:pPr>
+              <w:spacing w:before="0" w:line="360" w:lineRule="auto"/>
+              <w:cnfStyle w:val="000000000000" w:firstRow="0" w:lastRow="0" w:firstColumn="0" w:lastColumn="0" w:oddVBand="0" w:evenVBand="0" w:oddHBand="0" w:evenHBand="0" w:firstRowFirstColumn="0" w:firstRowLastColumn="0" w:lastRowFirstColumn="0" w:lastRowLastColumn="0"/>
+              <w:rPr>
+                <w:rFonts w:asciiTheme="majorHAnsi" w:hAnsiTheme="majorHAnsi" w:cstheme="majorHAnsi"/>
+              </w:rPr>
+            </w:pPr>
+            <w:r>
+              <w:rPr>
+                <w:rFonts w:asciiTheme="majorHAnsi" w:hAnsiTheme="majorHAnsi" w:cstheme="majorHAnsi"/>
+              </w:rPr>
+              <w:t>External System</w:t>
+            </w:r>
+          </w:p>
+        </w:tc>
+        <w:tc>
+          <w:tcPr>
+            <w:tcW w:w="2790" w:type="dxa"/>
+          </w:tcPr>
+          <w:p>
+            <w:pPr>
+              <w:spacing w:before="0" w:line="360" w:lineRule="auto"/>
+              <w:cnfStyle w:val="000000000000" w:firstRow="0" w:lastRow="0" w:firstColumn="0" w:lastColumn="0" w:oddVBand="0" w:evenVBand="0" w:oddHBand="0" w:evenHBand="0" w:firstRowFirstColumn="0" w:firstRowLastColumn="0" w:lastRowFirstColumn="0" w:lastRowLastColumn="0"/>
+              <w:rPr>
+                <w:rFonts w:asciiTheme="majorHAnsi" w:hAnsiTheme="majorHAnsi" w:cstheme="majorHAnsi"/>
+              </w:rPr>
+            </w:pPr>
+            <w:r>
+              <w:rPr>
+                <w:rFonts w:asciiTheme="majorHAnsi" w:hAnsiTheme="majorHAnsi" w:cstheme="majorHAnsi"/>
+              </w:rPr>
+              <w:t>External payment service used to process payment transactions.</w:t>
+            </w:r>
+          </w:p>
+        </w:tc>
+        <w:tc>
+          <w:tcPr>
+            <w:tcW w:w="3690" w:type="dxa"/>
+          </w:tcPr>
+          <w:p>
+            <w:pPr>
+              <w:spacing w:before="0" w:line="360" w:lineRule="auto"/>
+              <w:cnfStyle w:val="000000000000" w:firstRow="0" w:lastRow="0" w:firstColumn="0" w:lastColumn="0" w:oddVBand="0" w:evenVBand="0" w:oddHBand="0" w:evenHBand="0" w:firstRowFirstColumn="0" w:firstRowLastColumn="0" w:lastRowFirstColumn="0" w:lastRowLastColumn="0"/>
+              <w:rPr>
+                <w:rFonts w:asciiTheme="majorHAnsi" w:hAnsiTheme="majorHAnsi" w:cstheme="majorHAnsi"/>
+              </w:rPr>
+            </w:pPr>
+            <w:r>
+              <w:rPr>
+                <w:rFonts w:asciiTheme="majorHAnsi" w:hAnsiTheme="majorHAnsi" w:cstheme="majorHAnsi"/>
+              </w:rPr>
+              <w:t>Process payment, confirm payment status, and handle payment failure.</w:t>
+            </w:r>
+          </w:p>
+        </w:tc>
+      </w:tr>
+      <w:tr>
+        <w:trPr>
+          <w:cnfStyle w:val="000000100000" w:firstRow="0" w:lastRow="0" w:firstColumn="0" w:lastColumn="0" w:oddVBand="0" w:evenVBand="0" w:oddHBand="1" w:evenHBand="0" w:firstRowFirstColumn="0" w:firstRowLastColumn="0" w:lastRowFirstColumn="0" w:lastRowLastColumn="0"/>
+        </w:trPr>
+        <w:tc>
+          <w:tcPr>
+            <w:cnfStyle w:val="001000000000" w:firstRow="0" w:lastRow="0" w:firstColumn="1" w:lastColumn="0" w:oddVBand="0" w:evenVBand="0" w:oddHBand="0" w:evenHBand="0" w:firstRowFirstColumn="0" w:firstRowLastColumn="0" w:lastRowFirstColumn="0" w:lastRowLastColumn="0"/>
+            <w:tcW w:w="1309" w:type="dxa"/>
+          </w:tcPr>
+          <w:p>
+            <w:pPr>
+              <w:spacing w:before="0" w:line="360" w:lineRule="auto"/>
+              <w:rPr>
+                <w:rFonts w:asciiTheme="majorHAnsi" w:hAnsiTheme="majorHAnsi" w:cstheme="majorHAnsi"/>
+              </w:rPr>
+            </w:pPr>
+            <w:r>
+              <w:rPr>
+                <w:rFonts w:asciiTheme="majorHAnsi" w:hAnsiTheme="majorHAnsi" w:cstheme="majorHAnsi"/>
+              </w:rPr>
+              <w:t>AI Prediction Service</w:t>
+            </w:r>
+          </w:p>
+        </w:tc>
+        <w:tc>
+          <w:tcPr>
+            <w:tcW w:w="1566" w:type="dxa"/>
+          </w:tcPr>
+          <w:p>
+            <w:pPr>
+              <w:spacing w:before="0" w:line="360" w:lineRule="auto"/>
+              <w:cnfStyle w:val="000000100000" w:firstRow="0" w:lastRow="0" w:firstColumn="0" w:lastColumn="0" w:oddVBand="0" w:evenVBand="0" w:oddHBand="1" w:evenHBand="0" w:firstRowFirstColumn="0" w:firstRowLastColumn="0" w:lastRowFirstColumn="0" w:lastRowLastColumn="0"/>
+              <w:rPr>
+                <w:rFonts w:asciiTheme="majorHAnsi" w:hAnsiTheme="majorHAnsi" w:cstheme="majorHAnsi"/>
+              </w:rPr>
+            </w:pPr>
+            <w:r>
+              <w:rPr>
+                <w:rFonts w:asciiTheme="majorHAnsi" w:hAnsiTheme="majorHAnsi" w:cstheme="majorHAnsi"/>
+              </w:rPr>
+              <w:t>External System</w:t>
+            </w:r>
+          </w:p>
+        </w:tc>
+        <w:tc>
+          <w:tcPr>
+            <w:tcW w:w="2790" w:type="dxa"/>
+          </w:tcPr>
+          <w:p>
+            <w:pPr>
+              <w:spacing w:before="0" w:line="360" w:lineRule="auto"/>
+              <w:cnfStyle w:val="000000100000" w:firstRow="0" w:lastRow="0" w:firstColumn="0" w:lastColumn="0" w:oddVBand="0" w:evenVBand="0" w:oddHBand="1" w:evenHBand="0" w:firstRowFirstColumn="0" w:firstRowLastColumn="0" w:lastRowFirstColumn="0" w:lastRowLastColumn="0"/>
+              <w:rPr>
+                <w:rFonts w:asciiTheme="majorHAnsi" w:hAnsiTheme="majorHAnsi" w:cstheme="majorHAnsi"/>
+              </w:rPr>
+            </w:pPr>
+            <w:r>
+              <w:rPr>
+                <w:rFonts w:asciiTheme="majorHAnsi" w:hAnsiTheme="majorHAnsi" w:cstheme="majorHAnsi"/>
+              </w:rPr>
+              <w:t>External AI/ML service used to generate food optimization recommendations.</w:t>
+            </w:r>
+          </w:p>
+        </w:tc>
+        <w:tc>
+          <w:tcPr>
+            <w:tcW w:w="3690" w:type="dxa"/>
+          </w:tcPr>
+          <w:p>
+            <w:pPr>
+              <w:spacing w:before="0" w:line="360" w:lineRule="auto"/>
+              <w:cnfStyle w:val="000000100000" w:firstRow="0" w:lastRow="0" w:firstColumn="0" w:lastColumn="0" w:oddVBand="0" w:evenVBand="0" w:oddHBand="1" w:evenHBand="0" w:firstRowFirstColumn="0" w:firstRowLastColumn="0" w:lastRowFirstColumn="0" w:lastRowLastColumn="0"/>
+              <w:rPr>
+                <w:rFonts w:asciiTheme="majorHAnsi" w:hAnsiTheme="majorHAnsi" w:cstheme="majorHAnsi"/>
+              </w:rPr>
+            </w:pPr>
+            <w:r>
+              <w:rPr>
+                <w:rFonts w:asciiTheme="majorHAnsi" w:hAnsiTheme="majorHAnsi" w:cstheme="majorHAnsi"/>
+              </w:rPr>
+              <w:t>Generate food demand forecast, food preparation recommendation, and dynamic pricing recommendation.</w:t>
+            </w:r>
+          </w:p>
+        </w:tc>
+      </w:tr>
+    </w:tbl>
     <w:p>
       <w:pPr>
-        <w:spacing w:line="360" w:lineRule="auto"/>
+        <w:spacing w:before="0" w:line="360" w:lineRule="auto"/>
         <w:ind w:left="576"/>
         <w:rPr>
           <w:rFonts w:asciiTheme="majorHAnsi" w:hAnsiTheme="majorHAnsi" w:cstheme="majorHAnsi"/>
@@ -3546,7 +6627,7 @@
     <w:p>
       <w:pPr>
         <w:pStyle w:val="Heading2"/>
-        <w:spacing w:line="360" w:lineRule="auto"/>
+        <w:spacing w:before="0" w:line="360" w:lineRule="auto"/>
         <w:rPr>
           <w:rFonts w:asciiTheme="majorHAnsi" w:hAnsiTheme="majorHAnsi" w:cstheme="majorHAnsi"/>
         </w:rPr>
@@ -3560,7 +6641,7 @@
       <w:bookmarkStart w:id="27" w:name="_Toc222910646"/>
       <w:bookmarkStart w:id="28" w:name="_Toc223410150"/>
       <w:bookmarkStart w:id="29" w:name="_Toc265158892"/>
-      <w:bookmarkStart w:id="30" w:name="_Toc230072408"/>
+      <w:bookmarkStart w:id="30" w:name="_Toc230442662"/>
       <w:bookmarkEnd w:id="21"/>
       <w:bookmarkEnd w:id="22"/>
       <w:bookmarkEnd w:id="23"/>
@@ -3573,6 +6654,7 @@
         <w:rPr>
           <w:rFonts w:asciiTheme="majorHAnsi" w:hAnsiTheme="majorHAnsi" w:cstheme="majorHAnsi"/>
         </w:rPr>
+        <w:lastRenderedPageBreak/>
         <w:t xml:space="preserve">System </w:t>
       </w:r>
       <w:r>
@@ -3586,21 +6668,216 @@
     </w:p>
     <w:p>
       <w:pPr>
+        <w:spacing w:before="0"/>
+        <w:jc w:val="center"/>
         <w:rPr>
           <w:rFonts w:asciiTheme="majorHAnsi" w:hAnsiTheme="majorHAnsi" w:cstheme="majorHAnsi"/>
         </w:rPr>
       </w:pPr>
+      <w:r>
+        <w:rPr>
+          <w:rFonts w:asciiTheme="majorHAnsi" w:hAnsiTheme="majorHAnsi" w:cstheme="majorHAnsi"/>
+          <w:noProof/>
+        </w:rPr>
+        <w:drawing>
+          <wp:inline distT="0" distB="0" distL="0" distR="0" wp14:anchorId="499882F3" wp14:editId="07617088">
+            <wp:extent cx="5731510" cy="6096635"/>
+            <wp:effectExtent l="0" t="0" r="2540" b="0"/>
+            <wp:docPr id="1" name="Picture 1"/>
+            <wp:cNvGraphicFramePr>
+              <a:graphicFrameLocks xmlns:a="http://schemas.openxmlformats.org/drawingml/2006/main" noChangeAspect="1"/>
+            </wp:cNvGraphicFramePr>
+            <a:graphic xmlns:a="http://schemas.openxmlformats.org/drawingml/2006/main">
+              <a:graphicData uri="http://schemas.openxmlformats.org/drawingml/2006/picture">
+                <pic:pic xmlns:pic="http://schemas.openxmlformats.org/drawingml/2006/picture">
+                  <pic:nvPicPr>
+                    <pic:cNvPr id="1" name=""/>
+                    <pic:cNvPicPr/>
+                  </pic:nvPicPr>
+                  <pic:blipFill>
+                    <a:blip r:embed="rId11"/>
+                    <a:stretch>
+                      <a:fillRect/>
+                    </a:stretch>
+                  </pic:blipFill>
+                  <pic:spPr>
+                    <a:xfrm>
+                      <a:off x="0" y="0"/>
+                      <a:ext cx="5731510" cy="6096635"/>
+                    </a:xfrm>
+                    <a:prstGeom prst="rect">
+                      <a:avLst/>
+                    </a:prstGeom>
+                  </pic:spPr>
+                </pic:pic>
+              </a:graphicData>
+            </a:graphic>
+          </wp:inline>
+        </w:drawing>
+      </w:r>
     </w:p>
     <w:p>
       <w:pPr>
+        <w:spacing w:before="0"/>
+        <w:jc w:val="center"/>
+        <w:rPr>
+          <w:rFonts w:asciiTheme="majorHAnsi" w:hAnsiTheme="majorHAnsi" w:cstheme="majorHAnsi"/>
+        </w:rPr>
+      </w:pPr>
+      <w:r>
+        <w:rPr>
+          <w:rFonts w:asciiTheme="majorHAnsi" w:hAnsiTheme="majorHAnsi" w:cstheme="majorHAnsi"/>
+          <w:noProof/>
+        </w:rPr>
+        <w:lastRenderedPageBreak/>
+        <w:drawing>
+          <wp:inline distT="0" distB="0" distL="0" distR="0" wp14:anchorId="5471BD9E" wp14:editId="2A844226">
+            <wp:extent cx="4486901" cy="4315427"/>
+            <wp:effectExtent l="0" t="0" r="9525" b="9525"/>
+            <wp:docPr id="5" name="Picture 5"/>
+            <wp:cNvGraphicFramePr>
+              <a:graphicFrameLocks xmlns:a="http://schemas.openxmlformats.org/drawingml/2006/main" noChangeAspect="1"/>
+            </wp:cNvGraphicFramePr>
+            <a:graphic xmlns:a="http://schemas.openxmlformats.org/drawingml/2006/main">
+              <a:graphicData uri="http://schemas.openxmlformats.org/drawingml/2006/picture">
+                <pic:pic xmlns:pic="http://schemas.openxmlformats.org/drawingml/2006/picture">
+                  <pic:nvPicPr>
+                    <pic:cNvPr id="1" name=""/>
+                    <pic:cNvPicPr/>
+                  </pic:nvPicPr>
+                  <pic:blipFill>
+                    <a:blip r:embed="rId12"/>
+                    <a:stretch>
+                      <a:fillRect/>
+                    </a:stretch>
+                  </pic:blipFill>
+                  <pic:spPr>
+                    <a:xfrm>
+                      <a:off x="0" y="0"/>
+                      <a:ext cx="4486901" cy="4315427"/>
+                    </a:xfrm>
+                    <a:prstGeom prst="rect">
+                      <a:avLst/>
+                    </a:prstGeom>
+                  </pic:spPr>
+                </pic:pic>
+              </a:graphicData>
+            </a:graphic>
+          </wp:inline>
+        </w:drawing>
+      </w:r>
+    </w:p>
+    <w:p>
+      <w:pPr>
+        <w:spacing w:before="0"/>
+        <w:jc w:val="center"/>
+        <w:rPr>
+          <w:rFonts w:asciiTheme="majorHAnsi" w:hAnsiTheme="majorHAnsi" w:cstheme="majorHAnsi"/>
+        </w:rPr>
+      </w:pPr>
+      <w:r>
+        <w:rPr>
+          <w:rFonts w:asciiTheme="majorHAnsi" w:hAnsiTheme="majorHAnsi" w:cstheme="majorHAnsi"/>
+          <w:noProof/>
+        </w:rPr>
+        <w:drawing>
+          <wp:inline distT="0" distB="0" distL="0" distR="0" wp14:anchorId="5586CB27" wp14:editId="2F2C7175">
+            <wp:extent cx="5353797" cy="4858428"/>
+            <wp:effectExtent l="0" t="0" r="0" b="0"/>
+            <wp:docPr id="6" name="Picture 6"/>
+            <wp:cNvGraphicFramePr>
+              <a:graphicFrameLocks xmlns:a="http://schemas.openxmlformats.org/drawingml/2006/main" noChangeAspect="1"/>
+            </wp:cNvGraphicFramePr>
+            <a:graphic xmlns:a="http://schemas.openxmlformats.org/drawingml/2006/main">
+              <a:graphicData uri="http://schemas.openxmlformats.org/drawingml/2006/picture">
+                <pic:pic xmlns:pic="http://schemas.openxmlformats.org/drawingml/2006/picture">
+                  <pic:nvPicPr>
+                    <pic:cNvPr id="1" name=""/>
+                    <pic:cNvPicPr/>
+                  </pic:nvPicPr>
+                  <pic:blipFill>
+                    <a:blip r:embed="rId13"/>
+                    <a:stretch>
+                      <a:fillRect/>
+                    </a:stretch>
+                  </pic:blipFill>
+                  <pic:spPr>
+                    <a:xfrm>
+                      <a:off x="0" y="0"/>
+                      <a:ext cx="5353797" cy="4858428"/>
+                    </a:xfrm>
+                    <a:prstGeom prst="rect">
+                      <a:avLst/>
+                    </a:prstGeom>
+                  </pic:spPr>
+                </pic:pic>
+              </a:graphicData>
+            </a:graphic>
+          </wp:inline>
+        </w:drawing>
+      </w:r>
+    </w:p>
+    <w:p>
+      <w:pPr>
+        <w:spacing w:before="0"/>
+        <w:jc w:val="center"/>
+        <w:rPr>
+          <w:rFonts w:asciiTheme="majorHAnsi" w:hAnsiTheme="majorHAnsi" w:cstheme="majorHAnsi"/>
+        </w:rPr>
+      </w:pPr>
+      <w:r>
+        <w:rPr>
+          <w:rFonts w:asciiTheme="majorHAnsi" w:hAnsiTheme="majorHAnsi" w:cstheme="majorHAnsi"/>
+          <w:noProof/>
+        </w:rPr>
+        <w:lastRenderedPageBreak/>
+        <w:drawing>
+          <wp:inline distT="0" distB="0" distL="0" distR="0" wp14:anchorId="5786A0B1" wp14:editId="62CF969E">
+            <wp:extent cx="5665470" cy="8863330"/>
+            <wp:effectExtent l="0" t="0" r="0" b="0"/>
+            <wp:docPr id="7" name="Picture 7"/>
+            <wp:cNvGraphicFramePr>
+              <a:graphicFrameLocks xmlns:a="http://schemas.openxmlformats.org/drawingml/2006/main" noChangeAspect="1"/>
+            </wp:cNvGraphicFramePr>
+            <a:graphic xmlns:a="http://schemas.openxmlformats.org/drawingml/2006/main">
+              <a:graphicData uri="http://schemas.openxmlformats.org/drawingml/2006/picture">
+                <pic:pic xmlns:pic="http://schemas.openxmlformats.org/drawingml/2006/picture">
+                  <pic:nvPicPr>
+                    <pic:cNvPr id="1" name=""/>
+                    <pic:cNvPicPr/>
+                  </pic:nvPicPr>
+                  <pic:blipFill>
+                    <a:blip r:embed="rId14"/>
+                    <a:stretch>
+                      <a:fillRect/>
+                    </a:stretch>
+                  </pic:blipFill>
+                  <pic:spPr>
+                    <a:xfrm>
+                      <a:off x="0" y="0"/>
+                      <a:ext cx="5665470" cy="8863330"/>
+                    </a:xfrm>
+                    <a:prstGeom prst="rect">
+                      <a:avLst/>
+                    </a:prstGeom>
+                  </pic:spPr>
+                </pic:pic>
+              </a:graphicData>
+            </a:graphic>
+          </wp:inline>
+        </w:drawing>
+      </w:r>
+    </w:p>
+    <w:p>
+      <w:pPr>
         <w:pStyle w:val="Heading2"/>
-        <w:spacing w:line="360" w:lineRule="auto"/>
+        <w:spacing w:before="0" w:line="360" w:lineRule="auto"/>
         <w:rPr>
           <w:rFonts w:asciiTheme="majorHAnsi" w:hAnsiTheme="majorHAnsi" w:cstheme="majorHAnsi"/>
         </w:rPr>
       </w:pPr>
       <w:bookmarkStart w:id="31" w:name="_Toc265158894"/>
-      <w:bookmarkStart w:id="32" w:name="_Toc230072409"/>
+      <w:bookmarkStart w:id="32" w:name="_Toc230442663"/>
       <w:r>
         <w:rPr>
           <w:rFonts w:asciiTheme="majorHAnsi" w:hAnsiTheme="majorHAnsi" w:cstheme="majorHAnsi"/>
@@ -3643,6 +6920,8 @@
     </w:p>
     <w:p>
       <w:pPr>
+        <w:spacing w:before="0"/>
+        <w:jc w:val="center"/>
         <w:rPr>
           <w:rFonts w:asciiTheme="majorHAnsi" w:hAnsiTheme="majorHAnsi" w:cstheme="majorHAnsi"/>
         </w:rPr>
@@ -3655,6 +6934,46 @@
       <w:bookmarkEnd w:id="34"/>
       <w:bookmarkEnd w:id="35"/>
       <w:bookmarkEnd w:id="36"/>
+      <w:r>
+        <w:rPr>
+          <w:rFonts w:asciiTheme="majorHAnsi" w:hAnsiTheme="majorHAnsi" w:cstheme="majorHAnsi"/>
+        </w:rPr>
+        <w:drawing>
+          <wp:inline distT="0" distB="0" distL="0" distR="0" wp14:anchorId="693360A5" wp14:editId="02A74DBC">
+            <wp:extent cx="6097270" cy="3782695"/>
+            <wp:effectExtent l="0" t="0" r="0" b="8255"/>
+            <wp:docPr id="2" name="Picture 2"/>
+            <wp:cNvGraphicFramePr>
+              <a:graphicFrameLocks xmlns:a="http://schemas.openxmlformats.org/drawingml/2006/main" noChangeAspect="1"/>
+            </wp:cNvGraphicFramePr>
+            <a:graphic xmlns:a="http://schemas.openxmlformats.org/drawingml/2006/main">
+              <a:graphicData uri="http://schemas.openxmlformats.org/drawingml/2006/picture">
+                <pic:pic xmlns:pic="http://schemas.openxmlformats.org/drawingml/2006/picture">
+                  <pic:nvPicPr>
+                    <pic:cNvPr id="1" name=""/>
+                    <pic:cNvPicPr/>
+                  </pic:nvPicPr>
+                  <pic:blipFill>
+                    <a:blip r:embed="rId15"/>
+                    <a:stretch>
+                      <a:fillRect/>
+                    </a:stretch>
+                  </pic:blipFill>
+                  <pic:spPr>
+                    <a:xfrm>
+                      <a:off x="0" y="0"/>
+                      <a:ext cx="6097270" cy="3782695"/>
+                    </a:xfrm>
+                    <a:prstGeom prst="rect">
+                      <a:avLst/>
+                    </a:prstGeom>
+                  </pic:spPr>
+                </pic:pic>
+              </a:graphicData>
+            </a:graphic>
+          </wp:inline>
+        </w:drawing>
+      </w:r>
     </w:p>
     <w:p>
       <w:pPr>
@@ -3669,18 +6988,19 @@
           <w:rFonts w:asciiTheme="majorHAnsi" w:hAnsiTheme="majorHAnsi" w:cstheme="majorHAnsi"/>
         </w:rPr>
       </w:pPr>
-      <w:bookmarkStart w:id="37" w:name="_Toc265158911"/>
-      <w:bookmarkStart w:id="38" w:name="_Toc230072410"/>
+      <w:bookmarkStart w:id="37" w:name="_Toc230442664"/>
+      <w:bookmarkStart w:id="38" w:name="_Toc265158911"/>
       <w:r>
         <w:rPr>
           <w:rFonts w:asciiTheme="majorHAnsi" w:hAnsiTheme="majorHAnsi" w:cstheme="majorHAnsi"/>
         </w:rPr>
         <w:t>SCREEN DESIGN</w:t>
       </w:r>
-      <w:bookmarkEnd w:id="38"/>
+      <w:bookmarkEnd w:id="37"/>
     </w:p>
     <w:p>
       <w:pPr>
+        <w:spacing w:before="0"/>
         <w:rPr>
           <w:rFonts w:asciiTheme="majorHAnsi" w:hAnsiTheme="majorHAnsi" w:cstheme="majorHAnsi"/>
           <w:noProof/>
@@ -3862,6 +7182,7 @@
           </w:tcPr>
           <w:p>
             <w:pPr>
+              <w:spacing w:before="0"/>
               <w:ind w:hanging="72"/>
               <w:rPr>
                 <w:rFonts w:asciiTheme="majorHAnsi" w:hAnsiTheme="majorHAnsi" w:cstheme="majorHAnsi"/>
@@ -4313,6 +7634,7 @@
           </w:tcPr>
           <w:p>
             <w:pPr>
+              <w:spacing w:before="0"/>
               <w:ind w:hanging="72"/>
               <w:rPr>
                 <w:rFonts w:asciiTheme="majorHAnsi" w:hAnsiTheme="majorHAnsi" w:cstheme="majorHAnsi"/>
@@ -4632,6 +7954,7 @@
     </w:tbl>
     <w:p>
       <w:pPr>
+        <w:spacing w:before="0"/>
         <w:rPr>
           <w:rFonts w:asciiTheme="majorHAnsi" w:hAnsiTheme="majorHAnsi" w:cstheme="majorHAnsi"/>
         </w:rPr>
@@ -4645,7 +7968,7 @@
           <w:rFonts w:asciiTheme="majorHAnsi" w:hAnsiTheme="majorHAnsi" w:cstheme="majorHAnsi"/>
         </w:rPr>
       </w:pPr>
-      <w:bookmarkStart w:id="39" w:name="_Toc230072411"/>
+      <w:bookmarkStart w:id="39" w:name="_Toc230442665"/>
       <w:r>
         <w:rPr>
           <w:rFonts w:asciiTheme="majorHAnsi" w:hAnsiTheme="majorHAnsi" w:cstheme="majorHAnsi"/>
@@ -4657,12 +7980,12 @@
     <w:p>
       <w:pPr>
         <w:pStyle w:val="Heading2"/>
-        <w:spacing w:line="360" w:lineRule="auto"/>
+        <w:spacing w:before="0" w:line="360" w:lineRule="auto"/>
         <w:rPr>
           <w:rFonts w:asciiTheme="majorHAnsi" w:hAnsiTheme="majorHAnsi" w:cstheme="majorHAnsi"/>
         </w:rPr>
       </w:pPr>
-      <w:bookmarkStart w:id="40" w:name="_Toc230072412"/>
+      <w:bookmarkStart w:id="40" w:name="_Toc230442666"/>
       <w:r>
         <w:rPr>
           <w:rFonts w:asciiTheme="majorHAnsi" w:hAnsiTheme="majorHAnsi" w:cstheme="majorHAnsi"/>
@@ -4673,7 +7996,7 @@
     </w:p>
     <w:p>
       <w:pPr>
-        <w:spacing w:line="360" w:lineRule="auto"/>
+        <w:spacing w:before="0" w:line="360" w:lineRule="auto"/>
         <w:ind w:left="284"/>
         <w:rPr>
           <w:rFonts w:asciiTheme="majorHAnsi" w:hAnsiTheme="majorHAnsi" w:cstheme="majorHAnsi"/>
@@ -4683,12 +8006,12 @@
     <w:p>
       <w:pPr>
         <w:pStyle w:val="Heading2"/>
-        <w:spacing w:line="360" w:lineRule="auto"/>
+        <w:spacing w:before="0" w:line="360" w:lineRule="auto"/>
         <w:rPr>
           <w:rFonts w:asciiTheme="majorHAnsi" w:hAnsiTheme="majorHAnsi" w:cstheme="majorHAnsi"/>
         </w:rPr>
       </w:pPr>
-      <w:bookmarkStart w:id="41" w:name="_Toc230072413"/>
+      <w:bookmarkStart w:id="41" w:name="_Toc230442667"/>
       <w:r>
         <w:rPr>
           <w:rFonts w:asciiTheme="majorHAnsi" w:hAnsiTheme="majorHAnsi" w:cstheme="majorHAnsi"/>
@@ -4698,9 +8021,27 @@
       </w:r>
       <w:bookmarkEnd w:id="41"/>
     </w:p>
+    <w:p>
+      <w:pPr>
+        <w:spacing w:before="0" w:line="360" w:lineRule="auto"/>
+        <w:rPr>
+          <w:rFonts w:asciiTheme="majorHAnsi" w:hAnsiTheme="majorHAnsi" w:cstheme="majorHAnsi"/>
+          <w:sz w:val="24"/>
+        </w:rPr>
+      </w:pPr>
+    </w:p>
+    <w:p>
+      <w:pPr>
+        <w:spacing w:before="0" w:line="360" w:lineRule="auto"/>
+        <w:rPr>
+          <w:rFonts w:asciiTheme="majorHAnsi" w:hAnsiTheme="majorHAnsi" w:cstheme="majorHAnsi"/>
+          <w:sz w:val="24"/>
+        </w:rPr>
+      </w:pPr>
+    </w:p>
     <w:tbl>
       <w:tblPr>
-        <w:tblpPr w:leftFromText="180" w:rightFromText="180" w:vertAnchor="page" w:horzAnchor="margin" w:tblpXSpec="center" w:tblpY="2221"/>
+        <w:tblpPr w:leftFromText="180" w:rightFromText="180" w:vertAnchor="page" w:horzAnchor="margin" w:tblpXSpec="center" w:tblpY="5161"/>
         <w:tblW w:w="0" w:type="auto"/>
         <w:tblBorders>
           <w:top w:val="single" w:sz="4" w:space="0" w:color="auto"/>
@@ -4729,7 +8070,7 @@
           </w:tcPr>
           <w:p>
             <w:pPr>
-              <w:spacing w:line="360" w:lineRule="auto"/>
+              <w:spacing w:before="0" w:line="360" w:lineRule="auto"/>
               <w:jc w:val="center"/>
               <w:rPr>
                 <w:rFonts w:asciiTheme="majorHAnsi" w:hAnsiTheme="majorHAnsi" w:cstheme="majorHAnsi"/>
@@ -4747,7 +8088,7 @@
           </w:tcPr>
           <w:p>
             <w:pPr>
-              <w:spacing w:line="360" w:lineRule="auto"/>
+              <w:spacing w:before="0" w:line="360" w:lineRule="auto"/>
               <w:jc w:val="center"/>
               <w:rPr>
                 <w:rFonts w:asciiTheme="majorHAnsi" w:hAnsiTheme="majorHAnsi" w:cstheme="majorHAnsi"/>
@@ -4770,7 +8111,7 @@
           </w:tcPr>
           <w:p>
             <w:pPr>
-              <w:spacing w:line="360" w:lineRule="auto"/>
+              <w:spacing w:before="0" w:line="360" w:lineRule="auto"/>
               <w:jc w:val="center"/>
               <w:rPr>
                 <w:rFonts w:asciiTheme="majorHAnsi" w:hAnsiTheme="majorHAnsi" w:cstheme="majorHAnsi"/>
@@ -4793,7 +8134,7 @@
           </w:tcPr>
           <w:p>
             <w:pPr>
-              <w:spacing w:line="360" w:lineRule="auto"/>
+              <w:spacing w:before="0" w:line="360" w:lineRule="auto"/>
               <w:jc w:val="center"/>
               <w:rPr>
                 <w:rFonts w:asciiTheme="majorHAnsi" w:hAnsiTheme="majorHAnsi" w:cstheme="majorHAnsi"/>
@@ -4816,7 +8157,7 @@
           </w:tcPr>
           <w:p>
             <w:pPr>
-              <w:spacing w:line="360" w:lineRule="auto"/>
+              <w:spacing w:before="0" w:line="360" w:lineRule="auto"/>
               <w:jc w:val="center"/>
               <w:rPr>
                 <w:rFonts w:asciiTheme="majorHAnsi" w:hAnsiTheme="majorHAnsi" w:cstheme="majorHAnsi"/>
@@ -4839,7 +8180,7 @@
           </w:tcPr>
           <w:p>
             <w:pPr>
-              <w:spacing w:line="360" w:lineRule="auto"/>
+              <w:spacing w:before="0" w:line="360" w:lineRule="auto"/>
               <w:jc w:val="center"/>
               <w:rPr>
                 <w:rFonts w:asciiTheme="majorHAnsi" w:hAnsiTheme="majorHAnsi" w:cstheme="majorHAnsi"/>
@@ -4863,7 +8204,7 @@
           </w:tcPr>
           <w:p>
             <w:pPr>
-              <w:spacing w:line="360" w:lineRule="auto"/>
+              <w:spacing w:before="0" w:line="360" w:lineRule="auto"/>
               <w:jc w:val="center"/>
               <w:rPr>
                 <w:rFonts w:asciiTheme="majorHAnsi" w:hAnsiTheme="majorHAnsi" w:cstheme="majorHAnsi"/>
@@ -4878,7 +8219,7 @@
           </w:tcPr>
           <w:p>
             <w:pPr>
-              <w:spacing w:line="360" w:lineRule="auto"/>
+              <w:spacing w:before="0" w:line="360" w:lineRule="auto"/>
               <w:jc w:val="center"/>
               <w:rPr>
                 <w:rFonts w:asciiTheme="majorHAnsi" w:hAnsiTheme="majorHAnsi" w:cstheme="majorHAnsi"/>
@@ -4893,7 +8234,7 @@
           </w:tcPr>
           <w:p>
             <w:pPr>
-              <w:spacing w:line="360" w:lineRule="auto"/>
+              <w:spacing w:before="0" w:line="360" w:lineRule="auto"/>
               <w:jc w:val="center"/>
               <w:rPr>
                 <w:rFonts w:asciiTheme="majorHAnsi" w:hAnsiTheme="majorHAnsi" w:cstheme="majorHAnsi"/>
@@ -4908,7 +8249,7 @@
           </w:tcPr>
           <w:p>
             <w:pPr>
-              <w:spacing w:line="360" w:lineRule="auto"/>
+              <w:spacing w:before="0" w:line="360" w:lineRule="auto"/>
               <w:jc w:val="center"/>
               <w:rPr>
                 <w:rFonts w:asciiTheme="majorHAnsi" w:hAnsiTheme="majorHAnsi" w:cstheme="majorHAnsi"/>
@@ -4923,7 +8264,7 @@
           </w:tcPr>
           <w:p>
             <w:pPr>
-              <w:spacing w:line="360" w:lineRule="auto"/>
+              <w:spacing w:before="0" w:line="360" w:lineRule="auto"/>
               <w:jc w:val="center"/>
               <w:rPr>
                 <w:rFonts w:asciiTheme="majorHAnsi" w:hAnsiTheme="majorHAnsi" w:cstheme="majorHAnsi"/>
@@ -4940,7 +8281,7 @@
           </w:tcPr>
           <w:p>
             <w:pPr>
-              <w:spacing w:line="360" w:lineRule="auto"/>
+              <w:spacing w:before="0" w:line="360" w:lineRule="auto"/>
               <w:jc w:val="center"/>
               <w:rPr>
                 <w:rFonts w:asciiTheme="majorHAnsi" w:hAnsiTheme="majorHAnsi" w:cstheme="majorHAnsi"/>
@@ -4955,7 +8296,7 @@
           </w:tcPr>
           <w:p>
             <w:pPr>
-              <w:spacing w:line="360" w:lineRule="auto"/>
+              <w:spacing w:before="0" w:line="360" w:lineRule="auto"/>
               <w:jc w:val="center"/>
               <w:rPr>
                 <w:rFonts w:asciiTheme="majorHAnsi" w:hAnsiTheme="majorHAnsi" w:cstheme="majorHAnsi"/>
@@ -4970,7 +8311,7 @@
           </w:tcPr>
           <w:p>
             <w:pPr>
-              <w:spacing w:line="360" w:lineRule="auto"/>
+              <w:spacing w:before="0" w:line="360" w:lineRule="auto"/>
               <w:jc w:val="center"/>
               <w:rPr>
                 <w:rFonts w:asciiTheme="majorHAnsi" w:hAnsiTheme="majorHAnsi" w:cstheme="majorHAnsi"/>
@@ -4985,7 +8326,7 @@
           </w:tcPr>
           <w:p>
             <w:pPr>
-              <w:spacing w:line="360" w:lineRule="auto"/>
+              <w:spacing w:before="0" w:line="360" w:lineRule="auto"/>
               <w:jc w:val="center"/>
               <w:rPr>
                 <w:rFonts w:asciiTheme="majorHAnsi" w:hAnsiTheme="majorHAnsi" w:cstheme="majorHAnsi"/>
@@ -5000,7 +8341,7 @@
           </w:tcPr>
           <w:p>
             <w:pPr>
-              <w:spacing w:line="360" w:lineRule="auto"/>
+              <w:spacing w:before="0" w:line="360" w:lineRule="auto"/>
               <w:jc w:val="center"/>
               <w:rPr>
                 <w:rFonts w:asciiTheme="majorHAnsi" w:hAnsiTheme="majorHAnsi" w:cstheme="majorHAnsi"/>
@@ -5017,7 +8358,7 @@
           </w:tcPr>
           <w:p>
             <w:pPr>
-              <w:spacing w:line="360" w:lineRule="auto"/>
+              <w:spacing w:before="0" w:line="360" w:lineRule="auto"/>
               <w:jc w:val="center"/>
               <w:rPr>
                 <w:rFonts w:asciiTheme="majorHAnsi" w:hAnsiTheme="majorHAnsi" w:cstheme="majorHAnsi"/>
@@ -5032,7 +8373,7 @@
           </w:tcPr>
           <w:p>
             <w:pPr>
-              <w:spacing w:line="360" w:lineRule="auto"/>
+              <w:spacing w:before="0" w:line="360" w:lineRule="auto"/>
               <w:jc w:val="center"/>
               <w:rPr>
                 <w:rFonts w:asciiTheme="majorHAnsi" w:hAnsiTheme="majorHAnsi" w:cstheme="majorHAnsi"/>
@@ -5047,7 +8388,7 @@
           </w:tcPr>
           <w:p>
             <w:pPr>
-              <w:spacing w:line="360" w:lineRule="auto"/>
+              <w:spacing w:before="0" w:line="360" w:lineRule="auto"/>
               <w:jc w:val="center"/>
               <w:rPr>
                 <w:rFonts w:asciiTheme="majorHAnsi" w:hAnsiTheme="majorHAnsi" w:cstheme="majorHAnsi"/>
@@ -5062,7 +8403,7 @@
           </w:tcPr>
           <w:p>
             <w:pPr>
-              <w:spacing w:line="360" w:lineRule="auto"/>
+              <w:spacing w:before="0" w:line="360" w:lineRule="auto"/>
               <w:jc w:val="center"/>
               <w:rPr>
                 <w:rFonts w:asciiTheme="majorHAnsi" w:hAnsiTheme="majorHAnsi" w:cstheme="majorHAnsi"/>
@@ -5077,7 +8418,7 @@
           </w:tcPr>
           <w:p>
             <w:pPr>
-              <w:spacing w:line="360" w:lineRule="auto"/>
+              <w:spacing w:before="0" w:line="360" w:lineRule="auto"/>
               <w:jc w:val="center"/>
               <w:rPr>
                 <w:rFonts w:asciiTheme="majorHAnsi" w:hAnsiTheme="majorHAnsi" w:cstheme="majorHAnsi"/>
@@ -5094,7 +8435,7 @@
           </w:tcPr>
           <w:p>
             <w:pPr>
-              <w:spacing w:line="360" w:lineRule="auto"/>
+              <w:spacing w:before="0" w:line="360" w:lineRule="auto"/>
               <w:jc w:val="center"/>
               <w:rPr>
                 <w:rFonts w:asciiTheme="majorHAnsi" w:hAnsiTheme="majorHAnsi" w:cstheme="majorHAnsi"/>
@@ -5109,7 +8450,7 @@
           </w:tcPr>
           <w:p>
             <w:pPr>
-              <w:spacing w:line="360" w:lineRule="auto"/>
+              <w:spacing w:before="0" w:line="360" w:lineRule="auto"/>
               <w:jc w:val="center"/>
               <w:rPr>
                 <w:rFonts w:asciiTheme="majorHAnsi" w:hAnsiTheme="majorHAnsi" w:cstheme="majorHAnsi"/>
@@ -5124,7 +8465,7 @@
           </w:tcPr>
           <w:p>
             <w:pPr>
-              <w:spacing w:line="360" w:lineRule="auto"/>
+              <w:spacing w:before="0" w:line="360" w:lineRule="auto"/>
               <w:jc w:val="center"/>
               <w:rPr>
                 <w:rFonts w:asciiTheme="majorHAnsi" w:hAnsiTheme="majorHAnsi" w:cstheme="majorHAnsi"/>
@@ -5139,7 +8480,7 @@
           </w:tcPr>
           <w:p>
             <w:pPr>
-              <w:spacing w:line="360" w:lineRule="auto"/>
+              <w:spacing w:before="0" w:line="360" w:lineRule="auto"/>
               <w:jc w:val="center"/>
               <w:rPr>
                 <w:rFonts w:asciiTheme="majorHAnsi" w:hAnsiTheme="majorHAnsi" w:cstheme="majorHAnsi"/>
@@ -5154,7 +8495,7 @@
           </w:tcPr>
           <w:p>
             <w:pPr>
-              <w:spacing w:line="360" w:lineRule="auto"/>
+              <w:spacing w:before="0" w:line="360" w:lineRule="auto"/>
               <w:jc w:val="center"/>
               <w:rPr>
                 <w:rFonts w:asciiTheme="majorHAnsi" w:hAnsiTheme="majorHAnsi" w:cstheme="majorHAnsi"/>
@@ -5171,7 +8512,7 @@
           </w:tcPr>
           <w:p>
             <w:pPr>
-              <w:spacing w:line="360" w:lineRule="auto"/>
+              <w:spacing w:before="0" w:line="360" w:lineRule="auto"/>
               <w:jc w:val="center"/>
               <w:rPr>
                 <w:rFonts w:asciiTheme="majorHAnsi" w:hAnsiTheme="majorHAnsi" w:cstheme="majorHAnsi"/>
@@ -5186,7 +8527,7 @@
           </w:tcPr>
           <w:p>
             <w:pPr>
-              <w:spacing w:line="360" w:lineRule="auto"/>
+              <w:spacing w:before="0" w:line="360" w:lineRule="auto"/>
               <w:jc w:val="center"/>
               <w:rPr>
                 <w:rFonts w:asciiTheme="majorHAnsi" w:hAnsiTheme="majorHAnsi" w:cstheme="majorHAnsi"/>
@@ -5201,7 +8542,7 @@
           </w:tcPr>
           <w:p>
             <w:pPr>
-              <w:spacing w:line="360" w:lineRule="auto"/>
+              <w:spacing w:before="0" w:line="360" w:lineRule="auto"/>
               <w:jc w:val="center"/>
               <w:rPr>
                 <w:rFonts w:asciiTheme="majorHAnsi" w:hAnsiTheme="majorHAnsi" w:cstheme="majorHAnsi"/>
@@ -5216,7 +8557,7 @@
           </w:tcPr>
           <w:p>
             <w:pPr>
-              <w:spacing w:line="360" w:lineRule="auto"/>
+              <w:spacing w:before="0" w:line="360" w:lineRule="auto"/>
               <w:jc w:val="center"/>
               <w:rPr>
                 <w:rFonts w:asciiTheme="majorHAnsi" w:hAnsiTheme="majorHAnsi" w:cstheme="majorHAnsi"/>
@@ -5231,7 +8572,7 @@
           </w:tcPr>
           <w:p>
             <w:pPr>
-              <w:spacing w:line="360" w:lineRule="auto"/>
+              <w:spacing w:before="0" w:line="360" w:lineRule="auto"/>
               <w:jc w:val="center"/>
               <w:rPr>
                 <w:rFonts w:asciiTheme="majorHAnsi" w:hAnsiTheme="majorHAnsi" w:cstheme="majorHAnsi"/>
@@ -5244,7 +8585,7 @@
     </w:tbl>
     <w:p>
       <w:pPr>
-        <w:spacing w:line="360" w:lineRule="auto"/>
+        <w:spacing w:before="0" w:line="360" w:lineRule="auto"/>
         <w:rPr>
           <w:rFonts w:asciiTheme="majorHAnsi" w:hAnsiTheme="majorHAnsi" w:cstheme="majorHAnsi"/>
           <w:sz w:val="24"/>
@@ -5253,7 +8594,7 @@
     </w:p>
     <w:p>
       <w:pPr>
-        <w:spacing w:line="360" w:lineRule="auto"/>
+        <w:spacing w:before="0" w:line="360" w:lineRule="auto"/>
         <w:rPr>
           <w:rFonts w:asciiTheme="majorHAnsi" w:hAnsiTheme="majorHAnsi" w:cstheme="majorHAnsi"/>
           <w:sz w:val="24"/>
@@ -5262,7 +8603,7 @@
     </w:p>
     <w:p>
       <w:pPr>
-        <w:spacing w:line="360" w:lineRule="auto"/>
+        <w:spacing w:before="0" w:line="360" w:lineRule="auto"/>
         <w:rPr>
           <w:rFonts w:asciiTheme="majorHAnsi" w:hAnsiTheme="majorHAnsi" w:cstheme="majorHAnsi"/>
           <w:sz w:val="24"/>
@@ -5271,7 +8612,7 @@
     </w:p>
     <w:p>
       <w:pPr>
-        <w:spacing w:line="360" w:lineRule="auto"/>
+        <w:spacing w:before="0" w:line="360" w:lineRule="auto"/>
         <w:rPr>
           <w:rFonts w:asciiTheme="majorHAnsi" w:hAnsiTheme="majorHAnsi" w:cstheme="majorHAnsi"/>
           <w:sz w:val="24"/>
@@ -5280,72 +8621,17 @@
     </w:p>
     <w:p>
       <w:pPr>
-        <w:spacing w:line="360" w:lineRule="auto"/>
-        <w:rPr>
-          <w:rFonts w:asciiTheme="majorHAnsi" w:hAnsiTheme="majorHAnsi" w:cstheme="majorHAnsi"/>
-          <w:sz w:val="24"/>
-        </w:rPr>
-      </w:pPr>
-    </w:p>
-    <w:p>
-      <w:pPr>
-        <w:spacing w:line="360" w:lineRule="auto"/>
-        <w:rPr>
-          <w:rFonts w:asciiTheme="majorHAnsi" w:hAnsiTheme="majorHAnsi" w:cstheme="majorHAnsi"/>
-          <w:sz w:val="24"/>
-        </w:rPr>
-      </w:pPr>
-    </w:p>
-    <w:p>
-      <w:pPr>
-        <w:spacing w:line="360" w:lineRule="auto"/>
-        <w:rPr>
-          <w:rFonts w:asciiTheme="majorHAnsi" w:hAnsiTheme="majorHAnsi" w:cstheme="majorHAnsi"/>
-          <w:sz w:val="24"/>
-        </w:rPr>
-      </w:pPr>
-    </w:p>
-    <w:p>
-      <w:pPr>
-        <w:spacing w:line="360" w:lineRule="auto"/>
-        <w:rPr>
-          <w:rFonts w:asciiTheme="majorHAnsi" w:hAnsiTheme="majorHAnsi" w:cstheme="majorHAnsi"/>
-          <w:sz w:val="24"/>
-        </w:rPr>
-      </w:pPr>
-    </w:p>
-    <w:p>
-      <w:pPr>
-        <w:spacing w:line="360" w:lineRule="auto"/>
-        <w:rPr>
-          <w:rFonts w:asciiTheme="majorHAnsi" w:hAnsiTheme="majorHAnsi" w:cstheme="majorHAnsi"/>
-          <w:sz w:val="24"/>
-        </w:rPr>
-      </w:pPr>
-    </w:p>
-    <w:p>
-      <w:pPr>
-        <w:spacing w:line="360" w:lineRule="auto"/>
-        <w:rPr>
-          <w:rFonts w:asciiTheme="majorHAnsi" w:hAnsiTheme="majorHAnsi" w:cstheme="majorHAnsi"/>
-          <w:sz w:val="24"/>
-        </w:rPr>
-      </w:pPr>
-    </w:p>
-    <w:p>
-      <w:pPr>
         <w:pStyle w:val="Heading1"/>
         <w:spacing w:line="360" w:lineRule="auto"/>
         <w:rPr>
           <w:rFonts w:asciiTheme="majorHAnsi" w:hAnsiTheme="majorHAnsi" w:cstheme="majorHAnsi"/>
         </w:rPr>
       </w:pPr>
-      <w:bookmarkStart w:id="42" w:name="_Toc230072414"/>
+      <w:bookmarkStart w:id="42" w:name="_Toc230442668"/>
       <w:r>
         <w:rPr>
           <w:rFonts w:asciiTheme="majorHAnsi" w:hAnsiTheme="majorHAnsi" w:cstheme="majorHAnsi"/>
         </w:rPr>
-        <w:lastRenderedPageBreak/>
         <w:t>NON-FUNCTIONAL REQUIREMENTS</w:t>
       </w:r>
       <w:r>
@@ -5354,18 +8640,19 @@
         </w:rPr>
         <w:t xml:space="preserve"> AND OTHERS</w:t>
       </w:r>
-      <w:bookmarkEnd w:id="37"/>
+      <w:bookmarkEnd w:id="38"/>
       <w:bookmarkEnd w:id="42"/>
     </w:p>
     <w:p>
       <w:pPr>
         <w:pStyle w:val="HeadingLevel2"/>
+        <w:spacing w:before="0"/>
         <w:rPr>
           <w:rFonts w:asciiTheme="majorHAnsi" w:hAnsiTheme="majorHAnsi" w:cstheme="majorHAnsi"/>
         </w:rPr>
       </w:pPr>
       <w:bookmarkStart w:id="43" w:name="_Toc265158912"/>
-      <w:bookmarkStart w:id="44" w:name="_Toc230072415"/>
+      <w:bookmarkStart w:id="44" w:name="_Toc230442669"/>
       <w:r>
         <w:rPr>
           <w:rFonts w:asciiTheme="majorHAnsi" w:hAnsiTheme="majorHAnsi" w:cstheme="majorHAnsi"/>
@@ -5405,7 +8692,7 @@
           <w:p>
             <w:pPr>
               <w:pStyle w:val="Table-ColHead"/>
-              <w:spacing w:line="360" w:lineRule="auto"/>
+              <w:spacing w:before="0" w:line="360" w:lineRule="auto"/>
               <w:jc w:val="center"/>
               <w:rPr>
                 <w:rFonts w:asciiTheme="majorHAnsi" w:hAnsiTheme="majorHAnsi" w:cstheme="majorHAnsi"/>
@@ -5428,7 +8715,7 @@
           <w:p>
             <w:pPr>
               <w:pStyle w:val="Table-ColHead"/>
-              <w:spacing w:line="360" w:lineRule="auto"/>
+              <w:spacing w:before="0" w:line="360" w:lineRule="auto"/>
               <w:rPr>
                 <w:rFonts w:asciiTheme="majorHAnsi" w:hAnsiTheme="majorHAnsi" w:cstheme="majorHAnsi"/>
               </w:rPr>
@@ -5560,12 +8847,13 @@
     <w:p>
       <w:pPr>
         <w:pStyle w:val="HeadingLevel2"/>
+        <w:spacing w:before="0"/>
         <w:rPr>
           <w:rFonts w:asciiTheme="majorHAnsi" w:hAnsiTheme="majorHAnsi" w:cstheme="majorHAnsi"/>
         </w:rPr>
       </w:pPr>
       <w:bookmarkStart w:id="45" w:name="_Toc265158914"/>
-      <w:bookmarkStart w:id="46" w:name="_Toc230072416"/>
+      <w:bookmarkStart w:id="46" w:name="_Toc230442670"/>
       <w:r>
         <w:rPr>
           <w:rFonts w:asciiTheme="majorHAnsi" w:hAnsiTheme="majorHAnsi" w:cstheme="majorHAnsi"/>
@@ -5605,7 +8893,7 @@
           <w:p>
             <w:pPr>
               <w:pStyle w:val="Table-ColHead"/>
-              <w:spacing w:line="360" w:lineRule="auto"/>
+              <w:spacing w:before="0" w:line="360" w:lineRule="auto"/>
               <w:jc w:val="center"/>
               <w:rPr>
                 <w:rFonts w:asciiTheme="majorHAnsi" w:hAnsiTheme="majorHAnsi" w:cstheme="majorHAnsi"/>
@@ -5628,7 +8916,7 @@
           <w:p>
             <w:pPr>
               <w:pStyle w:val="Table-ColHead"/>
-              <w:spacing w:line="360" w:lineRule="auto"/>
+              <w:spacing w:before="0" w:line="360" w:lineRule="auto"/>
               <w:rPr>
                 <w:rFonts w:asciiTheme="majorHAnsi" w:hAnsiTheme="majorHAnsi" w:cstheme="majorHAnsi"/>
               </w:rPr>
@@ -5798,11 +9086,12 @@
     <w:p>
       <w:pPr>
         <w:pStyle w:val="HeadingLevel2"/>
+        <w:spacing w:before="0"/>
         <w:rPr>
           <w:rFonts w:asciiTheme="majorHAnsi" w:hAnsiTheme="majorHAnsi" w:cstheme="majorHAnsi"/>
         </w:rPr>
       </w:pPr>
-      <w:bookmarkStart w:id="47" w:name="_Toc230072417"/>
+      <w:bookmarkStart w:id="47" w:name="_Toc230442671"/>
       <w:r>
         <w:rPr>
           <w:rFonts w:asciiTheme="majorHAnsi" w:hAnsiTheme="majorHAnsi" w:cstheme="majorHAnsi"/>
@@ -5841,7 +9130,7 @@
           <w:p>
             <w:pPr>
               <w:pStyle w:val="Table-ColHead"/>
-              <w:spacing w:line="360" w:lineRule="auto"/>
+              <w:spacing w:before="0" w:line="360" w:lineRule="auto"/>
               <w:jc w:val="center"/>
               <w:rPr>
                 <w:rFonts w:asciiTheme="majorHAnsi" w:hAnsiTheme="majorHAnsi" w:cstheme="majorHAnsi"/>
@@ -5853,6 +9142,7 @@
                 <w:rFonts w:asciiTheme="majorHAnsi" w:hAnsiTheme="majorHAnsi" w:cstheme="majorHAnsi"/>
                 <w:lang w:val="en-GB"/>
               </w:rPr>
+              <w:lastRenderedPageBreak/>
               <w:t>No.</w:t>
             </w:r>
           </w:p>
@@ -5864,7 +9154,7 @@
           <w:p>
             <w:pPr>
               <w:pStyle w:val="Table-ColHead"/>
-              <w:spacing w:line="360" w:lineRule="auto"/>
+              <w:spacing w:before="0" w:line="360" w:lineRule="auto"/>
               <w:rPr>
                 <w:rFonts w:asciiTheme="majorHAnsi" w:hAnsiTheme="majorHAnsi" w:cstheme="majorHAnsi"/>
               </w:rPr>
@@ -5963,13 +9253,14 @@
     <w:p>
       <w:pPr>
         <w:pStyle w:val="HeadingLevel2"/>
+        <w:spacing w:before="0"/>
         <w:ind w:left="0"/>
         <w:rPr>
           <w:rFonts w:asciiTheme="majorHAnsi" w:hAnsiTheme="majorHAnsi" w:cstheme="majorHAnsi"/>
           <w:color w:val="000000"/>
         </w:rPr>
       </w:pPr>
-      <w:bookmarkStart w:id="48" w:name="_Toc230072418"/>
+      <w:bookmarkStart w:id="48" w:name="_Toc230442672"/>
       <w:r>
         <w:rPr>
           <w:rFonts w:asciiTheme="majorHAnsi" w:hAnsiTheme="majorHAnsi" w:cstheme="majorHAnsi"/>
@@ -6009,7 +9300,7 @@
           <w:p>
             <w:pPr>
               <w:pStyle w:val="Table-ColHead"/>
-              <w:spacing w:line="360" w:lineRule="auto"/>
+              <w:spacing w:before="0" w:line="360" w:lineRule="auto"/>
               <w:jc w:val="center"/>
               <w:rPr>
                 <w:rFonts w:asciiTheme="majorHAnsi" w:hAnsiTheme="majorHAnsi" w:cstheme="majorHAnsi"/>
@@ -6032,7 +9323,7 @@
           <w:p>
             <w:pPr>
               <w:pStyle w:val="Table-ColHead"/>
-              <w:spacing w:line="360" w:lineRule="auto"/>
+              <w:spacing w:before="0" w:line="360" w:lineRule="auto"/>
               <w:rPr>
                 <w:rFonts w:asciiTheme="majorHAnsi" w:hAnsiTheme="majorHAnsi" w:cstheme="majorHAnsi"/>
               </w:rPr>
@@ -6088,12 +9379,13 @@
     <w:p>
       <w:pPr>
         <w:pStyle w:val="HeadingLevel2"/>
+        <w:spacing w:before="0"/>
         <w:rPr>
           <w:rFonts w:asciiTheme="majorHAnsi" w:hAnsiTheme="majorHAnsi" w:cstheme="majorHAnsi"/>
         </w:rPr>
       </w:pPr>
       <w:bookmarkStart w:id="49" w:name="_Toc265158917"/>
-      <w:bookmarkStart w:id="50" w:name="_Toc230072419"/>
+      <w:bookmarkStart w:id="50" w:name="_Toc230442673"/>
       <w:r>
         <w:rPr>
           <w:rFonts w:asciiTheme="majorHAnsi" w:hAnsiTheme="majorHAnsi" w:cstheme="majorHAnsi"/>
@@ -6133,7 +9425,7 @@
           <w:p>
             <w:pPr>
               <w:pStyle w:val="Table-ColHead"/>
-              <w:spacing w:line="360" w:lineRule="auto"/>
+              <w:spacing w:before="0" w:line="360" w:lineRule="auto"/>
               <w:jc w:val="center"/>
               <w:rPr>
                 <w:rFonts w:asciiTheme="majorHAnsi" w:hAnsiTheme="majorHAnsi" w:cstheme="majorHAnsi"/>
@@ -6156,7 +9448,7 @@
           <w:p>
             <w:pPr>
               <w:pStyle w:val="Table-ColHead"/>
-              <w:spacing w:line="360" w:lineRule="auto"/>
+              <w:spacing w:before="0" w:line="360" w:lineRule="auto"/>
               <w:rPr>
                 <w:rFonts w:asciiTheme="majorHAnsi" w:hAnsiTheme="majorHAnsi" w:cstheme="majorHAnsi"/>
               </w:rPr>
@@ -6212,11 +9504,12 @@
     <w:p>
       <w:pPr>
         <w:pStyle w:val="HeadingLevel2"/>
+        <w:spacing w:before="0"/>
         <w:rPr>
           <w:rFonts w:asciiTheme="majorHAnsi" w:hAnsiTheme="majorHAnsi" w:cstheme="majorHAnsi"/>
         </w:rPr>
       </w:pPr>
-      <w:bookmarkStart w:id="51" w:name="_Toc230072420"/>
+      <w:bookmarkStart w:id="51" w:name="_Toc230442674"/>
       <w:r>
         <w:rPr>
           <w:rFonts w:asciiTheme="majorHAnsi" w:hAnsiTheme="majorHAnsi" w:cstheme="majorHAnsi"/>
@@ -6255,7 +9548,7 @@
           <w:p>
             <w:pPr>
               <w:pStyle w:val="Table-ColHead"/>
-              <w:spacing w:line="360" w:lineRule="auto"/>
+              <w:spacing w:before="0" w:line="360" w:lineRule="auto"/>
               <w:jc w:val="center"/>
               <w:rPr>
                 <w:rFonts w:asciiTheme="majorHAnsi" w:hAnsiTheme="majorHAnsi" w:cstheme="majorHAnsi"/>
@@ -6278,7 +9571,7 @@
           <w:p>
             <w:pPr>
               <w:pStyle w:val="Table-ColHead"/>
-              <w:spacing w:line="360" w:lineRule="auto"/>
+              <w:spacing w:before="0" w:line="360" w:lineRule="auto"/>
               <w:rPr>
                 <w:rFonts w:asciiTheme="majorHAnsi" w:hAnsiTheme="majorHAnsi" w:cstheme="majorHAnsi"/>
               </w:rPr>
@@ -6334,16 +9627,16 @@
     <w:p>
       <w:pPr>
         <w:pStyle w:val="HeadingLevel2"/>
+        <w:spacing w:before="0"/>
         <w:rPr>
           <w:rFonts w:asciiTheme="majorHAnsi" w:hAnsiTheme="majorHAnsi" w:cstheme="majorHAnsi"/>
         </w:rPr>
       </w:pPr>
-      <w:bookmarkStart w:id="52" w:name="_Toc230072421"/>
+      <w:bookmarkStart w:id="52" w:name="_Toc230442675"/>
       <w:r>
         <w:rPr>
           <w:rFonts w:asciiTheme="majorHAnsi" w:hAnsiTheme="majorHAnsi" w:cstheme="majorHAnsi"/>
         </w:rPr>
-        <w:lastRenderedPageBreak/>
         <w:t>Maintainability</w:t>
       </w:r>
       <w:bookmarkEnd w:id="52"/>
@@ -6378,7 +9671,7 @@
           <w:p>
             <w:pPr>
               <w:pStyle w:val="Table-ColHead"/>
-              <w:spacing w:line="360" w:lineRule="auto"/>
+              <w:spacing w:before="0" w:line="360" w:lineRule="auto"/>
               <w:jc w:val="center"/>
               <w:rPr>
                 <w:rFonts w:asciiTheme="majorHAnsi" w:hAnsiTheme="majorHAnsi" w:cstheme="majorHAnsi"/>
@@ -6401,7 +9694,7 @@
           <w:p>
             <w:pPr>
               <w:pStyle w:val="Table-ColHead"/>
-              <w:spacing w:line="360" w:lineRule="auto"/>
+              <w:spacing w:before="0" w:line="360" w:lineRule="auto"/>
               <w:rPr>
                 <w:rFonts w:asciiTheme="majorHAnsi" w:hAnsiTheme="majorHAnsi" w:cstheme="majorHAnsi"/>
               </w:rPr>
@@ -6457,11 +9750,12 @@
     <w:p>
       <w:pPr>
         <w:pStyle w:val="HeadingLevel2"/>
+        <w:spacing w:before="0"/>
         <w:rPr>
           <w:rFonts w:asciiTheme="majorHAnsi" w:hAnsiTheme="majorHAnsi" w:cstheme="majorHAnsi"/>
         </w:rPr>
       </w:pPr>
-      <w:bookmarkStart w:id="53" w:name="_Toc230072422"/>
+      <w:bookmarkStart w:id="53" w:name="_Toc230442676"/>
       <w:r>
         <w:rPr>
           <w:rFonts w:asciiTheme="majorHAnsi" w:hAnsiTheme="majorHAnsi" w:cstheme="majorHAnsi"/>
@@ -6500,7 +9794,7 @@
           <w:p>
             <w:pPr>
               <w:pStyle w:val="Table-ColHead"/>
-              <w:spacing w:line="360" w:lineRule="auto"/>
+              <w:spacing w:before="0" w:line="360" w:lineRule="auto"/>
               <w:jc w:val="center"/>
               <w:rPr>
                 <w:rFonts w:asciiTheme="majorHAnsi" w:hAnsiTheme="majorHAnsi" w:cstheme="majorHAnsi"/>
@@ -6523,7 +9817,7 @@
           <w:p>
             <w:pPr>
               <w:pStyle w:val="Table-ColHead"/>
-              <w:spacing w:line="360" w:lineRule="auto"/>
+              <w:spacing w:before="0" w:line="360" w:lineRule="auto"/>
               <w:rPr>
                 <w:rFonts w:asciiTheme="majorHAnsi" w:hAnsiTheme="majorHAnsi" w:cstheme="majorHAnsi"/>
               </w:rPr>
@@ -6579,11 +9873,12 @@
     <w:p>
       <w:pPr>
         <w:pStyle w:val="HeadingLevel2"/>
+        <w:spacing w:before="0"/>
         <w:rPr>
           <w:rFonts w:asciiTheme="majorHAnsi" w:hAnsiTheme="majorHAnsi" w:cstheme="majorHAnsi"/>
         </w:rPr>
       </w:pPr>
-      <w:bookmarkStart w:id="54" w:name="_Toc230072423"/>
+      <w:bookmarkStart w:id="54" w:name="_Toc230442677"/>
       <w:r>
         <w:rPr>
           <w:rFonts w:asciiTheme="majorHAnsi" w:hAnsiTheme="majorHAnsi" w:cstheme="majorHAnsi"/>
@@ -7264,6 +10559,12 @@
       </w:tr>
     </w:tbl>
     <w:p>
+      <w:pPr>
+        <w:spacing w:before="0"/>
+        <w:rPr>
+          <w:rFonts w:asciiTheme="majorHAnsi" w:hAnsiTheme="majorHAnsi" w:cstheme="majorHAnsi"/>
+        </w:rPr>
+      </w:pPr>
       <w:bookmarkStart w:id="55" w:name="_Toc202690213"/>
       <w:bookmarkStart w:id="56" w:name="_Toc202690587"/>
       <w:bookmarkStart w:id="57" w:name="_Toc202768204"/>
@@ -7320,9 +10621,9 @@
       <w:bookmarkEnd w:id="81"/>
     </w:p>
     <w:sectPr>
-      <w:footerReference w:type="default" r:id="rId11"/>
+      <w:footerReference w:type="default" r:id="rId16"/>
       <w:pgSz w:w="11906" w:h="16838" w:code="9"/>
-      <w:pgMar w:top="1440" w:right="1440" w:bottom="1440" w:left="1440" w:header="432" w:footer="432" w:gutter="0"/>
+      <w:pgMar w:top="850" w:right="1152" w:bottom="850" w:left="1152" w:header="432" w:footer="432" w:gutter="0"/>
       <w:cols w:space="708"/>
       <w:docGrid w:linePitch="360"/>
     </w:sectPr>
@@ -7331,7 +10632,7 @@
 </file>
 
 <file path=word/endnotes.xml><?xml version="1.0" encoding="utf-8"?>
-<w:endnotes xmlns:wpc="http://schemas.microsoft.com/office/word/2010/wordprocessingCanvas" xmlns:cx="http://schemas.microsoft.com/office/drawing/2014/chartex" xmlns:cx1="http://schemas.microsoft.com/office/drawing/2015/9/8/chartex" xmlns:cx2="http://schemas.microsoft.com/office/drawing/2015/10/21/chartex" xmlns:cx3="http://schemas.microsoft.com/office/drawing/2016/5/9/chartex" xmlns:cx4="http://schemas.microsoft.com/office/drawing/2016/5/10/chartex" xmlns:cx5="http://schemas.microsoft.com/office/drawing/2016/5/11/chartex" xmlns:cx6="http://schemas.microsoft.com/office/drawing/2016/5/12/chartex" xmlns:cx7="http://schemas.microsoft.com/office/drawing/2016/5/13/chartex" xmlns:cx8="http://schemas.microsoft.com/office/drawing/2016/5/14/chartex" xmlns:mc="http://schemas.openxmlformats.org/markup-compatibility/2006" xmlns:aink="http://schemas.microsoft.com/office/drawing/2016/ink" xmlns:am3d="http://schemas.microsoft.com/office/drawing/2017/model3d" xmlns:o="urn:schemas-microsoft-com:office:office" xmlns:oel="http://schemas.microsoft.com/office/2019/extlst" xmlns:r="http://schemas.openxmlformats.org/officeDocument/2006/relationships" xmlns:m="http://schemas.openxmlformats.org/officeDocument/2006/math" xmlns:v="urn:schemas-microsoft-com:vml" xmlns:wp14="http://schemas.microsoft.com/office/word/2010/wordprocessingDrawing" xmlns:wp="http://schemas.openxmlformats.org/drawingml/2006/wordprocessingDrawing" xmlns:w10="urn:schemas-microsoft-com:office:word" xmlns:w="http://schemas.openxmlformats.org/wordprocessingml/2006/main" xmlns:w14="http://schemas.microsoft.com/office/word/2010/wordml" xmlns:w15="http://schemas.microsoft.com/office/word/2012/wordml" xmlns:w16cex="http://schemas.microsoft.com/office/word/2018/wordml/cex" xmlns:w16cid="http://schemas.microsoft.com/office/word/2016/wordml/cid" xmlns:w16="http://schemas.microsoft.com/office/word/2018/wordml" xmlns:w16du="http://schemas.microsoft.com/office/word/2023/wordml/word16du" xmlns:w16sdtdh="http://schemas.microsoft.com/office/word/2020/wordml/sdtdatahash" xmlns:w16sdtfl="http://schemas.microsoft.com/office/word/2024/wordml/sdtformatlock" xmlns:w16se="http://schemas.microsoft.com/office/word/2015/wordml/symex" xmlns:wpg="http://schemas.microsoft.com/office/word/2010/wordprocessingGroup" xmlns:wpi="http://schemas.microsoft.com/office/word/2010/wordprocessingInk" xmlns:wne="http://schemas.microsoft.com/office/word/2006/wordml" xmlns:wps="http://schemas.microsoft.com/office/word/2010/wordprocessingShape" mc:Ignorable="w14 w15 w16se w16cid w16 w16cex w16sdtdh w16sdtfl w16du wp14">
+<w:endnotes xmlns:wpc="http://schemas.microsoft.com/office/word/2010/wordprocessingCanvas" xmlns:cx="http://schemas.microsoft.com/office/drawing/2014/chartex" xmlns:cx1="http://schemas.microsoft.com/office/drawing/2015/9/8/chartex" xmlns:cx2="http://schemas.microsoft.com/office/drawing/2015/10/21/chartex" xmlns:cx3="http://schemas.microsoft.com/office/drawing/2016/5/9/chartex" xmlns:cx4="http://schemas.microsoft.com/office/drawing/2016/5/10/chartex" xmlns:cx5="http://schemas.microsoft.com/office/drawing/2016/5/11/chartex" xmlns:cx6="http://schemas.microsoft.com/office/drawing/2016/5/12/chartex" xmlns:cx7="http://schemas.microsoft.com/office/drawing/2016/5/13/chartex" xmlns:cx8="http://schemas.microsoft.com/office/drawing/2016/5/14/chartex" xmlns:mc="http://schemas.openxmlformats.org/markup-compatibility/2006" xmlns:aink="http://schemas.microsoft.com/office/drawing/2016/ink" xmlns:am3d="http://schemas.microsoft.com/office/drawing/2017/model3d" xmlns:o="urn:schemas-microsoft-com:office:office" xmlns:oel="http://schemas.microsoft.com/office/2019/extlst" xmlns:r="http://schemas.openxmlformats.org/officeDocument/2006/relationships" xmlns:m="http://schemas.openxmlformats.org/officeDocument/2006/math" xmlns:v="urn:schemas-microsoft-com:vml" xmlns:wp14="http://schemas.microsoft.com/office/word/2010/wordprocessingDrawing" xmlns:wp="http://schemas.openxmlformats.org/drawingml/2006/wordprocessingDrawing" xmlns:w10="urn:schemas-microsoft-com:office:word" xmlns:w="http://schemas.openxmlformats.org/wordprocessingml/2006/main" xmlns:w14="http://schemas.microsoft.com/office/word/2010/wordml" xmlns:w15="http://schemas.microsoft.com/office/word/2012/wordml" xmlns:w16cex="http://schemas.microsoft.com/office/word/2018/wordml/cex" xmlns:w16cid="http://schemas.microsoft.com/office/word/2016/wordml/cid" xmlns:w16="http://schemas.microsoft.com/office/word/2018/wordml" xmlns:w16sdtdh="http://schemas.microsoft.com/office/word/2020/wordml/sdtdatahash" xmlns:w16se="http://schemas.microsoft.com/office/word/2015/wordml/symex" xmlns:wpg="http://schemas.microsoft.com/office/word/2010/wordprocessingGroup" xmlns:wpi="http://schemas.microsoft.com/office/word/2010/wordprocessingInk" xmlns:wne="http://schemas.microsoft.com/office/word/2006/wordml" xmlns:wps="http://schemas.microsoft.com/office/word/2010/wordprocessingShape" mc:Ignorable="w14 w15 w16se w16cid w16 w16cex w16sdtdh wp14">
   <w:endnote w:type="separator" w:id="-1">
     <w:p>
       <w:r>
@@ -7350,7 +10651,7 @@
 </file>
 
 <file path=word/footer1.xml><?xml version="1.0" encoding="utf-8"?>
-<w:ftr xmlns:wpc="http://schemas.microsoft.com/office/word/2010/wordprocessingCanvas" xmlns:cx="http://schemas.microsoft.com/office/drawing/2014/chartex" xmlns:cx1="http://schemas.microsoft.com/office/drawing/2015/9/8/chartex" xmlns:cx2="http://schemas.microsoft.com/office/drawing/2015/10/21/chartex" xmlns:cx3="http://schemas.microsoft.com/office/drawing/2016/5/9/chartex" xmlns:cx4="http://schemas.microsoft.com/office/drawing/2016/5/10/chartex" xmlns:cx5="http://schemas.microsoft.com/office/drawing/2016/5/11/chartex" xmlns:cx6="http://schemas.microsoft.com/office/drawing/2016/5/12/chartex" xmlns:cx7="http://schemas.microsoft.com/office/drawing/2016/5/13/chartex" xmlns:cx8="http://schemas.microsoft.com/office/drawing/2016/5/14/chartex" xmlns:mc="http://schemas.openxmlformats.org/markup-compatibility/2006" xmlns:aink="http://schemas.microsoft.com/office/drawing/2016/ink" xmlns:am3d="http://schemas.microsoft.com/office/drawing/2017/model3d" xmlns:o="urn:schemas-microsoft-com:office:office" xmlns:oel="http://schemas.microsoft.com/office/2019/extlst" xmlns:r="http://schemas.openxmlformats.org/officeDocument/2006/relationships" xmlns:m="http://schemas.openxmlformats.org/officeDocument/2006/math" xmlns:v="urn:schemas-microsoft-com:vml" xmlns:wp14="http://schemas.microsoft.com/office/word/2010/wordprocessingDrawing" xmlns:wp="http://schemas.openxmlformats.org/drawingml/2006/wordprocessingDrawing" xmlns:w10="urn:schemas-microsoft-com:office:word" xmlns:w="http://schemas.openxmlformats.org/wordprocessingml/2006/main" xmlns:w14="http://schemas.microsoft.com/office/word/2010/wordml" xmlns:w15="http://schemas.microsoft.com/office/word/2012/wordml" xmlns:w16cex="http://schemas.microsoft.com/office/word/2018/wordml/cex" xmlns:w16cid="http://schemas.microsoft.com/office/word/2016/wordml/cid" xmlns:w16="http://schemas.microsoft.com/office/word/2018/wordml" xmlns:w16du="http://schemas.microsoft.com/office/word/2023/wordml/word16du" xmlns:w16sdtdh="http://schemas.microsoft.com/office/word/2020/wordml/sdtdatahash" xmlns:w16sdtfl="http://schemas.microsoft.com/office/word/2024/wordml/sdtformatlock" xmlns:w16se="http://schemas.microsoft.com/office/word/2015/wordml/symex" xmlns:wpg="http://schemas.microsoft.com/office/word/2010/wordprocessingGroup" xmlns:wpi="http://schemas.microsoft.com/office/word/2010/wordprocessingInk" xmlns:wne="http://schemas.microsoft.com/office/word/2006/wordml" xmlns:wps="http://schemas.microsoft.com/office/word/2010/wordprocessingShape" mc:Ignorable="w14 w15 w16se w16cid w16 w16cex w16sdtdh w16sdtfl w16du wp14">
+<w:ftr xmlns:wpc="http://schemas.microsoft.com/office/word/2010/wordprocessingCanvas" xmlns:cx="http://schemas.microsoft.com/office/drawing/2014/chartex" xmlns:cx1="http://schemas.microsoft.com/office/drawing/2015/9/8/chartex" xmlns:cx2="http://schemas.microsoft.com/office/drawing/2015/10/21/chartex" xmlns:cx3="http://schemas.microsoft.com/office/drawing/2016/5/9/chartex" xmlns:cx4="http://schemas.microsoft.com/office/drawing/2016/5/10/chartex" xmlns:cx5="http://schemas.microsoft.com/office/drawing/2016/5/11/chartex" xmlns:cx6="http://schemas.microsoft.com/office/drawing/2016/5/12/chartex" xmlns:cx7="http://schemas.microsoft.com/office/drawing/2016/5/13/chartex" xmlns:cx8="http://schemas.microsoft.com/office/drawing/2016/5/14/chartex" xmlns:mc="http://schemas.openxmlformats.org/markup-compatibility/2006" xmlns:aink="http://schemas.microsoft.com/office/drawing/2016/ink" xmlns:am3d="http://schemas.microsoft.com/office/drawing/2017/model3d" xmlns:o="urn:schemas-microsoft-com:office:office" xmlns:oel="http://schemas.microsoft.com/office/2019/extlst" xmlns:r="http://schemas.openxmlformats.org/officeDocument/2006/relationships" xmlns:m="http://schemas.openxmlformats.org/officeDocument/2006/math" xmlns:v="urn:schemas-microsoft-com:vml" xmlns:wp14="http://schemas.microsoft.com/office/word/2010/wordprocessingDrawing" xmlns:wp="http://schemas.openxmlformats.org/drawingml/2006/wordprocessingDrawing" xmlns:w10="urn:schemas-microsoft-com:office:word" xmlns:w="http://schemas.openxmlformats.org/wordprocessingml/2006/main" xmlns:w14="http://schemas.microsoft.com/office/word/2010/wordml" xmlns:w15="http://schemas.microsoft.com/office/word/2012/wordml" xmlns:w16cex="http://schemas.microsoft.com/office/word/2018/wordml/cex" xmlns:w16cid="http://schemas.microsoft.com/office/word/2016/wordml/cid" xmlns:w16="http://schemas.microsoft.com/office/word/2018/wordml" xmlns:w16sdtdh="http://schemas.microsoft.com/office/word/2020/wordml/sdtdatahash" xmlns:w16se="http://schemas.microsoft.com/office/word/2015/wordml/symex" xmlns:wpg="http://schemas.microsoft.com/office/word/2010/wordprocessingGroup" xmlns:wpi="http://schemas.microsoft.com/office/word/2010/wordprocessingInk" xmlns:wne="http://schemas.microsoft.com/office/word/2006/wordml" xmlns:wps="http://schemas.microsoft.com/office/word/2010/wordprocessingShape" mc:Ignorable="w14 w15 w16se w16cid w16 w16cex w16sdtdh wp14">
   <w:p>
     <w:pPr>
       <w:pStyle w:val="Footer"/>
@@ -7384,7 +10685,7 @@
       <w:rPr>
         <w:noProof/>
       </w:rPr>
-      <w:t>19/05/2026</w:t>
+      <w:t>24/05/2026</w:t>
     </w:r>
     <w:r>
       <w:fldChar w:fldCharType="end"/>
@@ -7445,7 +10746,7 @@
 </file>
 
 <file path=word/footer2.xml><?xml version="1.0" encoding="utf-8"?>
-<w:ftr xmlns:wpc="http://schemas.microsoft.com/office/word/2010/wordprocessingCanvas" xmlns:cx="http://schemas.microsoft.com/office/drawing/2014/chartex" xmlns:cx1="http://schemas.microsoft.com/office/drawing/2015/9/8/chartex" xmlns:cx2="http://schemas.microsoft.com/office/drawing/2015/10/21/chartex" xmlns:cx3="http://schemas.microsoft.com/office/drawing/2016/5/9/chartex" xmlns:cx4="http://schemas.microsoft.com/office/drawing/2016/5/10/chartex" xmlns:cx5="http://schemas.microsoft.com/office/drawing/2016/5/11/chartex" xmlns:cx6="http://schemas.microsoft.com/office/drawing/2016/5/12/chartex" xmlns:cx7="http://schemas.microsoft.com/office/drawing/2016/5/13/chartex" xmlns:cx8="http://schemas.microsoft.com/office/drawing/2016/5/14/chartex" xmlns:mc="http://schemas.openxmlformats.org/markup-compatibility/2006" xmlns:aink="http://schemas.microsoft.com/office/drawing/2016/ink" xmlns:am3d="http://schemas.microsoft.com/office/drawing/2017/model3d" xmlns:o="urn:schemas-microsoft-com:office:office" xmlns:oel="http://schemas.microsoft.com/office/2019/extlst" xmlns:r="http://schemas.openxmlformats.org/officeDocument/2006/relationships" xmlns:m="http://schemas.openxmlformats.org/officeDocument/2006/math" xmlns:v="urn:schemas-microsoft-com:vml" xmlns:wp14="http://schemas.microsoft.com/office/word/2010/wordprocessingDrawing" xmlns:wp="http://schemas.openxmlformats.org/drawingml/2006/wordprocessingDrawing" xmlns:w10="urn:schemas-microsoft-com:office:word" xmlns:w="http://schemas.openxmlformats.org/wordprocessingml/2006/main" xmlns:w14="http://schemas.microsoft.com/office/word/2010/wordml" xmlns:w15="http://schemas.microsoft.com/office/word/2012/wordml" xmlns:w16cex="http://schemas.microsoft.com/office/word/2018/wordml/cex" xmlns:w16cid="http://schemas.microsoft.com/office/word/2016/wordml/cid" xmlns:w16="http://schemas.microsoft.com/office/word/2018/wordml" xmlns:w16du="http://schemas.microsoft.com/office/word/2023/wordml/word16du" xmlns:w16sdtdh="http://schemas.microsoft.com/office/word/2020/wordml/sdtdatahash" xmlns:w16sdtfl="http://schemas.microsoft.com/office/word/2024/wordml/sdtformatlock" xmlns:w16se="http://schemas.microsoft.com/office/word/2015/wordml/symex" xmlns:wpg="http://schemas.microsoft.com/office/word/2010/wordprocessingGroup" xmlns:wpi="http://schemas.microsoft.com/office/word/2010/wordprocessingInk" xmlns:wne="http://schemas.microsoft.com/office/word/2006/wordml" xmlns:wps="http://schemas.microsoft.com/office/word/2010/wordprocessingShape" mc:Ignorable="w14 w15 w16se w16cid w16 w16cex w16sdtdh w16sdtfl w16du wp14">
+<w:ftr xmlns:wpc="http://schemas.microsoft.com/office/word/2010/wordprocessingCanvas" xmlns:cx="http://schemas.microsoft.com/office/drawing/2014/chartex" xmlns:cx1="http://schemas.microsoft.com/office/drawing/2015/9/8/chartex" xmlns:cx2="http://schemas.microsoft.com/office/drawing/2015/10/21/chartex" xmlns:cx3="http://schemas.microsoft.com/office/drawing/2016/5/9/chartex" xmlns:cx4="http://schemas.microsoft.com/office/drawing/2016/5/10/chartex" xmlns:cx5="http://schemas.microsoft.com/office/drawing/2016/5/11/chartex" xmlns:cx6="http://schemas.microsoft.com/office/drawing/2016/5/12/chartex" xmlns:cx7="http://schemas.microsoft.com/office/drawing/2016/5/13/chartex" xmlns:cx8="http://schemas.microsoft.com/office/drawing/2016/5/14/chartex" xmlns:mc="http://schemas.openxmlformats.org/markup-compatibility/2006" xmlns:aink="http://schemas.microsoft.com/office/drawing/2016/ink" xmlns:am3d="http://schemas.microsoft.com/office/drawing/2017/model3d" xmlns:o="urn:schemas-microsoft-com:office:office" xmlns:oel="http://schemas.microsoft.com/office/2019/extlst" xmlns:r="http://schemas.openxmlformats.org/officeDocument/2006/relationships" xmlns:m="http://schemas.openxmlformats.org/officeDocument/2006/math" xmlns:v="urn:schemas-microsoft-com:vml" xmlns:wp14="http://schemas.microsoft.com/office/word/2010/wordprocessingDrawing" xmlns:wp="http://schemas.openxmlformats.org/drawingml/2006/wordprocessingDrawing" xmlns:w10="urn:schemas-microsoft-com:office:word" xmlns:w="http://schemas.openxmlformats.org/wordprocessingml/2006/main" xmlns:w14="http://schemas.microsoft.com/office/word/2010/wordml" xmlns:w15="http://schemas.microsoft.com/office/word/2012/wordml" xmlns:w16cex="http://schemas.microsoft.com/office/word/2018/wordml/cex" xmlns:w16cid="http://schemas.microsoft.com/office/word/2016/wordml/cid" xmlns:w16="http://schemas.microsoft.com/office/word/2018/wordml" xmlns:w16sdtdh="http://schemas.microsoft.com/office/word/2020/wordml/sdtdatahash" xmlns:w16se="http://schemas.microsoft.com/office/word/2015/wordml/symex" xmlns:wpg="http://schemas.microsoft.com/office/word/2010/wordprocessingGroup" xmlns:wpi="http://schemas.microsoft.com/office/word/2010/wordprocessingInk" xmlns:wne="http://schemas.microsoft.com/office/word/2006/wordml" xmlns:wps="http://schemas.microsoft.com/office/word/2010/wordprocessingShape" mc:Ignorable="w14 w15 w16se w16cid w16 w16cex w16sdtdh wp14">
   <w:p>
     <w:pPr>
       <w:pStyle w:val="Footer"/>
@@ -7479,7 +10780,7 @@
       <w:rPr>
         <w:noProof/>
       </w:rPr>
-      <w:t>19/05/2026</w:t>
+      <w:t>24/05/2026</w:t>
     </w:r>
     <w:r>
       <w:fldChar w:fldCharType="end"/>
@@ -7540,7 +10841,7 @@
 </file>
 
 <file path=word/footnotes.xml><?xml version="1.0" encoding="utf-8"?>
-<w:footnotes xmlns:wpc="http://schemas.microsoft.com/office/word/2010/wordprocessingCanvas" xmlns:cx="http://schemas.microsoft.com/office/drawing/2014/chartex" xmlns:cx1="http://schemas.microsoft.com/office/drawing/2015/9/8/chartex" xmlns:cx2="http://schemas.microsoft.com/office/drawing/2015/10/21/chartex" xmlns:cx3="http://schemas.microsoft.com/office/drawing/2016/5/9/chartex" xmlns:cx4="http://schemas.microsoft.com/office/drawing/2016/5/10/chartex" xmlns:cx5="http://schemas.microsoft.com/office/drawing/2016/5/11/chartex" xmlns:cx6="http://schemas.microsoft.com/office/drawing/2016/5/12/chartex" xmlns:cx7="http://schemas.microsoft.com/office/drawing/2016/5/13/chartex" xmlns:cx8="http://schemas.microsoft.com/office/drawing/2016/5/14/chartex" xmlns:mc="http://schemas.openxmlformats.org/markup-compatibility/2006" xmlns:aink="http://schemas.microsoft.com/office/drawing/2016/ink" xmlns:am3d="http://schemas.microsoft.com/office/drawing/2017/model3d" xmlns:o="urn:schemas-microsoft-com:office:office" xmlns:oel="http://schemas.microsoft.com/office/2019/extlst" xmlns:r="http://schemas.openxmlformats.org/officeDocument/2006/relationships" xmlns:m="http://schemas.openxmlformats.org/officeDocument/2006/math" xmlns:v="urn:schemas-microsoft-com:vml" xmlns:wp14="http://schemas.microsoft.com/office/word/2010/wordprocessingDrawing" xmlns:wp="http://schemas.openxmlformats.org/drawingml/2006/wordprocessingDrawing" xmlns:w10="urn:schemas-microsoft-com:office:word" xmlns:w="http://schemas.openxmlformats.org/wordprocessingml/2006/main" xmlns:w14="http://schemas.microsoft.com/office/word/2010/wordml" xmlns:w15="http://schemas.microsoft.com/office/word/2012/wordml" xmlns:w16cex="http://schemas.microsoft.com/office/word/2018/wordml/cex" xmlns:w16cid="http://schemas.microsoft.com/office/word/2016/wordml/cid" xmlns:w16="http://schemas.microsoft.com/office/word/2018/wordml" xmlns:w16du="http://schemas.microsoft.com/office/word/2023/wordml/word16du" xmlns:w16sdtdh="http://schemas.microsoft.com/office/word/2020/wordml/sdtdatahash" xmlns:w16sdtfl="http://schemas.microsoft.com/office/word/2024/wordml/sdtformatlock" xmlns:w16se="http://schemas.microsoft.com/office/word/2015/wordml/symex" xmlns:wpg="http://schemas.microsoft.com/office/word/2010/wordprocessingGroup" xmlns:wpi="http://schemas.microsoft.com/office/word/2010/wordprocessingInk" xmlns:wne="http://schemas.microsoft.com/office/word/2006/wordml" xmlns:wps="http://schemas.microsoft.com/office/word/2010/wordprocessingShape" mc:Ignorable="w14 w15 w16se w16cid w16 w16cex w16sdtdh w16sdtfl w16du wp14">
+<w:footnotes xmlns:wpc="http://schemas.microsoft.com/office/word/2010/wordprocessingCanvas" xmlns:cx="http://schemas.microsoft.com/office/drawing/2014/chartex" xmlns:cx1="http://schemas.microsoft.com/office/drawing/2015/9/8/chartex" xmlns:cx2="http://schemas.microsoft.com/office/drawing/2015/10/21/chartex" xmlns:cx3="http://schemas.microsoft.com/office/drawing/2016/5/9/chartex" xmlns:cx4="http://schemas.microsoft.com/office/drawing/2016/5/10/chartex" xmlns:cx5="http://schemas.microsoft.com/office/drawing/2016/5/11/chartex" xmlns:cx6="http://schemas.microsoft.com/office/drawing/2016/5/12/chartex" xmlns:cx7="http://schemas.microsoft.com/office/drawing/2016/5/13/chartex" xmlns:cx8="http://schemas.microsoft.com/office/drawing/2016/5/14/chartex" xmlns:mc="http://schemas.openxmlformats.org/markup-compatibility/2006" xmlns:aink="http://schemas.microsoft.com/office/drawing/2016/ink" xmlns:am3d="http://schemas.microsoft.com/office/drawing/2017/model3d" xmlns:o="urn:schemas-microsoft-com:office:office" xmlns:oel="http://schemas.microsoft.com/office/2019/extlst" xmlns:r="http://schemas.openxmlformats.org/officeDocument/2006/relationships" xmlns:m="http://schemas.openxmlformats.org/officeDocument/2006/math" xmlns:v="urn:schemas-microsoft-com:vml" xmlns:wp14="http://schemas.microsoft.com/office/word/2010/wordprocessingDrawing" xmlns:wp="http://schemas.openxmlformats.org/drawingml/2006/wordprocessingDrawing" xmlns:w10="urn:schemas-microsoft-com:office:word" xmlns:w="http://schemas.openxmlformats.org/wordprocessingml/2006/main" xmlns:w14="http://schemas.microsoft.com/office/word/2010/wordml" xmlns:w15="http://schemas.microsoft.com/office/word/2012/wordml" xmlns:w16cex="http://schemas.microsoft.com/office/word/2018/wordml/cex" xmlns:w16cid="http://schemas.microsoft.com/office/word/2016/wordml/cid" xmlns:w16="http://schemas.microsoft.com/office/word/2018/wordml" xmlns:w16sdtdh="http://schemas.microsoft.com/office/word/2020/wordml/sdtdatahash" xmlns:w16se="http://schemas.microsoft.com/office/word/2015/wordml/symex" xmlns:wpg="http://schemas.microsoft.com/office/word/2010/wordprocessingGroup" xmlns:wpi="http://schemas.microsoft.com/office/word/2010/wordprocessingInk" xmlns:wne="http://schemas.microsoft.com/office/word/2006/wordml" xmlns:wps="http://schemas.microsoft.com/office/word/2010/wordprocessingShape" mc:Ignorable="w14 w15 w16se w16cid w16 w16cex w16sdtdh wp14">
   <w:footnote w:type="separator" w:id="-1">
     <w:p>
       <w:r>
@@ -7559,7 +10860,7 @@
 </file>
 
 <file path=word/header1.xml><?xml version="1.0" encoding="utf-8"?>
-<w:hdr xmlns:wpc="http://schemas.microsoft.com/office/word/2010/wordprocessingCanvas" xmlns:cx="http://schemas.microsoft.com/office/drawing/2014/chartex" xmlns:cx1="http://schemas.microsoft.com/office/drawing/2015/9/8/chartex" xmlns:cx2="http://schemas.microsoft.com/office/drawing/2015/10/21/chartex" xmlns:cx3="http://schemas.microsoft.com/office/drawing/2016/5/9/chartex" xmlns:cx4="http://schemas.microsoft.com/office/drawing/2016/5/10/chartex" xmlns:cx5="http://schemas.microsoft.com/office/drawing/2016/5/11/chartex" xmlns:cx6="http://schemas.microsoft.com/office/drawing/2016/5/12/chartex" xmlns:cx7="http://schemas.microsoft.com/office/drawing/2016/5/13/chartex" xmlns:cx8="http://schemas.microsoft.com/office/drawing/2016/5/14/chartex" xmlns:mc="http://schemas.openxmlformats.org/markup-compatibility/2006" xmlns:aink="http://schemas.microsoft.com/office/drawing/2016/ink" xmlns:am3d="http://schemas.microsoft.com/office/drawing/2017/model3d" xmlns:o="urn:schemas-microsoft-com:office:office" xmlns:oel="http://schemas.microsoft.com/office/2019/extlst" xmlns:r="http://schemas.openxmlformats.org/officeDocument/2006/relationships" xmlns:m="http://schemas.openxmlformats.org/officeDocument/2006/math" xmlns:v="urn:schemas-microsoft-com:vml" xmlns:wp14="http://schemas.microsoft.com/office/word/2010/wordprocessingDrawing" xmlns:wp="http://schemas.openxmlformats.org/drawingml/2006/wordprocessingDrawing" xmlns:w10="urn:schemas-microsoft-com:office:word" xmlns:w="http://schemas.openxmlformats.org/wordprocessingml/2006/main" xmlns:w14="http://schemas.microsoft.com/office/word/2010/wordml" xmlns:w15="http://schemas.microsoft.com/office/word/2012/wordml" xmlns:w16cex="http://schemas.microsoft.com/office/word/2018/wordml/cex" xmlns:w16cid="http://schemas.microsoft.com/office/word/2016/wordml/cid" xmlns:w16="http://schemas.microsoft.com/office/word/2018/wordml" xmlns:w16du="http://schemas.microsoft.com/office/word/2023/wordml/word16du" xmlns:w16sdtdh="http://schemas.microsoft.com/office/word/2020/wordml/sdtdatahash" xmlns:w16sdtfl="http://schemas.microsoft.com/office/word/2024/wordml/sdtformatlock" xmlns:w16se="http://schemas.microsoft.com/office/word/2015/wordml/symex" xmlns:wpg="http://schemas.microsoft.com/office/word/2010/wordprocessingGroup" xmlns:wpi="http://schemas.microsoft.com/office/word/2010/wordprocessingInk" xmlns:wne="http://schemas.microsoft.com/office/word/2006/wordml" xmlns:wps="http://schemas.microsoft.com/office/word/2010/wordprocessingShape" mc:Ignorable="w14 w15 w16se w16cid w16 w16cex w16sdtdh w16sdtfl w16du wp14">
+<w:hdr xmlns:wpc="http://schemas.microsoft.com/office/word/2010/wordprocessingCanvas" xmlns:cx="http://schemas.microsoft.com/office/drawing/2014/chartex" xmlns:cx1="http://schemas.microsoft.com/office/drawing/2015/9/8/chartex" xmlns:cx2="http://schemas.microsoft.com/office/drawing/2015/10/21/chartex" xmlns:cx3="http://schemas.microsoft.com/office/drawing/2016/5/9/chartex" xmlns:cx4="http://schemas.microsoft.com/office/drawing/2016/5/10/chartex" xmlns:cx5="http://schemas.microsoft.com/office/drawing/2016/5/11/chartex" xmlns:cx6="http://schemas.microsoft.com/office/drawing/2016/5/12/chartex" xmlns:cx7="http://schemas.microsoft.com/office/drawing/2016/5/13/chartex" xmlns:cx8="http://schemas.microsoft.com/office/drawing/2016/5/14/chartex" xmlns:mc="http://schemas.openxmlformats.org/markup-compatibility/2006" xmlns:aink="http://schemas.microsoft.com/office/drawing/2016/ink" xmlns:am3d="http://schemas.microsoft.com/office/drawing/2017/model3d" xmlns:o="urn:schemas-microsoft-com:office:office" xmlns:oel="http://schemas.microsoft.com/office/2019/extlst" xmlns:r="http://schemas.openxmlformats.org/officeDocument/2006/relationships" xmlns:m="http://schemas.openxmlformats.org/officeDocument/2006/math" xmlns:v="urn:schemas-microsoft-com:vml" xmlns:wp14="http://schemas.microsoft.com/office/word/2010/wordprocessingDrawing" xmlns:wp="http://schemas.openxmlformats.org/drawingml/2006/wordprocessingDrawing" xmlns:w10="urn:schemas-microsoft-com:office:word" xmlns:w="http://schemas.openxmlformats.org/wordprocessingml/2006/main" xmlns:w14="http://schemas.microsoft.com/office/word/2010/wordml" xmlns:w15="http://schemas.microsoft.com/office/word/2012/wordml" xmlns:w16cex="http://schemas.microsoft.com/office/word/2018/wordml/cex" xmlns:w16cid="http://schemas.microsoft.com/office/word/2016/wordml/cid" xmlns:w16="http://schemas.microsoft.com/office/word/2018/wordml" xmlns:w16sdtdh="http://schemas.microsoft.com/office/word/2020/wordml/sdtdatahash" xmlns:w16se="http://schemas.microsoft.com/office/word/2015/wordml/symex" xmlns:wpg="http://schemas.microsoft.com/office/word/2010/wordprocessingGroup" xmlns:wpi="http://schemas.microsoft.com/office/word/2010/wordprocessingInk" xmlns:wne="http://schemas.microsoft.com/office/word/2006/wordml" xmlns:wps="http://schemas.microsoft.com/office/word/2010/wordprocessingShape" mc:Ignorable="w14 w15 w16se w16cid w16 w16cex w16sdtdh wp14">
   <w:p/>
   <w:p/>
   <w:p/>
@@ -7571,7 +10872,7 @@
 </file>
 
 <file path=word/header2.xml><?xml version="1.0" encoding="utf-8"?>
-<w:hdr xmlns:wpc="http://schemas.microsoft.com/office/word/2010/wordprocessingCanvas" xmlns:cx="http://schemas.microsoft.com/office/drawing/2014/chartex" xmlns:cx1="http://schemas.microsoft.com/office/drawing/2015/9/8/chartex" xmlns:cx2="http://schemas.microsoft.com/office/drawing/2015/10/21/chartex" xmlns:cx3="http://schemas.microsoft.com/office/drawing/2016/5/9/chartex" xmlns:cx4="http://schemas.microsoft.com/office/drawing/2016/5/10/chartex" xmlns:cx5="http://schemas.microsoft.com/office/drawing/2016/5/11/chartex" xmlns:cx6="http://schemas.microsoft.com/office/drawing/2016/5/12/chartex" xmlns:cx7="http://schemas.microsoft.com/office/drawing/2016/5/13/chartex" xmlns:cx8="http://schemas.microsoft.com/office/drawing/2016/5/14/chartex" xmlns:mc="http://schemas.openxmlformats.org/markup-compatibility/2006" xmlns:aink="http://schemas.microsoft.com/office/drawing/2016/ink" xmlns:am3d="http://schemas.microsoft.com/office/drawing/2017/model3d" xmlns:o="urn:schemas-microsoft-com:office:office" xmlns:oel="http://schemas.microsoft.com/office/2019/extlst" xmlns:r="http://schemas.openxmlformats.org/officeDocument/2006/relationships" xmlns:m="http://schemas.openxmlformats.org/officeDocument/2006/math" xmlns:v="urn:schemas-microsoft-com:vml" xmlns:wp14="http://schemas.microsoft.com/office/word/2010/wordprocessingDrawing" xmlns:wp="http://schemas.openxmlformats.org/drawingml/2006/wordprocessingDrawing" xmlns:w10="urn:schemas-microsoft-com:office:word" xmlns:w="http://schemas.openxmlformats.org/wordprocessingml/2006/main" xmlns:w14="http://schemas.microsoft.com/office/word/2010/wordml" xmlns:w15="http://schemas.microsoft.com/office/word/2012/wordml" xmlns:w16cex="http://schemas.microsoft.com/office/word/2018/wordml/cex" xmlns:w16cid="http://schemas.microsoft.com/office/word/2016/wordml/cid" xmlns:w16="http://schemas.microsoft.com/office/word/2018/wordml" xmlns:w16du="http://schemas.microsoft.com/office/word/2023/wordml/word16du" xmlns:w16sdtdh="http://schemas.microsoft.com/office/word/2020/wordml/sdtdatahash" xmlns:w16sdtfl="http://schemas.microsoft.com/office/word/2024/wordml/sdtformatlock" xmlns:w16se="http://schemas.microsoft.com/office/word/2015/wordml/symex" xmlns:wpg="http://schemas.microsoft.com/office/word/2010/wordprocessingGroup" xmlns:wpi="http://schemas.microsoft.com/office/word/2010/wordprocessingInk" xmlns:wne="http://schemas.microsoft.com/office/word/2006/wordml" xmlns:wps="http://schemas.microsoft.com/office/word/2010/wordprocessingShape" mc:Ignorable="w14 w15 w16se w16cid w16 w16cex w16sdtdh w16sdtfl w16du wp14">
+<w:hdr xmlns:wpc="http://schemas.microsoft.com/office/word/2010/wordprocessingCanvas" xmlns:cx="http://schemas.microsoft.com/office/drawing/2014/chartex" xmlns:cx1="http://schemas.microsoft.com/office/drawing/2015/9/8/chartex" xmlns:cx2="http://schemas.microsoft.com/office/drawing/2015/10/21/chartex" xmlns:cx3="http://schemas.microsoft.com/office/drawing/2016/5/9/chartex" xmlns:cx4="http://schemas.microsoft.com/office/drawing/2016/5/10/chartex" xmlns:cx5="http://schemas.microsoft.com/office/drawing/2016/5/11/chartex" xmlns:cx6="http://schemas.microsoft.com/office/drawing/2016/5/12/chartex" xmlns:cx7="http://schemas.microsoft.com/office/drawing/2016/5/13/chartex" xmlns:cx8="http://schemas.microsoft.com/office/drawing/2016/5/14/chartex" xmlns:mc="http://schemas.openxmlformats.org/markup-compatibility/2006" xmlns:aink="http://schemas.microsoft.com/office/drawing/2016/ink" xmlns:am3d="http://schemas.microsoft.com/office/drawing/2017/model3d" xmlns:o="urn:schemas-microsoft-com:office:office" xmlns:oel="http://schemas.microsoft.com/office/2019/extlst" xmlns:r="http://schemas.openxmlformats.org/officeDocument/2006/relationships" xmlns:m="http://schemas.openxmlformats.org/officeDocument/2006/math" xmlns:v="urn:schemas-microsoft-com:vml" xmlns:wp14="http://schemas.microsoft.com/office/word/2010/wordprocessingDrawing" xmlns:wp="http://schemas.openxmlformats.org/drawingml/2006/wordprocessingDrawing" xmlns:w10="urn:schemas-microsoft-com:office:word" xmlns:w="http://schemas.openxmlformats.org/wordprocessingml/2006/main" xmlns:w14="http://schemas.microsoft.com/office/word/2010/wordml" xmlns:w15="http://schemas.microsoft.com/office/word/2012/wordml" xmlns:w16cex="http://schemas.microsoft.com/office/word/2018/wordml/cex" xmlns:w16cid="http://schemas.microsoft.com/office/word/2016/wordml/cid" xmlns:w16="http://schemas.microsoft.com/office/word/2018/wordml" xmlns:w16sdtdh="http://schemas.microsoft.com/office/word/2020/wordml/sdtdatahash" xmlns:w16se="http://schemas.microsoft.com/office/word/2015/wordml/symex" xmlns:wpg="http://schemas.microsoft.com/office/word/2010/wordprocessingGroup" xmlns:wpi="http://schemas.microsoft.com/office/word/2010/wordprocessingInk" xmlns:wne="http://schemas.microsoft.com/office/word/2006/wordml" xmlns:wps="http://schemas.microsoft.com/office/word/2010/wordprocessingShape" mc:Ignorable="w14 w15 w16se w16cid w16 w16cex w16sdtdh wp14">
   <w:p>
     <w:pPr>
       <w:pStyle w:val="Header"/>
@@ -7585,16 +10886,14 @@
       </w:tabs>
       <w:spacing w:before="0" w:after="0"/>
       <w:rPr>
-        <w:rFonts w:ascii="Verdana" w:hAnsi="Verdana"/>
-        <w:szCs w:val="20"/>
-        <w:lang w:eastAsia="zh-CN"/>
+        <w:rFonts w:ascii="Tahoma" w:hAnsi="Tahoma"/>
       </w:rPr>
     </w:pPr>
     <w:r>
-      <w:t>CSMS</w:t>
+      <w:t xml:space="preserve">StallBox – </w:t>
     </w:r>
     <w:r>
-      <w:t>-Software Requirements Specification</w:t>
+      <w:t>Software Requirements Specification</w:t>
     </w:r>
     <w:r>
       <w:tab/>
@@ -7622,7 +10921,7 @@
 </file>
 
 <file path=word/numbering.xml><?xml version="1.0" encoding="utf-8"?>
-<w:numbering xmlns:wpc="http://schemas.microsoft.com/office/word/2010/wordprocessingCanvas" xmlns:cx="http://schemas.microsoft.com/office/drawing/2014/chartex" xmlns:cx1="http://schemas.microsoft.com/office/drawing/2015/9/8/chartex" xmlns:cx2="http://schemas.microsoft.com/office/drawing/2015/10/21/chartex" xmlns:cx3="http://schemas.microsoft.com/office/drawing/2016/5/9/chartex" xmlns:cx4="http://schemas.microsoft.com/office/drawing/2016/5/10/chartex" xmlns:cx5="http://schemas.microsoft.com/office/drawing/2016/5/11/chartex" xmlns:cx6="http://schemas.microsoft.com/office/drawing/2016/5/12/chartex" xmlns:cx7="http://schemas.microsoft.com/office/drawing/2016/5/13/chartex" xmlns:cx8="http://schemas.microsoft.com/office/drawing/2016/5/14/chartex" xmlns:mc="http://schemas.openxmlformats.org/markup-compatibility/2006" xmlns:aink="http://schemas.microsoft.com/office/drawing/2016/ink" xmlns:am3d="http://schemas.microsoft.com/office/drawing/2017/model3d" xmlns:o="urn:schemas-microsoft-com:office:office" xmlns:oel="http://schemas.microsoft.com/office/2019/extlst" xmlns:r="http://schemas.openxmlformats.org/officeDocument/2006/relationships" xmlns:m="http://schemas.openxmlformats.org/officeDocument/2006/math" xmlns:v="urn:schemas-microsoft-com:vml" xmlns:wp14="http://schemas.microsoft.com/office/word/2010/wordprocessingDrawing" xmlns:wp="http://schemas.openxmlformats.org/drawingml/2006/wordprocessingDrawing" xmlns:w10="urn:schemas-microsoft-com:office:word" xmlns:w="http://schemas.openxmlformats.org/wordprocessingml/2006/main" xmlns:w14="http://schemas.microsoft.com/office/word/2010/wordml" xmlns:w15="http://schemas.microsoft.com/office/word/2012/wordml" xmlns:w16cex="http://schemas.microsoft.com/office/word/2018/wordml/cex" xmlns:w16cid="http://schemas.microsoft.com/office/word/2016/wordml/cid" xmlns:w16="http://schemas.microsoft.com/office/word/2018/wordml" xmlns:w16du="http://schemas.microsoft.com/office/word/2023/wordml/word16du" xmlns:w16sdtdh="http://schemas.microsoft.com/office/word/2020/wordml/sdtdatahash" xmlns:w16sdtfl="http://schemas.microsoft.com/office/word/2024/wordml/sdtformatlock" xmlns:w16se="http://schemas.microsoft.com/office/word/2015/wordml/symex" xmlns:wpg="http://schemas.microsoft.com/office/word/2010/wordprocessingGroup" xmlns:wpi="http://schemas.microsoft.com/office/word/2010/wordprocessingInk" xmlns:wne="http://schemas.microsoft.com/office/word/2006/wordml" xmlns:wps="http://schemas.microsoft.com/office/word/2010/wordprocessingShape" mc:Ignorable="w14 w15 w16se w16cid w16 w16cex w16sdtdh w16sdtfl w16du wp14">
+<w:numbering xmlns:wpc="http://schemas.microsoft.com/office/word/2010/wordprocessingCanvas" xmlns:cx="http://schemas.microsoft.com/office/drawing/2014/chartex" xmlns:cx1="http://schemas.microsoft.com/office/drawing/2015/9/8/chartex" xmlns:cx2="http://schemas.microsoft.com/office/drawing/2015/10/21/chartex" xmlns:cx3="http://schemas.microsoft.com/office/drawing/2016/5/9/chartex" xmlns:cx4="http://schemas.microsoft.com/office/drawing/2016/5/10/chartex" xmlns:cx5="http://schemas.microsoft.com/office/drawing/2016/5/11/chartex" xmlns:cx6="http://schemas.microsoft.com/office/drawing/2016/5/12/chartex" xmlns:cx7="http://schemas.microsoft.com/office/drawing/2016/5/13/chartex" xmlns:cx8="http://schemas.microsoft.com/office/drawing/2016/5/14/chartex" xmlns:mc="http://schemas.openxmlformats.org/markup-compatibility/2006" xmlns:aink="http://schemas.microsoft.com/office/drawing/2016/ink" xmlns:am3d="http://schemas.microsoft.com/office/drawing/2017/model3d" xmlns:o="urn:schemas-microsoft-com:office:office" xmlns:oel="http://schemas.microsoft.com/office/2019/extlst" xmlns:r="http://schemas.openxmlformats.org/officeDocument/2006/relationships" xmlns:m="http://schemas.openxmlformats.org/officeDocument/2006/math" xmlns:v="urn:schemas-microsoft-com:vml" xmlns:wp14="http://schemas.microsoft.com/office/word/2010/wordprocessingDrawing" xmlns:wp="http://schemas.openxmlformats.org/drawingml/2006/wordprocessingDrawing" xmlns:w10="urn:schemas-microsoft-com:office:word" xmlns:w="http://schemas.openxmlformats.org/wordprocessingml/2006/main" xmlns:w14="http://schemas.microsoft.com/office/word/2010/wordml" xmlns:w15="http://schemas.microsoft.com/office/word/2012/wordml" xmlns:w16cex="http://schemas.microsoft.com/office/word/2018/wordml/cex" xmlns:w16cid="http://schemas.microsoft.com/office/word/2016/wordml/cid" xmlns:w16="http://schemas.microsoft.com/office/word/2018/wordml" xmlns:w16sdtdh="http://schemas.microsoft.com/office/word/2020/wordml/sdtdatahash" xmlns:w16se="http://schemas.microsoft.com/office/word/2015/wordml/symex" xmlns:wpg="http://schemas.microsoft.com/office/word/2010/wordprocessingGroup" xmlns:wpi="http://schemas.microsoft.com/office/word/2010/wordprocessingInk" xmlns:wne="http://schemas.microsoft.com/office/word/2006/wordml" xmlns:wps="http://schemas.microsoft.com/office/word/2010/wordprocessingShape" mc:Ignorable="w14 w15 w16se w16cid w16 w16cex w16sdtdh wp14">
   <w:abstractNum w:abstractNumId="0" w15:restartNumberingAfterBreak="0">
     <w:nsid w:val="007F42F7"/>
     <w:multiLevelType w:val="hybridMultilevel"/>
@@ -11294,7 +14593,7 @@
 </file>
 
 <file path=word/styles.xml><?xml version="1.0" encoding="utf-8"?>
-<w:styles xmlns:mc="http://schemas.openxmlformats.org/markup-compatibility/2006" xmlns:r="http://schemas.openxmlformats.org/officeDocument/2006/relationships" xmlns:w="http://schemas.openxmlformats.org/wordprocessingml/2006/main" xmlns:w14="http://schemas.microsoft.com/office/word/2010/wordml" xmlns:w15="http://schemas.microsoft.com/office/word/2012/wordml" xmlns:w16cex="http://schemas.microsoft.com/office/word/2018/wordml/cex" xmlns:w16cid="http://schemas.microsoft.com/office/word/2016/wordml/cid" xmlns:w16="http://schemas.microsoft.com/office/word/2018/wordml" xmlns:w16du="http://schemas.microsoft.com/office/word/2023/wordml/word16du" xmlns:w16sdtdh="http://schemas.microsoft.com/office/word/2020/wordml/sdtdatahash" xmlns:w16sdtfl="http://schemas.microsoft.com/office/word/2024/wordml/sdtformatlock" xmlns:w16se="http://schemas.microsoft.com/office/word/2015/wordml/symex" mc:Ignorable="w14 w15 w16se w16cid w16 w16cex w16sdtdh w16sdtfl w16du">
+<w:styles xmlns:mc="http://schemas.openxmlformats.org/markup-compatibility/2006" xmlns:r="http://schemas.openxmlformats.org/officeDocument/2006/relationships" xmlns:w="http://schemas.openxmlformats.org/wordprocessingml/2006/main" xmlns:w14="http://schemas.microsoft.com/office/word/2010/wordml" xmlns:w15="http://schemas.microsoft.com/office/word/2012/wordml" xmlns:w16cex="http://schemas.microsoft.com/office/word/2018/wordml/cex" xmlns:w16cid="http://schemas.microsoft.com/office/word/2016/wordml/cid" xmlns:w16="http://schemas.microsoft.com/office/word/2018/wordml" xmlns:w16sdtdh="http://schemas.microsoft.com/office/word/2020/wordml/sdtdatahash" xmlns:w16se="http://schemas.microsoft.com/office/word/2015/wordml/symex" mc:Ignorable="w14 w15 w16se w16cid w16 w16cex w16sdtdh">
   <w:docDefaults>
     <w:rPrDefault>
       <w:rPr>
@@ -11685,12 +14984,11 @@
   <w:style w:type="paragraph" w:default="1" w:styleId="Normal">
     <w:name w:val="Normal"/>
     <w:qFormat/>
-    <w:rsid w:val="00066631"/>
+    <w:rsid w:val="00343273"/>
     <w:pPr>
       <w:spacing w:before="240" w:after="240"/>
     </w:pPr>
     <w:rPr>
-      <w:rFonts w:ascii="Tahoma" w:hAnsi="Tahoma"/>
       <w:szCs w:val="24"/>
       <w:lang w:val="en-GB" w:eastAsia="en-GB"/>
     </w:rPr>
@@ -11827,7 +15125,6 @@
       <w:outlineLvl w:val="5"/>
     </w:pPr>
     <w:rPr>
-      <w:rFonts w:ascii="Times New Roman" w:hAnsi="Times New Roman"/>
       <w:b/>
       <w:bCs/>
       <w:sz w:val="22"/>
@@ -11849,7 +15146,6 @@
       <w:outlineLvl w:val="6"/>
     </w:pPr>
     <w:rPr>
-      <w:rFonts w:ascii="Times New Roman" w:hAnsi="Times New Roman"/>
       <w:sz w:val="24"/>
     </w:rPr>
   </w:style>
@@ -11868,7 +15164,6 @@
       <w:outlineLvl w:val="7"/>
     </w:pPr>
     <w:rPr>
-      <w:rFonts w:ascii="Times New Roman" w:hAnsi="Times New Roman"/>
       <w:i/>
       <w:iCs/>
       <w:sz w:val="24"/>
@@ -11896,11 +15191,14 @@
   </w:style>
   <w:style w:type="character" w:default="1" w:styleId="DefaultParagraphFont">
     <w:name w:val="Default Paragraph Font"/>
-    <w:semiHidden/>
+    <w:uiPriority w:val="1"/>
+    <w:unhideWhenUsed/>
   </w:style>
   <w:style w:type="table" w:default="1" w:styleId="TableNormal">
     <w:name w:val="Normal Table"/>
+    <w:uiPriority w:val="99"/>
     <w:semiHidden/>
+    <w:unhideWhenUsed/>
     <w:tblPr>
       <w:tblInd w:w="0" w:type="dxa"/>
       <w:tblCellMar>
@@ -11913,7 +15211,9 @@
   </w:style>
   <w:style w:type="numbering" w:default="1" w:styleId="NoList">
     <w:name w:val="No List"/>
+    <w:uiPriority w:val="99"/>
     <w:semiHidden/>
+    <w:unhideWhenUsed/>
   </w:style>
   <w:style w:type="character" w:styleId="CommentReference">
     <w:name w:val="annotation reference"/>
@@ -12104,6 +15404,7 @@
   <w:style w:type="paragraph" w:styleId="NormalWeb">
     <w:name w:val="Normal (Web)"/>
     <w:basedOn w:val="Normal"/>
+    <w:uiPriority w:val="99"/>
     <w:rsid w:val="00DD7798"/>
     <w:pPr>
       <w:spacing w:before="100" w:beforeAutospacing="1" w:after="100" w:afterAutospacing="1"/>
@@ -12181,7 +15482,6 @@
       <w:ind w:left="720"/>
     </w:pPr>
     <w:rPr>
-      <w:rFonts w:ascii="Times New Roman" w:hAnsi="Times New Roman"/>
       <w:sz w:val="24"/>
     </w:rPr>
   </w:style>
@@ -12197,7 +15497,6 @@
       <w:ind w:left="960"/>
     </w:pPr>
     <w:rPr>
-      <w:rFonts w:ascii="Times New Roman" w:hAnsi="Times New Roman"/>
       <w:sz w:val="24"/>
     </w:rPr>
   </w:style>
@@ -12213,7 +15512,6 @@
       <w:ind w:left="1200"/>
     </w:pPr>
     <w:rPr>
-      <w:rFonts w:ascii="Times New Roman" w:hAnsi="Times New Roman"/>
       <w:sz w:val="24"/>
     </w:rPr>
   </w:style>
@@ -12229,7 +15527,6 @@
       <w:ind w:left="1440"/>
     </w:pPr>
     <w:rPr>
-      <w:rFonts w:ascii="Times New Roman" w:hAnsi="Times New Roman"/>
       <w:sz w:val="24"/>
     </w:rPr>
   </w:style>
@@ -12245,7 +15542,6 @@
       <w:ind w:left="1680"/>
     </w:pPr>
     <w:rPr>
-      <w:rFonts w:ascii="Times New Roman" w:hAnsi="Times New Roman"/>
       <w:sz w:val="24"/>
     </w:rPr>
   </w:style>
@@ -12261,7 +15557,6 @@
       <w:ind w:left="1920"/>
     </w:pPr>
     <w:rPr>
-      <w:rFonts w:ascii="Times New Roman" w:hAnsi="Times New Roman"/>
       <w:sz w:val="24"/>
     </w:rPr>
   </w:style>
@@ -12388,7 +15683,6 @@
       <w:spacing w:before="100" w:beforeAutospacing="1" w:after="100" w:afterAutospacing="1"/>
     </w:pPr>
     <w:rPr>
-      <w:rFonts w:ascii="Times New Roman" w:hAnsi="Times New Roman"/>
       <w:sz w:val="24"/>
       <w:lang w:val="en-US" w:eastAsia="en-US"/>
     </w:rPr>
@@ -12463,7 +15757,7 @@
     </w:rPr>
   </w:style>
   <w:style w:type="character" w:customStyle="1" w:styleId="CharChar">
-    <w:name w:val=" Char Char"/>
+    <w:name w:val="Char Char"/>
     <w:rsid w:val="00472FB6"/>
     <w:rPr>
       <w:sz w:val="24"/>
@@ -12490,7 +15784,6 @@
       <w:spacing w:before="0" w:after="0"/>
     </w:pPr>
     <w:rPr>
-      <w:rFonts w:ascii="Times New Roman" w:hAnsi="Times New Roman"/>
       <w:sz w:val="24"/>
     </w:rPr>
   </w:style>
@@ -12511,7 +15804,6 @@
       <w:spacing w:before="60" w:after="60"/>
     </w:pPr>
     <w:rPr>
-      <w:rFonts w:ascii="Times New Roman" w:hAnsi="Times New Roman"/>
       <w:szCs w:val="20"/>
       <w:lang w:val="en-US" w:eastAsia="en-US"/>
     </w:rPr>
@@ -12636,6 +15928,66 @@
     <w:pPr>
       <w:ind w:left="200" w:hanging="200"/>
     </w:pPr>
+  </w:style>
+  <w:style w:type="table" w:styleId="PlainTable1">
+    <w:name w:val="Plain Table 1"/>
+    <w:basedOn w:val="TableNormal"/>
+    <w:uiPriority w:val="41"/>
+    <w:rsid w:val="001C226C"/>
+    <w:tblPr>
+      <w:tblStyleRowBandSize w:val="1"/>
+      <w:tblStyleColBandSize w:val="1"/>
+      <w:tblBorders>
+        <w:top w:val="single" w:sz="4" w:space="0" w:color="BFBFBF" w:themeColor="background1" w:themeShade="BF"/>
+        <w:left w:val="single" w:sz="4" w:space="0" w:color="BFBFBF" w:themeColor="background1" w:themeShade="BF"/>
+        <w:bottom w:val="single" w:sz="4" w:space="0" w:color="BFBFBF" w:themeColor="background1" w:themeShade="BF"/>
+        <w:right w:val="single" w:sz="4" w:space="0" w:color="BFBFBF" w:themeColor="background1" w:themeShade="BF"/>
+        <w:insideH w:val="single" w:sz="4" w:space="0" w:color="BFBFBF" w:themeColor="background1" w:themeShade="BF"/>
+        <w:insideV w:val="single" w:sz="4" w:space="0" w:color="BFBFBF" w:themeColor="background1" w:themeShade="BF"/>
+      </w:tblBorders>
+    </w:tblPr>
+    <w:tblStylePr w:type="firstRow">
+      <w:rPr>
+        <w:b/>
+        <w:bCs/>
+      </w:rPr>
+    </w:tblStylePr>
+    <w:tblStylePr w:type="lastRow">
+      <w:rPr>
+        <w:b/>
+        <w:bCs/>
+      </w:rPr>
+      <w:tblPr/>
+      <w:tcPr>
+        <w:tcBorders>
+          <w:top w:val="double" w:sz="4" w:space="0" w:color="BFBFBF" w:themeColor="background1" w:themeShade="BF"/>
+        </w:tcBorders>
+      </w:tcPr>
+    </w:tblStylePr>
+    <w:tblStylePr w:type="firstCol">
+      <w:rPr>
+        <w:b/>
+        <w:bCs/>
+      </w:rPr>
+    </w:tblStylePr>
+    <w:tblStylePr w:type="lastCol">
+      <w:rPr>
+        <w:b/>
+        <w:bCs/>
+      </w:rPr>
+    </w:tblStylePr>
+    <w:tblStylePr w:type="band1Vert">
+      <w:tblPr/>
+      <w:tcPr>
+        <w:shd w:val="clear" w:color="auto" w:fill="F2F2F2" w:themeFill="background1" w:themeFillShade="F2"/>
+      </w:tcPr>
+    </w:tblStylePr>
+    <w:tblStylePr w:type="band1Horz">
+      <w:tblPr/>
+      <w:tcPr>
+        <w:shd w:val="clear" w:color="auto" w:fill="F2F2F2" w:themeFill="background1" w:themeFillShade="F2"/>
+      </w:tcPr>
+    </w:tblStylePr>
   </w:style>
 </w:styles>
 </file>

--- a/SRS_v1.0.docx
+++ b/SRS_v1.0.docx
@@ -6677,12 +6677,11 @@
       <w:r>
         <w:rPr>
           <w:rFonts w:asciiTheme="majorHAnsi" w:hAnsiTheme="majorHAnsi" w:cstheme="majorHAnsi"/>
-          <w:noProof/>
         </w:rPr>
         <w:drawing>
-          <wp:inline distT="0" distB="0" distL="0" distR="0" wp14:anchorId="499882F3" wp14:editId="07617088">
-            <wp:extent cx="5731510" cy="6096635"/>
-            <wp:effectExtent l="0" t="0" r="2540" b="0"/>
+          <wp:inline distT="0" distB="0" distL="0" distR="0" wp14:anchorId="2B6B50F9" wp14:editId="306449B0">
+            <wp:extent cx="6097270" cy="8306435"/>
+            <wp:effectExtent l="0" t="0" r="0" b="0"/>
             <wp:docPr id="1" name="Picture 1"/>
             <wp:cNvGraphicFramePr>
               <a:graphicFrameLocks xmlns:a="http://schemas.openxmlformats.org/drawingml/2006/main" noChangeAspect="1"/>
@@ -6703,7 +6702,7 @@
                   <pic:spPr>
                     <a:xfrm>
                       <a:off x="0" y="0"/>
-                      <a:ext cx="5731510" cy="6096635"/>
+                      <a:ext cx="6097270" cy="8306435"/>
                     </a:xfrm>
                     <a:prstGeom prst="rect">
                       <a:avLst/>
@@ -6727,14 +6726,13 @@
       <w:r>
         <w:rPr>
           <w:rFonts w:asciiTheme="majorHAnsi" w:hAnsiTheme="majorHAnsi" w:cstheme="majorHAnsi"/>
-          <w:noProof/>
         </w:rPr>
         <w:lastRenderedPageBreak/>
         <w:drawing>
-          <wp:inline distT="0" distB="0" distL="0" distR="0" wp14:anchorId="5471BD9E" wp14:editId="2A844226">
-            <wp:extent cx="4486901" cy="4315427"/>
-            <wp:effectExtent l="0" t="0" r="9525" b="9525"/>
-            <wp:docPr id="5" name="Picture 5"/>
+          <wp:inline distT="0" distB="0" distL="0" distR="0" wp14:anchorId="5BDBB93E" wp14:editId="165EDE05">
+            <wp:extent cx="5238750" cy="4791912"/>
+            <wp:effectExtent l="0" t="0" r="0" b="8890"/>
+            <wp:docPr id="3" name="Picture 3"/>
             <wp:cNvGraphicFramePr>
               <a:graphicFrameLocks xmlns:a="http://schemas.openxmlformats.org/drawingml/2006/main" noChangeAspect="1"/>
             </wp:cNvGraphicFramePr>
@@ -6754,7 +6752,7 @@
                   <pic:spPr>
                     <a:xfrm>
                       <a:off x="0" y="0"/>
-                      <a:ext cx="4486901" cy="4315427"/>
+                      <a:ext cx="5245048" cy="4797672"/>
                     </a:xfrm>
                     <a:prstGeom prst="rect">
                       <a:avLst/>
@@ -6778,13 +6776,12 @@
       <w:r>
         <w:rPr>
           <w:rFonts w:asciiTheme="majorHAnsi" w:hAnsiTheme="majorHAnsi" w:cstheme="majorHAnsi"/>
-          <w:noProof/>
         </w:rPr>
         <w:drawing>
-          <wp:inline distT="0" distB="0" distL="0" distR="0" wp14:anchorId="5586CB27" wp14:editId="2F2C7175">
-            <wp:extent cx="5353797" cy="4858428"/>
-            <wp:effectExtent l="0" t="0" r="0" b="0"/>
-            <wp:docPr id="6" name="Picture 6"/>
+          <wp:inline distT="0" distB="0" distL="0" distR="0" wp14:anchorId="0B57B2D1" wp14:editId="147C13C9">
+            <wp:extent cx="6097270" cy="4029710"/>
+            <wp:effectExtent l="0" t="0" r="0" b="8890"/>
+            <wp:docPr id="4" name="Picture 4"/>
             <wp:cNvGraphicFramePr>
               <a:graphicFrameLocks xmlns:a="http://schemas.openxmlformats.org/drawingml/2006/main" noChangeAspect="1"/>
             </wp:cNvGraphicFramePr>
@@ -6804,7 +6801,7 @@
                   <pic:spPr>
                     <a:xfrm>
                       <a:off x="0" y="0"/>
-                      <a:ext cx="5353797" cy="4858428"/>
+                      <a:ext cx="6097270" cy="4029710"/>
                     </a:xfrm>
                     <a:prstGeom prst="rect">
                       <a:avLst/>
@@ -6828,14 +6825,13 @@
       <w:r>
         <w:rPr>
           <w:rFonts w:asciiTheme="majorHAnsi" w:hAnsiTheme="majorHAnsi" w:cstheme="majorHAnsi"/>
-          <w:noProof/>
         </w:rPr>
         <w:lastRenderedPageBreak/>
         <w:drawing>
-          <wp:inline distT="0" distB="0" distL="0" distR="0" wp14:anchorId="5786A0B1" wp14:editId="62CF969E">
-            <wp:extent cx="5665470" cy="8863330"/>
-            <wp:effectExtent l="0" t="0" r="0" b="0"/>
-            <wp:docPr id="7" name="Picture 7"/>
+          <wp:inline distT="0" distB="0" distL="0" distR="0" wp14:anchorId="717BFDA5" wp14:editId="0C6BF178">
+            <wp:extent cx="6097270" cy="8055610"/>
+            <wp:effectExtent l="0" t="0" r="0" b="2540"/>
+            <wp:docPr id="8" name="Picture 8"/>
             <wp:cNvGraphicFramePr>
               <a:graphicFrameLocks xmlns:a="http://schemas.openxmlformats.org/drawingml/2006/main" noChangeAspect="1"/>
             </wp:cNvGraphicFramePr>
@@ -6855,7 +6851,7 @@
                   <pic:spPr>
                     <a:xfrm>
                       <a:off x="0" y="0"/>
-                      <a:ext cx="5665470" cy="8863330"/>
+                      <a:ext cx="6097270" cy="8055610"/>
                     </a:xfrm>
                     <a:prstGeom prst="rect">
                       <a:avLst/>
@@ -6937,6 +6933,7 @@
       <w:r>
         <w:rPr>
           <w:rFonts w:asciiTheme="majorHAnsi" w:hAnsiTheme="majorHAnsi" w:cstheme="majorHAnsi"/>
+          <w:noProof/>
         </w:rPr>
         <w:drawing>
           <wp:inline distT="0" distB="0" distL="0" distR="0" wp14:anchorId="693360A5" wp14:editId="02A74DBC">
@@ -10685,7 +10682,7 @@
       <w:rPr>
         <w:noProof/>
       </w:rPr>
-      <w:t>24/05/2026</w:t>
+      <w:t>29/05/2026</w:t>
     </w:r>
     <w:r>
       <w:fldChar w:fldCharType="end"/>
@@ -10780,7 +10777,7 @@
       <w:rPr>
         <w:noProof/>
       </w:rPr>
-      <w:t>24/05/2026</w:t>
+      <w:t>29/05/2026</w:t>
     </w:r>
     <w:r>
       <w:fldChar w:fldCharType="end"/>
@@ -15192,6 +15189,7 @@
   <w:style w:type="character" w:default="1" w:styleId="DefaultParagraphFont">
     <w:name w:val="Default Paragraph Font"/>
     <w:uiPriority w:val="1"/>
+    <w:semiHidden/>
     <w:unhideWhenUsed/>
   </w:style>
   <w:style w:type="table" w:default="1" w:styleId="TableNormal">
